--- a/examinfo.docx
+++ b/examinfo.docx
@@ -10396,8 +10396,1219 @@
           <w:color w:val="1F4E79"/>
           <w:sz w:val="22"/>
         </w:rPr>
-        <w:t>5.1 Client-Server Model &amp; แบบจำลองชั้น</w:t>
-      </w:r>
+        <w:t>5.1 OSI Model, TCP/IP Model &amp; แบบจำลองชั้น (⭐ ออกบ่อย)</w:t>
+      </w:r>
+    </w:p>
+    <w:p>
+      <w:pPr>
+        <w:spacing w:before="20" w:after="20"/>
+      </w:pPr>
+      <w:r>
+        <w:rPr>
+          <w:rFonts w:ascii="Tahoma" w:hAnsi="Tahoma" w:cs="Tahoma" w:eastAsia="Tahoma"/>
+          <w:b w:val="0"/>
+          <w:sz w:val="18"/>
+        </w:rPr>
+        <w:t>ท่อง OSI บน→ล่าง: *"</w:t>
+      </w:r>
+      <w:r>
+        <w:rPr>
+          <w:rFonts w:ascii="Tahoma" w:hAnsi="Tahoma" w:cs="Tahoma" w:eastAsia="Tahoma"/>
+          <w:b/>
+          <w:color w:val="C00000"/>
+          <w:sz w:val="18"/>
+        </w:rPr>
+        <w:t>A</w:t>
+      </w:r>
+      <w:r>
+        <w:rPr>
+          <w:rFonts w:ascii="Tahoma" w:hAnsi="Tahoma" w:cs="Tahoma" w:eastAsia="Tahoma"/>
+          <w:b w:val="0"/>
+          <w:sz w:val="18"/>
+        </w:rPr>
+        <w:t xml:space="preserve">ll </w:t>
+      </w:r>
+      <w:r>
+        <w:rPr>
+          <w:rFonts w:ascii="Tahoma" w:hAnsi="Tahoma" w:cs="Tahoma" w:eastAsia="Tahoma"/>
+          <w:b/>
+          <w:color w:val="C00000"/>
+          <w:sz w:val="18"/>
+        </w:rPr>
+        <w:t>P</w:t>
+      </w:r>
+      <w:r>
+        <w:rPr>
+          <w:rFonts w:ascii="Tahoma" w:hAnsi="Tahoma" w:cs="Tahoma" w:eastAsia="Tahoma"/>
+          <w:b w:val="0"/>
+          <w:sz w:val="18"/>
+        </w:rPr>
+        <w:t xml:space="preserve">eople </w:t>
+      </w:r>
+      <w:r>
+        <w:rPr>
+          <w:rFonts w:ascii="Tahoma" w:hAnsi="Tahoma" w:cs="Tahoma" w:eastAsia="Tahoma"/>
+          <w:b/>
+          <w:color w:val="C00000"/>
+          <w:sz w:val="18"/>
+        </w:rPr>
+        <w:t>S</w:t>
+      </w:r>
+      <w:r>
+        <w:rPr>
+          <w:rFonts w:ascii="Tahoma" w:hAnsi="Tahoma" w:cs="Tahoma" w:eastAsia="Tahoma"/>
+          <w:b w:val="0"/>
+          <w:sz w:val="18"/>
+        </w:rPr>
+        <w:t xml:space="preserve">eem </w:t>
+      </w:r>
+      <w:r>
+        <w:rPr>
+          <w:rFonts w:ascii="Tahoma" w:hAnsi="Tahoma" w:cs="Tahoma" w:eastAsia="Tahoma"/>
+          <w:b/>
+          <w:color w:val="C00000"/>
+          <w:sz w:val="18"/>
+        </w:rPr>
+        <w:t>T</w:t>
+      </w:r>
+      <w:r>
+        <w:rPr>
+          <w:rFonts w:ascii="Tahoma" w:hAnsi="Tahoma" w:cs="Tahoma" w:eastAsia="Tahoma"/>
+          <w:b w:val="0"/>
+          <w:sz w:val="18"/>
+        </w:rPr>
+        <w:t xml:space="preserve">o </w:t>
+      </w:r>
+      <w:r>
+        <w:rPr>
+          <w:rFonts w:ascii="Tahoma" w:hAnsi="Tahoma" w:cs="Tahoma" w:eastAsia="Tahoma"/>
+          <w:b/>
+          <w:color w:val="C00000"/>
+          <w:sz w:val="18"/>
+        </w:rPr>
+        <w:t>N</w:t>
+      </w:r>
+      <w:r>
+        <w:rPr>
+          <w:rFonts w:ascii="Tahoma" w:hAnsi="Tahoma" w:cs="Tahoma" w:eastAsia="Tahoma"/>
+          <w:b w:val="0"/>
+          <w:sz w:val="18"/>
+        </w:rPr>
+        <w:t xml:space="preserve">eed </w:t>
+      </w:r>
+      <w:r>
+        <w:rPr>
+          <w:rFonts w:ascii="Tahoma" w:hAnsi="Tahoma" w:cs="Tahoma" w:eastAsia="Tahoma"/>
+          <w:b/>
+          <w:color w:val="C00000"/>
+          <w:sz w:val="18"/>
+        </w:rPr>
+        <w:t>D</w:t>
+      </w:r>
+      <w:r>
+        <w:rPr>
+          <w:rFonts w:ascii="Tahoma" w:hAnsi="Tahoma" w:cs="Tahoma" w:eastAsia="Tahoma"/>
+          <w:b w:val="0"/>
+          <w:sz w:val="18"/>
+        </w:rPr>
+        <w:t xml:space="preserve">ata </w:t>
+      </w:r>
+      <w:r>
+        <w:rPr>
+          <w:rFonts w:ascii="Tahoma" w:hAnsi="Tahoma" w:cs="Tahoma" w:eastAsia="Tahoma"/>
+          <w:b/>
+          <w:color w:val="C00000"/>
+          <w:sz w:val="18"/>
+        </w:rPr>
+        <w:t>P</w:t>
+      </w:r>
+      <w:r>
+        <w:rPr>
+          <w:rFonts w:ascii="Tahoma" w:hAnsi="Tahoma" w:cs="Tahoma" w:eastAsia="Tahoma"/>
+          <w:b w:val="0"/>
+          <w:sz w:val="18"/>
+        </w:rPr>
+        <w:t>rocessing"*</w:t>
+      </w:r>
+    </w:p>
+    <w:tbl>
+      <w:tblPr>
+        <w:tblW w:type="auto" w:w="0"/>
+        <w:jc w:val="center"/>
+        <w:tblLook w:firstColumn="1" w:firstRow="1" w:lastColumn="0" w:lastRow="0" w:noHBand="0" w:noVBand="1" w:val="04A0"/>
+        <w:tblBorders>
+          <w:top w:val="single" w:sz="4" w:space="0" w:color="BFBFBF"/>
+          <w:left w:val="single" w:sz="4" w:space="0" w:color="BFBFBF"/>
+          <w:bottom w:val="single" w:sz="4" w:space="0" w:color="BFBFBF"/>
+          <w:right w:val="single" w:sz="4" w:space="0" w:color="BFBFBF"/>
+          <w:insideH w:val="single" w:sz="4" w:space="0" w:color="BFBFBF"/>
+          <w:insideV w:val="single" w:sz="4" w:space="0" w:color="BFBFBF"/>
+        </w:tblBorders>
+      </w:tblPr>
+      <w:tblGrid>
+        <w:gridCol w:w="1739"/>
+        <w:gridCol w:w="1739"/>
+        <w:gridCol w:w="1739"/>
+        <w:gridCol w:w="1739"/>
+        <w:gridCol w:w="1739"/>
+        <w:gridCol w:w="1739"/>
+      </w:tblGrid>
+      <w:tr>
+        <w:tc>
+          <w:tcPr>
+            <w:tcW w:type="dxa" w:w="1739"/>
+            <w:shd w:val="clear" w:color="auto" w:fill="305496"/>
+          </w:tcPr>
+          <w:p>
+            <w:pPr>
+              <w:spacing w:before="20" w:after="20"/>
+            </w:pPr>
+            <w:r>
+              <w:rPr>
+                <w:b/>
+                <w:color w:val="FFFFFF"/>
+              </w:rPr>
+            </w:r>
+            <w:r>
+              <w:rPr>
+                <w:rFonts w:ascii="Tahoma" w:hAnsi="Tahoma" w:cs="Tahoma" w:eastAsia="Tahoma"/>
+                <w:b/>
+                <w:color w:val="FFFFFF"/>
+                <w:sz w:val="17"/>
+              </w:rPr>
+              <w:t>ชั้น</w:t>
+            </w:r>
+          </w:p>
+        </w:tc>
+        <w:tc>
+          <w:tcPr>
+            <w:tcW w:type="dxa" w:w="1739"/>
+            <w:shd w:val="clear" w:color="auto" w:fill="305496"/>
+          </w:tcPr>
+          <w:p>
+            <w:pPr>
+              <w:spacing w:before="20" w:after="20"/>
+            </w:pPr>
+            <w:r>
+              <w:rPr>
+                <w:b/>
+                <w:color w:val="FFFFFF"/>
+              </w:rPr>
+            </w:r>
+            <w:r>
+              <w:rPr>
+                <w:rFonts w:ascii="Tahoma" w:hAnsi="Tahoma" w:cs="Tahoma" w:eastAsia="Tahoma"/>
+                <w:b/>
+                <w:color w:val="FFFFFF"/>
+                <w:sz w:val="17"/>
+              </w:rPr>
+              <w:t>ชื่อ</w:t>
+            </w:r>
+          </w:p>
+        </w:tc>
+        <w:tc>
+          <w:tcPr>
+            <w:tcW w:type="dxa" w:w="1739"/>
+            <w:shd w:val="clear" w:color="auto" w:fill="305496"/>
+          </w:tcPr>
+          <w:p>
+            <w:pPr>
+              <w:spacing w:before="20" w:after="20"/>
+            </w:pPr>
+            <w:r>
+              <w:rPr>
+                <w:b/>
+                <w:color w:val="FFFFFF"/>
+              </w:rPr>
+            </w:r>
+            <w:r>
+              <w:rPr>
+                <w:rFonts w:ascii="Tahoma" w:hAnsi="Tahoma" w:cs="Tahoma" w:eastAsia="Tahoma"/>
+                <w:b/>
+                <w:color w:val="FFFFFF"/>
+                <w:sz w:val="17"/>
+              </w:rPr>
+              <w:t>หน้าที่</w:t>
+            </w:r>
+          </w:p>
+        </w:tc>
+        <w:tc>
+          <w:tcPr>
+            <w:tcW w:type="dxa" w:w="1739"/>
+            <w:shd w:val="clear" w:color="auto" w:fill="305496"/>
+          </w:tcPr>
+          <w:p>
+            <w:pPr>
+              <w:spacing w:before="20" w:after="20"/>
+            </w:pPr>
+            <w:r>
+              <w:rPr>
+                <w:b/>
+                <w:color w:val="FFFFFF"/>
+              </w:rPr>
+            </w:r>
+            <w:r>
+              <w:rPr>
+                <w:rFonts w:ascii="Tahoma" w:hAnsi="Tahoma" w:cs="Tahoma" w:eastAsia="Tahoma"/>
+                <w:b/>
+                <w:color w:val="FFFFFF"/>
+                <w:sz w:val="17"/>
+              </w:rPr>
+              <w:t>PDU (หน่วยข้อมูล)</w:t>
+            </w:r>
+          </w:p>
+        </w:tc>
+        <w:tc>
+          <w:tcPr>
+            <w:tcW w:type="dxa" w:w="1739"/>
+            <w:shd w:val="clear" w:color="auto" w:fill="305496"/>
+          </w:tcPr>
+          <w:p>
+            <w:pPr>
+              <w:spacing w:before="20" w:after="20"/>
+            </w:pPr>
+            <w:r>
+              <w:rPr>
+                <w:b/>
+                <w:color w:val="FFFFFF"/>
+              </w:rPr>
+            </w:r>
+            <w:r>
+              <w:rPr>
+                <w:rFonts w:ascii="Tahoma" w:hAnsi="Tahoma" w:cs="Tahoma" w:eastAsia="Tahoma"/>
+                <w:b/>
+                <w:color w:val="FFFFFF"/>
+                <w:sz w:val="17"/>
+              </w:rPr>
+              <w:t>Protocol</w:t>
+            </w:r>
+          </w:p>
+        </w:tc>
+        <w:tc>
+          <w:tcPr>
+            <w:tcW w:type="dxa" w:w="1739"/>
+            <w:shd w:val="clear" w:color="auto" w:fill="305496"/>
+          </w:tcPr>
+          <w:p>
+            <w:pPr>
+              <w:spacing w:before="20" w:after="20"/>
+            </w:pPr>
+            <w:r>
+              <w:rPr>
+                <w:b/>
+                <w:color w:val="FFFFFF"/>
+              </w:rPr>
+            </w:r>
+            <w:r>
+              <w:rPr>
+                <w:rFonts w:ascii="Tahoma" w:hAnsi="Tahoma" w:cs="Tahoma" w:eastAsia="Tahoma"/>
+                <w:b/>
+                <w:color w:val="FFFFFF"/>
+                <w:sz w:val="17"/>
+              </w:rPr>
+              <w:t>อุปกรณ์</w:t>
+            </w:r>
+          </w:p>
+        </w:tc>
+      </w:tr>
+      <w:tr>
+        <w:tc>
+          <w:tcPr>
+            <w:tcW w:type="dxa" w:w="1739"/>
+          </w:tcPr>
+          <w:p>
+            <w:pPr>
+              <w:spacing w:before="20" w:after="20"/>
+            </w:pPr>
+            <w:r/>
+            <w:r>
+              <w:rPr>
+                <w:rFonts w:ascii="Tahoma" w:hAnsi="Tahoma" w:cs="Tahoma" w:eastAsia="Tahoma"/>
+                <w:b/>
+                <w:color w:val="C00000"/>
+                <w:sz w:val="16"/>
+              </w:rPr>
+              <w:t>7</w:t>
+            </w:r>
+          </w:p>
+        </w:tc>
+        <w:tc>
+          <w:tcPr>
+            <w:tcW w:type="dxa" w:w="1739"/>
+          </w:tcPr>
+          <w:p>
+            <w:pPr>
+              <w:spacing w:before="20" w:after="20"/>
+            </w:pPr>
+            <w:r/>
+            <w:r>
+              <w:rPr>
+                <w:rFonts w:ascii="Tahoma" w:hAnsi="Tahoma" w:cs="Tahoma" w:eastAsia="Tahoma"/>
+                <w:b w:val="0"/>
+                <w:sz w:val="16"/>
+              </w:rPr>
+              <w:t>Application</w:t>
+            </w:r>
+          </w:p>
+        </w:tc>
+        <w:tc>
+          <w:tcPr>
+            <w:tcW w:type="dxa" w:w="1739"/>
+          </w:tcPr>
+          <w:p>
+            <w:pPr>
+              <w:spacing w:before="20" w:after="20"/>
+            </w:pPr>
+            <w:r/>
+            <w:r>
+              <w:rPr>
+                <w:rFonts w:ascii="Tahoma" w:hAnsi="Tahoma" w:cs="Tahoma" w:eastAsia="Tahoma"/>
+                <w:b w:val="0"/>
+                <w:sz w:val="16"/>
+              </w:rPr>
+              <w:t>ติดต่อผู้ใช้/แอปพลิเคชัน</w:t>
+            </w:r>
+          </w:p>
+        </w:tc>
+        <w:tc>
+          <w:tcPr>
+            <w:tcW w:type="dxa" w:w="1739"/>
+          </w:tcPr>
+          <w:p>
+            <w:pPr>
+              <w:spacing w:before="20" w:after="20"/>
+            </w:pPr>
+            <w:r/>
+            <w:r>
+              <w:rPr>
+                <w:rFonts w:ascii="Tahoma" w:hAnsi="Tahoma" w:cs="Tahoma" w:eastAsia="Tahoma"/>
+                <w:b w:val="0"/>
+                <w:sz w:val="16"/>
+              </w:rPr>
+              <w:t>Data</w:t>
+            </w:r>
+          </w:p>
+        </w:tc>
+        <w:tc>
+          <w:tcPr>
+            <w:tcW w:type="dxa" w:w="1739"/>
+          </w:tcPr>
+          <w:p>
+            <w:pPr>
+              <w:spacing w:before="20" w:after="20"/>
+            </w:pPr>
+            <w:r/>
+            <w:r>
+              <w:rPr>
+                <w:rFonts w:ascii="Tahoma" w:hAnsi="Tahoma" w:cs="Tahoma" w:eastAsia="Tahoma"/>
+                <w:b w:val="0"/>
+                <w:sz w:val="16"/>
+              </w:rPr>
+              <w:t>HTTP(S), FTP, SMTP, DNS, DHCP, SNMP, Telnet, SSH, POP3, IMAP</w:t>
+            </w:r>
+          </w:p>
+        </w:tc>
+        <w:tc>
+          <w:tcPr>
+            <w:tcW w:type="dxa" w:w="1739"/>
+          </w:tcPr>
+          <w:p>
+            <w:pPr>
+              <w:spacing w:before="20" w:after="20"/>
+            </w:pPr>
+            <w:r/>
+            <w:r>
+              <w:rPr>
+                <w:rFonts w:ascii="Tahoma" w:hAnsi="Tahoma" w:cs="Tahoma" w:eastAsia="Tahoma"/>
+                <w:b w:val="0"/>
+                <w:sz w:val="16"/>
+              </w:rPr>
+              <w:t>Gateway, Host, Firewall (L7)</w:t>
+            </w:r>
+          </w:p>
+        </w:tc>
+      </w:tr>
+      <w:tr>
+        <w:tc>
+          <w:tcPr>
+            <w:tcW w:type="dxa" w:w="1739"/>
+            <w:shd w:val="clear" w:color="auto" w:fill="F2F6FC"/>
+          </w:tcPr>
+          <w:p>
+            <w:pPr>
+              <w:spacing w:before="20" w:after="20"/>
+            </w:pPr>
+            <w:r/>
+            <w:r>
+              <w:rPr>
+                <w:rFonts w:ascii="Tahoma" w:hAnsi="Tahoma" w:cs="Tahoma" w:eastAsia="Tahoma"/>
+                <w:b/>
+                <w:color w:val="C00000"/>
+                <w:sz w:val="16"/>
+              </w:rPr>
+              <w:t>6</w:t>
+            </w:r>
+          </w:p>
+        </w:tc>
+        <w:tc>
+          <w:tcPr>
+            <w:tcW w:type="dxa" w:w="1739"/>
+            <w:shd w:val="clear" w:color="auto" w:fill="F2F6FC"/>
+          </w:tcPr>
+          <w:p>
+            <w:pPr>
+              <w:spacing w:before="20" w:after="20"/>
+            </w:pPr>
+            <w:r/>
+            <w:r>
+              <w:rPr>
+                <w:rFonts w:ascii="Tahoma" w:hAnsi="Tahoma" w:cs="Tahoma" w:eastAsia="Tahoma"/>
+                <w:b w:val="0"/>
+                <w:sz w:val="16"/>
+              </w:rPr>
+              <w:t>Presentation</w:t>
+            </w:r>
+          </w:p>
+        </w:tc>
+        <w:tc>
+          <w:tcPr>
+            <w:tcW w:type="dxa" w:w="1739"/>
+            <w:shd w:val="clear" w:color="auto" w:fill="F2F6FC"/>
+          </w:tcPr>
+          <w:p>
+            <w:pPr>
+              <w:spacing w:before="20" w:after="20"/>
+            </w:pPr>
+            <w:r/>
+            <w:r>
+              <w:rPr>
+                <w:rFonts w:ascii="Tahoma" w:hAnsi="Tahoma" w:cs="Tahoma" w:eastAsia="Tahoma"/>
+                <w:b w:val="0"/>
+                <w:sz w:val="16"/>
+              </w:rPr>
+              <w:t>เข้ารหัส/ถอดรหัส, แปลงรูปแบบ, บีบอัด</w:t>
+            </w:r>
+          </w:p>
+        </w:tc>
+        <w:tc>
+          <w:tcPr>
+            <w:tcW w:type="dxa" w:w="1739"/>
+            <w:shd w:val="clear" w:color="auto" w:fill="F2F6FC"/>
+          </w:tcPr>
+          <w:p>
+            <w:pPr>
+              <w:spacing w:before="20" w:after="20"/>
+            </w:pPr>
+            <w:r/>
+            <w:r>
+              <w:rPr>
+                <w:rFonts w:ascii="Tahoma" w:hAnsi="Tahoma" w:cs="Tahoma" w:eastAsia="Tahoma"/>
+                <w:b w:val="0"/>
+                <w:sz w:val="16"/>
+              </w:rPr>
+              <w:t>Data</w:t>
+            </w:r>
+          </w:p>
+        </w:tc>
+        <w:tc>
+          <w:tcPr>
+            <w:tcW w:type="dxa" w:w="1739"/>
+            <w:shd w:val="clear" w:color="auto" w:fill="F2F6FC"/>
+          </w:tcPr>
+          <w:p>
+            <w:pPr>
+              <w:spacing w:before="20" w:after="20"/>
+            </w:pPr>
+            <w:r/>
+            <w:r>
+              <w:rPr>
+                <w:rFonts w:ascii="Tahoma" w:hAnsi="Tahoma" w:cs="Tahoma" w:eastAsia="Tahoma"/>
+                <w:b w:val="0"/>
+                <w:sz w:val="16"/>
+              </w:rPr>
+              <w:t>TLS/SSL, JPEG, PNG, ASCII, MPEG</w:t>
+            </w:r>
+          </w:p>
+        </w:tc>
+        <w:tc>
+          <w:tcPr>
+            <w:tcW w:type="dxa" w:w="1739"/>
+            <w:shd w:val="clear" w:color="auto" w:fill="F2F6FC"/>
+          </w:tcPr>
+          <w:p>
+            <w:pPr>
+              <w:spacing w:before="20" w:after="20"/>
+            </w:pPr>
+            <w:r/>
+            <w:r>
+              <w:rPr>
+                <w:rFonts w:ascii="Tahoma" w:hAnsi="Tahoma" w:cs="Tahoma" w:eastAsia="Tahoma"/>
+                <w:b w:val="0"/>
+                <w:sz w:val="16"/>
+              </w:rPr>
+              <w:t>—</w:t>
+            </w:r>
+          </w:p>
+        </w:tc>
+      </w:tr>
+      <w:tr>
+        <w:tc>
+          <w:tcPr>
+            <w:tcW w:type="dxa" w:w="1739"/>
+          </w:tcPr>
+          <w:p>
+            <w:pPr>
+              <w:spacing w:before="20" w:after="20"/>
+            </w:pPr>
+            <w:r/>
+            <w:r>
+              <w:rPr>
+                <w:rFonts w:ascii="Tahoma" w:hAnsi="Tahoma" w:cs="Tahoma" w:eastAsia="Tahoma"/>
+                <w:b/>
+                <w:color w:val="C00000"/>
+                <w:sz w:val="16"/>
+              </w:rPr>
+              <w:t>5</w:t>
+            </w:r>
+          </w:p>
+        </w:tc>
+        <w:tc>
+          <w:tcPr>
+            <w:tcW w:type="dxa" w:w="1739"/>
+          </w:tcPr>
+          <w:p>
+            <w:pPr>
+              <w:spacing w:before="20" w:after="20"/>
+            </w:pPr>
+            <w:r/>
+            <w:r>
+              <w:rPr>
+                <w:rFonts w:ascii="Tahoma" w:hAnsi="Tahoma" w:cs="Tahoma" w:eastAsia="Tahoma"/>
+                <w:b w:val="0"/>
+                <w:sz w:val="16"/>
+              </w:rPr>
+              <w:t>Session</w:t>
+            </w:r>
+          </w:p>
+        </w:tc>
+        <w:tc>
+          <w:tcPr>
+            <w:tcW w:type="dxa" w:w="1739"/>
+          </w:tcPr>
+          <w:p>
+            <w:pPr>
+              <w:spacing w:before="20" w:after="20"/>
+            </w:pPr>
+            <w:r/>
+            <w:r>
+              <w:rPr>
+                <w:rFonts w:ascii="Tahoma" w:hAnsi="Tahoma" w:cs="Tahoma" w:eastAsia="Tahoma"/>
+                <w:b w:val="0"/>
+                <w:sz w:val="16"/>
+              </w:rPr>
+              <w:t>สร้าง/จัดการ/ปิด session</w:t>
+            </w:r>
+          </w:p>
+        </w:tc>
+        <w:tc>
+          <w:tcPr>
+            <w:tcW w:type="dxa" w:w="1739"/>
+          </w:tcPr>
+          <w:p>
+            <w:pPr>
+              <w:spacing w:before="20" w:after="20"/>
+            </w:pPr>
+            <w:r/>
+            <w:r>
+              <w:rPr>
+                <w:rFonts w:ascii="Tahoma" w:hAnsi="Tahoma" w:cs="Tahoma" w:eastAsia="Tahoma"/>
+                <w:b w:val="0"/>
+                <w:sz w:val="16"/>
+              </w:rPr>
+              <w:t>Data</w:t>
+            </w:r>
+          </w:p>
+        </w:tc>
+        <w:tc>
+          <w:tcPr>
+            <w:tcW w:type="dxa" w:w="1739"/>
+          </w:tcPr>
+          <w:p>
+            <w:pPr>
+              <w:spacing w:before="20" w:after="20"/>
+            </w:pPr>
+            <w:r/>
+            <w:r>
+              <w:rPr>
+                <w:rFonts w:ascii="Tahoma" w:hAnsi="Tahoma" w:cs="Tahoma" w:eastAsia="Tahoma"/>
+                <w:b w:val="0"/>
+                <w:sz w:val="16"/>
+              </w:rPr>
+              <w:t>NetBIOS, RPC, PPTP, Sockets</w:t>
+            </w:r>
+          </w:p>
+        </w:tc>
+        <w:tc>
+          <w:tcPr>
+            <w:tcW w:type="dxa" w:w="1739"/>
+          </w:tcPr>
+          <w:p>
+            <w:pPr>
+              <w:spacing w:before="20" w:after="20"/>
+            </w:pPr>
+            <w:r/>
+            <w:r>
+              <w:rPr>
+                <w:rFonts w:ascii="Tahoma" w:hAnsi="Tahoma" w:cs="Tahoma" w:eastAsia="Tahoma"/>
+                <w:b w:val="0"/>
+                <w:sz w:val="16"/>
+              </w:rPr>
+              <w:t>—</w:t>
+            </w:r>
+          </w:p>
+        </w:tc>
+      </w:tr>
+      <w:tr>
+        <w:tc>
+          <w:tcPr>
+            <w:tcW w:type="dxa" w:w="1739"/>
+            <w:shd w:val="clear" w:color="auto" w:fill="F2F6FC"/>
+          </w:tcPr>
+          <w:p>
+            <w:pPr>
+              <w:spacing w:before="20" w:after="20"/>
+            </w:pPr>
+            <w:r/>
+            <w:r>
+              <w:rPr>
+                <w:rFonts w:ascii="Tahoma" w:hAnsi="Tahoma" w:cs="Tahoma" w:eastAsia="Tahoma"/>
+                <w:b/>
+                <w:color w:val="C00000"/>
+                <w:sz w:val="16"/>
+              </w:rPr>
+              <w:t>4</w:t>
+            </w:r>
+          </w:p>
+        </w:tc>
+        <w:tc>
+          <w:tcPr>
+            <w:tcW w:type="dxa" w:w="1739"/>
+            <w:shd w:val="clear" w:color="auto" w:fill="F2F6FC"/>
+          </w:tcPr>
+          <w:p>
+            <w:pPr>
+              <w:spacing w:before="20" w:after="20"/>
+            </w:pPr>
+            <w:r/>
+            <w:r>
+              <w:rPr>
+                <w:rFonts w:ascii="Tahoma" w:hAnsi="Tahoma" w:cs="Tahoma" w:eastAsia="Tahoma"/>
+                <w:b w:val="0"/>
+                <w:sz w:val="16"/>
+              </w:rPr>
+              <w:t>Transport</w:t>
+            </w:r>
+          </w:p>
+        </w:tc>
+        <w:tc>
+          <w:tcPr>
+            <w:tcW w:type="dxa" w:w="1739"/>
+            <w:shd w:val="clear" w:color="auto" w:fill="F2F6FC"/>
+          </w:tcPr>
+          <w:p>
+            <w:pPr>
+              <w:spacing w:before="20" w:after="20"/>
+            </w:pPr>
+            <w:r/>
+            <w:r>
+              <w:rPr>
+                <w:rFonts w:ascii="Tahoma" w:hAnsi="Tahoma" w:cs="Tahoma" w:eastAsia="Tahoma"/>
+                <w:b w:val="0"/>
+                <w:sz w:val="16"/>
+              </w:rPr>
+              <w:t>ส่งต้นทาง→ปลายทาง, reliability, แบ่ง segment, port</w:t>
+            </w:r>
+          </w:p>
+        </w:tc>
+        <w:tc>
+          <w:tcPr>
+            <w:tcW w:type="dxa" w:w="1739"/>
+            <w:shd w:val="clear" w:color="auto" w:fill="F2F6FC"/>
+          </w:tcPr>
+          <w:p>
+            <w:pPr>
+              <w:spacing w:before="20" w:after="20"/>
+            </w:pPr>
+            <w:r/>
+            <w:r>
+              <w:rPr>
+                <w:rFonts w:ascii="Tahoma" w:hAnsi="Tahoma" w:cs="Tahoma" w:eastAsia="Tahoma"/>
+                <w:b/>
+                <w:color w:val="C00000"/>
+                <w:sz w:val="16"/>
+              </w:rPr>
+              <w:t>Segment</w:t>
+            </w:r>
+            <w:r>
+              <w:rPr>
+                <w:rFonts w:ascii="Tahoma" w:hAnsi="Tahoma" w:cs="Tahoma" w:eastAsia="Tahoma"/>
+                <w:b w:val="0"/>
+                <w:sz w:val="16"/>
+              </w:rPr>
+              <w:t xml:space="preserve"> (TCP) / </w:t>
+            </w:r>
+            <w:r>
+              <w:rPr>
+                <w:rFonts w:ascii="Tahoma" w:hAnsi="Tahoma" w:cs="Tahoma" w:eastAsia="Tahoma"/>
+                <w:b/>
+                <w:color w:val="C00000"/>
+                <w:sz w:val="16"/>
+              </w:rPr>
+              <w:t>Datagram</w:t>
+            </w:r>
+            <w:r>
+              <w:rPr>
+                <w:rFonts w:ascii="Tahoma" w:hAnsi="Tahoma" w:cs="Tahoma" w:eastAsia="Tahoma"/>
+                <w:b w:val="0"/>
+                <w:sz w:val="16"/>
+              </w:rPr>
+              <w:t xml:space="preserve"> (UDP)</w:t>
+            </w:r>
+          </w:p>
+        </w:tc>
+        <w:tc>
+          <w:tcPr>
+            <w:tcW w:type="dxa" w:w="1739"/>
+            <w:shd w:val="clear" w:color="auto" w:fill="F2F6FC"/>
+          </w:tcPr>
+          <w:p>
+            <w:pPr>
+              <w:spacing w:before="20" w:after="20"/>
+            </w:pPr>
+            <w:r/>
+            <w:r>
+              <w:rPr>
+                <w:rFonts w:ascii="Tahoma" w:hAnsi="Tahoma" w:cs="Tahoma" w:eastAsia="Tahoma"/>
+                <w:b w:val="0"/>
+                <w:sz w:val="16"/>
+              </w:rPr>
+              <w:t>TCP, UDP</w:t>
+            </w:r>
+          </w:p>
+        </w:tc>
+        <w:tc>
+          <w:tcPr>
+            <w:tcW w:type="dxa" w:w="1739"/>
+            <w:shd w:val="clear" w:color="auto" w:fill="F2F6FC"/>
+          </w:tcPr>
+          <w:p>
+            <w:pPr>
+              <w:spacing w:before="20" w:after="20"/>
+            </w:pPr>
+            <w:r/>
+            <w:r>
+              <w:rPr>
+                <w:rFonts w:ascii="Tahoma" w:hAnsi="Tahoma" w:cs="Tahoma" w:eastAsia="Tahoma"/>
+                <w:b w:val="0"/>
+                <w:sz w:val="16"/>
+              </w:rPr>
+              <w:t>Firewall (L4), Load Balancer (L4)</w:t>
+            </w:r>
+          </w:p>
+        </w:tc>
+      </w:tr>
+      <w:tr>
+        <w:tc>
+          <w:tcPr>
+            <w:tcW w:type="dxa" w:w="1739"/>
+          </w:tcPr>
+          <w:p>
+            <w:pPr>
+              <w:spacing w:before="20" w:after="20"/>
+            </w:pPr>
+            <w:r/>
+            <w:r>
+              <w:rPr>
+                <w:rFonts w:ascii="Tahoma" w:hAnsi="Tahoma" w:cs="Tahoma" w:eastAsia="Tahoma"/>
+                <w:b/>
+                <w:color w:val="C00000"/>
+                <w:sz w:val="16"/>
+              </w:rPr>
+              <w:t>3</w:t>
+            </w:r>
+          </w:p>
+        </w:tc>
+        <w:tc>
+          <w:tcPr>
+            <w:tcW w:type="dxa" w:w="1739"/>
+          </w:tcPr>
+          <w:p>
+            <w:pPr>
+              <w:spacing w:before="20" w:after="20"/>
+            </w:pPr>
+            <w:r/>
+            <w:r>
+              <w:rPr>
+                <w:rFonts w:ascii="Tahoma" w:hAnsi="Tahoma" w:cs="Tahoma" w:eastAsia="Tahoma"/>
+                <w:b w:val="0"/>
+                <w:sz w:val="16"/>
+              </w:rPr>
+              <w:t>Network</w:t>
+            </w:r>
+          </w:p>
+        </w:tc>
+        <w:tc>
+          <w:tcPr>
+            <w:tcW w:type="dxa" w:w="1739"/>
+          </w:tcPr>
+          <w:p>
+            <w:pPr>
+              <w:spacing w:before="20" w:after="20"/>
+            </w:pPr>
+            <w:r/>
+            <w:r>
+              <w:rPr>
+                <w:rFonts w:ascii="Tahoma" w:hAnsi="Tahoma" w:cs="Tahoma" w:eastAsia="Tahoma"/>
+                <w:b w:val="0"/>
+                <w:sz w:val="16"/>
+              </w:rPr>
+              <w:t>หาเส้นทาง (routing), addressing ด้วย IP</w:t>
+            </w:r>
+          </w:p>
+        </w:tc>
+        <w:tc>
+          <w:tcPr>
+            <w:tcW w:type="dxa" w:w="1739"/>
+          </w:tcPr>
+          <w:p>
+            <w:pPr>
+              <w:spacing w:before="20" w:after="20"/>
+            </w:pPr>
+            <w:r/>
+            <w:r>
+              <w:rPr>
+                <w:rFonts w:ascii="Tahoma" w:hAnsi="Tahoma" w:cs="Tahoma" w:eastAsia="Tahoma"/>
+                <w:b/>
+                <w:color w:val="C00000"/>
+                <w:sz w:val="16"/>
+              </w:rPr>
+              <w:t>Packet</w:t>
+            </w:r>
+          </w:p>
+        </w:tc>
+        <w:tc>
+          <w:tcPr>
+            <w:tcW w:type="dxa" w:w="1739"/>
+          </w:tcPr>
+          <w:p>
+            <w:pPr>
+              <w:spacing w:before="20" w:after="20"/>
+            </w:pPr>
+            <w:r/>
+            <w:r>
+              <w:rPr>
+                <w:rFonts w:ascii="Tahoma" w:hAnsi="Tahoma" w:cs="Tahoma" w:eastAsia="Tahoma"/>
+                <w:b w:val="0"/>
+                <w:sz w:val="16"/>
+              </w:rPr>
+              <w:t>IP, ICMP, OSPF, BGP, IPsec (ARP คาบ L2/3)</w:t>
+            </w:r>
+          </w:p>
+        </w:tc>
+        <w:tc>
+          <w:tcPr>
+            <w:tcW w:type="dxa" w:w="1739"/>
+          </w:tcPr>
+          <w:p>
+            <w:pPr>
+              <w:spacing w:before="20" w:after="20"/>
+            </w:pPr>
+            <w:r/>
+            <w:r>
+              <w:rPr>
+                <w:rFonts w:ascii="Tahoma" w:hAnsi="Tahoma" w:cs="Tahoma" w:eastAsia="Tahoma"/>
+                <w:b/>
+                <w:color w:val="C00000"/>
+                <w:sz w:val="16"/>
+              </w:rPr>
+              <w:t>Router</w:t>
+            </w:r>
+            <w:r>
+              <w:rPr>
+                <w:rFonts w:ascii="Tahoma" w:hAnsi="Tahoma" w:cs="Tahoma" w:eastAsia="Tahoma"/>
+                <w:b w:val="0"/>
+                <w:sz w:val="16"/>
+              </w:rPr>
+              <w:t>, L3 Switch</w:t>
+            </w:r>
+          </w:p>
+        </w:tc>
+      </w:tr>
+      <w:tr>
+        <w:tc>
+          <w:tcPr>
+            <w:tcW w:type="dxa" w:w="1739"/>
+            <w:shd w:val="clear" w:color="auto" w:fill="F2F6FC"/>
+          </w:tcPr>
+          <w:p>
+            <w:pPr>
+              <w:spacing w:before="20" w:after="20"/>
+            </w:pPr>
+            <w:r/>
+            <w:r>
+              <w:rPr>
+                <w:rFonts w:ascii="Tahoma" w:hAnsi="Tahoma" w:cs="Tahoma" w:eastAsia="Tahoma"/>
+                <w:b/>
+                <w:color w:val="C00000"/>
+                <w:sz w:val="16"/>
+              </w:rPr>
+              <w:t>2</w:t>
+            </w:r>
+          </w:p>
+        </w:tc>
+        <w:tc>
+          <w:tcPr>
+            <w:tcW w:type="dxa" w:w="1739"/>
+            <w:shd w:val="clear" w:color="auto" w:fill="F2F6FC"/>
+          </w:tcPr>
+          <w:p>
+            <w:pPr>
+              <w:spacing w:before="20" w:after="20"/>
+            </w:pPr>
+            <w:r/>
+            <w:r>
+              <w:rPr>
+                <w:rFonts w:ascii="Tahoma" w:hAnsi="Tahoma" w:cs="Tahoma" w:eastAsia="Tahoma"/>
+                <w:b w:val="0"/>
+                <w:sz w:val="16"/>
+              </w:rPr>
+              <w:t>Data Link</w:t>
+            </w:r>
+          </w:p>
+        </w:tc>
+        <w:tc>
+          <w:tcPr>
+            <w:tcW w:type="dxa" w:w="1739"/>
+            <w:shd w:val="clear" w:color="auto" w:fill="F2F6FC"/>
+          </w:tcPr>
+          <w:p>
+            <w:pPr>
+              <w:spacing w:before="20" w:after="20"/>
+            </w:pPr>
+            <w:r/>
+            <w:r>
+              <w:rPr>
+                <w:rFonts w:ascii="Tahoma" w:hAnsi="Tahoma" w:cs="Tahoma" w:eastAsia="Tahoma"/>
+                <w:b w:val="0"/>
+                <w:sz w:val="16"/>
+              </w:rPr>
+              <w:t>สร้าง frame, MAC addressing, ตรวจ error</w:t>
+            </w:r>
+          </w:p>
+        </w:tc>
+        <w:tc>
+          <w:tcPr>
+            <w:tcW w:type="dxa" w:w="1739"/>
+            <w:shd w:val="clear" w:color="auto" w:fill="F2F6FC"/>
+          </w:tcPr>
+          <w:p>
+            <w:pPr>
+              <w:spacing w:before="20" w:after="20"/>
+            </w:pPr>
+            <w:r/>
+            <w:r>
+              <w:rPr>
+                <w:rFonts w:ascii="Tahoma" w:hAnsi="Tahoma" w:cs="Tahoma" w:eastAsia="Tahoma"/>
+                <w:b/>
+                <w:color w:val="C00000"/>
+                <w:sz w:val="16"/>
+              </w:rPr>
+              <w:t>Frame</w:t>
+            </w:r>
+          </w:p>
+        </w:tc>
+        <w:tc>
+          <w:tcPr>
+            <w:tcW w:type="dxa" w:w="1739"/>
+            <w:shd w:val="clear" w:color="auto" w:fill="F2F6FC"/>
+          </w:tcPr>
+          <w:p>
+            <w:pPr>
+              <w:spacing w:before="20" w:after="20"/>
+            </w:pPr>
+            <w:r/>
+            <w:r>
+              <w:rPr>
+                <w:rFonts w:ascii="Tahoma" w:hAnsi="Tahoma" w:cs="Tahoma" w:eastAsia="Tahoma"/>
+                <w:b w:val="0"/>
+                <w:sz w:val="16"/>
+              </w:rPr>
+              <w:t>Ethernet, PPP, ARP, STP, VLAN(802.1Q)</w:t>
+            </w:r>
+          </w:p>
+        </w:tc>
+        <w:tc>
+          <w:tcPr>
+            <w:tcW w:type="dxa" w:w="1739"/>
+            <w:shd w:val="clear" w:color="auto" w:fill="F2F6FC"/>
+          </w:tcPr>
+          <w:p>
+            <w:pPr>
+              <w:spacing w:before="20" w:after="20"/>
+            </w:pPr>
+            <w:r/>
+            <w:r>
+              <w:rPr>
+                <w:rFonts w:ascii="Tahoma" w:hAnsi="Tahoma" w:cs="Tahoma" w:eastAsia="Tahoma"/>
+                <w:b/>
+                <w:color w:val="C00000"/>
+                <w:sz w:val="16"/>
+              </w:rPr>
+              <w:t>Switch</w:t>
+            </w:r>
+            <w:r>
+              <w:rPr>
+                <w:rFonts w:ascii="Tahoma" w:hAnsi="Tahoma" w:cs="Tahoma" w:eastAsia="Tahoma"/>
+                <w:b w:val="0"/>
+                <w:sz w:val="16"/>
+              </w:rPr>
+              <w:t>, Bridge, NIC</w:t>
+            </w:r>
+          </w:p>
+        </w:tc>
+      </w:tr>
+      <w:tr>
+        <w:tc>
+          <w:tcPr>
+            <w:tcW w:type="dxa" w:w="1739"/>
+          </w:tcPr>
+          <w:p>
+            <w:pPr>
+              <w:spacing w:before="20" w:after="20"/>
+            </w:pPr>
+            <w:r/>
+            <w:r>
+              <w:rPr>
+                <w:rFonts w:ascii="Tahoma" w:hAnsi="Tahoma" w:cs="Tahoma" w:eastAsia="Tahoma"/>
+                <w:b/>
+                <w:color w:val="C00000"/>
+                <w:sz w:val="16"/>
+              </w:rPr>
+              <w:t>1</w:t>
+            </w:r>
+          </w:p>
+        </w:tc>
+        <w:tc>
+          <w:tcPr>
+            <w:tcW w:type="dxa" w:w="1739"/>
+          </w:tcPr>
+          <w:p>
+            <w:pPr>
+              <w:spacing w:before="20" w:after="20"/>
+            </w:pPr>
+            <w:r/>
+            <w:r>
+              <w:rPr>
+                <w:rFonts w:ascii="Tahoma" w:hAnsi="Tahoma" w:cs="Tahoma" w:eastAsia="Tahoma"/>
+                <w:b w:val="0"/>
+                <w:sz w:val="16"/>
+              </w:rPr>
+              <w:t>Physical</w:t>
+            </w:r>
+          </w:p>
+        </w:tc>
+        <w:tc>
+          <w:tcPr>
+            <w:tcW w:type="dxa" w:w="1739"/>
+          </w:tcPr>
+          <w:p>
+            <w:pPr>
+              <w:spacing w:before="20" w:after="20"/>
+            </w:pPr>
+            <w:r/>
+            <w:r>
+              <w:rPr>
+                <w:rFonts w:ascii="Tahoma" w:hAnsi="Tahoma" w:cs="Tahoma" w:eastAsia="Tahoma"/>
+                <w:b w:val="0"/>
+                <w:sz w:val="16"/>
+              </w:rPr>
+              <w:t>บิต/สัญญาณไฟฟ้า-แสง, สื่อกลาง</w:t>
+            </w:r>
+          </w:p>
+        </w:tc>
+        <w:tc>
+          <w:tcPr>
+            <w:tcW w:type="dxa" w:w="1739"/>
+          </w:tcPr>
+          <w:p>
+            <w:pPr>
+              <w:spacing w:before="20" w:after="20"/>
+            </w:pPr>
+            <w:r/>
+            <w:r>
+              <w:rPr>
+                <w:rFonts w:ascii="Tahoma" w:hAnsi="Tahoma" w:cs="Tahoma" w:eastAsia="Tahoma"/>
+                <w:b/>
+                <w:color w:val="C00000"/>
+                <w:sz w:val="16"/>
+              </w:rPr>
+              <w:t>Bit</w:t>
+            </w:r>
+          </w:p>
+        </w:tc>
+        <w:tc>
+          <w:tcPr>
+            <w:tcW w:type="dxa" w:w="1739"/>
+          </w:tcPr>
+          <w:p>
+            <w:pPr>
+              <w:spacing w:before="20" w:after="20"/>
+            </w:pPr>
+            <w:r/>
+            <w:r>
+              <w:rPr>
+                <w:rFonts w:ascii="Tahoma" w:hAnsi="Tahoma" w:cs="Tahoma" w:eastAsia="Tahoma"/>
+                <w:b w:val="0"/>
+                <w:sz w:val="16"/>
+              </w:rPr>
+              <w:t>(สายทองแดง, Fiber, Wi-Fi radio, RJ45)</w:t>
+            </w:r>
+          </w:p>
+        </w:tc>
+        <w:tc>
+          <w:tcPr>
+            <w:tcW w:type="dxa" w:w="1739"/>
+          </w:tcPr>
+          <w:p>
+            <w:pPr>
+              <w:spacing w:before="20" w:after="20"/>
+            </w:pPr>
+            <w:r/>
+            <w:r>
+              <w:rPr>
+                <w:rFonts w:ascii="Tahoma" w:hAnsi="Tahoma" w:cs="Tahoma" w:eastAsia="Tahoma"/>
+                <w:b/>
+                <w:color w:val="C00000"/>
+                <w:sz w:val="16"/>
+              </w:rPr>
+              <w:t>Hub</w:t>
+            </w:r>
+            <w:r>
+              <w:rPr>
+                <w:rFonts w:ascii="Tahoma" w:hAnsi="Tahoma" w:cs="Tahoma" w:eastAsia="Tahoma"/>
+                <w:b w:val="0"/>
+                <w:sz w:val="16"/>
+              </w:rPr>
+              <w:t>, Repeater, สาย/สื่อ</w:t>
+            </w:r>
+          </w:p>
+        </w:tc>
+      </w:tr>
+    </w:tbl>
+    <w:p>
+      <w:pPr>
+        <w:spacing w:after="40"/>
+      </w:pPr>
     </w:p>
     <w:p>
       <w:pPr>
@@ -10420,15 +11631,15 @@
           <w:color w:val="C00000"/>
           <w:sz w:val="18"/>
         </w:rPr>
-        <w:t>OSI 7 ชั้น</w:t>
-      </w:r>
-      <w:r>
-        <w:rPr>
-          <w:rFonts w:ascii="Tahoma" w:hAnsi="Tahoma" w:cs="Tahoma" w:eastAsia="Tahoma"/>
-          <w:b w:val="0"/>
-          <w:sz w:val="18"/>
-        </w:rPr>
-        <w:t xml:space="preserve"> (บน→ล่าง): </w:t>
+        <w:t>TCP/IP 4 ชั้น (จับคู่ OSI):</w:t>
+      </w:r>
+      <w:r>
+        <w:rPr>
+          <w:rFonts w:ascii="Tahoma" w:hAnsi="Tahoma" w:cs="Tahoma" w:eastAsia="Tahoma"/>
+          <w:b w:val="0"/>
+          <w:sz w:val="18"/>
+        </w:rPr>
+        <w:t xml:space="preserve"> Application (L5-7) · Transport (L4) · </w:t>
       </w:r>
       <w:r>
         <w:rPr>
@@ -10437,15 +11648,15 @@
           <w:color w:val="C00000"/>
           <w:sz w:val="18"/>
         </w:rPr>
-        <w:t>A</w:t>
-      </w:r>
-      <w:r>
-        <w:rPr>
-          <w:rFonts w:ascii="Tahoma" w:hAnsi="Tahoma" w:cs="Tahoma" w:eastAsia="Tahoma"/>
-          <w:b w:val="0"/>
-          <w:sz w:val="18"/>
-        </w:rPr>
-        <w:t xml:space="preserve">pplication → </w:t>
+        <w:t>Internet</w:t>
+      </w:r>
+      <w:r>
+        <w:rPr>
+          <w:rFonts w:ascii="Tahoma" w:hAnsi="Tahoma" w:cs="Tahoma" w:eastAsia="Tahoma"/>
+          <w:b w:val="0"/>
+          <w:sz w:val="18"/>
+        </w:rPr>
+        <w:t xml:space="preserve"> (L3) · </w:t>
       </w:r>
       <w:r>
         <w:rPr>
@@ -10454,123 +11665,15 @@
           <w:color w:val="C00000"/>
           <w:sz w:val="18"/>
         </w:rPr>
-        <w:t>P</w:t>
-      </w:r>
-      <w:r>
-        <w:rPr>
-          <w:rFonts w:ascii="Tahoma" w:hAnsi="Tahoma" w:cs="Tahoma" w:eastAsia="Tahoma"/>
-          <w:b w:val="0"/>
-          <w:sz w:val="18"/>
-        </w:rPr>
-        <w:t xml:space="preserve">resentation → </w:t>
-      </w:r>
-      <w:r>
-        <w:rPr>
-          <w:rFonts w:ascii="Tahoma" w:hAnsi="Tahoma" w:cs="Tahoma" w:eastAsia="Tahoma"/>
-          <w:b/>
-          <w:color w:val="C00000"/>
-          <w:sz w:val="18"/>
-        </w:rPr>
-        <w:t>S</w:t>
-      </w:r>
-      <w:r>
-        <w:rPr>
-          <w:rFonts w:ascii="Tahoma" w:hAnsi="Tahoma" w:cs="Tahoma" w:eastAsia="Tahoma"/>
-          <w:b w:val="0"/>
-          <w:sz w:val="18"/>
-        </w:rPr>
-        <w:t xml:space="preserve">ession → </w:t>
-      </w:r>
-      <w:r>
-        <w:rPr>
-          <w:rFonts w:ascii="Tahoma" w:hAnsi="Tahoma" w:cs="Tahoma" w:eastAsia="Tahoma"/>
-          <w:b/>
-          <w:color w:val="C00000"/>
-          <w:sz w:val="18"/>
-        </w:rPr>
-        <w:t>T</w:t>
-      </w:r>
-      <w:r>
-        <w:rPr>
-          <w:rFonts w:ascii="Tahoma" w:hAnsi="Tahoma" w:cs="Tahoma" w:eastAsia="Tahoma"/>
-          <w:b w:val="0"/>
-          <w:sz w:val="18"/>
-        </w:rPr>
-        <w:t xml:space="preserve">ransport → </w:t>
-      </w:r>
-      <w:r>
-        <w:rPr>
-          <w:rFonts w:ascii="Tahoma" w:hAnsi="Tahoma" w:cs="Tahoma" w:eastAsia="Tahoma"/>
-          <w:b/>
-          <w:color w:val="C00000"/>
-          <w:sz w:val="18"/>
-        </w:rPr>
-        <w:t>N</w:t>
-      </w:r>
-      <w:r>
-        <w:rPr>
-          <w:rFonts w:ascii="Tahoma" w:hAnsi="Tahoma" w:cs="Tahoma" w:eastAsia="Tahoma"/>
-          <w:b w:val="0"/>
-          <w:sz w:val="18"/>
-        </w:rPr>
-        <w:t xml:space="preserve">etwork → </w:t>
-      </w:r>
-      <w:r>
-        <w:rPr>
-          <w:rFonts w:ascii="Tahoma" w:hAnsi="Tahoma" w:cs="Tahoma" w:eastAsia="Tahoma"/>
-          <w:b/>
-          <w:color w:val="C00000"/>
-          <w:sz w:val="18"/>
-        </w:rPr>
-        <w:t>D</w:t>
-      </w:r>
-      <w:r>
-        <w:rPr>
-          <w:rFonts w:ascii="Tahoma" w:hAnsi="Tahoma" w:cs="Tahoma" w:eastAsia="Tahoma"/>
-          <w:b w:val="0"/>
-          <w:sz w:val="18"/>
-        </w:rPr>
-        <w:t xml:space="preserve">ata Link → </w:t>
-      </w:r>
-      <w:r>
-        <w:rPr>
-          <w:rFonts w:ascii="Tahoma" w:hAnsi="Tahoma" w:cs="Tahoma" w:eastAsia="Tahoma"/>
-          <w:b/>
-          <w:color w:val="C00000"/>
-          <w:sz w:val="18"/>
-        </w:rPr>
-        <w:t>P</w:t>
-      </w:r>
-      <w:r>
-        <w:rPr>
-          <w:rFonts w:ascii="Tahoma" w:hAnsi="Tahoma" w:cs="Tahoma" w:eastAsia="Tahoma"/>
-          <w:b w:val="0"/>
-          <w:sz w:val="18"/>
-        </w:rPr>
-        <w:t>hysical</w:t>
-      </w:r>
-    </w:p>
-    <w:p>
-      <w:pPr>
-        <w:spacing w:before="0" w:after="0"/>
-        <w:ind w:left="510"/>
-      </w:pPr>
-      <w:r>
-        <w:rPr>
-          <w:rFonts w:ascii="Tahoma" w:hAnsi="Tahoma" w:cs="Tahoma" w:eastAsia="Tahoma"/>
-          <w:b w:val="0"/>
-          <w:color w:val="888888"/>
-          <w:sz w:val="18"/>
-        </w:rPr>
-        <w:t xml:space="preserve">▪ </w:t>
-      </w:r>
-      <w:r>
-        <w:rPr>
-          <w:rFonts w:ascii="Tahoma" w:hAnsi="Tahoma" w:cs="Tahoma" w:eastAsia="Tahoma"/>
-          <w:b w:val="0"/>
-          <w:sz w:val="18"/>
-        </w:rPr>
-        <w:t>ท่อง: *"All People Seem To Need Data Processing"*</w:t>
+        <w:t>Network Access/Link</w:t>
+      </w:r>
+      <w:r>
+        <w:rPr>
+          <w:rFonts w:ascii="Tahoma" w:hAnsi="Tahoma" w:cs="Tahoma" w:eastAsia="Tahoma"/>
+          <w:b w:val="0"/>
+          <w:sz w:val="18"/>
+        </w:rPr>
+        <w:t xml:space="preserve"> (L1-2)</w:t>
       </w:r>
     </w:p>
     <w:p>
@@ -10594,15 +11697,32 @@
           <w:color w:val="C00000"/>
           <w:sz w:val="18"/>
         </w:rPr>
-        <w:t>PDU แต่ละชั้น:</w:t>
-      </w:r>
-      <w:r>
-        <w:rPr>
-          <w:rFonts w:ascii="Tahoma" w:hAnsi="Tahoma" w:cs="Tahoma" w:eastAsia="Tahoma"/>
-          <w:b w:val="0"/>
-          <w:sz w:val="18"/>
-        </w:rPr>
-        <w:t xml:space="preserve"> L7-5 = Data, L4 = Segment (TCP)/Datagram (UDP), L3 = Packet, L2 = Frame, L1 = Bit</w:t>
+        <w:t>Encapsulation (ห่อข้อมูลลงชั้นล่าง):</w:t>
+      </w:r>
+      <w:r>
+        <w:rPr>
+          <w:rFonts w:ascii="Tahoma" w:hAnsi="Tahoma" w:cs="Tahoma" w:eastAsia="Tahoma"/>
+          <w:b w:val="0"/>
+          <w:sz w:val="18"/>
+        </w:rPr>
+        <w:t xml:space="preserve"> Data → Segment → Packet → Frame → Bits · ฝั่งรับทำ </w:t>
+      </w:r>
+      <w:r>
+        <w:rPr>
+          <w:rFonts w:ascii="Tahoma" w:hAnsi="Tahoma" w:cs="Tahoma" w:eastAsia="Tahoma"/>
+          <w:b/>
+          <w:color w:val="C00000"/>
+          <w:sz w:val="18"/>
+        </w:rPr>
+        <w:t>De-encapsulation</w:t>
+      </w:r>
+      <w:r>
+        <w:rPr>
+          <w:rFonts w:ascii="Tahoma" w:hAnsi="Tahoma" w:cs="Tahoma" w:eastAsia="Tahoma"/>
+          <w:b w:val="0"/>
+          <w:sz w:val="18"/>
+        </w:rPr>
+        <w:t xml:space="preserve"> ย้อนขึ้น</w:t>
       </w:r>
     </w:p>
     <w:p>
@@ -10626,15 +11746,58 @@
           <w:color w:val="C00000"/>
           <w:sz w:val="18"/>
         </w:rPr>
-        <w:t>TCP/IP 4 ชั้น:</w:t>
-      </w:r>
-      <w:r>
-        <w:rPr>
-          <w:rFonts w:ascii="Tahoma" w:hAnsi="Tahoma" w:cs="Tahoma" w:eastAsia="Tahoma"/>
-          <w:b w:val="0"/>
-          <w:sz w:val="18"/>
-        </w:rPr>
-        <w:t xml:space="preserve"> Application / Transport / Internet / Network Access</w:t>
+        <w:t>จำ PDU:</w:t>
+      </w:r>
+      <w:r>
+        <w:rPr>
+          <w:rFonts w:ascii="Tahoma" w:hAnsi="Tahoma" w:cs="Tahoma" w:eastAsia="Tahoma"/>
+          <w:b w:val="0"/>
+          <w:sz w:val="18"/>
+        </w:rPr>
+        <w:t xml:space="preserve"> ชั้นสูง=Data · L4=Segment/Datagram · L3=</w:t>
+      </w:r>
+      <w:r>
+        <w:rPr>
+          <w:rFonts w:ascii="Tahoma" w:hAnsi="Tahoma" w:cs="Tahoma" w:eastAsia="Tahoma"/>
+          <w:b/>
+          <w:color w:val="C00000"/>
+          <w:sz w:val="18"/>
+        </w:rPr>
+        <w:t>Packet</w:t>
+      </w:r>
+      <w:r>
+        <w:rPr>
+          <w:rFonts w:ascii="Tahoma" w:hAnsi="Tahoma" w:cs="Tahoma" w:eastAsia="Tahoma"/>
+          <w:b w:val="0"/>
+          <w:sz w:val="18"/>
+        </w:rPr>
+        <w:t xml:space="preserve"> · L2=</w:t>
+      </w:r>
+      <w:r>
+        <w:rPr>
+          <w:rFonts w:ascii="Tahoma" w:hAnsi="Tahoma" w:cs="Tahoma" w:eastAsia="Tahoma"/>
+          <w:b/>
+          <w:color w:val="C00000"/>
+          <w:sz w:val="18"/>
+        </w:rPr>
+        <w:t>Frame</w:t>
+      </w:r>
+      <w:r>
+        <w:rPr>
+          <w:rFonts w:ascii="Tahoma" w:hAnsi="Tahoma" w:cs="Tahoma" w:eastAsia="Tahoma"/>
+          <w:b w:val="0"/>
+          <w:sz w:val="18"/>
+        </w:rPr>
+        <w:t xml:space="preserve"> · L1=</w:t>
+      </w:r>
+      <w:r>
+        <w:rPr>
+          <w:rFonts w:ascii="Tahoma" w:hAnsi="Tahoma" w:cs="Tahoma" w:eastAsia="Tahoma"/>
+          <w:b/>
+          <w:color w:val="C00000"/>
+          <w:sz w:val="18"/>
+        </w:rPr>
+        <w:t>Bit</w:t>
       </w:r>
     </w:p>
     <w:p>
@@ -10666,7 +11829,7 @@
           <w:b w:val="0"/>
           <w:sz w:val="18"/>
         </w:rPr>
-        <w:t xml:space="preserve"> (รวมศูนย์ที่เซิร์ฟเวอร์) vs </w:t>
+        <w:t xml:space="preserve"> (รวมศูนย์ที่เซิร์ฟเวอร์, ขอ-ตอบ) vs </w:t>
       </w:r>
       <w:r>
         <w:rPr>
@@ -10683,7 +11846,39 @@
           <w:b w:val="0"/>
           <w:sz w:val="18"/>
         </w:rPr>
-        <w:t xml:space="preserve"> (เท่าเทียม)</w:t>
+        <w:t xml:space="preserve"> (ทุกโหนดเท่าเทียม เป็นทั้ง client/server)</w:t>
+      </w:r>
+    </w:p>
+    <w:p>
+      <w:pPr>
+        <w:spacing w:before="0" w:after="0"/>
+        <w:ind w:left="283"/>
+      </w:pPr>
+      <w:r>
+        <w:rPr>
+          <w:rFonts w:ascii="Tahoma" w:hAnsi="Tahoma" w:cs="Tahoma" w:eastAsia="Tahoma"/>
+          <w:b w:val="0"/>
+          <w:color w:val="888888"/>
+          <w:sz w:val="18"/>
+        </w:rPr>
+        <w:t xml:space="preserve">▪ </w:t>
+      </w:r>
+      <w:r>
+        <w:rPr>
+          <w:rFonts w:ascii="Tahoma" w:hAnsi="Tahoma" w:cs="Tahoma" w:eastAsia="Tahoma"/>
+          <w:b/>
+          <w:color w:val="C00000"/>
+          <w:sz w:val="18"/>
+        </w:rPr>
+        <w:t>อุปกรณ์แยกตาม domain:</w:t>
+      </w:r>
+      <w:r>
+        <w:rPr>
+          <w:rFonts w:ascii="Tahoma" w:hAnsi="Tahoma" w:cs="Tahoma" w:eastAsia="Tahoma"/>
+          <w:b w:val="0"/>
+          <w:sz w:val="18"/>
+        </w:rPr>
+        <w:t xml:space="preserve"> Hub = 1 collision + 1 broadcast domain · Switch = แยก collision domain (แต่ 1 broadcast) · Router/VLAN = แยก broadcast domain</w:t>
       </w:r>
     </w:p>
     <w:p>
@@ -15030,7 +16225,7 @@
           <w:color w:val="C00000"/>
           <w:sz w:val="18"/>
         </w:rPr>
-        <w:t>Status Code:</w:t>
+        <w:t>Status Code (จำกลุ่มร้อย + ตัวเด่น):</w:t>
       </w:r>
     </w:p>
     <w:p>
@@ -15054,32 +16249,15 @@
           <w:color w:val="C00000"/>
           <w:sz w:val="18"/>
         </w:rPr>
-        <w:t>1xx</w:t>
-      </w:r>
-      <w:r>
-        <w:rPr>
-          <w:rFonts w:ascii="Tahoma" w:hAnsi="Tahoma" w:cs="Tahoma" w:eastAsia="Tahoma"/>
-          <w:b w:val="0"/>
-          <w:sz w:val="18"/>
-        </w:rPr>
-        <w:t xml:space="preserve"> ข้อมูล · </w:t>
-      </w:r>
-      <w:r>
-        <w:rPr>
-          <w:rFonts w:ascii="Tahoma" w:hAnsi="Tahoma" w:cs="Tahoma" w:eastAsia="Tahoma"/>
-          <w:b/>
-          <w:color w:val="C00000"/>
-          <w:sz w:val="18"/>
-        </w:rPr>
-        <w:t>2xx สำเร็จ:</w:t>
-      </w:r>
-      <w:r>
-        <w:rPr>
-          <w:rFonts w:ascii="Tahoma" w:hAnsi="Tahoma" w:cs="Tahoma" w:eastAsia="Tahoma"/>
-          <w:b w:val="0"/>
-          <w:sz w:val="18"/>
-        </w:rPr>
-        <w:t xml:space="preserve"> 200 OK, 201 Created, 204 No Content</w:t>
+        <w:t>1xx Informational:</w:t>
+      </w:r>
+      <w:r>
+        <w:rPr>
+          <w:rFonts w:ascii="Tahoma" w:hAnsi="Tahoma" w:cs="Tahoma" w:eastAsia="Tahoma"/>
+          <w:b w:val="0"/>
+          <w:sz w:val="18"/>
+        </w:rPr>
+        <w:t xml:space="preserve"> 100 Continue · 101 Switching Protocols</w:t>
       </w:r>
     </w:p>
     <w:p>
@@ -15103,15 +16281,32 @@
           <w:color w:val="C00000"/>
           <w:sz w:val="18"/>
         </w:rPr>
-        <w:t>3xx redirect:</w:t>
-      </w:r>
-      <w:r>
-        <w:rPr>
-          <w:rFonts w:ascii="Tahoma" w:hAnsi="Tahoma" w:cs="Tahoma" w:eastAsia="Tahoma"/>
-          <w:b w:val="0"/>
-          <w:sz w:val="18"/>
-        </w:rPr>
-        <w:t xml:space="preserve"> 301 Moved Permanently, 302 Found, 304 Not Modified (ใช้ cache)</w:t>
+        <w:t>2xx Success:</w:t>
+      </w:r>
+      <w:r>
+        <w:rPr>
+          <w:rFonts w:ascii="Tahoma" w:hAnsi="Tahoma" w:cs="Tahoma" w:eastAsia="Tahoma"/>
+          <w:b w:val="0"/>
+          <w:sz w:val="18"/>
+        </w:rPr>
+        <w:t xml:space="preserve"> </w:t>
+      </w:r>
+      <w:r>
+        <w:rPr>
+          <w:rFonts w:ascii="Tahoma" w:hAnsi="Tahoma" w:cs="Tahoma" w:eastAsia="Tahoma"/>
+          <w:b/>
+          <w:color w:val="C00000"/>
+          <w:sz w:val="18"/>
+        </w:rPr>
+        <w:t>200 OK</w:t>
+      </w:r>
+      <w:r>
+        <w:rPr>
+          <w:rFonts w:ascii="Tahoma" w:hAnsi="Tahoma" w:cs="Tahoma" w:eastAsia="Tahoma"/>
+          <w:b w:val="0"/>
+          <w:sz w:val="18"/>
+        </w:rPr>
+        <w:t xml:space="preserve"> · 201 Created · 202 Accepted · 204 No Content · 206 Partial Content (range/สตรีม)</w:t>
       </w:r>
     </w:p>
     <w:p>
@@ -15135,15 +16330,32 @@
           <w:color w:val="C00000"/>
           <w:sz w:val="18"/>
         </w:rPr>
-        <w:t>4xx ผิดฝั่ง client:</w:t>
-      </w:r>
-      <w:r>
-        <w:rPr>
-          <w:rFonts w:ascii="Tahoma" w:hAnsi="Tahoma" w:cs="Tahoma" w:eastAsia="Tahoma"/>
-          <w:b w:val="0"/>
-          <w:sz w:val="18"/>
-        </w:rPr>
-        <w:t xml:space="preserve"> 400 Bad Request, 401 Unauthorized (ยังไม่ auth), 403 Forbidden (ไม่มีสิทธิ), 404 Not Found, 405 Method Not Allowed, 409 Conflict, 429 Too Many Requests</w:t>
+        <w:t>3xx Redirect:</w:t>
+      </w:r>
+      <w:r>
+        <w:rPr>
+          <w:rFonts w:ascii="Tahoma" w:hAnsi="Tahoma" w:cs="Tahoma" w:eastAsia="Tahoma"/>
+          <w:b w:val="0"/>
+          <w:sz w:val="18"/>
+        </w:rPr>
+        <w:t xml:space="preserve"> 301 Moved Permanently (ถาวร) · 302 Found (ชั่วคราว) · </w:t>
+      </w:r>
+      <w:r>
+        <w:rPr>
+          <w:rFonts w:ascii="Tahoma" w:hAnsi="Tahoma" w:cs="Tahoma" w:eastAsia="Tahoma"/>
+          <w:b/>
+          <w:color w:val="C00000"/>
+          <w:sz w:val="18"/>
+        </w:rPr>
+        <w:t>304 Not Modified</w:t>
+      </w:r>
+      <w:r>
+        <w:rPr>
+          <w:rFonts w:ascii="Tahoma" w:hAnsi="Tahoma" w:cs="Tahoma" w:eastAsia="Tahoma"/>
+          <w:b w:val="0"/>
+          <w:sz w:val="18"/>
+        </w:rPr>
+        <w:t xml:space="preserve"> (ใช้ cache) · 307/308 Temporary/Permanent Redirect (คงเมธอด)</w:t>
       </w:r>
     </w:p>
     <w:p>
@@ -15167,29 +16379,100 @@
           <w:color w:val="C00000"/>
           <w:sz w:val="18"/>
         </w:rPr>
-        <w:t>5xx ผิดฝั่ง server:</w:t>
-      </w:r>
-      <w:r>
-        <w:rPr>
-          <w:rFonts w:ascii="Tahoma" w:hAnsi="Tahoma" w:cs="Tahoma" w:eastAsia="Tahoma"/>
-          <w:b w:val="0"/>
-          <w:sz w:val="18"/>
-        </w:rPr>
-        <w:t xml:space="preserve"> 500 Internal Error, 502 Bad Gateway, 503 Service Unavailable, 504 Gateway Timeout</w:t>
-      </w:r>
-    </w:p>
-    <w:p>
-      <w:pPr>
-        <w:spacing w:before="100" w:after="40"/>
-      </w:pPr>
+        <w:t>4xx Client Error (ผิดฝั่งผู้ขอ):</w:t>
+      </w:r>
+      <w:r>
+        <w:rPr>
+          <w:rFonts w:ascii="Tahoma" w:hAnsi="Tahoma" w:cs="Tahoma" w:eastAsia="Tahoma"/>
+          <w:b w:val="0"/>
+          <w:sz w:val="18"/>
+        </w:rPr>
+        <w:t xml:space="preserve"> </w:t>
+      </w:r>
       <w:r>
         <w:rPr>
           <w:rFonts w:ascii="Tahoma" w:hAnsi="Tahoma" w:cs="Tahoma" w:eastAsia="Tahoma"/>
           <w:b/>
-          <w:color w:val="1F4E79"/>
-          <w:sz w:val="22"/>
-        </w:rPr>
-        <w:t>5.10 Network Performance</w:t>
+          <w:color w:val="C00000"/>
+          <w:sz w:val="18"/>
+        </w:rPr>
+        <w:t>400</w:t>
+      </w:r>
+      <w:r>
+        <w:rPr>
+          <w:rFonts w:ascii="Tahoma" w:hAnsi="Tahoma" w:cs="Tahoma" w:eastAsia="Tahoma"/>
+          <w:b w:val="0"/>
+          <w:sz w:val="18"/>
+        </w:rPr>
+        <w:t xml:space="preserve"> Bad Request · </w:t>
+      </w:r>
+      <w:r>
+        <w:rPr>
+          <w:rFonts w:ascii="Tahoma" w:hAnsi="Tahoma" w:cs="Tahoma" w:eastAsia="Tahoma"/>
+          <w:b/>
+          <w:color w:val="C00000"/>
+          <w:sz w:val="18"/>
+        </w:rPr>
+        <w:t>401</w:t>
+      </w:r>
+      <w:r>
+        <w:rPr>
+          <w:rFonts w:ascii="Tahoma" w:hAnsi="Tahoma" w:cs="Tahoma" w:eastAsia="Tahoma"/>
+          <w:b w:val="0"/>
+          <w:sz w:val="18"/>
+        </w:rPr>
+        <w:t xml:space="preserve"> Unauthorized (ยังไม่ยืนยันตัวตน) · </w:t>
+      </w:r>
+      <w:r>
+        <w:rPr>
+          <w:rFonts w:ascii="Tahoma" w:hAnsi="Tahoma" w:cs="Tahoma" w:eastAsia="Tahoma"/>
+          <w:b/>
+          <w:color w:val="C00000"/>
+          <w:sz w:val="18"/>
+        </w:rPr>
+        <w:t>403</w:t>
+      </w:r>
+      <w:r>
+        <w:rPr>
+          <w:rFonts w:ascii="Tahoma" w:hAnsi="Tahoma" w:cs="Tahoma" w:eastAsia="Tahoma"/>
+          <w:b w:val="0"/>
+          <w:sz w:val="18"/>
+        </w:rPr>
+        <w:t xml:space="preserve"> Forbidden (ยืนยันแล้วแต่ไม่มีสิทธิ) · </w:t>
+      </w:r>
+      <w:r>
+        <w:rPr>
+          <w:rFonts w:ascii="Tahoma" w:hAnsi="Tahoma" w:cs="Tahoma" w:eastAsia="Tahoma"/>
+          <w:b/>
+          <w:color w:val="C00000"/>
+          <w:sz w:val="18"/>
+        </w:rPr>
+        <w:t>404</w:t>
+      </w:r>
+      <w:r>
+        <w:rPr>
+          <w:rFonts w:ascii="Tahoma" w:hAnsi="Tahoma" w:cs="Tahoma" w:eastAsia="Tahoma"/>
+          <w:b w:val="0"/>
+          <w:sz w:val="18"/>
+        </w:rPr>
+        <w:t xml:space="preserve"> Not Found · 405 Method Not Allowed · 408 Request Timeout · 409 Conflict · 410 Gone · 413 Payload Too Large · </w:t>
+      </w:r>
+      <w:r>
+        <w:rPr>
+          <w:rFonts w:ascii="Tahoma" w:hAnsi="Tahoma" w:cs="Tahoma" w:eastAsia="Tahoma"/>
+          <w:b/>
+          <w:color w:val="C00000"/>
+          <w:sz w:val="18"/>
+        </w:rPr>
+        <w:t>429</w:t>
+      </w:r>
+      <w:r>
+        <w:rPr>
+          <w:rFonts w:ascii="Tahoma" w:hAnsi="Tahoma" w:cs="Tahoma" w:eastAsia="Tahoma"/>
+          <w:b w:val="0"/>
+          <w:sz w:val="18"/>
+        </w:rPr>
+        <w:t xml:space="preserve"> Too Many Requests (rate limit)</w:t>
       </w:r>
     </w:p>
     <w:p>
@@ -15213,15 +16496,15 @@
           <w:color w:val="C00000"/>
           <w:sz w:val="18"/>
         </w:rPr>
-        <w:t>Bandwidth</w:t>
-      </w:r>
-      <w:r>
-        <w:rPr>
-          <w:rFonts w:ascii="Tahoma" w:hAnsi="Tahoma" w:cs="Tahoma" w:eastAsia="Tahoma"/>
-          <w:b w:val="0"/>
-          <w:sz w:val="18"/>
-        </w:rPr>
-        <w:t xml:space="preserve"> = ความจุสูงสุด (bps) · </w:t>
+        <w:t>5xx Server Error (ผิดฝั่งเซิร์ฟเวอร์):</w:t>
+      </w:r>
+      <w:r>
+        <w:rPr>
+          <w:rFonts w:ascii="Tahoma" w:hAnsi="Tahoma" w:cs="Tahoma" w:eastAsia="Tahoma"/>
+          <w:b w:val="0"/>
+          <w:sz w:val="18"/>
+        </w:rPr>
+        <w:t xml:space="preserve"> </w:t>
       </w:r>
       <w:r>
         <w:rPr>
@@ -15230,15 +16513,15 @@
           <w:color w:val="C00000"/>
           <w:sz w:val="18"/>
         </w:rPr>
-        <w:t>Throughput</w:t>
-      </w:r>
-      <w:r>
-        <w:rPr>
-          <w:rFonts w:ascii="Tahoma" w:hAnsi="Tahoma" w:cs="Tahoma" w:eastAsia="Tahoma"/>
-          <w:b w:val="0"/>
-          <w:sz w:val="18"/>
-        </w:rPr>
-        <w:t xml:space="preserve"> = อัตราจริง · </w:t>
+        <w:t>500</w:t>
+      </w:r>
+      <w:r>
+        <w:rPr>
+          <w:rFonts w:ascii="Tahoma" w:hAnsi="Tahoma" w:cs="Tahoma" w:eastAsia="Tahoma"/>
+          <w:b w:val="0"/>
+          <w:sz w:val="18"/>
+        </w:rPr>
+        <w:t xml:space="preserve"> Internal Server Error · 501 Not Implemented · </w:t>
       </w:r>
       <w:r>
         <w:rPr>
@@ -15247,15 +16530,15 @@
           <w:color w:val="C00000"/>
           <w:sz w:val="18"/>
         </w:rPr>
-        <w:t>Latency</w:t>
-      </w:r>
-      <w:r>
-        <w:rPr>
-          <w:rFonts w:ascii="Tahoma" w:hAnsi="Tahoma" w:cs="Tahoma" w:eastAsia="Tahoma"/>
-          <w:b w:val="0"/>
-          <w:sz w:val="18"/>
-        </w:rPr>
-        <w:t xml:space="preserve"> = ดีเลย์ · </w:t>
+        <w:t>502</w:t>
+      </w:r>
+      <w:r>
+        <w:rPr>
+          <w:rFonts w:ascii="Tahoma" w:hAnsi="Tahoma" w:cs="Tahoma" w:eastAsia="Tahoma"/>
+          <w:b w:val="0"/>
+          <w:sz w:val="18"/>
+        </w:rPr>
+        <w:t xml:space="preserve"> Bad Gateway · </w:t>
       </w:r>
       <w:r>
         <w:rPr>
@@ -15264,15 +16547,32 @@
           <w:color w:val="C00000"/>
           <w:sz w:val="18"/>
         </w:rPr>
-        <w:t>Jitter</w:t>
-      </w:r>
-      <w:r>
-        <w:rPr>
-          <w:rFonts w:ascii="Tahoma" w:hAnsi="Tahoma" w:cs="Tahoma" w:eastAsia="Tahoma"/>
-          <w:b w:val="0"/>
-          <w:sz w:val="18"/>
-        </w:rPr>
-        <w:t xml:space="preserve"> = ความแปรปรวนดีเลย์</w:t>
+        <w:t>503</w:t>
+      </w:r>
+      <w:r>
+        <w:rPr>
+          <w:rFonts w:ascii="Tahoma" w:hAnsi="Tahoma" w:cs="Tahoma" w:eastAsia="Tahoma"/>
+          <w:b w:val="0"/>
+          <w:sz w:val="18"/>
+        </w:rPr>
+        <w:t xml:space="preserve"> Service Unavailable (โหลดเกิน/ปิดปรับปรุง) · </w:t>
+      </w:r>
+      <w:r>
+        <w:rPr>
+          <w:rFonts w:ascii="Tahoma" w:hAnsi="Tahoma" w:cs="Tahoma" w:eastAsia="Tahoma"/>
+          <w:b/>
+          <w:color w:val="C00000"/>
+          <w:sz w:val="18"/>
+        </w:rPr>
+        <w:t>504</w:t>
+      </w:r>
+      <w:r>
+        <w:rPr>
+          <w:rFonts w:ascii="Tahoma" w:hAnsi="Tahoma" w:cs="Tahoma" w:eastAsia="Tahoma"/>
+          <w:b w:val="0"/>
+          <w:sz w:val="18"/>
+        </w:rPr>
+        <w:t xml:space="preserve"> Gateway Timeout</w:t>
       </w:r>
     </w:p>
     <w:p>
@@ -15292,6 +16592,186 @@
       <w:r>
         <w:rPr>
           <w:rFonts w:ascii="Tahoma" w:hAnsi="Tahoma" w:cs="Tahoma" w:eastAsia="Tahoma"/>
+          <w:b w:val="0"/>
+          <w:sz w:val="18"/>
+        </w:rPr>
+        <w:t xml:space="preserve">🔑 จำแยก </w:t>
+      </w:r>
+      <w:r>
+        <w:rPr>
+          <w:rFonts w:ascii="Tahoma" w:hAnsi="Tahoma" w:cs="Tahoma" w:eastAsia="Tahoma"/>
+          <w:b/>
+          <w:color w:val="C00000"/>
+          <w:sz w:val="18"/>
+        </w:rPr>
+        <w:t>401 (ไม่รู้ว่าเป็นใคร)</w:t>
+      </w:r>
+      <w:r>
+        <w:rPr>
+          <w:rFonts w:ascii="Tahoma" w:hAnsi="Tahoma" w:cs="Tahoma" w:eastAsia="Tahoma"/>
+          <w:b w:val="0"/>
+          <w:sz w:val="18"/>
+        </w:rPr>
+        <w:t xml:space="preserve"> vs </w:t>
+      </w:r>
+      <w:r>
+        <w:rPr>
+          <w:rFonts w:ascii="Tahoma" w:hAnsi="Tahoma" w:cs="Tahoma" w:eastAsia="Tahoma"/>
+          <w:b/>
+          <w:color w:val="C00000"/>
+          <w:sz w:val="18"/>
+        </w:rPr>
+        <w:t>403 (รู้แล้วแต่ห้าม)</w:t>
+      </w:r>
+      <w:r>
+        <w:rPr>
+          <w:rFonts w:ascii="Tahoma" w:hAnsi="Tahoma" w:cs="Tahoma" w:eastAsia="Tahoma"/>
+          <w:b w:val="0"/>
+          <w:sz w:val="18"/>
+        </w:rPr>
+        <w:t xml:space="preserve"> · </w:t>
+      </w:r>
+      <w:r>
+        <w:rPr>
+          <w:rFonts w:ascii="Tahoma" w:hAnsi="Tahoma" w:cs="Tahoma" w:eastAsia="Tahoma"/>
+          <w:b/>
+          <w:color w:val="C00000"/>
+          <w:sz w:val="18"/>
+        </w:rPr>
+        <w:t>502 (gateway ได้คำตอบเสีย)</w:t>
+      </w:r>
+      <w:r>
+        <w:rPr>
+          <w:rFonts w:ascii="Tahoma" w:hAnsi="Tahoma" w:cs="Tahoma" w:eastAsia="Tahoma"/>
+          <w:b w:val="0"/>
+          <w:sz w:val="18"/>
+        </w:rPr>
+        <w:t xml:space="preserve"> vs </w:t>
+      </w:r>
+      <w:r>
+        <w:rPr>
+          <w:rFonts w:ascii="Tahoma" w:hAnsi="Tahoma" w:cs="Tahoma" w:eastAsia="Tahoma"/>
+          <w:b/>
+          <w:color w:val="C00000"/>
+          <w:sz w:val="18"/>
+        </w:rPr>
+        <w:t>504 (gateway รอ timeout)</w:t>
+      </w:r>
+    </w:p>
+    <w:p>
+      <w:pPr>
+        <w:spacing w:before="100" w:after="40"/>
+      </w:pPr>
+      <w:r>
+        <w:rPr>
+          <w:rFonts w:ascii="Tahoma" w:hAnsi="Tahoma" w:cs="Tahoma" w:eastAsia="Tahoma"/>
+          <w:b/>
+          <w:color w:val="1F4E79"/>
+          <w:sz w:val="22"/>
+        </w:rPr>
+        <w:t>5.10 Network Performance</w:t>
+      </w:r>
+    </w:p>
+    <w:p>
+      <w:pPr>
+        <w:spacing w:before="0" w:after="0"/>
+        <w:ind w:left="283"/>
+      </w:pPr>
+      <w:r>
+        <w:rPr>
+          <w:rFonts w:ascii="Tahoma" w:hAnsi="Tahoma" w:cs="Tahoma" w:eastAsia="Tahoma"/>
+          <w:b w:val="0"/>
+          <w:color w:val="888888"/>
+          <w:sz w:val="18"/>
+        </w:rPr>
+        <w:t xml:space="preserve">▪ </w:t>
+      </w:r>
+      <w:r>
+        <w:rPr>
+          <w:rFonts w:ascii="Tahoma" w:hAnsi="Tahoma" w:cs="Tahoma" w:eastAsia="Tahoma"/>
+          <w:b/>
+          <w:color w:val="C00000"/>
+          <w:sz w:val="18"/>
+        </w:rPr>
+        <w:t>Bandwidth</w:t>
+      </w:r>
+      <w:r>
+        <w:rPr>
+          <w:rFonts w:ascii="Tahoma" w:hAnsi="Tahoma" w:cs="Tahoma" w:eastAsia="Tahoma"/>
+          <w:b w:val="0"/>
+          <w:sz w:val="18"/>
+        </w:rPr>
+        <w:t xml:space="preserve"> = ความจุสูงสุด (bps) · </w:t>
+      </w:r>
+      <w:r>
+        <w:rPr>
+          <w:rFonts w:ascii="Tahoma" w:hAnsi="Tahoma" w:cs="Tahoma" w:eastAsia="Tahoma"/>
+          <w:b/>
+          <w:color w:val="C00000"/>
+          <w:sz w:val="18"/>
+        </w:rPr>
+        <w:t>Throughput</w:t>
+      </w:r>
+      <w:r>
+        <w:rPr>
+          <w:rFonts w:ascii="Tahoma" w:hAnsi="Tahoma" w:cs="Tahoma" w:eastAsia="Tahoma"/>
+          <w:b w:val="0"/>
+          <w:sz w:val="18"/>
+        </w:rPr>
+        <w:t xml:space="preserve"> = อัตราจริง · </w:t>
+      </w:r>
+      <w:r>
+        <w:rPr>
+          <w:rFonts w:ascii="Tahoma" w:hAnsi="Tahoma" w:cs="Tahoma" w:eastAsia="Tahoma"/>
+          <w:b/>
+          <w:color w:val="C00000"/>
+          <w:sz w:val="18"/>
+        </w:rPr>
+        <w:t>Latency</w:t>
+      </w:r>
+      <w:r>
+        <w:rPr>
+          <w:rFonts w:ascii="Tahoma" w:hAnsi="Tahoma" w:cs="Tahoma" w:eastAsia="Tahoma"/>
+          <w:b w:val="0"/>
+          <w:sz w:val="18"/>
+        </w:rPr>
+        <w:t xml:space="preserve"> = ดีเลย์ · </w:t>
+      </w:r>
+      <w:r>
+        <w:rPr>
+          <w:rFonts w:ascii="Tahoma" w:hAnsi="Tahoma" w:cs="Tahoma" w:eastAsia="Tahoma"/>
+          <w:b/>
+          <w:color w:val="C00000"/>
+          <w:sz w:val="18"/>
+        </w:rPr>
+        <w:t>Jitter</w:t>
+      </w:r>
+      <w:r>
+        <w:rPr>
+          <w:rFonts w:ascii="Tahoma" w:hAnsi="Tahoma" w:cs="Tahoma" w:eastAsia="Tahoma"/>
+          <w:b w:val="0"/>
+          <w:sz w:val="18"/>
+        </w:rPr>
+        <w:t xml:space="preserve"> = ความแปรปรวนดีเลย์</w:t>
+      </w:r>
+    </w:p>
+    <w:p>
+      <w:pPr>
+        <w:spacing w:before="0" w:after="0"/>
+        <w:ind w:left="283"/>
+      </w:pPr>
+      <w:r>
+        <w:rPr>
+          <w:rFonts w:ascii="Tahoma" w:hAnsi="Tahoma" w:cs="Tahoma" w:eastAsia="Tahoma"/>
+          <w:b w:val="0"/>
+          <w:color w:val="888888"/>
+          <w:sz w:val="18"/>
+        </w:rPr>
+        <w:t xml:space="preserve">▪ </w:t>
+      </w:r>
+      <w:r>
+        <w:rPr>
+          <w:rFonts w:ascii="Tahoma" w:hAnsi="Tahoma" w:cs="Tahoma" w:eastAsia="Tahoma"/>
           <w:b/>
           <w:color w:val="C00000"/>
           <w:sz w:val="18"/>
@@ -15446,6 +16926,1654 @@
           <w:sz w:val="18"/>
         </w:rPr>
         <w:t xml:space="preserve"> = throughput ที่มีประโยชน์จริง (หัก overhead/retransmit)</w:t>
+      </w:r>
+    </w:p>
+    <w:p>
+      <w:pPr>
+        <w:spacing w:before="100" w:after="40"/>
+      </w:pPr>
+      <w:r>
+        <w:rPr>
+          <w:rFonts w:ascii="Tahoma" w:hAnsi="Tahoma" w:cs="Tahoma" w:eastAsia="Tahoma"/>
+          <w:b/>
+          <w:color w:val="1F4E79"/>
+          <w:sz w:val="22"/>
+        </w:rPr>
+        <w:t>5.11 Network Lab &amp; คำสั่ง Cisco (Switch / Router / VLAN / ACL)</w:t>
+      </w:r>
+    </w:p>
+    <w:p>
+      <w:pPr>
+        <w:spacing w:before="20" w:after="20"/>
+      </w:pPr>
+      <w:r>
+        <w:rPr>
+          <w:rFonts w:ascii="Tahoma" w:hAnsi="Tahoma" w:cs="Tahoma" w:eastAsia="Tahoma"/>
+          <w:b/>
+          <w:color w:val="C00000"/>
+          <w:sz w:val="18"/>
+        </w:rPr>
+        <w:t>โหมด Cisco IOS (ลำดับเข้าโหมด):</w:t>
+      </w:r>
+    </w:p>
+    <w:p>
+      <w:pPr>
+        <w:spacing w:before="60" w:after="60"/>
+        <w:shd w:val="clear" w:color="auto" w:fill="EFEFEF"/>
+        <w:ind w:left="170"/>
+      </w:pPr>
+      <w:r>
+        <w:rPr>
+          <w:rFonts w:ascii="Consolas" w:hAnsi="Consolas" w:cs="Consolas" w:eastAsia="Consolas"/>
+          <w:b w:val="0"/>
+          <w:color w:val="1A1A1A"/>
+          <w:sz w:val="16"/>
+        </w:rPr>
+        <w:t>Switch&gt; enable                  ! user EXEC → privileged EXEC</w:t>
+        <w:br/>
+      </w:r>
+      <w:r>
+        <w:rPr>
+          <w:rFonts w:ascii="Consolas" w:hAnsi="Consolas" w:cs="Consolas" w:eastAsia="Consolas"/>
+          <w:b w:val="0"/>
+          <w:color w:val="1A1A1A"/>
+          <w:sz w:val="16"/>
+        </w:rPr>
+        <w:t>Switch# configure terminal      ! เข้าโหมด global config</w:t>
+        <w:br/>
+      </w:r>
+      <w:r>
+        <w:rPr>
+          <w:rFonts w:ascii="Consolas" w:hAnsi="Consolas" w:cs="Consolas" w:eastAsia="Consolas"/>
+          <w:b w:val="0"/>
+          <w:color w:val="1A1A1A"/>
+          <w:sz w:val="16"/>
+        </w:rPr>
+        <w:t>Switch(config)# ...             ! config ทั้งเครื่อง</w:t>
+        <w:br/>
+      </w:r>
+      <w:r>
+        <w:rPr>
+          <w:rFonts w:ascii="Consolas" w:hAnsi="Consolas" w:cs="Consolas" w:eastAsia="Consolas"/>
+          <w:b w:val="0"/>
+          <w:color w:val="1A1A1A"/>
+          <w:sz w:val="16"/>
+        </w:rPr>
+        <w:t>Switch(config-if)# ...          ! config ราย interface</w:t>
+        <w:br/>
+      </w:r>
+      <w:r>
+        <w:rPr>
+          <w:rFonts w:ascii="Consolas" w:hAnsi="Consolas" w:cs="Consolas" w:eastAsia="Consolas"/>
+          <w:b w:val="0"/>
+          <w:color w:val="1A1A1A"/>
+          <w:sz w:val="16"/>
+        </w:rPr>
+        <w:t>Switch(config-vlan)# ...        ! config ราย VLAN</w:t>
+      </w:r>
+    </w:p>
+    <w:p>
+      <w:pPr>
+        <w:spacing w:before="0" w:after="0"/>
+        <w:ind w:left="283"/>
+      </w:pPr>
+      <w:r>
+        <w:rPr>
+          <w:rFonts w:ascii="Tahoma" w:hAnsi="Tahoma" w:cs="Tahoma" w:eastAsia="Tahoma"/>
+          <w:b w:val="0"/>
+          <w:color w:val="888888"/>
+          <w:sz w:val="18"/>
+        </w:rPr>
+        <w:t xml:space="preserve">▪ </w:t>
+      </w:r>
+      <w:r>
+        <w:rPr>
+          <w:rFonts w:ascii="Consolas" w:hAnsi="Consolas" w:cs="Consolas" w:eastAsia="Consolas"/>
+          <w:b w:val="0"/>
+          <w:color w:val="A31515"/>
+          <w:sz w:val="18"/>
+          <w:shd w:val="clear" w:color="auto" w:fill="EFEFEF"/>
+        </w:rPr>
+        <w:t>exit</w:t>
+      </w:r>
+      <w:r>
+        <w:rPr>
+          <w:rFonts w:ascii="Tahoma" w:hAnsi="Tahoma" w:cs="Tahoma" w:eastAsia="Tahoma"/>
+          <w:b w:val="0"/>
+          <w:sz w:val="18"/>
+        </w:rPr>
+        <w:t xml:space="preserve"> ถอยหนึ่งโหมด · </w:t>
+      </w:r>
+      <w:r>
+        <w:rPr>
+          <w:rFonts w:ascii="Consolas" w:hAnsi="Consolas" w:cs="Consolas" w:eastAsia="Consolas"/>
+          <w:b w:val="0"/>
+          <w:color w:val="A31515"/>
+          <w:sz w:val="18"/>
+          <w:shd w:val="clear" w:color="auto" w:fill="EFEFEF"/>
+        </w:rPr>
+        <w:t>end</w:t>
+      </w:r>
+      <w:r>
+        <w:rPr>
+          <w:rFonts w:ascii="Tahoma" w:hAnsi="Tahoma" w:cs="Tahoma" w:eastAsia="Tahoma"/>
+          <w:b w:val="0"/>
+          <w:sz w:val="18"/>
+        </w:rPr>
+        <w:t xml:space="preserve"> / </w:t>
+      </w:r>
+      <w:r>
+        <w:rPr>
+          <w:rFonts w:ascii="Consolas" w:hAnsi="Consolas" w:cs="Consolas" w:eastAsia="Consolas"/>
+          <w:b w:val="0"/>
+          <w:color w:val="A31515"/>
+          <w:sz w:val="18"/>
+          <w:shd w:val="clear" w:color="auto" w:fill="EFEFEF"/>
+        </w:rPr>
+        <w:t>Ctrl+Z</w:t>
+      </w:r>
+      <w:r>
+        <w:rPr>
+          <w:rFonts w:ascii="Tahoma" w:hAnsi="Tahoma" w:cs="Tahoma" w:eastAsia="Tahoma"/>
+          <w:b w:val="0"/>
+          <w:sz w:val="18"/>
+        </w:rPr>
+        <w:t xml:space="preserve"> กลับ privileged · </w:t>
+      </w:r>
+      <w:r>
+        <w:rPr>
+          <w:rFonts w:ascii="Consolas" w:hAnsi="Consolas" w:cs="Consolas" w:eastAsia="Consolas"/>
+          <w:b w:val="0"/>
+          <w:color w:val="A31515"/>
+          <w:sz w:val="18"/>
+          <w:shd w:val="clear" w:color="auto" w:fill="EFEFEF"/>
+        </w:rPr>
+        <w:t>do &lt;cmd&gt;</w:t>
+      </w:r>
+      <w:r>
+        <w:rPr>
+          <w:rFonts w:ascii="Tahoma" w:hAnsi="Tahoma" w:cs="Tahoma" w:eastAsia="Tahoma"/>
+          <w:b w:val="0"/>
+          <w:sz w:val="18"/>
+        </w:rPr>
+        <w:t xml:space="preserve"> รันคำสั่ง EXEC ในโหมด config</w:t>
+      </w:r>
+    </w:p>
+    <w:p>
+      <w:pPr>
+        <w:spacing w:before="0" w:after="0"/>
+        <w:ind w:left="283"/>
+      </w:pPr>
+      <w:r>
+        <w:rPr>
+          <w:rFonts w:ascii="Tahoma" w:hAnsi="Tahoma" w:cs="Tahoma" w:eastAsia="Tahoma"/>
+          <w:b w:val="0"/>
+          <w:color w:val="888888"/>
+          <w:sz w:val="18"/>
+        </w:rPr>
+        <w:t xml:space="preserve">▪ </w:t>
+      </w:r>
+      <w:r>
+        <w:rPr>
+          <w:rFonts w:ascii="Tahoma" w:hAnsi="Tahoma" w:cs="Tahoma" w:eastAsia="Tahoma"/>
+          <w:b/>
+          <w:color w:val="C00000"/>
+          <w:sz w:val="18"/>
+        </w:rPr>
+        <w:t>บันทึกค่า:</w:t>
+      </w:r>
+      <w:r>
+        <w:rPr>
+          <w:rFonts w:ascii="Tahoma" w:hAnsi="Tahoma" w:cs="Tahoma" w:eastAsia="Tahoma"/>
+          <w:b w:val="0"/>
+          <w:sz w:val="18"/>
+        </w:rPr>
+        <w:t xml:space="preserve"> </w:t>
+      </w:r>
+      <w:r>
+        <w:rPr>
+          <w:rFonts w:ascii="Consolas" w:hAnsi="Consolas" w:cs="Consolas" w:eastAsia="Consolas"/>
+          <w:b w:val="0"/>
+          <w:color w:val="A31515"/>
+          <w:sz w:val="18"/>
+          <w:shd w:val="clear" w:color="auto" w:fill="EFEFEF"/>
+        </w:rPr>
+        <w:t>copy running-config startup-config</w:t>
+      </w:r>
+      <w:r>
+        <w:rPr>
+          <w:rFonts w:ascii="Tahoma" w:hAnsi="Tahoma" w:cs="Tahoma" w:eastAsia="Tahoma"/>
+          <w:b w:val="0"/>
+          <w:sz w:val="18"/>
+        </w:rPr>
+        <w:t xml:space="preserve"> (หรือ </w:t>
+      </w:r>
+      <w:r>
+        <w:rPr>
+          <w:rFonts w:ascii="Consolas" w:hAnsi="Consolas" w:cs="Consolas" w:eastAsia="Consolas"/>
+          <w:b w:val="0"/>
+          <w:color w:val="A31515"/>
+          <w:sz w:val="18"/>
+          <w:shd w:val="clear" w:color="auto" w:fill="EFEFEF"/>
+        </w:rPr>
+        <w:t>write memory</w:t>
+      </w:r>
+      <w:r>
+        <w:rPr>
+          <w:rFonts w:ascii="Tahoma" w:hAnsi="Tahoma" w:cs="Tahoma" w:eastAsia="Tahoma"/>
+          <w:b w:val="0"/>
+          <w:sz w:val="18"/>
+        </w:rPr>
+        <w:t xml:space="preserve"> / </w:t>
+      </w:r>
+      <w:r>
+        <w:rPr>
+          <w:rFonts w:ascii="Consolas" w:hAnsi="Consolas" w:cs="Consolas" w:eastAsia="Consolas"/>
+          <w:b w:val="0"/>
+          <w:color w:val="A31515"/>
+          <w:sz w:val="18"/>
+          <w:shd w:val="clear" w:color="auto" w:fill="EFEFEF"/>
+        </w:rPr>
+        <w:t>wr</w:t>
+      </w:r>
+      <w:r>
+        <w:rPr>
+          <w:rFonts w:ascii="Tahoma" w:hAnsi="Tahoma" w:cs="Tahoma" w:eastAsia="Tahoma"/>
+          <w:b w:val="0"/>
+          <w:sz w:val="18"/>
+        </w:rPr>
+        <w:t>)</w:t>
+      </w:r>
+    </w:p>
+    <w:p>
+      <w:pPr>
+        <w:spacing w:before="20" w:after="20"/>
+      </w:pPr>
+      <w:r>
+        <w:rPr>
+          <w:rFonts w:ascii="Tahoma" w:hAnsi="Tahoma" w:cs="Tahoma" w:eastAsia="Tahoma"/>
+          <w:b/>
+          <w:color w:val="C00000"/>
+          <w:sz w:val="18"/>
+        </w:rPr>
+        <w:t>คำสั่ง show ที่ใช้ตรวจ (verify):</w:t>
+      </w:r>
+    </w:p>
+    <w:tbl>
+      <w:tblPr>
+        <w:tblW w:type="auto" w:w="0"/>
+        <w:jc w:val="center"/>
+        <w:tblLook w:firstColumn="1" w:firstRow="1" w:lastColumn="0" w:lastRow="0" w:noHBand="0" w:noVBand="1" w:val="04A0"/>
+        <w:tblBorders>
+          <w:top w:val="single" w:sz="4" w:space="0" w:color="BFBFBF"/>
+          <w:left w:val="single" w:sz="4" w:space="0" w:color="BFBFBF"/>
+          <w:bottom w:val="single" w:sz="4" w:space="0" w:color="BFBFBF"/>
+          <w:right w:val="single" w:sz="4" w:space="0" w:color="BFBFBF"/>
+          <w:insideH w:val="single" w:sz="4" w:space="0" w:color="BFBFBF"/>
+          <w:insideV w:val="single" w:sz="4" w:space="0" w:color="BFBFBF"/>
+        </w:tblBorders>
+      </w:tblPr>
+      <w:tblGrid>
+        <w:gridCol w:w="5216"/>
+        <w:gridCol w:w="5216"/>
+      </w:tblGrid>
+      <w:tr>
+        <w:tc>
+          <w:tcPr>
+            <w:tcW w:type="dxa" w:w="5216"/>
+            <w:shd w:val="clear" w:color="auto" w:fill="305496"/>
+          </w:tcPr>
+          <w:p>
+            <w:pPr>
+              <w:spacing w:before="20" w:after="20"/>
+            </w:pPr>
+            <w:r>
+              <w:rPr>
+                <w:b/>
+                <w:color w:val="FFFFFF"/>
+              </w:rPr>
+            </w:r>
+            <w:r>
+              <w:rPr>
+                <w:rFonts w:ascii="Tahoma" w:hAnsi="Tahoma" w:cs="Tahoma" w:eastAsia="Tahoma"/>
+                <w:b/>
+                <w:color w:val="FFFFFF"/>
+                <w:sz w:val="17"/>
+              </w:rPr>
+              <w:t>คำสั่ง</w:t>
+            </w:r>
+          </w:p>
+        </w:tc>
+        <w:tc>
+          <w:tcPr>
+            <w:tcW w:type="dxa" w:w="5216"/>
+            <w:shd w:val="clear" w:color="auto" w:fill="305496"/>
+          </w:tcPr>
+          <w:p>
+            <w:pPr>
+              <w:spacing w:before="20" w:after="20"/>
+            </w:pPr>
+            <w:r>
+              <w:rPr>
+                <w:b/>
+                <w:color w:val="FFFFFF"/>
+              </w:rPr>
+            </w:r>
+            <w:r>
+              <w:rPr>
+                <w:rFonts w:ascii="Tahoma" w:hAnsi="Tahoma" w:cs="Tahoma" w:eastAsia="Tahoma"/>
+                <w:b/>
+                <w:color w:val="FFFFFF"/>
+                <w:sz w:val="17"/>
+              </w:rPr>
+              <w:t>ดูอะไร</w:t>
+            </w:r>
+          </w:p>
+        </w:tc>
+      </w:tr>
+      <w:tr>
+        <w:tc>
+          <w:tcPr>
+            <w:tcW w:type="dxa" w:w="5216"/>
+          </w:tcPr>
+          <w:p>
+            <w:pPr>
+              <w:spacing w:before="20" w:after="20"/>
+            </w:pPr>
+            <w:r/>
+            <w:r>
+              <w:rPr>
+                <w:rFonts w:ascii="Consolas" w:hAnsi="Consolas" w:cs="Consolas" w:eastAsia="Consolas"/>
+                <w:b w:val="0"/>
+                <w:color w:val="A31515"/>
+                <w:sz w:val="16"/>
+                <w:shd w:val="clear" w:color="auto" w:fill="EFEFEF"/>
+              </w:rPr>
+              <w:t>show running-config</w:t>
+            </w:r>
+          </w:p>
+        </w:tc>
+        <w:tc>
+          <w:tcPr>
+            <w:tcW w:type="dxa" w:w="5216"/>
+          </w:tcPr>
+          <w:p>
+            <w:pPr>
+              <w:spacing w:before="20" w:after="20"/>
+            </w:pPr>
+            <w:r/>
+            <w:r>
+              <w:rPr>
+                <w:rFonts w:ascii="Tahoma" w:hAnsi="Tahoma" w:cs="Tahoma" w:eastAsia="Tahoma"/>
+                <w:b w:val="0"/>
+                <w:sz w:val="16"/>
+              </w:rPr>
+              <w:t>ค่าคอนฟิกปัจจุบัน</w:t>
+            </w:r>
+          </w:p>
+        </w:tc>
+      </w:tr>
+      <w:tr>
+        <w:tc>
+          <w:tcPr>
+            <w:tcW w:type="dxa" w:w="5216"/>
+            <w:shd w:val="clear" w:color="auto" w:fill="F2F6FC"/>
+          </w:tcPr>
+          <w:p>
+            <w:pPr>
+              <w:spacing w:before="20" w:after="20"/>
+            </w:pPr>
+            <w:r/>
+            <w:r>
+              <w:rPr>
+                <w:rFonts w:ascii="Consolas" w:hAnsi="Consolas" w:cs="Consolas" w:eastAsia="Consolas"/>
+                <w:b w:val="0"/>
+                <w:color w:val="A31515"/>
+                <w:sz w:val="16"/>
+                <w:shd w:val="clear" w:color="auto" w:fill="EFEFEF"/>
+              </w:rPr>
+              <w:t>show ip interface brief</w:t>
+            </w:r>
+          </w:p>
+        </w:tc>
+        <w:tc>
+          <w:tcPr>
+            <w:tcW w:type="dxa" w:w="5216"/>
+            <w:shd w:val="clear" w:color="auto" w:fill="F2F6FC"/>
+          </w:tcPr>
+          <w:p>
+            <w:pPr>
+              <w:spacing w:before="20" w:after="20"/>
+            </w:pPr>
+            <w:r/>
+            <w:r>
+              <w:rPr>
+                <w:rFonts w:ascii="Tahoma" w:hAnsi="Tahoma" w:cs="Tahoma" w:eastAsia="Tahoma"/>
+                <w:b w:val="0"/>
+                <w:sz w:val="16"/>
+              </w:rPr>
+              <w:t>สรุป IP/สถานะทุกพอร์ต (up/down)</w:t>
+            </w:r>
+          </w:p>
+        </w:tc>
+      </w:tr>
+      <w:tr>
+        <w:tc>
+          <w:tcPr>
+            <w:tcW w:type="dxa" w:w="5216"/>
+          </w:tcPr>
+          <w:p>
+            <w:pPr>
+              <w:spacing w:before="20" w:after="20"/>
+            </w:pPr>
+            <w:r/>
+            <w:r>
+              <w:rPr>
+                <w:rFonts w:ascii="Consolas" w:hAnsi="Consolas" w:cs="Consolas" w:eastAsia="Consolas"/>
+                <w:b w:val="0"/>
+                <w:color w:val="A31515"/>
+                <w:sz w:val="16"/>
+                <w:shd w:val="clear" w:color="auto" w:fill="EFEFEF"/>
+              </w:rPr>
+              <w:t>show vlan brief</w:t>
+            </w:r>
+          </w:p>
+        </w:tc>
+        <w:tc>
+          <w:tcPr>
+            <w:tcW w:type="dxa" w:w="5216"/>
+          </w:tcPr>
+          <w:p>
+            <w:pPr>
+              <w:spacing w:before="20" w:after="20"/>
+            </w:pPr>
+            <w:r/>
+            <w:r>
+              <w:rPr>
+                <w:rFonts w:ascii="Tahoma" w:hAnsi="Tahoma" w:cs="Tahoma" w:eastAsia="Tahoma"/>
+                <w:b w:val="0"/>
+                <w:sz w:val="16"/>
+              </w:rPr>
+              <w:t>VLAN และพอร์ตที่สังกัด</w:t>
+            </w:r>
+          </w:p>
+        </w:tc>
+      </w:tr>
+      <w:tr>
+        <w:tc>
+          <w:tcPr>
+            <w:tcW w:type="dxa" w:w="5216"/>
+            <w:shd w:val="clear" w:color="auto" w:fill="F2F6FC"/>
+          </w:tcPr>
+          <w:p>
+            <w:pPr>
+              <w:spacing w:before="20" w:after="20"/>
+            </w:pPr>
+            <w:r/>
+            <w:r>
+              <w:rPr>
+                <w:rFonts w:ascii="Consolas" w:hAnsi="Consolas" w:cs="Consolas" w:eastAsia="Consolas"/>
+                <w:b w:val="0"/>
+                <w:color w:val="A31515"/>
+                <w:sz w:val="16"/>
+                <w:shd w:val="clear" w:color="auto" w:fill="EFEFEF"/>
+              </w:rPr>
+              <w:t>show interfaces trunk</w:t>
+            </w:r>
+          </w:p>
+        </w:tc>
+        <w:tc>
+          <w:tcPr>
+            <w:tcW w:type="dxa" w:w="5216"/>
+            <w:shd w:val="clear" w:color="auto" w:fill="F2F6FC"/>
+          </w:tcPr>
+          <w:p>
+            <w:pPr>
+              <w:spacing w:before="20" w:after="20"/>
+            </w:pPr>
+            <w:r/>
+            <w:r>
+              <w:rPr>
+                <w:rFonts w:ascii="Tahoma" w:hAnsi="Tahoma" w:cs="Tahoma" w:eastAsia="Tahoma"/>
+                <w:b w:val="0"/>
+                <w:sz w:val="16"/>
+              </w:rPr>
+              <w:t>พอร์ต trunk + VLAN ที่ผ่าน</w:t>
+            </w:r>
+          </w:p>
+        </w:tc>
+      </w:tr>
+      <w:tr>
+        <w:tc>
+          <w:tcPr>
+            <w:tcW w:type="dxa" w:w="5216"/>
+          </w:tcPr>
+          <w:p>
+            <w:pPr>
+              <w:spacing w:before="20" w:after="20"/>
+            </w:pPr>
+            <w:r/>
+            <w:r>
+              <w:rPr>
+                <w:rFonts w:ascii="Consolas" w:hAnsi="Consolas" w:cs="Consolas" w:eastAsia="Consolas"/>
+                <w:b w:val="0"/>
+                <w:color w:val="A31515"/>
+                <w:sz w:val="16"/>
+                <w:shd w:val="clear" w:color="auto" w:fill="EFEFEF"/>
+              </w:rPr>
+              <w:t>show mac address-table</w:t>
+            </w:r>
+          </w:p>
+        </w:tc>
+        <w:tc>
+          <w:tcPr>
+            <w:tcW w:type="dxa" w:w="5216"/>
+          </w:tcPr>
+          <w:p>
+            <w:pPr>
+              <w:spacing w:before="20" w:after="20"/>
+            </w:pPr>
+            <w:r/>
+            <w:r>
+              <w:rPr>
+                <w:rFonts w:ascii="Tahoma" w:hAnsi="Tahoma" w:cs="Tahoma" w:eastAsia="Tahoma"/>
+                <w:b w:val="0"/>
+                <w:sz w:val="16"/>
+              </w:rPr>
+              <w:t>ตาราง MAC ที่สวิตช์เรียนรู้</w:t>
+            </w:r>
+          </w:p>
+        </w:tc>
+      </w:tr>
+      <w:tr>
+        <w:tc>
+          <w:tcPr>
+            <w:tcW w:type="dxa" w:w="5216"/>
+            <w:shd w:val="clear" w:color="auto" w:fill="F2F6FC"/>
+          </w:tcPr>
+          <w:p>
+            <w:pPr>
+              <w:spacing w:before="20" w:after="20"/>
+            </w:pPr>
+            <w:r/>
+            <w:r>
+              <w:rPr>
+                <w:rFonts w:ascii="Consolas" w:hAnsi="Consolas" w:cs="Consolas" w:eastAsia="Consolas"/>
+                <w:b w:val="0"/>
+                <w:color w:val="A31515"/>
+                <w:sz w:val="16"/>
+                <w:shd w:val="clear" w:color="auto" w:fill="EFEFEF"/>
+              </w:rPr>
+              <w:t>show ip route</w:t>
+            </w:r>
+          </w:p>
+        </w:tc>
+        <w:tc>
+          <w:tcPr>
+            <w:tcW w:type="dxa" w:w="5216"/>
+            <w:shd w:val="clear" w:color="auto" w:fill="F2F6FC"/>
+          </w:tcPr>
+          <w:p>
+            <w:pPr>
+              <w:spacing w:before="20" w:after="20"/>
+            </w:pPr>
+            <w:r/>
+            <w:r>
+              <w:rPr>
+                <w:rFonts w:ascii="Tahoma" w:hAnsi="Tahoma" w:cs="Tahoma" w:eastAsia="Tahoma"/>
+                <w:b w:val="0"/>
+                <w:sz w:val="16"/>
+              </w:rPr>
+              <w:t>ตาราง routing (C=connected, S=static, O=OSPF)</w:t>
+            </w:r>
+          </w:p>
+        </w:tc>
+      </w:tr>
+      <w:tr>
+        <w:tc>
+          <w:tcPr>
+            <w:tcW w:type="dxa" w:w="5216"/>
+          </w:tcPr>
+          <w:p>
+            <w:pPr>
+              <w:spacing w:before="20" w:after="20"/>
+            </w:pPr>
+            <w:r/>
+            <w:r>
+              <w:rPr>
+                <w:rFonts w:ascii="Consolas" w:hAnsi="Consolas" w:cs="Consolas" w:eastAsia="Consolas"/>
+                <w:b w:val="0"/>
+                <w:color w:val="A31515"/>
+                <w:sz w:val="16"/>
+                <w:shd w:val="clear" w:color="auto" w:fill="EFEFEF"/>
+              </w:rPr>
+              <w:t>show access-lists</w:t>
+            </w:r>
+          </w:p>
+        </w:tc>
+        <w:tc>
+          <w:tcPr>
+            <w:tcW w:type="dxa" w:w="5216"/>
+          </w:tcPr>
+          <w:p>
+            <w:pPr>
+              <w:spacing w:before="20" w:after="20"/>
+            </w:pPr>
+            <w:r/>
+            <w:r>
+              <w:rPr>
+                <w:rFonts w:ascii="Tahoma" w:hAnsi="Tahoma" w:cs="Tahoma" w:eastAsia="Tahoma"/>
+                <w:b w:val="0"/>
+                <w:sz w:val="16"/>
+              </w:rPr>
+              <w:t>ACL ที่ตั้งไว้</w:t>
+            </w:r>
+          </w:p>
+        </w:tc>
+      </w:tr>
+    </w:tbl>
+    <w:p>
+      <w:pPr>
+        <w:spacing w:after="40"/>
+      </w:pPr>
+    </w:p>
+    <w:p>
+      <w:pPr>
+        <w:spacing w:before="20" w:after="20"/>
+      </w:pPr>
+      <w:r>
+        <w:rPr>
+          <w:rFonts w:ascii="Tahoma" w:hAnsi="Tahoma" w:cs="Tahoma" w:eastAsia="Tahoma"/>
+          <w:b/>
+          <w:color w:val="C00000"/>
+          <w:sz w:val="18"/>
+        </w:rPr>
+        <w:t>VLAN (แบ่ง broadcast domain เชิงตรรกะ):</w:t>
+      </w:r>
+    </w:p>
+    <w:p>
+      <w:pPr>
+        <w:spacing w:before="60" w:after="60"/>
+        <w:shd w:val="clear" w:color="auto" w:fill="EFEFEF"/>
+        <w:ind w:left="170"/>
+      </w:pPr>
+      <w:r>
+        <w:rPr>
+          <w:rFonts w:ascii="Consolas" w:hAnsi="Consolas" w:cs="Consolas" w:eastAsia="Consolas"/>
+          <w:b w:val="0"/>
+          <w:color w:val="1A1A1A"/>
+          <w:sz w:val="16"/>
+        </w:rPr>
+        <w:t>Switch(config)# vlan 10</w:t>
+        <w:br/>
+      </w:r>
+      <w:r>
+        <w:rPr>
+          <w:rFonts w:ascii="Consolas" w:hAnsi="Consolas" w:cs="Consolas" w:eastAsia="Consolas"/>
+          <w:b w:val="0"/>
+          <w:color w:val="1A1A1A"/>
+          <w:sz w:val="16"/>
+        </w:rPr>
+        <w:t>Switch(config-vlan)# name SALES</w:t>
+        <w:br/>
+      </w:r>
+      <w:r>
+        <w:rPr>
+          <w:rFonts w:ascii="Consolas" w:hAnsi="Consolas" w:cs="Consolas" w:eastAsia="Consolas"/>
+          <w:b w:val="0"/>
+          <w:color w:val="1A1A1A"/>
+          <w:sz w:val="16"/>
+        </w:rPr>
+        <w:t>Switch(config)# interface fa0/1</w:t>
+        <w:br/>
+      </w:r>
+      <w:r>
+        <w:rPr>
+          <w:rFonts w:ascii="Consolas" w:hAnsi="Consolas" w:cs="Consolas" w:eastAsia="Consolas"/>
+          <w:b w:val="0"/>
+          <w:color w:val="1A1A1A"/>
+          <w:sz w:val="16"/>
+        </w:rPr>
+        <w:t>Switch(config-if)# switchport mode access</w:t>
+        <w:br/>
+      </w:r>
+      <w:r>
+        <w:rPr>
+          <w:rFonts w:ascii="Consolas" w:hAnsi="Consolas" w:cs="Consolas" w:eastAsia="Consolas"/>
+          <w:b w:val="0"/>
+          <w:color w:val="1A1A1A"/>
+          <w:sz w:val="16"/>
+        </w:rPr>
+        <w:t>Switch(config-if)# switchport access vlan 10      ! ใส่พอร์ตเข้า VLAN 10</w:t>
+      </w:r>
+    </w:p>
+    <w:p>
+      <w:pPr>
+        <w:spacing w:before="0" w:after="0"/>
+        <w:ind w:left="283"/>
+      </w:pPr>
+      <w:r>
+        <w:rPr>
+          <w:rFonts w:ascii="Tahoma" w:hAnsi="Tahoma" w:cs="Tahoma" w:eastAsia="Tahoma"/>
+          <w:b w:val="0"/>
+          <w:color w:val="888888"/>
+          <w:sz w:val="18"/>
+        </w:rPr>
+        <w:t xml:space="preserve">▪ </w:t>
+      </w:r>
+      <w:r>
+        <w:rPr>
+          <w:rFonts w:ascii="Tahoma" w:hAnsi="Tahoma" w:cs="Tahoma" w:eastAsia="Tahoma"/>
+          <w:b/>
+          <w:color w:val="C00000"/>
+          <w:sz w:val="18"/>
+        </w:rPr>
+        <w:t>Trunk</w:t>
+      </w:r>
+      <w:r>
+        <w:rPr>
+          <w:rFonts w:ascii="Tahoma" w:hAnsi="Tahoma" w:cs="Tahoma" w:eastAsia="Tahoma"/>
+          <w:b w:val="0"/>
+          <w:sz w:val="18"/>
+        </w:rPr>
+        <w:t xml:space="preserve"> (ส่งหลาย VLAN ข้ามสวิตช์ ใช้แท็ก </w:t>
+      </w:r>
+      <w:r>
+        <w:rPr>
+          <w:rFonts w:ascii="Tahoma" w:hAnsi="Tahoma" w:cs="Tahoma" w:eastAsia="Tahoma"/>
+          <w:b/>
+          <w:color w:val="C00000"/>
+          <w:sz w:val="18"/>
+        </w:rPr>
+        <w:t>802.1Q</w:t>
+      </w:r>
+      <w:r>
+        <w:rPr>
+          <w:rFonts w:ascii="Tahoma" w:hAnsi="Tahoma" w:cs="Tahoma" w:eastAsia="Tahoma"/>
+          <w:b w:val="0"/>
+          <w:sz w:val="18"/>
+        </w:rPr>
+        <w:t>):</w:t>
+      </w:r>
+    </w:p>
+    <w:p>
+      <w:pPr>
+        <w:spacing w:before="60" w:after="60"/>
+        <w:shd w:val="clear" w:color="auto" w:fill="EFEFEF"/>
+        <w:ind w:left="170"/>
+      </w:pPr>
+      <w:r>
+        <w:rPr>
+          <w:rFonts w:ascii="Consolas" w:hAnsi="Consolas" w:cs="Consolas" w:eastAsia="Consolas"/>
+          <w:b w:val="0"/>
+          <w:color w:val="1A1A1A"/>
+          <w:sz w:val="16"/>
+        </w:rPr>
+        <w:t>Switch(config-if)# switchport mode trunk</w:t>
+        <w:br/>
+      </w:r>
+      <w:r>
+        <w:rPr>
+          <w:rFonts w:ascii="Consolas" w:hAnsi="Consolas" w:cs="Consolas" w:eastAsia="Consolas"/>
+          <w:b w:val="0"/>
+          <w:color w:val="1A1A1A"/>
+          <w:sz w:val="16"/>
+        </w:rPr>
+        <w:t>Switch(config-if)# switchport trunk allowed vlan 10,20</w:t>
+        <w:br/>
+      </w:r>
+      <w:r>
+        <w:rPr>
+          <w:rFonts w:ascii="Consolas" w:hAnsi="Consolas" w:cs="Consolas" w:eastAsia="Consolas"/>
+          <w:b w:val="0"/>
+          <w:color w:val="1A1A1A"/>
+          <w:sz w:val="16"/>
+        </w:rPr>
+        <w:t>Switch(config-if)# switchport trunk native vlan 99  ! VLAN ที่ไม่ติดแท็ก</w:t>
+      </w:r>
+    </w:p>
+    <w:p>
+      <w:pPr>
+        <w:spacing w:before="0" w:after="0"/>
+        <w:ind w:left="283"/>
+      </w:pPr>
+      <w:r>
+        <w:rPr>
+          <w:rFonts w:ascii="Tahoma" w:hAnsi="Tahoma" w:cs="Tahoma" w:eastAsia="Tahoma"/>
+          <w:b w:val="0"/>
+          <w:color w:val="888888"/>
+          <w:sz w:val="18"/>
+        </w:rPr>
+        <w:t xml:space="preserve">▪ </w:t>
+      </w:r>
+      <w:r>
+        <w:rPr>
+          <w:rFonts w:ascii="Tahoma" w:hAnsi="Tahoma" w:cs="Tahoma" w:eastAsia="Tahoma"/>
+          <w:b/>
+          <w:color w:val="C00000"/>
+          <w:sz w:val="18"/>
+        </w:rPr>
+        <w:t>Inter-VLAN routing:</w:t>
+      </w:r>
+      <w:r>
+        <w:rPr>
+          <w:rFonts w:ascii="Tahoma" w:hAnsi="Tahoma" w:cs="Tahoma" w:eastAsia="Tahoma"/>
+          <w:b w:val="0"/>
+          <w:sz w:val="18"/>
+        </w:rPr>
+        <w:t xml:space="preserve"> ใช้ </w:t>
+      </w:r>
+      <w:r>
+        <w:rPr>
+          <w:rFonts w:ascii="Tahoma" w:hAnsi="Tahoma" w:cs="Tahoma" w:eastAsia="Tahoma"/>
+          <w:b/>
+          <w:color w:val="C00000"/>
+          <w:sz w:val="18"/>
+        </w:rPr>
+        <w:t>Router-on-a-stick</w:t>
+      </w:r>
+      <w:r>
+        <w:rPr>
+          <w:rFonts w:ascii="Tahoma" w:hAnsi="Tahoma" w:cs="Tahoma" w:eastAsia="Tahoma"/>
+          <w:b w:val="0"/>
+          <w:sz w:val="18"/>
+        </w:rPr>
+        <w:t xml:space="preserve"> (แบ่ง subinterface + </w:t>
+      </w:r>
+      <w:r>
+        <w:rPr>
+          <w:rFonts w:ascii="Consolas" w:hAnsi="Consolas" w:cs="Consolas" w:eastAsia="Consolas"/>
+          <w:b w:val="0"/>
+          <w:color w:val="A31515"/>
+          <w:sz w:val="18"/>
+          <w:shd w:val="clear" w:color="auto" w:fill="EFEFEF"/>
+        </w:rPr>
+        <w:t>encapsulation dot1Q &lt;id&gt;</w:t>
+      </w:r>
+      <w:r>
+        <w:rPr>
+          <w:rFonts w:ascii="Tahoma" w:hAnsi="Tahoma" w:cs="Tahoma" w:eastAsia="Tahoma"/>
+          <w:b w:val="0"/>
+          <w:sz w:val="18"/>
+        </w:rPr>
+        <w:t xml:space="preserve">) หรือ </w:t>
+      </w:r>
+      <w:r>
+        <w:rPr>
+          <w:rFonts w:ascii="Tahoma" w:hAnsi="Tahoma" w:cs="Tahoma" w:eastAsia="Tahoma"/>
+          <w:b/>
+          <w:color w:val="C00000"/>
+          <w:sz w:val="18"/>
+        </w:rPr>
+        <w:t>SVI</w:t>
+      </w:r>
+      <w:r>
+        <w:rPr>
+          <w:rFonts w:ascii="Tahoma" w:hAnsi="Tahoma" w:cs="Tahoma" w:eastAsia="Tahoma"/>
+          <w:b w:val="0"/>
+          <w:sz w:val="18"/>
+        </w:rPr>
+        <w:t xml:space="preserve"> บน L3 switch (</w:t>
+      </w:r>
+      <w:r>
+        <w:rPr>
+          <w:rFonts w:ascii="Consolas" w:hAnsi="Consolas" w:cs="Consolas" w:eastAsia="Consolas"/>
+          <w:b w:val="0"/>
+          <w:color w:val="A31515"/>
+          <w:sz w:val="18"/>
+          <w:shd w:val="clear" w:color="auto" w:fill="EFEFEF"/>
+        </w:rPr>
+        <w:t>interface vlan 10</w:t>
+      </w:r>
+      <w:r>
+        <w:rPr>
+          <w:rFonts w:ascii="Tahoma" w:hAnsi="Tahoma" w:cs="Tahoma" w:eastAsia="Tahoma"/>
+          <w:b w:val="0"/>
+          <w:sz w:val="18"/>
+        </w:rPr>
+        <w:t xml:space="preserve"> + ตั้ง IP)</w:t>
+      </w:r>
+    </w:p>
+    <w:p>
+      <w:pPr>
+        <w:spacing w:before="20" w:after="20"/>
+      </w:pPr>
+      <w:r>
+        <w:rPr>
+          <w:rFonts w:ascii="Tahoma" w:hAnsi="Tahoma" w:cs="Tahoma" w:eastAsia="Tahoma"/>
+          <w:b/>
+          <w:color w:val="C00000"/>
+          <w:sz w:val="18"/>
+        </w:rPr>
+        <w:t>Router — ตั้ง IP interface &amp; เส้นทาง:</w:t>
+      </w:r>
+    </w:p>
+    <w:p>
+      <w:pPr>
+        <w:spacing w:before="60" w:after="60"/>
+        <w:shd w:val="clear" w:color="auto" w:fill="EFEFEF"/>
+        <w:ind w:left="170"/>
+      </w:pPr>
+      <w:r>
+        <w:rPr>
+          <w:rFonts w:ascii="Consolas" w:hAnsi="Consolas" w:cs="Consolas" w:eastAsia="Consolas"/>
+          <w:b w:val="0"/>
+          <w:color w:val="1A1A1A"/>
+          <w:sz w:val="16"/>
+        </w:rPr>
+        <w:t>Router(config)# interface g0/0</w:t>
+        <w:br/>
+      </w:r>
+      <w:r>
+        <w:rPr>
+          <w:rFonts w:ascii="Consolas" w:hAnsi="Consolas" w:cs="Consolas" w:eastAsia="Consolas"/>
+          <w:b w:val="0"/>
+          <w:color w:val="1A1A1A"/>
+          <w:sz w:val="16"/>
+        </w:rPr>
+        <w:t>Router(config-if)# ip address 192.168.1.1 255.255.255.0</w:t>
+        <w:br/>
+      </w:r>
+      <w:r>
+        <w:rPr>
+          <w:rFonts w:ascii="Consolas" w:hAnsi="Consolas" w:cs="Consolas" w:eastAsia="Consolas"/>
+          <w:b w:val="0"/>
+          <w:color w:val="1A1A1A"/>
+          <w:sz w:val="16"/>
+        </w:rPr>
+        <w:t>Router(config-if)# no shutdown                    ! เปิดพอร์ต (default ปิด)</w:t>
+        <w:br/>
+      </w:r>
+      <w:r>
+        <w:rPr>
+          <w:rFonts w:ascii="Consolas" w:hAnsi="Consolas" w:cs="Consolas" w:eastAsia="Consolas"/>
+          <w:b w:val="0"/>
+          <w:color w:val="1A1A1A"/>
+          <w:sz w:val="16"/>
+        </w:rPr>
+        <w:t>Router(config)# ip route 10.0.0.0 255.0.0.0 192.168.1.2   ! static route</w:t>
+        <w:br/>
+      </w:r>
+      <w:r>
+        <w:rPr>
+          <w:rFonts w:ascii="Consolas" w:hAnsi="Consolas" w:cs="Consolas" w:eastAsia="Consolas"/>
+          <w:b w:val="0"/>
+          <w:color w:val="1A1A1A"/>
+          <w:sz w:val="16"/>
+        </w:rPr>
+        <w:t>Router(config)# ip route 0.0.0.0 0.0.0.0 192.168.1.2      ! default route</w:t>
+      </w:r>
+    </w:p>
+    <w:p>
+      <w:pPr>
+        <w:spacing w:before="20" w:after="20"/>
+      </w:pPr>
+      <w:r>
+        <w:rPr>
+          <w:rFonts w:ascii="Tahoma" w:hAnsi="Tahoma" w:cs="Tahoma" w:eastAsia="Tahoma"/>
+          <w:b/>
+          <w:color w:val="C00000"/>
+          <w:sz w:val="18"/>
+        </w:rPr>
+        <w:t>ACL (Access Control List) — กรองทราฟฟิก:</w:t>
+      </w:r>
+    </w:p>
+    <w:p>
+      <w:pPr>
+        <w:spacing w:before="0" w:after="0"/>
+        <w:ind w:left="283"/>
+      </w:pPr>
+      <w:r>
+        <w:rPr>
+          <w:rFonts w:ascii="Tahoma" w:hAnsi="Tahoma" w:cs="Tahoma" w:eastAsia="Tahoma"/>
+          <w:b w:val="0"/>
+          <w:color w:val="888888"/>
+          <w:sz w:val="18"/>
+        </w:rPr>
+        <w:t xml:space="preserve">▪ </w:t>
+      </w:r>
+      <w:r>
+        <w:rPr>
+          <w:rFonts w:ascii="Tahoma" w:hAnsi="Tahoma" w:cs="Tahoma" w:eastAsia="Tahoma"/>
+          <w:b/>
+          <w:color w:val="C00000"/>
+          <w:sz w:val="18"/>
+        </w:rPr>
+        <w:t>Standard (1–99):</w:t>
+      </w:r>
+      <w:r>
+        <w:rPr>
+          <w:rFonts w:ascii="Tahoma" w:hAnsi="Tahoma" w:cs="Tahoma" w:eastAsia="Tahoma"/>
+          <w:b w:val="0"/>
+          <w:sz w:val="18"/>
+        </w:rPr>
+        <w:t xml:space="preserve"> กรองตาม </w:t>
+      </w:r>
+      <w:r>
+        <w:rPr>
+          <w:rFonts w:ascii="Tahoma" w:hAnsi="Tahoma" w:cs="Tahoma" w:eastAsia="Tahoma"/>
+          <w:b/>
+          <w:color w:val="C00000"/>
+          <w:sz w:val="18"/>
+        </w:rPr>
+        <w:t>source IP</w:t>
+      </w:r>
+      <w:r>
+        <w:rPr>
+          <w:rFonts w:ascii="Tahoma" w:hAnsi="Tahoma" w:cs="Tahoma" w:eastAsia="Tahoma"/>
+          <w:b w:val="0"/>
+          <w:sz w:val="18"/>
+        </w:rPr>
+        <w:t xml:space="preserve"> เท่านั้น → วางใกล้ </w:t>
+      </w:r>
+      <w:r>
+        <w:rPr>
+          <w:rFonts w:ascii="Tahoma" w:hAnsi="Tahoma" w:cs="Tahoma" w:eastAsia="Tahoma"/>
+          <w:b/>
+          <w:color w:val="C00000"/>
+          <w:sz w:val="18"/>
+        </w:rPr>
+        <w:t>ปลายทาง</w:t>
+      </w:r>
+    </w:p>
+    <w:p>
+      <w:pPr>
+        <w:spacing w:before="0" w:after="0"/>
+        <w:ind w:left="283"/>
+      </w:pPr>
+      <w:r>
+        <w:rPr>
+          <w:rFonts w:ascii="Tahoma" w:hAnsi="Tahoma" w:cs="Tahoma" w:eastAsia="Tahoma"/>
+          <w:b w:val="0"/>
+          <w:color w:val="888888"/>
+          <w:sz w:val="18"/>
+        </w:rPr>
+        <w:t xml:space="preserve">▪ </w:t>
+      </w:r>
+      <w:r>
+        <w:rPr>
+          <w:rFonts w:ascii="Tahoma" w:hAnsi="Tahoma" w:cs="Tahoma" w:eastAsia="Tahoma"/>
+          <w:b/>
+          <w:color w:val="C00000"/>
+          <w:sz w:val="18"/>
+        </w:rPr>
+        <w:t>Extended (100–199):</w:t>
+      </w:r>
+      <w:r>
+        <w:rPr>
+          <w:rFonts w:ascii="Tahoma" w:hAnsi="Tahoma" w:cs="Tahoma" w:eastAsia="Tahoma"/>
+          <w:b w:val="0"/>
+          <w:sz w:val="18"/>
+        </w:rPr>
+        <w:t xml:space="preserve"> กรองตาม source+dest IP, protocol, port → วางใกล้ </w:t>
+      </w:r>
+      <w:r>
+        <w:rPr>
+          <w:rFonts w:ascii="Tahoma" w:hAnsi="Tahoma" w:cs="Tahoma" w:eastAsia="Tahoma"/>
+          <w:b/>
+          <w:color w:val="C00000"/>
+          <w:sz w:val="18"/>
+        </w:rPr>
+        <w:t>ต้นทาง</w:t>
+      </w:r>
+    </w:p>
+    <w:p>
+      <w:pPr>
+        <w:spacing w:before="0" w:after="0"/>
+        <w:ind w:left="283"/>
+      </w:pPr>
+      <w:r>
+        <w:rPr>
+          <w:rFonts w:ascii="Tahoma" w:hAnsi="Tahoma" w:cs="Tahoma" w:eastAsia="Tahoma"/>
+          <w:b w:val="0"/>
+          <w:color w:val="888888"/>
+          <w:sz w:val="18"/>
+        </w:rPr>
+        <w:t xml:space="preserve">▪ </w:t>
+      </w:r>
+      <w:r>
+        <w:rPr>
+          <w:rFonts w:ascii="Tahoma" w:hAnsi="Tahoma" w:cs="Tahoma" w:eastAsia="Tahoma"/>
+          <w:b w:val="0"/>
+          <w:sz w:val="18"/>
+        </w:rPr>
+        <w:t xml:space="preserve">ใช้ </w:t>
+      </w:r>
+      <w:r>
+        <w:rPr>
+          <w:rFonts w:ascii="Tahoma" w:hAnsi="Tahoma" w:cs="Tahoma" w:eastAsia="Tahoma"/>
+          <w:b/>
+          <w:color w:val="C00000"/>
+          <w:sz w:val="18"/>
+        </w:rPr>
+        <w:t>wildcard mask</w:t>
+      </w:r>
+      <w:r>
+        <w:rPr>
+          <w:rFonts w:ascii="Tahoma" w:hAnsi="Tahoma" w:cs="Tahoma" w:eastAsia="Tahoma"/>
+          <w:b w:val="0"/>
+          <w:sz w:val="18"/>
+        </w:rPr>
+        <w:t xml:space="preserve"> (กลับด้าน subnet mask: </w:t>
+      </w:r>
+      <w:r>
+        <w:rPr>
+          <w:rFonts w:ascii="Consolas" w:hAnsi="Consolas" w:cs="Consolas" w:eastAsia="Consolas"/>
+          <w:b w:val="0"/>
+          <w:color w:val="A31515"/>
+          <w:sz w:val="18"/>
+          <w:shd w:val="clear" w:color="auto" w:fill="EFEFEF"/>
+        </w:rPr>
+        <w:t>0.0.0.255</w:t>
+      </w:r>
+      <w:r>
+        <w:rPr>
+          <w:rFonts w:ascii="Tahoma" w:hAnsi="Tahoma" w:cs="Tahoma" w:eastAsia="Tahoma"/>
+          <w:b w:val="0"/>
+          <w:sz w:val="18"/>
+        </w:rPr>
+        <w:t xml:space="preserve"> = ทั้ง /24)</w:t>
+      </w:r>
+    </w:p>
+    <w:p>
+      <w:pPr>
+        <w:spacing w:before="60" w:after="60"/>
+        <w:shd w:val="clear" w:color="auto" w:fill="EFEFEF"/>
+        <w:ind w:left="170"/>
+      </w:pPr>
+      <w:r>
+        <w:rPr>
+          <w:rFonts w:ascii="Consolas" w:hAnsi="Consolas" w:cs="Consolas" w:eastAsia="Consolas"/>
+          <w:b w:val="0"/>
+          <w:color w:val="1A1A1A"/>
+          <w:sz w:val="16"/>
+        </w:rPr>
+        <w:t>! Standard: ห้าม 192.168.1.0/24, อนุญาตที่เหลือ</w:t>
+        <w:br/>
+      </w:r>
+      <w:r>
+        <w:rPr>
+          <w:rFonts w:ascii="Consolas" w:hAnsi="Consolas" w:cs="Consolas" w:eastAsia="Consolas"/>
+          <w:b w:val="0"/>
+          <w:color w:val="1A1A1A"/>
+          <w:sz w:val="16"/>
+        </w:rPr>
+        <w:t>Router(config)# access-list 10 deny 192.168.1.0 0.0.0.255</w:t>
+        <w:br/>
+      </w:r>
+      <w:r>
+        <w:rPr>
+          <w:rFonts w:ascii="Consolas" w:hAnsi="Consolas" w:cs="Consolas" w:eastAsia="Consolas"/>
+          <w:b w:val="0"/>
+          <w:color w:val="1A1A1A"/>
+          <w:sz w:val="16"/>
+        </w:rPr>
+        <w:t>Router(config)# access-list 10 permit any</w:t>
+        <w:br/>
+      </w:r>
+      <w:r>
+        <w:rPr>
+          <w:rFonts w:ascii="Consolas" w:hAnsi="Consolas" w:cs="Consolas" w:eastAsia="Consolas"/>
+          <w:b w:val="0"/>
+          <w:color w:val="1A1A1A"/>
+          <w:sz w:val="16"/>
+        </w:rPr>
+        <w:t>Router(config)# interface g0/1</w:t>
+        <w:br/>
+      </w:r>
+      <w:r>
+        <w:rPr>
+          <w:rFonts w:ascii="Consolas" w:hAnsi="Consolas" w:cs="Consolas" w:eastAsia="Consolas"/>
+          <w:b w:val="0"/>
+          <w:color w:val="1A1A1A"/>
+          <w:sz w:val="16"/>
+        </w:rPr>
+        <w:t>Router(config-if)# ip access-group 10 out</w:t>
+        <w:br/>
+      </w:r>
+      <w:r>
+        <w:rPr>
+          <w:rFonts w:ascii="Consolas" w:hAnsi="Consolas" w:cs="Consolas" w:eastAsia="Consolas"/>
+          <w:b w:val="0"/>
+          <w:color w:val="1A1A1A"/>
+          <w:sz w:val="16"/>
+        </w:rPr>
+        <w:t xml:space="preserve"> </w:t>
+        <w:br/>
+      </w:r>
+      <w:r>
+        <w:rPr>
+          <w:rFonts w:ascii="Consolas" w:hAnsi="Consolas" w:cs="Consolas" w:eastAsia="Consolas"/>
+          <w:b w:val="0"/>
+          <w:color w:val="1A1A1A"/>
+          <w:sz w:val="16"/>
+        </w:rPr>
+        <w:t>! Extended: ห้าม host หนึ่งเข้าเว็บ (HTTP/80) ของเซิร์ฟเวอร์</w:t>
+        <w:br/>
+      </w:r>
+      <w:r>
+        <w:rPr>
+          <w:rFonts w:ascii="Consolas" w:hAnsi="Consolas" w:cs="Consolas" w:eastAsia="Consolas"/>
+          <w:b w:val="0"/>
+          <w:color w:val="1A1A1A"/>
+          <w:sz w:val="16"/>
+        </w:rPr>
+        <w:t>Router(config)# access-list 100 deny tcp host 192.168.1.5 host 10.0.0.8 eq 80</w:t>
+        <w:br/>
+      </w:r>
+      <w:r>
+        <w:rPr>
+          <w:rFonts w:ascii="Consolas" w:hAnsi="Consolas" w:cs="Consolas" w:eastAsia="Consolas"/>
+          <w:b w:val="0"/>
+          <w:color w:val="1A1A1A"/>
+          <w:sz w:val="16"/>
+        </w:rPr>
+        <w:t>Router(config)# access-list 100 permit ip any any</w:t>
+        <w:br/>
+      </w:r>
+      <w:r>
+        <w:rPr>
+          <w:rFonts w:ascii="Consolas" w:hAnsi="Consolas" w:cs="Consolas" w:eastAsia="Consolas"/>
+          <w:b w:val="0"/>
+          <w:color w:val="1A1A1A"/>
+          <w:sz w:val="16"/>
+        </w:rPr>
+        <w:t>Router(config-if)# ip access-group 100 in</w:t>
+      </w:r>
+    </w:p>
+    <w:p>
+      <w:pPr>
+        <w:spacing w:before="0" w:after="0"/>
+        <w:ind w:left="283"/>
+      </w:pPr>
+      <w:r>
+        <w:rPr>
+          <w:rFonts w:ascii="Tahoma" w:hAnsi="Tahoma" w:cs="Tahoma" w:eastAsia="Tahoma"/>
+          <w:b w:val="0"/>
+          <w:color w:val="888888"/>
+          <w:sz w:val="18"/>
+        </w:rPr>
+        <w:t xml:space="preserve">▪ </w:t>
+      </w:r>
+      <w:r>
+        <w:rPr>
+          <w:rFonts w:ascii="Tahoma" w:hAnsi="Tahoma" w:cs="Tahoma" w:eastAsia="Tahoma"/>
+          <w:b w:val="0"/>
+          <w:sz w:val="18"/>
+        </w:rPr>
+        <w:t xml:space="preserve">⚠️ ท้าย ACL มี </w:t>
+      </w:r>
+      <w:r>
+        <w:rPr>
+          <w:rFonts w:ascii="Tahoma" w:hAnsi="Tahoma" w:cs="Tahoma" w:eastAsia="Tahoma"/>
+          <w:b/>
+          <w:color w:val="C00000"/>
+          <w:sz w:val="18"/>
+        </w:rPr>
+        <w:t>implicit deny any</w:t>
+      </w:r>
+      <w:r>
+        <w:rPr>
+          <w:rFonts w:ascii="Tahoma" w:hAnsi="Tahoma" w:cs="Tahoma" w:eastAsia="Tahoma"/>
+          <w:b w:val="0"/>
+          <w:sz w:val="18"/>
+        </w:rPr>
+        <w:t xml:space="preserve"> เสมอ (ต้องมี </w:t>
+      </w:r>
+      <w:r>
+        <w:rPr>
+          <w:rFonts w:ascii="Consolas" w:hAnsi="Consolas" w:cs="Consolas" w:eastAsia="Consolas"/>
+          <w:b w:val="0"/>
+          <w:color w:val="A31515"/>
+          <w:sz w:val="18"/>
+          <w:shd w:val="clear" w:color="auto" w:fill="EFEFEF"/>
+        </w:rPr>
+        <w:t>permit</w:t>
+      </w:r>
+      <w:r>
+        <w:rPr>
+          <w:rFonts w:ascii="Tahoma" w:hAnsi="Tahoma" w:cs="Tahoma" w:eastAsia="Tahoma"/>
+          <w:b w:val="0"/>
+          <w:sz w:val="18"/>
+        </w:rPr>
+        <w:t xml:space="preserve"> ปิดท้ายไม่งั้นบล็อกหมด) · อ่านกฎ </w:t>
+      </w:r>
+      <w:r>
+        <w:rPr>
+          <w:rFonts w:ascii="Tahoma" w:hAnsi="Tahoma" w:cs="Tahoma" w:eastAsia="Tahoma"/>
+          <w:b/>
+          <w:color w:val="C00000"/>
+          <w:sz w:val="18"/>
+        </w:rPr>
+        <w:t>บนลงล่าง เจอ match แรกหยุด</w:t>
+      </w:r>
+    </w:p>
+    <w:p>
+      <w:pPr>
+        <w:spacing w:before="20" w:after="20"/>
+      </w:pPr>
+      <w:r>
+        <w:rPr>
+          <w:rFonts w:ascii="Tahoma" w:hAnsi="Tahoma" w:cs="Tahoma" w:eastAsia="Tahoma"/>
+          <w:b/>
+          <w:color w:val="C00000"/>
+          <w:sz w:val="18"/>
+        </w:rPr>
+        <w:t>อื่น ๆ ที่ควรรู้:</w:t>
+      </w:r>
+    </w:p>
+    <w:p>
+      <w:pPr>
+        <w:spacing w:before="0" w:after="0"/>
+        <w:ind w:left="283"/>
+      </w:pPr>
+      <w:r>
+        <w:rPr>
+          <w:rFonts w:ascii="Tahoma" w:hAnsi="Tahoma" w:cs="Tahoma" w:eastAsia="Tahoma"/>
+          <w:b w:val="0"/>
+          <w:color w:val="888888"/>
+          <w:sz w:val="18"/>
+        </w:rPr>
+        <w:t xml:space="preserve">▪ </w:t>
+      </w:r>
+      <w:r>
+        <w:rPr>
+          <w:rFonts w:ascii="Tahoma" w:hAnsi="Tahoma" w:cs="Tahoma" w:eastAsia="Tahoma"/>
+          <w:b/>
+          <w:color w:val="C00000"/>
+          <w:sz w:val="18"/>
+        </w:rPr>
+        <w:t>Port Security:</w:t>
+      </w:r>
+      <w:r>
+        <w:rPr>
+          <w:rFonts w:ascii="Tahoma" w:hAnsi="Tahoma" w:cs="Tahoma" w:eastAsia="Tahoma"/>
+          <w:b w:val="0"/>
+          <w:sz w:val="18"/>
+        </w:rPr>
+        <w:t xml:space="preserve"> </w:t>
+      </w:r>
+      <w:r>
+        <w:rPr>
+          <w:rFonts w:ascii="Consolas" w:hAnsi="Consolas" w:cs="Consolas" w:eastAsia="Consolas"/>
+          <w:b w:val="0"/>
+          <w:color w:val="A31515"/>
+          <w:sz w:val="18"/>
+          <w:shd w:val="clear" w:color="auto" w:fill="EFEFEF"/>
+        </w:rPr>
+        <w:t>switchport port-security</w:t>
+      </w:r>
+      <w:r>
+        <w:rPr>
+          <w:rFonts w:ascii="Tahoma" w:hAnsi="Tahoma" w:cs="Tahoma" w:eastAsia="Tahoma"/>
+          <w:b w:val="0"/>
+          <w:sz w:val="18"/>
+        </w:rPr>
+        <w:t xml:space="preserve"> จำกัด MAC ต่อพอร์ต (กัน rogue device)</w:t>
+      </w:r>
+    </w:p>
+    <w:p>
+      <w:pPr>
+        <w:spacing w:before="0" w:after="0"/>
+        <w:ind w:left="283"/>
+      </w:pPr>
+      <w:r>
+        <w:rPr>
+          <w:rFonts w:ascii="Tahoma" w:hAnsi="Tahoma" w:cs="Tahoma" w:eastAsia="Tahoma"/>
+          <w:b w:val="0"/>
+          <w:color w:val="888888"/>
+          <w:sz w:val="18"/>
+        </w:rPr>
+        <w:t xml:space="preserve">▪ </w:t>
+      </w:r>
+      <w:r>
+        <w:rPr>
+          <w:rFonts w:ascii="Tahoma" w:hAnsi="Tahoma" w:cs="Tahoma" w:eastAsia="Tahoma"/>
+          <w:b/>
+          <w:color w:val="C00000"/>
+          <w:sz w:val="18"/>
+        </w:rPr>
+        <w:t>STP (Spanning Tree, 802.1D):</w:t>
+      </w:r>
+      <w:r>
+        <w:rPr>
+          <w:rFonts w:ascii="Tahoma" w:hAnsi="Tahoma" w:cs="Tahoma" w:eastAsia="Tahoma"/>
+          <w:b w:val="0"/>
+          <w:sz w:val="18"/>
+        </w:rPr>
+        <w:t xml:space="preserve"> กัน loop ใน L2 (block พอร์ตซ้ำซ้อน)</w:t>
+      </w:r>
+    </w:p>
+    <w:p>
+      <w:pPr>
+        <w:spacing w:before="0" w:after="0"/>
+        <w:ind w:left="283"/>
+      </w:pPr>
+      <w:r>
+        <w:rPr>
+          <w:rFonts w:ascii="Tahoma" w:hAnsi="Tahoma" w:cs="Tahoma" w:eastAsia="Tahoma"/>
+          <w:b w:val="0"/>
+          <w:color w:val="888888"/>
+          <w:sz w:val="18"/>
+        </w:rPr>
+        <w:t xml:space="preserve">▪ </w:t>
+      </w:r>
+      <w:r>
+        <w:rPr>
+          <w:rFonts w:ascii="Tahoma" w:hAnsi="Tahoma" w:cs="Tahoma" w:eastAsia="Tahoma"/>
+          <w:b/>
+          <w:color w:val="C00000"/>
+          <w:sz w:val="18"/>
+        </w:rPr>
+        <w:t>EtherChannel:</w:t>
+      </w:r>
+      <w:r>
+        <w:rPr>
+          <w:rFonts w:ascii="Tahoma" w:hAnsi="Tahoma" w:cs="Tahoma" w:eastAsia="Tahoma"/>
+          <w:b w:val="0"/>
+          <w:sz w:val="18"/>
+        </w:rPr>
+        <w:t xml:space="preserve"> รวมหลายลิงก์เป็นลิงก์ตรรกะเดียว (เพิ่ม bandwidth + redundancy)</w:t>
+      </w:r>
+    </w:p>
+    <w:p>
+      <w:pPr>
+        <w:spacing w:before="0" w:after="0"/>
+        <w:ind w:left="283"/>
+      </w:pPr>
+      <w:r>
+        <w:rPr>
+          <w:rFonts w:ascii="Tahoma" w:hAnsi="Tahoma" w:cs="Tahoma" w:eastAsia="Tahoma"/>
+          <w:b w:val="0"/>
+          <w:color w:val="888888"/>
+          <w:sz w:val="18"/>
+        </w:rPr>
+        <w:t xml:space="preserve">▪ </w:t>
+      </w:r>
+      <w:r>
+        <w:rPr>
+          <w:rFonts w:ascii="Tahoma" w:hAnsi="Tahoma" w:cs="Tahoma" w:eastAsia="Tahoma"/>
+          <w:b/>
+          <w:color w:val="C00000"/>
+          <w:sz w:val="18"/>
+        </w:rPr>
+        <w:t>DHCP บน router:</w:t>
+      </w:r>
+      <w:r>
+        <w:rPr>
+          <w:rFonts w:ascii="Tahoma" w:hAnsi="Tahoma" w:cs="Tahoma" w:eastAsia="Tahoma"/>
+          <w:b w:val="0"/>
+          <w:sz w:val="18"/>
+        </w:rPr>
+        <w:t xml:space="preserve"> </w:t>
+      </w:r>
+      <w:r>
+        <w:rPr>
+          <w:rFonts w:ascii="Consolas" w:hAnsi="Consolas" w:cs="Consolas" w:eastAsia="Consolas"/>
+          <w:b w:val="0"/>
+          <w:color w:val="A31515"/>
+          <w:sz w:val="18"/>
+          <w:shd w:val="clear" w:color="auto" w:fill="EFEFEF"/>
+        </w:rPr>
+        <w:t>ip dhcp pool &lt;name&gt;</w:t>
+      </w:r>
+      <w:r>
+        <w:rPr>
+          <w:rFonts w:ascii="Tahoma" w:hAnsi="Tahoma" w:cs="Tahoma" w:eastAsia="Tahoma"/>
+          <w:b w:val="0"/>
+          <w:sz w:val="18"/>
+        </w:rPr>
+        <w:t xml:space="preserve"> → </w:t>
+      </w:r>
+      <w:r>
+        <w:rPr>
+          <w:rFonts w:ascii="Consolas" w:hAnsi="Consolas" w:cs="Consolas" w:eastAsia="Consolas"/>
+          <w:b w:val="0"/>
+          <w:color w:val="A31515"/>
+          <w:sz w:val="18"/>
+          <w:shd w:val="clear" w:color="auto" w:fill="EFEFEF"/>
+        </w:rPr>
+        <w:t>network</w:t>
+      </w:r>
+      <w:r>
+        <w:rPr>
+          <w:rFonts w:ascii="Tahoma" w:hAnsi="Tahoma" w:cs="Tahoma" w:eastAsia="Tahoma"/>
+          <w:b w:val="0"/>
+          <w:sz w:val="18"/>
+        </w:rPr>
+        <w:t xml:space="preserve">, </w:t>
+      </w:r>
+      <w:r>
+        <w:rPr>
+          <w:rFonts w:ascii="Consolas" w:hAnsi="Consolas" w:cs="Consolas" w:eastAsia="Consolas"/>
+          <w:b w:val="0"/>
+          <w:color w:val="A31515"/>
+          <w:sz w:val="18"/>
+          <w:shd w:val="clear" w:color="auto" w:fill="EFEFEF"/>
+        </w:rPr>
+        <w:t>default-router</w:t>
+      </w:r>
+      <w:r>
+        <w:rPr>
+          <w:rFonts w:ascii="Tahoma" w:hAnsi="Tahoma" w:cs="Tahoma" w:eastAsia="Tahoma"/>
+          <w:b w:val="0"/>
+          <w:sz w:val="18"/>
+        </w:rPr>
+        <w:t xml:space="preserve">, </w:t>
+      </w:r>
+      <w:r>
+        <w:rPr>
+          <w:rFonts w:ascii="Consolas" w:hAnsi="Consolas" w:cs="Consolas" w:eastAsia="Consolas"/>
+          <w:b w:val="0"/>
+          <w:color w:val="A31515"/>
+          <w:sz w:val="18"/>
+          <w:shd w:val="clear" w:color="auto" w:fill="EFEFEF"/>
+        </w:rPr>
+        <w:t>dns-server</w:t>
+      </w:r>
+    </w:p>
+    <w:p>
+      <w:pPr>
+        <w:spacing w:before="0" w:after="0"/>
+        <w:ind w:left="283"/>
+      </w:pPr>
+      <w:r>
+        <w:rPr>
+          <w:rFonts w:ascii="Tahoma" w:hAnsi="Tahoma" w:cs="Tahoma" w:eastAsia="Tahoma"/>
+          <w:b w:val="0"/>
+          <w:color w:val="888888"/>
+          <w:sz w:val="18"/>
+        </w:rPr>
+        <w:t xml:space="preserve">▪ </w:t>
+      </w:r>
+      <w:r>
+        <w:rPr>
+          <w:rFonts w:ascii="Tahoma" w:hAnsi="Tahoma" w:cs="Tahoma" w:eastAsia="Tahoma"/>
+          <w:b/>
+          <w:color w:val="C00000"/>
+          <w:sz w:val="18"/>
+        </w:rPr>
+        <w:t>Password:</w:t>
+      </w:r>
+      <w:r>
+        <w:rPr>
+          <w:rFonts w:ascii="Tahoma" w:hAnsi="Tahoma" w:cs="Tahoma" w:eastAsia="Tahoma"/>
+          <w:b w:val="0"/>
+          <w:sz w:val="18"/>
+        </w:rPr>
+        <w:t xml:space="preserve"> </w:t>
+      </w:r>
+      <w:r>
+        <w:rPr>
+          <w:rFonts w:ascii="Consolas" w:hAnsi="Consolas" w:cs="Consolas" w:eastAsia="Consolas"/>
+          <w:b w:val="0"/>
+          <w:color w:val="A31515"/>
+          <w:sz w:val="18"/>
+          <w:shd w:val="clear" w:color="auto" w:fill="EFEFEF"/>
+        </w:rPr>
+        <w:t>enable secret &lt;pw&gt;</w:t>
+      </w:r>
+      <w:r>
+        <w:rPr>
+          <w:rFonts w:ascii="Tahoma" w:hAnsi="Tahoma" w:cs="Tahoma" w:eastAsia="Tahoma"/>
+          <w:b w:val="0"/>
+          <w:sz w:val="18"/>
+        </w:rPr>
+        <w:t xml:space="preserve"> (เข้ารหัส), </w:t>
+      </w:r>
+      <w:r>
+        <w:rPr>
+          <w:rFonts w:ascii="Consolas" w:hAnsi="Consolas" w:cs="Consolas" w:eastAsia="Consolas"/>
+          <w:b w:val="0"/>
+          <w:color w:val="A31515"/>
+          <w:sz w:val="18"/>
+          <w:shd w:val="clear" w:color="auto" w:fill="EFEFEF"/>
+        </w:rPr>
+        <w:t>line vty 0 4</w:t>
+      </w:r>
+      <w:r>
+        <w:rPr>
+          <w:rFonts w:ascii="Tahoma" w:hAnsi="Tahoma" w:cs="Tahoma" w:eastAsia="Tahoma"/>
+          <w:b w:val="0"/>
+          <w:sz w:val="18"/>
+        </w:rPr>
+        <w:t xml:space="preserve"> + </w:t>
+      </w:r>
+      <w:r>
+        <w:rPr>
+          <w:rFonts w:ascii="Consolas" w:hAnsi="Consolas" w:cs="Consolas" w:eastAsia="Consolas"/>
+          <w:b w:val="0"/>
+          <w:color w:val="A31515"/>
+          <w:sz w:val="18"/>
+          <w:shd w:val="clear" w:color="auto" w:fill="EFEFEF"/>
+        </w:rPr>
+        <w:t>login</w:t>
+      </w:r>
+      <w:r>
+        <w:rPr>
+          <w:rFonts w:ascii="Tahoma" w:hAnsi="Tahoma" w:cs="Tahoma" w:eastAsia="Tahoma"/>
+          <w:b w:val="0"/>
+          <w:sz w:val="18"/>
+        </w:rPr>
+        <w:t>/</w:t>
+      </w:r>
+      <w:r>
+        <w:rPr>
+          <w:rFonts w:ascii="Consolas" w:hAnsi="Consolas" w:cs="Consolas" w:eastAsia="Consolas"/>
+          <w:b w:val="0"/>
+          <w:color w:val="A31515"/>
+          <w:sz w:val="18"/>
+          <w:shd w:val="clear" w:color="auto" w:fill="EFEFEF"/>
+        </w:rPr>
+        <w:t>transport input ssh</w:t>
+      </w:r>
+      <w:r>
+        <w:rPr>
+          <w:rFonts w:ascii="Tahoma" w:hAnsi="Tahoma" w:cs="Tahoma" w:eastAsia="Tahoma"/>
+          <w:b w:val="0"/>
+          <w:sz w:val="18"/>
+        </w:rPr>
+        <w:t xml:space="preserve"> (รีโมต SSH)</w:t>
       </w:r>
     </w:p>
     <w:p>
@@ -20708,8 +23836,910 @@
           <w:color w:val="1F4E79"/>
           <w:sz w:val="22"/>
         </w:rPr>
-        <w:t>8.2 ตรรกศาสตร์</w:t>
-      </w:r>
+        <w:t>8.2 ตรรกศาสตร์เชิงประพจน์ (Propositional Logic) ⭐</w:t>
+      </w:r>
+    </w:p>
+    <w:p>
+      <w:pPr>
+        <w:spacing w:before="20" w:after="20"/>
+      </w:pPr>
+      <w:r>
+        <w:rPr>
+          <w:rFonts w:ascii="Tahoma" w:hAnsi="Tahoma" w:cs="Tahoma" w:eastAsia="Tahoma"/>
+          <w:b/>
+          <w:color w:val="C00000"/>
+          <w:sz w:val="18"/>
+        </w:rPr>
+        <w:t>ตารางค่าความจริง (Truth Table) — จำให้แม่น:</w:t>
+      </w:r>
+    </w:p>
+    <w:tbl>
+      <w:tblPr>
+        <w:tblW w:type="auto" w:w="0"/>
+        <w:jc w:val="center"/>
+        <w:tblLook w:firstColumn="1" w:firstRow="1" w:lastColumn="0" w:lastRow="0" w:noHBand="0" w:noVBand="1" w:val="04A0"/>
+        <w:tblBorders>
+          <w:top w:val="single" w:sz="4" w:space="0" w:color="BFBFBF"/>
+          <w:left w:val="single" w:sz="4" w:space="0" w:color="BFBFBF"/>
+          <w:bottom w:val="single" w:sz="4" w:space="0" w:color="BFBFBF"/>
+          <w:right w:val="single" w:sz="4" w:space="0" w:color="BFBFBF"/>
+          <w:insideH w:val="single" w:sz="4" w:space="0" w:color="BFBFBF"/>
+          <w:insideV w:val="single" w:sz="4" w:space="0" w:color="BFBFBF"/>
+        </w:tblBorders>
+      </w:tblPr>
+      <w:tblGrid>
+        <w:gridCol w:w="1304"/>
+        <w:gridCol w:w="1304"/>
+        <w:gridCol w:w="1304"/>
+        <w:gridCol w:w="1304"/>
+        <w:gridCol w:w="1304"/>
+        <w:gridCol w:w="1304"/>
+        <w:gridCol w:w="1304"/>
+        <w:gridCol w:w="1304"/>
+      </w:tblGrid>
+      <w:tr>
+        <w:tc>
+          <w:tcPr>
+            <w:tcW w:type="dxa" w:w="1304"/>
+            <w:shd w:val="clear" w:color="auto" w:fill="305496"/>
+          </w:tcPr>
+          <w:p>
+            <w:pPr>
+              <w:spacing w:before="20" w:after="20"/>
+            </w:pPr>
+            <w:r>
+              <w:rPr>
+                <w:b/>
+                <w:color w:val="FFFFFF"/>
+              </w:rPr>
+            </w:r>
+            <w:r>
+              <w:rPr>
+                <w:rFonts w:ascii="Tahoma" w:hAnsi="Tahoma" w:cs="Tahoma" w:eastAsia="Tahoma"/>
+                <w:b/>
+                <w:color w:val="FFFFFF"/>
+                <w:sz w:val="17"/>
+              </w:rPr>
+              <w:t>p</w:t>
+            </w:r>
+          </w:p>
+        </w:tc>
+        <w:tc>
+          <w:tcPr>
+            <w:tcW w:type="dxa" w:w="1304"/>
+            <w:shd w:val="clear" w:color="auto" w:fill="305496"/>
+          </w:tcPr>
+          <w:p>
+            <w:pPr>
+              <w:spacing w:before="20" w:after="20"/>
+            </w:pPr>
+            <w:r>
+              <w:rPr>
+                <w:b/>
+                <w:color w:val="FFFFFF"/>
+              </w:rPr>
+            </w:r>
+            <w:r>
+              <w:rPr>
+                <w:rFonts w:ascii="Tahoma" w:hAnsi="Tahoma" w:cs="Tahoma" w:eastAsia="Tahoma"/>
+                <w:b/>
+                <w:color w:val="FFFFFF"/>
+                <w:sz w:val="17"/>
+              </w:rPr>
+              <w:t>q</w:t>
+            </w:r>
+          </w:p>
+        </w:tc>
+        <w:tc>
+          <w:tcPr>
+            <w:tcW w:type="dxa" w:w="1304"/>
+            <w:shd w:val="clear" w:color="auto" w:fill="305496"/>
+          </w:tcPr>
+          <w:p>
+            <w:pPr>
+              <w:spacing w:before="20" w:after="20"/>
+            </w:pPr>
+            <w:r>
+              <w:rPr>
+                <w:b/>
+                <w:color w:val="FFFFFF"/>
+              </w:rPr>
+            </w:r>
+            <w:r>
+              <w:rPr>
+                <w:rFonts w:ascii="Tahoma" w:hAnsi="Tahoma" w:cs="Tahoma" w:eastAsia="Tahoma"/>
+                <w:b/>
+                <w:color w:val="FFFFFF"/>
+                <w:sz w:val="17"/>
+              </w:rPr>
+              <w:t>¬p</w:t>
+            </w:r>
+          </w:p>
+        </w:tc>
+        <w:tc>
+          <w:tcPr>
+            <w:tcW w:type="dxa" w:w="1304"/>
+            <w:shd w:val="clear" w:color="auto" w:fill="305496"/>
+          </w:tcPr>
+          <w:p>
+            <w:pPr>
+              <w:spacing w:before="20" w:after="20"/>
+            </w:pPr>
+            <w:r>
+              <w:rPr>
+                <w:b/>
+                <w:color w:val="FFFFFF"/>
+              </w:rPr>
+            </w:r>
+            <w:r>
+              <w:rPr>
+                <w:rFonts w:ascii="Tahoma" w:hAnsi="Tahoma" w:cs="Tahoma" w:eastAsia="Tahoma"/>
+                <w:b/>
+                <w:color w:val="FFFFFF"/>
+                <w:sz w:val="17"/>
+              </w:rPr>
+              <w:t>p∧q (และ)</w:t>
+            </w:r>
+          </w:p>
+        </w:tc>
+        <w:tc>
+          <w:tcPr>
+            <w:tcW w:type="dxa" w:w="1304"/>
+            <w:shd w:val="clear" w:color="auto" w:fill="305496"/>
+          </w:tcPr>
+          <w:p>
+            <w:pPr>
+              <w:spacing w:before="20" w:after="20"/>
+            </w:pPr>
+            <w:r>
+              <w:rPr>
+                <w:b/>
+                <w:color w:val="FFFFFF"/>
+              </w:rPr>
+            </w:r>
+            <w:r>
+              <w:rPr>
+                <w:rFonts w:ascii="Tahoma" w:hAnsi="Tahoma" w:cs="Tahoma" w:eastAsia="Tahoma"/>
+                <w:b/>
+                <w:color w:val="FFFFFF"/>
+                <w:sz w:val="17"/>
+              </w:rPr>
+              <w:t>p∨q (หรือ)</w:t>
+            </w:r>
+          </w:p>
+        </w:tc>
+        <w:tc>
+          <w:tcPr>
+            <w:tcW w:type="dxa" w:w="1304"/>
+            <w:shd w:val="clear" w:color="auto" w:fill="305496"/>
+          </w:tcPr>
+          <w:p>
+            <w:pPr>
+              <w:spacing w:before="20" w:after="20"/>
+            </w:pPr>
+            <w:r>
+              <w:rPr>
+                <w:b/>
+                <w:color w:val="FFFFFF"/>
+              </w:rPr>
+            </w:r>
+            <w:r>
+              <w:rPr>
+                <w:rFonts w:ascii="Tahoma" w:hAnsi="Tahoma" w:cs="Tahoma" w:eastAsia="Tahoma"/>
+                <w:b/>
+                <w:color w:val="FFFFFF"/>
+                <w:sz w:val="17"/>
+              </w:rPr>
+              <w:t>p→q (ถ้า…แล้ว)</w:t>
+            </w:r>
+          </w:p>
+        </w:tc>
+        <w:tc>
+          <w:tcPr>
+            <w:tcW w:type="dxa" w:w="1304"/>
+            <w:shd w:val="clear" w:color="auto" w:fill="305496"/>
+          </w:tcPr>
+          <w:p>
+            <w:pPr>
+              <w:spacing w:before="20" w:after="20"/>
+            </w:pPr>
+            <w:r>
+              <w:rPr>
+                <w:b/>
+                <w:color w:val="FFFFFF"/>
+              </w:rPr>
+            </w:r>
+            <w:r>
+              <w:rPr>
+                <w:rFonts w:ascii="Tahoma" w:hAnsi="Tahoma" w:cs="Tahoma" w:eastAsia="Tahoma"/>
+                <w:b/>
+                <w:color w:val="FFFFFF"/>
+                <w:sz w:val="17"/>
+              </w:rPr>
+              <w:t>p↔q (ก็ต่อเมื่อ)</w:t>
+            </w:r>
+          </w:p>
+        </w:tc>
+        <w:tc>
+          <w:tcPr>
+            <w:tcW w:type="dxa" w:w="1304"/>
+            <w:shd w:val="clear" w:color="auto" w:fill="305496"/>
+          </w:tcPr>
+          <w:p>
+            <w:pPr>
+              <w:spacing w:before="20" w:after="20"/>
+            </w:pPr>
+            <w:r>
+              <w:rPr>
+                <w:b/>
+                <w:color w:val="FFFFFF"/>
+              </w:rPr>
+            </w:r>
+            <w:r>
+              <w:rPr>
+                <w:rFonts w:ascii="Tahoma" w:hAnsi="Tahoma" w:cs="Tahoma" w:eastAsia="Tahoma"/>
+                <w:b/>
+                <w:color w:val="FFFFFF"/>
+                <w:sz w:val="17"/>
+              </w:rPr>
+              <w:t>p⊕q (XOR)</w:t>
+            </w:r>
+          </w:p>
+        </w:tc>
+      </w:tr>
+      <w:tr>
+        <w:tc>
+          <w:tcPr>
+            <w:tcW w:type="dxa" w:w="1304"/>
+          </w:tcPr>
+          <w:p>
+            <w:pPr>
+              <w:spacing w:before="20" w:after="20"/>
+            </w:pPr>
+            <w:r/>
+            <w:r>
+              <w:rPr>
+                <w:rFonts w:ascii="Tahoma" w:hAnsi="Tahoma" w:cs="Tahoma" w:eastAsia="Tahoma"/>
+                <w:b w:val="0"/>
+                <w:sz w:val="16"/>
+              </w:rPr>
+              <w:t>T</w:t>
+            </w:r>
+          </w:p>
+        </w:tc>
+        <w:tc>
+          <w:tcPr>
+            <w:tcW w:type="dxa" w:w="1304"/>
+          </w:tcPr>
+          <w:p>
+            <w:pPr>
+              <w:spacing w:before="20" w:after="20"/>
+            </w:pPr>
+            <w:r/>
+            <w:r>
+              <w:rPr>
+                <w:rFonts w:ascii="Tahoma" w:hAnsi="Tahoma" w:cs="Tahoma" w:eastAsia="Tahoma"/>
+                <w:b w:val="0"/>
+                <w:sz w:val="16"/>
+              </w:rPr>
+              <w:t>T</w:t>
+            </w:r>
+          </w:p>
+        </w:tc>
+        <w:tc>
+          <w:tcPr>
+            <w:tcW w:type="dxa" w:w="1304"/>
+          </w:tcPr>
+          <w:p>
+            <w:pPr>
+              <w:spacing w:before="20" w:after="20"/>
+            </w:pPr>
+            <w:r/>
+            <w:r>
+              <w:rPr>
+                <w:rFonts w:ascii="Tahoma" w:hAnsi="Tahoma" w:cs="Tahoma" w:eastAsia="Tahoma"/>
+                <w:b w:val="0"/>
+                <w:sz w:val="16"/>
+              </w:rPr>
+              <w:t>F</w:t>
+            </w:r>
+          </w:p>
+        </w:tc>
+        <w:tc>
+          <w:tcPr>
+            <w:tcW w:type="dxa" w:w="1304"/>
+          </w:tcPr>
+          <w:p>
+            <w:pPr>
+              <w:spacing w:before="20" w:after="20"/>
+            </w:pPr>
+            <w:r/>
+            <w:r>
+              <w:rPr>
+                <w:rFonts w:ascii="Tahoma" w:hAnsi="Tahoma" w:cs="Tahoma" w:eastAsia="Tahoma"/>
+                <w:b/>
+                <w:color w:val="C00000"/>
+                <w:sz w:val="16"/>
+              </w:rPr>
+              <w:t>T</w:t>
+            </w:r>
+          </w:p>
+        </w:tc>
+        <w:tc>
+          <w:tcPr>
+            <w:tcW w:type="dxa" w:w="1304"/>
+          </w:tcPr>
+          <w:p>
+            <w:pPr>
+              <w:spacing w:before="20" w:after="20"/>
+            </w:pPr>
+            <w:r/>
+            <w:r>
+              <w:rPr>
+                <w:rFonts w:ascii="Tahoma" w:hAnsi="Tahoma" w:cs="Tahoma" w:eastAsia="Tahoma"/>
+                <w:b w:val="0"/>
+                <w:sz w:val="16"/>
+              </w:rPr>
+              <w:t>T</w:t>
+            </w:r>
+          </w:p>
+        </w:tc>
+        <w:tc>
+          <w:tcPr>
+            <w:tcW w:type="dxa" w:w="1304"/>
+          </w:tcPr>
+          <w:p>
+            <w:pPr>
+              <w:spacing w:before="20" w:after="20"/>
+            </w:pPr>
+            <w:r/>
+            <w:r>
+              <w:rPr>
+                <w:rFonts w:ascii="Tahoma" w:hAnsi="Tahoma" w:cs="Tahoma" w:eastAsia="Tahoma"/>
+                <w:b/>
+                <w:color w:val="C00000"/>
+                <w:sz w:val="16"/>
+              </w:rPr>
+              <w:t>T</w:t>
+            </w:r>
+          </w:p>
+        </w:tc>
+        <w:tc>
+          <w:tcPr>
+            <w:tcW w:type="dxa" w:w="1304"/>
+          </w:tcPr>
+          <w:p>
+            <w:pPr>
+              <w:spacing w:before="20" w:after="20"/>
+            </w:pPr>
+            <w:r/>
+            <w:r>
+              <w:rPr>
+                <w:rFonts w:ascii="Tahoma" w:hAnsi="Tahoma" w:cs="Tahoma" w:eastAsia="Tahoma"/>
+                <w:b/>
+                <w:color w:val="C00000"/>
+                <w:sz w:val="16"/>
+              </w:rPr>
+              <w:t>T</w:t>
+            </w:r>
+          </w:p>
+        </w:tc>
+        <w:tc>
+          <w:tcPr>
+            <w:tcW w:type="dxa" w:w="1304"/>
+          </w:tcPr>
+          <w:p>
+            <w:pPr>
+              <w:spacing w:before="20" w:after="20"/>
+            </w:pPr>
+            <w:r/>
+            <w:r>
+              <w:rPr>
+                <w:rFonts w:ascii="Tahoma" w:hAnsi="Tahoma" w:cs="Tahoma" w:eastAsia="Tahoma"/>
+                <w:b w:val="0"/>
+                <w:sz w:val="16"/>
+              </w:rPr>
+              <w:t>F</w:t>
+            </w:r>
+          </w:p>
+        </w:tc>
+      </w:tr>
+      <w:tr>
+        <w:tc>
+          <w:tcPr>
+            <w:tcW w:type="dxa" w:w="1304"/>
+            <w:shd w:val="clear" w:color="auto" w:fill="F2F6FC"/>
+          </w:tcPr>
+          <w:p>
+            <w:pPr>
+              <w:spacing w:before="20" w:after="20"/>
+            </w:pPr>
+            <w:r/>
+            <w:r>
+              <w:rPr>
+                <w:rFonts w:ascii="Tahoma" w:hAnsi="Tahoma" w:cs="Tahoma" w:eastAsia="Tahoma"/>
+                <w:b w:val="0"/>
+                <w:sz w:val="16"/>
+              </w:rPr>
+              <w:t>T</w:t>
+            </w:r>
+          </w:p>
+        </w:tc>
+        <w:tc>
+          <w:tcPr>
+            <w:tcW w:type="dxa" w:w="1304"/>
+            <w:shd w:val="clear" w:color="auto" w:fill="F2F6FC"/>
+          </w:tcPr>
+          <w:p>
+            <w:pPr>
+              <w:spacing w:before="20" w:after="20"/>
+            </w:pPr>
+            <w:r/>
+            <w:r>
+              <w:rPr>
+                <w:rFonts w:ascii="Tahoma" w:hAnsi="Tahoma" w:cs="Tahoma" w:eastAsia="Tahoma"/>
+                <w:b w:val="0"/>
+                <w:sz w:val="16"/>
+              </w:rPr>
+              <w:t>F</w:t>
+            </w:r>
+          </w:p>
+        </w:tc>
+        <w:tc>
+          <w:tcPr>
+            <w:tcW w:type="dxa" w:w="1304"/>
+            <w:shd w:val="clear" w:color="auto" w:fill="F2F6FC"/>
+          </w:tcPr>
+          <w:p>
+            <w:pPr>
+              <w:spacing w:before="20" w:after="20"/>
+            </w:pPr>
+            <w:r/>
+            <w:r>
+              <w:rPr>
+                <w:rFonts w:ascii="Tahoma" w:hAnsi="Tahoma" w:cs="Tahoma" w:eastAsia="Tahoma"/>
+                <w:b w:val="0"/>
+                <w:sz w:val="16"/>
+              </w:rPr>
+              <w:t>F</w:t>
+            </w:r>
+          </w:p>
+        </w:tc>
+        <w:tc>
+          <w:tcPr>
+            <w:tcW w:type="dxa" w:w="1304"/>
+            <w:shd w:val="clear" w:color="auto" w:fill="F2F6FC"/>
+          </w:tcPr>
+          <w:p>
+            <w:pPr>
+              <w:spacing w:before="20" w:after="20"/>
+            </w:pPr>
+            <w:r/>
+            <w:r>
+              <w:rPr>
+                <w:rFonts w:ascii="Tahoma" w:hAnsi="Tahoma" w:cs="Tahoma" w:eastAsia="Tahoma"/>
+                <w:b w:val="0"/>
+                <w:sz w:val="16"/>
+              </w:rPr>
+              <w:t>F</w:t>
+            </w:r>
+          </w:p>
+        </w:tc>
+        <w:tc>
+          <w:tcPr>
+            <w:tcW w:type="dxa" w:w="1304"/>
+            <w:shd w:val="clear" w:color="auto" w:fill="F2F6FC"/>
+          </w:tcPr>
+          <w:p>
+            <w:pPr>
+              <w:spacing w:before="20" w:after="20"/>
+            </w:pPr>
+            <w:r/>
+            <w:r>
+              <w:rPr>
+                <w:rFonts w:ascii="Tahoma" w:hAnsi="Tahoma" w:cs="Tahoma" w:eastAsia="Tahoma"/>
+                <w:b w:val="0"/>
+                <w:sz w:val="16"/>
+              </w:rPr>
+              <w:t>T</w:t>
+            </w:r>
+          </w:p>
+        </w:tc>
+        <w:tc>
+          <w:tcPr>
+            <w:tcW w:type="dxa" w:w="1304"/>
+            <w:shd w:val="clear" w:color="auto" w:fill="F2F6FC"/>
+          </w:tcPr>
+          <w:p>
+            <w:pPr>
+              <w:spacing w:before="20" w:after="20"/>
+            </w:pPr>
+            <w:r/>
+            <w:r>
+              <w:rPr>
+                <w:rFonts w:ascii="Tahoma" w:hAnsi="Tahoma" w:cs="Tahoma" w:eastAsia="Tahoma"/>
+                <w:b/>
+                <w:color w:val="C00000"/>
+                <w:sz w:val="16"/>
+              </w:rPr>
+              <w:t>F</w:t>
+            </w:r>
+            <w:r>
+              <w:rPr>
+                <w:rFonts w:ascii="Tahoma" w:hAnsi="Tahoma" w:cs="Tahoma" w:eastAsia="Tahoma"/>
+                <w:b w:val="0"/>
+                <w:sz w:val="16"/>
+              </w:rPr>
+              <w:t xml:space="preserve"> ⚠️</w:t>
+            </w:r>
+          </w:p>
+        </w:tc>
+        <w:tc>
+          <w:tcPr>
+            <w:tcW w:type="dxa" w:w="1304"/>
+            <w:shd w:val="clear" w:color="auto" w:fill="F2F6FC"/>
+          </w:tcPr>
+          <w:p>
+            <w:pPr>
+              <w:spacing w:before="20" w:after="20"/>
+            </w:pPr>
+            <w:r/>
+            <w:r>
+              <w:rPr>
+                <w:rFonts w:ascii="Tahoma" w:hAnsi="Tahoma" w:cs="Tahoma" w:eastAsia="Tahoma"/>
+                <w:b w:val="0"/>
+                <w:sz w:val="16"/>
+              </w:rPr>
+              <w:t>F</w:t>
+            </w:r>
+          </w:p>
+        </w:tc>
+        <w:tc>
+          <w:tcPr>
+            <w:tcW w:type="dxa" w:w="1304"/>
+            <w:shd w:val="clear" w:color="auto" w:fill="F2F6FC"/>
+          </w:tcPr>
+          <w:p>
+            <w:pPr>
+              <w:spacing w:before="20" w:after="20"/>
+            </w:pPr>
+            <w:r/>
+            <w:r>
+              <w:rPr>
+                <w:rFonts w:ascii="Tahoma" w:hAnsi="Tahoma" w:cs="Tahoma" w:eastAsia="Tahoma"/>
+                <w:b w:val="0"/>
+                <w:sz w:val="16"/>
+              </w:rPr>
+              <w:t>T</w:t>
+            </w:r>
+          </w:p>
+        </w:tc>
+      </w:tr>
+      <w:tr>
+        <w:tc>
+          <w:tcPr>
+            <w:tcW w:type="dxa" w:w="1304"/>
+          </w:tcPr>
+          <w:p>
+            <w:pPr>
+              <w:spacing w:before="20" w:after="20"/>
+            </w:pPr>
+            <w:r/>
+            <w:r>
+              <w:rPr>
+                <w:rFonts w:ascii="Tahoma" w:hAnsi="Tahoma" w:cs="Tahoma" w:eastAsia="Tahoma"/>
+                <w:b w:val="0"/>
+                <w:sz w:val="16"/>
+              </w:rPr>
+              <w:t>F</w:t>
+            </w:r>
+          </w:p>
+        </w:tc>
+        <w:tc>
+          <w:tcPr>
+            <w:tcW w:type="dxa" w:w="1304"/>
+          </w:tcPr>
+          <w:p>
+            <w:pPr>
+              <w:spacing w:before="20" w:after="20"/>
+            </w:pPr>
+            <w:r/>
+            <w:r>
+              <w:rPr>
+                <w:rFonts w:ascii="Tahoma" w:hAnsi="Tahoma" w:cs="Tahoma" w:eastAsia="Tahoma"/>
+                <w:b w:val="0"/>
+                <w:sz w:val="16"/>
+              </w:rPr>
+              <w:t>T</w:t>
+            </w:r>
+          </w:p>
+        </w:tc>
+        <w:tc>
+          <w:tcPr>
+            <w:tcW w:type="dxa" w:w="1304"/>
+          </w:tcPr>
+          <w:p>
+            <w:pPr>
+              <w:spacing w:before="20" w:after="20"/>
+            </w:pPr>
+            <w:r/>
+            <w:r>
+              <w:rPr>
+                <w:rFonts w:ascii="Tahoma" w:hAnsi="Tahoma" w:cs="Tahoma" w:eastAsia="Tahoma"/>
+                <w:b w:val="0"/>
+                <w:sz w:val="16"/>
+              </w:rPr>
+              <w:t>T</w:t>
+            </w:r>
+          </w:p>
+        </w:tc>
+        <w:tc>
+          <w:tcPr>
+            <w:tcW w:type="dxa" w:w="1304"/>
+          </w:tcPr>
+          <w:p>
+            <w:pPr>
+              <w:spacing w:before="20" w:after="20"/>
+            </w:pPr>
+            <w:r/>
+            <w:r>
+              <w:rPr>
+                <w:rFonts w:ascii="Tahoma" w:hAnsi="Tahoma" w:cs="Tahoma" w:eastAsia="Tahoma"/>
+                <w:b w:val="0"/>
+                <w:sz w:val="16"/>
+              </w:rPr>
+              <w:t>F</w:t>
+            </w:r>
+          </w:p>
+        </w:tc>
+        <w:tc>
+          <w:tcPr>
+            <w:tcW w:type="dxa" w:w="1304"/>
+          </w:tcPr>
+          <w:p>
+            <w:pPr>
+              <w:spacing w:before="20" w:after="20"/>
+            </w:pPr>
+            <w:r/>
+            <w:r>
+              <w:rPr>
+                <w:rFonts w:ascii="Tahoma" w:hAnsi="Tahoma" w:cs="Tahoma" w:eastAsia="Tahoma"/>
+                <w:b w:val="0"/>
+                <w:sz w:val="16"/>
+              </w:rPr>
+              <w:t>T</w:t>
+            </w:r>
+          </w:p>
+        </w:tc>
+        <w:tc>
+          <w:tcPr>
+            <w:tcW w:type="dxa" w:w="1304"/>
+          </w:tcPr>
+          <w:p>
+            <w:pPr>
+              <w:spacing w:before="20" w:after="20"/>
+            </w:pPr>
+            <w:r/>
+            <w:r>
+              <w:rPr>
+                <w:rFonts w:ascii="Tahoma" w:hAnsi="Tahoma" w:cs="Tahoma" w:eastAsia="Tahoma"/>
+                <w:b/>
+                <w:color w:val="C00000"/>
+                <w:sz w:val="16"/>
+              </w:rPr>
+              <w:t>T</w:t>
+            </w:r>
+          </w:p>
+        </w:tc>
+        <w:tc>
+          <w:tcPr>
+            <w:tcW w:type="dxa" w:w="1304"/>
+          </w:tcPr>
+          <w:p>
+            <w:pPr>
+              <w:spacing w:before="20" w:after="20"/>
+            </w:pPr>
+            <w:r/>
+            <w:r>
+              <w:rPr>
+                <w:rFonts w:ascii="Tahoma" w:hAnsi="Tahoma" w:cs="Tahoma" w:eastAsia="Tahoma"/>
+                <w:b w:val="0"/>
+                <w:sz w:val="16"/>
+              </w:rPr>
+              <w:t>F</w:t>
+            </w:r>
+          </w:p>
+        </w:tc>
+        <w:tc>
+          <w:tcPr>
+            <w:tcW w:type="dxa" w:w="1304"/>
+          </w:tcPr>
+          <w:p>
+            <w:pPr>
+              <w:spacing w:before="20" w:after="20"/>
+            </w:pPr>
+            <w:r/>
+            <w:r>
+              <w:rPr>
+                <w:rFonts w:ascii="Tahoma" w:hAnsi="Tahoma" w:cs="Tahoma" w:eastAsia="Tahoma"/>
+                <w:b w:val="0"/>
+                <w:sz w:val="16"/>
+              </w:rPr>
+              <w:t>T</w:t>
+            </w:r>
+          </w:p>
+        </w:tc>
+      </w:tr>
+      <w:tr>
+        <w:tc>
+          <w:tcPr>
+            <w:tcW w:type="dxa" w:w="1304"/>
+            <w:shd w:val="clear" w:color="auto" w:fill="F2F6FC"/>
+          </w:tcPr>
+          <w:p>
+            <w:pPr>
+              <w:spacing w:before="20" w:after="20"/>
+            </w:pPr>
+            <w:r/>
+            <w:r>
+              <w:rPr>
+                <w:rFonts w:ascii="Tahoma" w:hAnsi="Tahoma" w:cs="Tahoma" w:eastAsia="Tahoma"/>
+                <w:b w:val="0"/>
+                <w:sz w:val="16"/>
+              </w:rPr>
+              <w:t>F</w:t>
+            </w:r>
+          </w:p>
+        </w:tc>
+        <w:tc>
+          <w:tcPr>
+            <w:tcW w:type="dxa" w:w="1304"/>
+            <w:shd w:val="clear" w:color="auto" w:fill="F2F6FC"/>
+          </w:tcPr>
+          <w:p>
+            <w:pPr>
+              <w:spacing w:before="20" w:after="20"/>
+            </w:pPr>
+            <w:r/>
+            <w:r>
+              <w:rPr>
+                <w:rFonts w:ascii="Tahoma" w:hAnsi="Tahoma" w:cs="Tahoma" w:eastAsia="Tahoma"/>
+                <w:b w:val="0"/>
+                <w:sz w:val="16"/>
+              </w:rPr>
+              <w:t>F</w:t>
+            </w:r>
+          </w:p>
+        </w:tc>
+        <w:tc>
+          <w:tcPr>
+            <w:tcW w:type="dxa" w:w="1304"/>
+            <w:shd w:val="clear" w:color="auto" w:fill="F2F6FC"/>
+          </w:tcPr>
+          <w:p>
+            <w:pPr>
+              <w:spacing w:before="20" w:after="20"/>
+            </w:pPr>
+            <w:r/>
+            <w:r>
+              <w:rPr>
+                <w:rFonts w:ascii="Tahoma" w:hAnsi="Tahoma" w:cs="Tahoma" w:eastAsia="Tahoma"/>
+                <w:b w:val="0"/>
+                <w:sz w:val="16"/>
+              </w:rPr>
+              <w:t>T</w:t>
+            </w:r>
+          </w:p>
+        </w:tc>
+        <w:tc>
+          <w:tcPr>
+            <w:tcW w:type="dxa" w:w="1304"/>
+            <w:shd w:val="clear" w:color="auto" w:fill="F2F6FC"/>
+          </w:tcPr>
+          <w:p>
+            <w:pPr>
+              <w:spacing w:before="20" w:after="20"/>
+            </w:pPr>
+            <w:r/>
+            <w:r>
+              <w:rPr>
+                <w:rFonts w:ascii="Tahoma" w:hAnsi="Tahoma" w:cs="Tahoma" w:eastAsia="Tahoma"/>
+                <w:b w:val="0"/>
+                <w:sz w:val="16"/>
+              </w:rPr>
+              <w:t>F</w:t>
+            </w:r>
+          </w:p>
+        </w:tc>
+        <w:tc>
+          <w:tcPr>
+            <w:tcW w:type="dxa" w:w="1304"/>
+            <w:shd w:val="clear" w:color="auto" w:fill="F2F6FC"/>
+          </w:tcPr>
+          <w:p>
+            <w:pPr>
+              <w:spacing w:before="20" w:after="20"/>
+            </w:pPr>
+            <w:r/>
+            <w:r>
+              <w:rPr>
+                <w:rFonts w:ascii="Tahoma" w:hAnsi="Tahoma" w:cs="Tahoma" w:eastAsia="Tahoma"/>
+                <w:b/>
+                <w:color w:val="C00000"/>
+                <w:sz w:val="16"/>
+              </w:rPr>
+              <w:t>F</w:t>
+            </w:r>
+          </w:p>
+        </w:tc>
+        <w:tc>
+          <w:tcPr>
+            <w:tcW w:type="dxa" w:w="1304"/>
+            <w:shd w:val="clear" w:color="auto" w:fill="F2F6FC"/>
+          </w:tcPr>
+          <w:p>
+            <w:pPr>
+              <w:spacing w:before="20" w:after="20"/>
+            </w:pPr>
+            <w:r/>
+            <w:r>
+              <w:rPr>
+                <w:rFonts w:ascii="Tahoma" w:hAnsi="Tahoma" w:cs="Tahoma" w:eastAsia="Tahoma"/>
+                <w:b/>
+                <w:color w:val="C00000"/>
+                <w:sz w:val="16"/>
+              </w:rPr>
+              <w:t>T</w:t>
+            </w:r>
+          </w:p>
+        </w:tc>
+        <w:tc>
+          <w:tcPr>
+            <w:tcW w:type="dxa" w:w="1304"/>
+            <w:shd w:val="clear" w:color="auto" w:fill="F2F6FC"/>
+          </w:tcPr>
+          <w:p>
+            <w:pPr>
+              <w:spacing w:before="20" w:after="20"/>
+            </w:pPr>
+            <w:r/>
+            <w:r>
+              <w:rPr>
+                <w:rFonts w:ascii="Tahoma" w:hAnsi="Tahoma" w:cs="Tahoma" w:eastAsia="Tahoma"/>
+                <w:b/>
+                <w:color w:val="C00000"/>
+                <w:sz w:val="16"/>
+              </w:rPr>
+              <w:t>T</w:t>
+            </w:r>
+          </w:p>
+        </w:tc>
+        <w:tc>
+          <w:tcPr>
+            <w:tcW w:type="dxa" w:w="1304"/>
+            <w:shd w:val="clear" w:color="auto" w:fill="F2F6FC"/>
+          </w:tcPr>
+          <w:p>
+            <w:pPr>
+              <w:spacing w:before="20" w:after="20"/>
+            </w:pPr>
+            <w:r/>
+            <w:r>
+              <w:rPr>
+                <w:rFonts w:ascii="Tahoma" w:hAnsi="Tahoma" w:cs="Tahoma" w:eastAsia="Tahoma"/>
+                <w:b w:val="0"/>
+                <w:sz w:val="16"/>
+              </w:rPr>
+              <w:t>F</w:t>
+            </w:r>
+          </w:p>
+        </w:tc>
+      </w:tr>
+    </w:tbl>
+    <w:p>
+      <w:pPr>
+        <w:spacing w:after="40"/>
+      </w:pPr>
     </w:p>
     <w:p>
       <w:pPr>
@@ -20728,19 +24758,10 @@
       <w:r>
         <w:rPr>
           <w:rFonts w:ascii="Tahoma" w:hAnsi="Tahoma" w:cs="Tahoma" w:eastAsia="Tahoma"/>
-          <w:b/>
-          <w:color w:val="C00000"/>
-          <w:sz w:val="18"/>
-        </w:rPr>
-        <w:t>Conditional:</w:t>
-      </w:r>
-      <w:r>
-        <w:rPr>
-          <w:rFonts w:ascii="Tahoma" w:hAnsi="Tahoma" w:cs="Tahoma" w:eastAsia="Tahoma"/>
-          <w:b w:val="0"/>
-          <w:sz w:val="18"/>
-        </w:rPr>
-        <w:t xml:space="preserve"> </w:t>
+          <w:b w:val="0"/>
+          <w:sz w:val="18"/>
+        </w:rPr>
+        <w:t>🔑 **</w:t>
       </w:r>
       <w:r>
         <w:rPr>
@@ -20750,86 +24771,15 @@
           <w:sz w:val="18"/>
           <w:shd w:val="clear" w:color="auto" w:fill="EFEFEF"/>
         </w:rPr>
-        <w:t>p → q</w:t>
-      </w:r>
-      <w:r>
-        <w:rPr>
-          <w:rFonts w:ascii="Tahoma" w:hAnsi="Tahoma" w:cs="Tahoma" w:eastAsia="Tahoma"/>
-          <w:b w:val="0"/>
-          <w:sz w:val="18"/>
-        </w:rPr>
-        <w:t xml:space="preserve"> · </w:t>
-      </w:r>
-      <w:r>
-        <w:rPr>
-          <w:rFonts w:ascii="Tahoma" w:hAnsi="Tahoma" w:cs="Tahoma" w:eastAsia="Tahoma"/>
-          <w:b/>
-          <w:color w:val="C00000"/>
-          <w:sz w:val="18"/>
-        </w:rPr>
-        <w:t>Contrapositive (สมมูล):</w:t>
-      </w:r>
-      <w:r>
-        <w:rPr>
-          <w:rFonts w:ascii="Tahoma" w:hAnsi="Tahoma" w:cs="Tahoma" w:eastAsia="Tahoma"/>
-          <w:b w:val="0"/>
-          <w:sz w:val="18"/>
-        </w:rPr>
-        <w:t xml:space="preserve"> </w:t>
-      </w:r>
-      <w:r>
-        <w:rPr>
-          <w:rFonts w:ascii="Consolas" w:hAnsi="Consolas" w:cs="Consolas" w:eastAsia="Consolas"/>
-          <w:b w:val="0"/>
-          <w:color w:val="A31515"/>
-          <w:sz w:val="18"/>
-          <w:shd w:val="clear" w:color="auto" w:fill="EFEFEF"/>
-        </w:rPr>
-        <w:t>¬q → ¬p</w:t>
-      </w:r>
-      <w:r>
-        <w:rPr>
-          <w:rFonts w:ascii="Tahoma" w:hAnsi="Tahoma" w:cs="Tahoma" w:eastAsia="Tahoma"/>
-          <w:b w:val="0"/>
-          <w:sz w:val="18"/>
-        </w:rPr>
-        <w:t xml:space="preserve"> · Converse </w:t>
-      </w:r>
-      <w:r>
-        <w:rPr>
-          <w:rFonts w:ascii="Consolas" w:hAnsi="Consolas" w:cs="Consolas" w:eastAsia="Consolas"/>
-          <w:b w:val="0"/>
-          <w:color w:val="A31515"/>
-          <w:sz w:val="18"/>
-          <w:shd w:val="clear" w:color="auto" w:fill="EFEFEF"/>
-        </w:rPr>
-        <w:t>q→p</w:t>
-      </w:r>
-      <w:r>
-        <w:rPr>
-          <w:rFonts w:ascii="Tahoma" w:hAnsi="Tahoma" w:cs="Tahoma" w:eastAsia="Tahoma"/>
-          <w:b w:val="0"/>
-          <w:sz w:val="18"/>
-        </w:rPr>
-        <w:t xml:space="preserve"> · Inverse </w:t>
-      </w:r>
-      <w:r>
-        <w:rPr>
-          <w:rFonts w:ascii="Consolas" w:hAnsi="Consolas" w:cs="Consolas" w:eastAsia="Consolas"/>
-          <w:b w:val="0"/>
-          <w:color w:val="A31515"/>
-          <w:sz w:val="18"/>
-          <w:shd w:val="clear" w:color="auto" w:fill="EFEFEF"/>
-        </w:rPr>
-        <w:t>¬p→¬q</w:t>
-      </w:r>
-      <w:r>
-        <w:rPr>
-          <w:rFonts w:ascii="Tahoma" w:hAnsi="Tahoma" w:cs="Tahoma" w:eastAsia="Tahoma"/>
-          <w:b w:val="0"/>
-          <w:sz w:val="18"/>
-        </w:rPr>
-        <w:t xml:space="preserve"> (ไม่สมมูลกับต้นฉบับ)</w:t>
+        <w:t>p→q</w:t>
+      </w:r>
+      <w:r>
+        <w:rPr>
+          <w:rFonts w:ascii="Tahoma" w:hAnsi="Tahoma" w:cs="Tahoma" w:eastAsia="Tahoma"/>
+          <w:b w:val="0"/>
+          <w:sz w:val="18"/>
+        </w:rPr>
+        <w:t xml:space="preserve"> เป็นเท็จกรณีเดียว:** p จริง แต่ q เท็จ (T→F=F) · ถ้า p เท็จ → เป็นจริงเสมอ (vacuously true)</w:t>
       </w:r>
     </w:p>
     <w:p>
@@ -20848,13 +24798,144 @@
       </w:r>
       <w:r>
         <w:rPr>
+          <w:rFonts w:ascii="Tahoma" w:hAnsi="Tahoma" w:cs="Tahoma" w:eastAsia="Tahoma"/>
+          <w:b/>
+          <w:color w:val="C00000"/>
+          <w:sz w:val="18"/>
+        </w:rPr>
+      </w:r>
+      <w:r>
+        <w:rPr>
           <w:rFonts w:ascii="Consolas" w:hAnsi="Consolas" w:cs="Consolas" w:eastAsia="Consolas"/>
           <w:b w:val="0"/>
           <w:color w:val="A31515"/>
           <w:sz w:val="18"/>
           <w:shd w:val="clear" w:color="auto" w:fill="EFEFEF"/>
         </w:rPr>
-        <w:t>p → q ≡ ¬p ∨ q</w:t>
+        <w:t>p∧q</w:t>
+      </w:r>
+      <w:r>
+        <w:rPr>
+          <w:rFonts w:ascii="Tahoma" w:hAnsi="Tahoma" w:cs="Tahoma" w:eastAsia="Tahoma"/>
+          <w:b/>
+          <w:color w:val="C00000"/>
+          <w:sz w:val="18"/>
+        </w:rPr>
+        <w:t xml:space="preserve"> จริงเมื่อ </w:t>
+      </w:r>
+      <w:r>
+        <w:rPr>
+          <w:rFonts w:ascii="Tahoma" w:hAnsi="Tahoma" w:cs="Tahoma" w:eastAsia="Tahoma"/>
+          <w:b w:val="0"/>
+          <w:sz w:val="18"/>
+        </w:rPr>
+        <w:t>ทั้งคู่จริง</w:t>
+      </w:r>
+      <w:r>
+        <w:rPr>
+          <w:rFonts w:ascii="Tahoma" w:hAnsi="Tahoma" w:cs="Tahoma" w:eastAsia="Tahoma"/>
+          <w:b/>
+          <w:color w:val="C00000"/>
+          <w:sz w:val="18"/>
+        </w:rPr>
+        <w:t xml:space="preserve"> · </w:t>
+      </w:r>
+      <w:r>
+        <w:rPr>
+          <w:rFonts w:ascii="Consolas" w:hAnsi="Consolas" w:cs="Consolas" w:eastAsia="Consolas"/>
+          <w:b w:val="0"/>
+          <w:color w:val="A31515"/>
+          <w:sz w:val="18"/>
+          <w:shd w:val="clear" w:color="auto" w:fill="EFEFEF"/>
+        </w:rPr>
+        <w:t>p∨q</w:t>
+      </w:r>
+      <w:r>
+        <w:rPr>
+          <w:rFonts w:ascii="Tahoma" w:hAnsi="Tahoma" w:cs="Tahoma" w:eastAsia="Tahoma"/>
+          <w:b/>
+          <w:color w:val="C00000"/>
+          <w:sz w:val="18"/>
+        </w:rPr>
+        <w:t xml:space="preserve"> เท็จเมื่อ </w:t>
+      </w:r>
+      <w:r>
+        <w:rPr>
+          <w:rFonts w:ascii="Tahoma" w:hAnsi="Tahoma" w:cs="Tahoma" w:eastAsia="Tahoma"/>
+          <w:b w:val="0"/>
+          <w:sz w:val="18"/>
+        </w:rPr>
+        <w:t>ทั้งคู่เท็จ</w:t>
+      </w:r>
+      <w:r>
+        <w:rPr>
+          <w:rFonts w:ascii="Tahoma" w:hAnsi="Tahoma" w:cs="Tahoma" w:eastAsia="Tahoma"/>
+          <w:b/>
+          <w:color w:val="C00000"/>
+          <w:sz w:val="18"/>
+        </w:rPr>
+        <w:t xml:space="preserve"> · </w:t>
+      </w:r>
+      <w:r>
+        <w:rPr>
+          <w:rFonts w:ascii="Consolas" w:hAnsi="Consolas" w:cs="Consolas" w:eastAsia="Consolas"/>
+          <w:b w:val="0"/>
+          <w:color w:val="A31515"/>
+          <w:sz w:val="18"/>
+          <w:shd w:val="clear" w:color="auto" w:fill="EFEFEF"/>
+        </w:rPr>
+        <w:t>p↔q</w:t>
+      </w:r>
+      <w:r>
+        <w:rPr>
+          <w:rFonts w:ascii="Tahoma" w:hAnsi="Tahoma" w:cs="Tahoma" w:eastAsia="Tahoma"/>
+          <w:b/>
+          <w:color w:val="C00000"/>
+          <w:sz w:val="18"/>
+        </w:rPr>
+        <w:t xml:space="preserve"> จริงเมื่อ </w:t>
+      </w:r>
+      <w:r>
+        <w:rPr>
+          <w:rFonts w:ascii="Tahoma" w:hAnsi="Tahoma" w:cs="Tahoma" w:eastAsia="Tahoma"/>
+          <w:b w:val="0"/>
+          <w:sz w:val="18"/>
+        </w:rPr>
+        <w:t>ค่าเหมือนกัน</w:t>
+      </w:r>
+      <w:r>
+        <w:rPr>
+          <w:rFonts w:ascii="Tahoma" w:hAnsi="Tahoma" w:cs="Tahoma" w:eastAsia="Tahoma"/>
+          <w:b/>
+          <w:color w:val="C00000"/>
+          <w:sz w:val="18"/>
+        </w:rPr>
+        <w:t xml:space="preserve"> · </w:t>
+      </w:r>
+      <w:r>
+        <w:rPr>
+          <w:rFonts w:ascii="Tahoma" w:hAnsi="Tahoma" w:cs="Tahoma" w:eastAsia="Tahoma"/>
+          <w:b w:val="0"/>
+          <w:sz w:val="18"/>
+        </w:rPr>
+        <w:t>XOR</w:t>
+      </w:r>
+      <w:r>
+        <w:rPr>
+          <w:rFonts w:ascii="Tahoma" w:hAnsi="Tahoma" w:cs="Tahoma" w:eastAsia="Tahoma"/>
+          <w:b/>
+          <w:color w:val="C00000"/>
+          <w:sz w:val="18"/>
+        </w:rPr>
+        <w:t xml:space="preserve"> จริงเมื่อ </w:t>
+      </w:r>
+      <w:r>
+        <w:rPr>
+          <w:rFonts w:ascii="Tahoma" w:hAnsi="Tahoma" w:cs="Tahoma" w:eastAsia="Tahoma"/>
+          <w:b w:val="0"/>
+          <w:sz w:val="18"/>
+        </w:rPr>
+        <w:t>ต่างกัน**</w:t>
       </w:r>
     </w:p>
     <w:p>
@@ -20874,20 +24955,338 @@
       <w:r>
         <w:rPr>
           <w:rFonts w:ascii="Tahoma" w:hAnsi="Tahoma" w:cs="Tahoma" w:eastAsia="Tahoma"/>
+          <w:b w:val="0"/>
+          <w:sz w:val="18"/>
+        </w:rPr>
+        <w:t xml:space="preserve">ตัวอย่าง </w:t>
+      </w:r>
+      <w:r>
+        <w:rPr>
+          <w:rFonts w:ascii="Consolas" w:hAnsi="Consolas" w:cs="Consolas" w:eastAsia="Consolas"/>
+          <w:b w:val="0"/>
+          <w:color w:val="A31515"/>
+          <w:sz w:val="18"/>
+          <w:shd w:val="clear" w:color="auto" w:fill="EFEFEF"/>
+        </w:rPr>
+        <w:t>¬p → q</w:t>
+      </w:r>
+      <w:r>
+        <w:rPr>
+          <w:rFonts w:ascii="Tahoma" w:hAnsi="Tahoma" w:cs="Tahoma" w:eastAsia="Tahoma"/>
+          <w:b w:val="0"/>
+          <w:sz w:val="18"/>
+        </w:rPr>
+        <w:t>: ถ้า p เท็จ (¬p จริง) ประโยคเป็นจริงก็ต่อเมื่อ q จริง</w:t>
+      </w:r>
+    </w:p>
+    <w:p>
+      <w:pPr>
+        <w:spacing w:before="20" w:after="20"/>
+      </w:pPr>
+      <w:r>
+        <w:rPr>
+          <w:rFonts w:ascii="Tahoma" w:hAnsi="Tahoma" w:cs="Tahoma" w:eastAsia="Tahoma"/>
           <w:b/>
           <w:color w:val="C00000"/>
           <w:sz w:val="18"/>
         </w:rPr>
-        <w:t>นิเสธ:</w:t>
-      </w:r>
-      <w:r>
-        <w:rPr>
-          <w:rFonts w:ascii="Tahoma" w:hAnsi="Tahoma" w:cs="Tahoma" w:eastAsia="Tahoma"/>
-          <w:b w:val="0"/>
-          <w:sz w:val="18"/>
-        </w:rPr>
-        <w:t xml:space="preserve"> ¬(∀x P) = ∃x ¬P · ¬(∃x P) = ∀x ¬P · ¬(p∧q)=¬p∨¬q · ¬(p∨q)=¬p∧¬q</w:t>
-      </w:r>
+        <w:t>รูปแปลงของประพจน์เงื่อนไข (p→q):</w:t>
+      </w:r>
+    </w:p>
+    <w:tbl>
+      <w:tblPr>
+        <w:tblW w:type="auto" w:w="0"/>
+        <w:jc w:val="center"/>
+        <w:tblLook w:firstColumn="1" w:firstRow="1" w:lastColumn="0" w:lastRow="0" w:noHBand="0" w:noVBand="1" w:val="04A0"/>
+        <w:tblBorders>
+          <w:top w:val="single" w:sz="4" w:space="0" w:color="BFBFBF"/>
+          <w:left w:val="single" w:sz="4" w:space="0" w:color="BFBFBF"/>
+          <w:bottom w:val="single" w:sz="4" w:space="0" w:color="BFBFBF"/>
+          <w:right w:val="single" w:sz="4" w:space="0" w:color="BFBFBF"/>
+          <w:insideH w:val="single" w:sz="4" w:space="0" w:color="BFBFBF"/>
+          <w:insideV w:val="single" w:sz="4" w:space="0" w:color="BFBFBF"/>
+        </w:tblBorders>
+      </w:tblPr>
+      <w:tblGrid>
+        <w:gridCol w:w="3477"/>
+        <w:gridCol w:w="3477"/>
+        <w:gridCol w:w="3477"/>
+      </w:tblGrid>
+      <w:tr>
+        <w:tc>
+          <w:tcPr>
+            <w:tcW w:type="dxa" w:w="3477"/>
+            <w:shd w:val="clear" w:color="auto" w:fill="305496"/>
+          </w:tcPr>
+          <w:p>
+            <w:pPr>
+              <w:spacing w:before="20" w:after="20"/>
+            </w:pPr>
+            <w:r>
+              <w:rPr>
+                <w:b/>
+                <w:color w:val="FFFFFF"/>
+              </w:rPr>
+            </w:r>
+            <w:r>
+              <w:rPr>
+                <w:rFonts w:ascii="Tahoma" w:hAnsi="Tahoma" w:cs="Tahoma" w:eastAsia="Tahoma"/>
+                <w:b/>
+                <w:color w:val="FFFFFF"/>
+                <w:sz w:val="17"/>
+              </w:rPr>
+              <w:t>ชื่อ</w:t>
+            </w:r>
+          </w:p>
+        </w:tc>
+        <w:tc>
+          <w:tcPr>
+            <w:tcW w:type="dxa" w:w="3477"/>
+            <w:shd w:val="clear" w:color="auto" w:fill="305496"/>
+          </w:tcPr>
+          <w:p>
+            <w:pPr>
+              <w:spacing w:before="20" w:after="20"/>
+            </w:pPr>
+            <w:r>
+              <w:rPr>
+                <w:b/>
+                <w:color w:val="FFFFFF"/>
+              </w:rPr>
+            </w:r>
+            <w:r>
+              <w:rPr>
+                <w:rFonts w:ascii="Tahoma" w:hAnsi="Tahoma" w:cs="Tahoma" w:eastAsia="Tahoma"/>
+                <w:b/>
+                <w:color w:val="FFFFFF"/>
+                <w:sz w:val="17"/>
+              </w:rPr>
+              <w:t>รูป</w:t>
+            </w:r>
+          </w:p>
+        </w:tc>
+        <w:tc>
+          <w:tcPr>
+            <w:tcW w:type="dxa" w:w="3477"/>
+            <w:shd w:val="clear" w:color="auto" w:fill="305496"/>
+          </w:tcPr>
+          <w:p>
+            <w:pPr>
+              <w:spacing w:before="20" w:after="20"/>
+            </w:pPr>
+            <w:r>
+              <w:rPr>
+                <w:b/>
+                <w:color w:val="FFFFFF"/>
+              </w:rPr>
+            </w:r>
+            <w:r>
+              <w:rPr>
+                <w:rFonts w:ascii="Tahoma" w:hAnsi="Tahoma" w:cs="Tahoma" w:eastAsia="Tahoma"/>
+                <w:b/>
+                <w:color w:val="FFFFFF"/>
+                <w:sz w:val="17"/>
+              </w:rPr>
+              <w:t>สมมูลกับ p→q?</w:t>
+            </w:r>
+          </w:p>
+        </w:tc>
+      </w:tr>
+      <w:tr>
+        <w:tc>
+          <w:tcPr>
+            <w:tcW w:type="dxa" w:w="3477"/>
+          </w:tcPr>
+          <w:p>
+            <w:pPr>
+              <w:spacing w:before="20" w:after="20"/>
+            </w:pPr>
+            <w:r/>
+            <w:r>
+              <w:rPr>
+                <w:rFonts w:ascii="Tahoma" w:hAnsi="Tahoma" w:cs="Tahoma" w:eastAsia="Tahoma"/>
+                <w:b w:val="0"/>
+                <w:sz w:val="16"/>
+              </w:rPr>
+              <w:t>Converse (บทกลับ)</w:t>
+            </w:r>
+          </w:p>
+        </w:tc>
+        <w:tc>
+          <w:tcPr>
+            <w:tcW w:type="dxa" w:w="3477"/>
+          </w:tcPr>
+          <w:p>
+            <w:pPr>
+              <w:spacing w:before="20" w:after="20"/>
+            </w:pPr>
+            <w:r/>
+            <w:r>
+              <w:rPr>
+                <w:rFonts w:ascii="Tahoma" w:hAnsi="Tahoma" w:cs="Tahoma" w:eastAsia="Tahoma"/>
+                <w:b w:val="0"/>
+                <w:sz w:val="16"/>
+              </w:rPr>
+              <w:t>q → p</w:t>
+            </w:r>
+          </w:p>
+        </w:tc>
+        <w:tc>
+          <w:tcPr>
+            <w:tcW w:type="dxa" w:w="3477"/>
+          </w:tcPr>
+          <w:p>
+            <w:pPr>
+              <w:spacing w:before="20" w:after="20"/>
+            </w:pPr>
+            <w:r/>
+            <w:r>
+              <w:rPr>
+                <w:rFonts w:ascii="Tahoma" w:hAnsi="Tahoma" w:cs="Tahoma" w:eastAsia="Tahoma"/>
+                <w:b w:val="0"/>
+                <w:sz w:val="16"/>
+              </w:rPr>
+              <w:t>❌ ไม่สมมูล</w:t>
+            </w:r>
+          </w:p>
+        </w:tc>
+      </w:tr>
+      <w:tr>
+        <w:tc>
+          <w:tcPr>
+            <w:tcW w:type="dxa" w:w="3477"/>
+            <w:shd w:val="clear" w:color="auto" w:fill="F2F6FC"/>
+          </w:tcPr>
+          <w:p>
+            <w:pPr>
+              <w:spacing w:before="20" w:after="20"/>
+            </w:pPr>
+            <w:r/>
+            <w:r>
+              <w:rPr>
+                <w:rFonts w:ascii="Tahoma" w:hAnsi="Tahoma" w:cs="Tahoma" w:eastAsia="Tahoma"/>
+                <w:b w:val="0"/>
+                <w:sz w:val="16"/>
+              </w:rPr>
+              <w:t>Inverse (นิเสธ)</w:t>
+            </w:r>
+          </w:p>
+        </w:tc>
+        <w:tc>
+          <w:tcPr>
+            <w:tcW w:type="dxa" w:w="3477"/>
+            <w:shd w:val="clear" w:color="auto" w:fill="F2F6FC"/>
+          </w:tcPr>
+          <w:p>
+            <w:pPr>
+              <w:spacing w:before="20" w:after="20"/>
+            </w:pPr>
+            <w:r/>
+            <w:r>
+              <w:rPr>
+                <w:rFonts w:ascii="Tahoma" w:hAnsi="Tahoma" w:cs="Tahoma" w:eastAsia="Tahoma"/>
+                <w:b w:val="0"/>
+                <w:sz w:val="16"/>
+              </w:rPr>
+              <w:t>¬p → ¬q</w:t>
+            </w:r>
+          </w:p>
+        </w:tc>
+        <w:tc>
+          <w:tcPr>
+            <w:tcW w:type="dxa" w:w="3477"/>
+            <w:shd w:val="clear" w:color="auto" w:fill="F2F6FC"/>
+          </w:tcPr>
+          <w:p>
+            <w:pPr>
+              <w:spacing w:before="20" w:after="20"/>
+            </w:pPr>
+            <w:r/>
+            <w:r>
+              <w:rPr>
+                <w:rFonts w:ascii="Tahoma" w:hAnsi="Tahoma" w:cs="Tahoma" w:eastAsia="Tahoma"/>
+                <w:b w:val="0"/>
+                <w:sz w:val="16"/>
+              </w:rPr>
+              <w:t>❌ ไม่สมมูล</w:t>
+            </w:r>
+          </w:p>
+        </w:tc>
+      </w:tr>
+      <w:tr>
+        <w:tc>
+          <w:tcPr>
+            <w:tcW w:type="dxa" w:w="3477"/>
+          </w:tcPr>
+          <w:p>
+            <w:pPr>
+              <w:spacing w:before="20" w:after="20"/>
+            </w:pPr>
+            <w:r/>
+            <w:r>
+              <w:rPr>
+                <w:rFonts w:ascii="Tahoma" w:hAnsi="Tahoma" w:cs="Tahoma" w:eastAsia="Tahoma"/>
+                <w:b/>
+                <w:color w:val="C00000"/>
+                <w:sz w:val="16"/>
+              </w:rPr>
+              <w:t>Contrapositive</w:t>
+            </w:r>
+          </w:p>
+        </w:tc>
+        <w:tc>
+          <w:tcPr>
+            <w:tcW w:type="dxa" w:w="3477"/>
+          </w:tcPr>
+          <w:p>
+            <w:pPr>
+              <w:spacing w:before="20" w:after="20"/>
+            </w:pPr>
+            <w:r/>
+            <w:r>
+              <w:rPr>
+                <w:rFonts w:ascii="Tahoma" w:hAnsi="Tahoma" w:cs="Tahoma" w:eastAsia="Tahoma"/>
+                <w:b w:val="0"/>
+                <w:sz w:val="16"/>
+              </w:rPr>
+              <w:t>¬q → ¬p</w:t>
+            </w:r>
+          </w:p>
+        </w:tc>
+        <w:tc>
+          <w:tcPr>
+            <w:tcW w:type="dxa" w:w="3477"/>
+          </w:tcPr>
+          <w:p>
+            <w:pPr>
+              <w:spacing w:before="20" w:after="20"/>
+            </w:pPr>
+            <w:r/>
+            <w:r>
+              <w:rPr>
+                <w:rFonts w:ascii="Tahoma" w:hAnsi="Tahoma" w:cs="Tahoma" w:eastAsia="Tahoma"/>
+                <w:b w:val="0"/>
+                <w:sz w:val="16"/>
+              </w:rPr>
+              <w:t xml:space="preserve">✅ </w:t>
+            </w:r>
+            <w:r>
+              <w:rPr>
+                <w:rFonts w:ascii="Tahoma" w:hAnsi="Tahoma" w:cs="Tahoma" w:eastAsia="Tahoma"/>
+                <w:b/>
+                <w:color w:val="C00000"/>
+                <w:sz w:val="16"/>
+              </w:rPr>
+              <w:t>สมมูล</w:t>
+            </w:r>
+          </w:p>
+        </w:tc>
+      </w:tr>
+    </w:tbl>
+    <w:p>
+      <w:pPr>
+        <w:spacing w:after="40"/>
+      </w:pPr>
     </w:p>
     <w:p>
       <w:pPr>
@@ -20905,20 +25304,1031 @@
       </w:r>
       <w:r>
         <w:rPr>
+          <w:rFonts w:ascii="Consolas" w:hAnsi="Consolas" w:cs="Consolas" w:eastAsia="Consolas"/>
+          <w:b w:val="0"/>
+          <w:color w:val="A31515"/>
+          <w:sz w:val="18"/>
+          <w:shd w:val="clear" w:color="auto" w:fill="EFEFEF"/>
+        </w:rPr>
+        <w:t>p → q ≡ ¬p ∨ q</w:t>
+      </w:r>
+      <w:r>
+        <w:rPr>
+          <w:rFonts w:ascii="Tahoma" w:hAnsi="Tahoma" w:cs="Tahoma" w:eastAsia="Tahoma"/>
+          <w:b w:val="0"/>
+          <w:sz w:val="18"/>
+        </w:rPr>
+        <w:t xml:space="preserve"> (แปลง implication เป็น or)</w:t>
+      </w:r>
+    </w:p>
+    <w:p>
+      <w:pPr>
+        <w:spacing w:before="20" w:after="20"/>
+      </w:pPr>
+      <w:r>
+        <w:rPr>
           <w:rFonts w:ascii="Tahoma" w:hAnsi="Tahoma" w:cs="Tahoma" w:eastAsia="Tahoma"/>
           <w:b/>
           <w:color w:val="C00000"/>
           <w:sz w:val="18"/>
         </w:rPr>
-        <w:t>Syllogism:</w:t>
-      </w:r>
-      <w:r>
-        <w:rPr>
-          <w:rFonts w:ascii="Tahoma" w:hAnsi="Tahoma" w:cs="Tahoma" w:eastAsia="Tahoma"/>
-          <w:b w:val="0"/>
-          <w:sz w:val="18"/>
-        </w:rPr>
-        <w:t xml:space="preserve"> "ทุก A เป็น B" + "ทุก B เป็น C" → "ทุก A เป็น C" (ระวังคำว่า "บาง")</w:t>
+        <w:t>กฎสมมูลตรรกศาสตร์ (Logical Equivalences):</w:t>
+      </w:r>
+    </w:p>
+    <w:p>
+      <w:pPr>
+        <w:spacing w:before="0" w:after="0"/>
+        <w:ind w:left="283"/>
+      </w:pPr>
+      <w:r>
+        <w:rPr>
+          <w:rFonts w:ascii="Tahoma" w:hAnsi="Tahoma" w:cs="Tahoma" w:eastAsia="Tahoma"/>
+          <w:b w:val="0"/>
+          <w:color w:val="888888"/>
+          <w:sz w:val="18"/>
+        </w:rPr>
+        <w:t xml:space="preserve">▪ </w:t>
+      </w:r>
+      <w:r>
+        <w:rPr>
+          <w:rFonts w:ascii="Tahoma" w:hAnsi="Tahoma" w:cs="Tahoma" w:eastAsia="Tahoma"/>
+          <w:b/>
+          <w:color w:val="C00000"/>
+          <w:sz w:val="18"/>
+        </w:rPr>
+        <w:t>De Morgan:</w:t>
+      </w:r>
+      <w:r>
+        <w:rPr>
+          <w:rFonts w:ascii="Tahoma" w:hAnsi="Tahoma" w:cs="Tahoma" w:eastAsia="Tahoma"/>
+          <w:b w:val="0"/>
+          <w:sz w:val="18"/>
+        </w:rPr>
+        <w:t xml:space="preserve"> </w:t>
+      </w:r>
+      <w:r>
+        <w:rPr>
+          <w:rFonts w:ascii="Consolas" w:hAnsi="Consolas" w:cs="Consolas" w:eastAsia="Consolas"/>
+          <w:b w:val="0"/>
+          <w:color w:val="A31515"/>
+          <w:sz w:val="18"/>
+          <w:shd w:val="clear" w:color="auto" w:fill="EFEFEF"/>
+        </w:rPr>
+        <w:t>¬(p∧q) ≡ ¬p∨¬q</w:t>
+      </w:r>
+      <w:r>
+        <w:rPr>
+          <w:rFonts w:ascii="Tahoma" w:hAnsi="Tahoma" w:cs="Tahoma" w:eastAsia="Tahoma"/>
+          <w:b w:val="0"/>
+          <w:sz w:val="18"/>
+        </w:rPr>
+        <w:t xml:space="preserve"> · </w:t>
+      </w:r>
+      <w:r>
+        <w:rPr>
+          <w:rFonts w:ascii="Consolas" w:hAnsi="Consolas" w:cs="Consolas" w:eastAsia="Consolas"/>
+          <w:b w:val="0"/>
+          <w:color w:val="A31515"/>
+          <w:sz w:val="18"/>
+          <w:shd w:val="clear" w:color="auto" w:fill="EFEFEF"/>
+        </w:rPr>
+        <w:t>¬(p∨q) ≡ ¬p∧¬q</w:t>
+      </w:r>
+    </w:p>
+    <w:p>
+      <w:pPr>
+        <w:spacing w:before="0" w:after="0"/>
+        <w:ind w:left="283"/>
+      </w:pPr>
+      <w:r>
+        <w:rPr>
+          <w:rFonts w:ascii="Tahoma" w:hAnsi="Tahoma" w:cs="Tahoma" w:eastAsia="Tahoma"/>
+          <w:b w:val="0"/>
+          <w:color w:val="888888"/>
+          <w:sz w:val="18"/>
+        </w:rPr>
+        <w:t xml:space="preserve">▪ </w:t>
+      </w:r>
+      <w:r>
+        <w:rPr>
+          <w:rFonts w:ascii="Tahoma" w:hAnsi="Tahoma" w:cs="Tahoma" w:eastAsia="Tahoma"/>
+          <w:b/>
+          <w:color w:val="C00000"/>
+          <w:sz w:val="18"/>
+        </w:rPr>
+        <w:t>Double negation:</w:t>
+      </w:r>
+      <w:r>
+        <w:rPr>
+          <w:rFonts w:ascii="Tahoma" w:hAnsi="Tahoma" w:cs="Tahoma" w:eastAsia="Tahoma"/>
+          <w:b w:val="0"/>
+          <w:sz w:val="18"/>
+        </w:rPr>
+        <w:t xml:space="preserve"> </w:t>
+      </w:r>
+      <w:r>
+        <w:rPr>
+          <w:rFonts w:ascii="Consolas" w:hAnsi="Consolas" w:cs="Consolas" w:eastAsia="Consolas"/>
+          <w:b w:val="0"/>
+          <w:color w:val="A31515"/>
+          <w:sz w:val="18"/>
+          <w:shd w:val="clear" w:color="auto" w:fill="EFEFEF"/>
+        </w:rPr>
+        <w:t>¬(¬p) ≡ p</w:t>
+      </w:r>
+      <w:r>
+        <w:rPr>
+          <w:rFonts w:ascii="Tahoma" w:hAnsi="Tahoma" w:cs="Tahoma" w:eastAsia="Tahoma"/>
+          <w:b w:val="0"/>
+          <w:sz w:val="18"/>
+        </w:rPr>
+        <w:t xml:space="preserve"> · </w:t>
+      </w:r>
+      <w:r>
+        <w:rPr>
+          <w:rFonts w:ascii="Tahoma" w:hAnsi="Tahoma" w:cs="Tahoma" w:eastAsia="Tahoma"/>
+          <w:b/>
+          <w:color w:val="C00000"/>
+          <w:sz w:val="18"/>
+        </w:rPr>
+        <w:t>Idempotent:</w:t>
+      </w:r>
+      <w:r>
+        <w:rPr>
+          <w:rFonts w:ascii="Tahoma" w:hAnsi="Tahoma" w:cs="Tahoma" w:eastAsia="Tahoma"/>
+          <w:b w:val="0"/>
+          <w:sz w:val="18"/>
+        </w:rPr>
+        <w:t xml:space="preserve"> </w:t>
+      </w:r>
+      <w:r>
+        <w:rPr>
+          <w:rFonts w:ascii="Consolas" w:hAnsi="Consolas" w:cs="Consolas" w:eastAsia="Consolas"/>
+          <w:b w:val="0"/>
+          <w:color w:val="A31515"/>
+          <w:sz w:val="18"/>
+          <w:shd w:val="clear" w:color="auto" w:fill="EFEFEF"/>
+        </w:rPr>
+        <w:t>p∧p ≡ p</w:t>
+      </w:r>
+      <w:r>
+        <w:rPr>
+          <w:rFonts w:ascii="Tahoma" w:hAnsi="Tahoma" w:cs="Tahoma" w:eastAsia="Tahoma"/>
+          <w:b w:val="0"/>
+          <w:sz w:val="18"/>
+        </w:rPr>
+        <w:t xml:space="preserve">, </w:t>
+      </w:r>
+      <w:r>
+        <w:rPr>
+          <w:rFonts w:ascii="Consolas" w:hAnsi="Consolas" w:cs="Consolas" w:eastAsia="Consolas"/>
+          <w:b w:val="0"/>
+          <w:color w:val="A31515"/>
+          <w:sz w:val="18"/>
+          <w:shd w:val="clear" w:color="auto" w:fill="EFEFEF"/>
+        </w:rPr>
+        <w:t>p∨p ≡ p</w:t>
+      </w:r>
+    </w:p>
+    <w:p>
+      <w:pPr>
+        <w:spacing w:before="0" w:after="0"/>
+        <w:ind w:left="283"/>
+      </w:pPr>
+      <w:r>
+        <w:rPr>
+          <w:rFonts w:ascii="Tahoma" w:hAnsi="Tahoma" w:cs="Tahoma" w:eastAsia="Tahoma"/>
+          <w:b w:val="0"/>
+          <w:color w:val="888888"/>
+          <w:sz w:val="18"/>
+        </w:rPr>
+        <w:t xml:space="preserve">▪ </w:t>
+      </w:r>
+      <w:r>
+        <w:rPr>
+          <w:rFonts w:ascii="Tahoma" w:hAnsi="Tahoma" w:cs="Tahoma" w:eastAsia="Tahoma"/>
+          <w:b/>
+          <w:color w:val="C00000"/>
+          <w:sz w:val="18"/>
+        </w:rPr>
+        <w:t>Commutative / Associative / Distributive:</w:t>
+      </w:r>
+      <w:r>
+        <w:rPr>
+          <w:rFonts w:ascii="Tahoma" w:hAnsi="Tahoma" w:cs="Tahoma" w:eastAsia="Tahoma"/>
+          <w:b w:val="0"/>
+          <w:sz w:val="18"/>
+        </w:rPr>
+        <w:t xml:space="preserve"> </w:t>
+      </w:r>
+      <w:r>
+        <w:rPr>
+          <w:rFonts w:ascii="Consolas" w:hAnsi="Consolas" w:cs="Consolas" w:eastAsia="Consolas"/>
+          <w:b w:val="0"/>
+          <w:color w:val="A31515"/>
+          <w:sz w:val="18"/>
+          <w:shd w:val="clear" w:color="auto" w:fill="EFEFEF"/>
+        </w:rPr>
+        <w:t>p∧(q∨r) ≡ (p∧q)∨(p∧r)</w:t>
+      </w:r>
+    </w:p>
+    <w:p>
+      <w:pPr>
+        <w:spacing w:before="0" w:after="0"/>
+        <w:ind w:left="283"/>
+      </w:pPr>
+      <w:r>
+        <w:rPr>
+          <w:rFonts w:ascii="Tahoma" w:hAnsi="Tahoma" w:cs="Tahoma" w:eastAsia="Tahoma"/>
+          <w:b w:val="0"/>
+          <w:color w:val="888888"/>
+          <w:sz w:val="18"/>
+        </w:rPr>
+        <w:t xml:space="preserve">▪ </w:t>
+      </w:r>
+      <w:r>
+        <w:rPr>
+          <w:rFonts w:ascii="Tahoma" w:hAnsi="Tahoma" w:cs="Tahoma" w:eastAsia="Tahoma"/>
+          <w:b/>
+          <w:color w:val="C00000"/>
+          <w:sz w:val="18"/>
+        </w:rPr>
+        <w:t>Absorption:</w:t>
+      </w:r>
+      <w:r>
+        <w:rPr>
+          <w:rFonts w:ascii="Tahoma" w:hAnsi="Tahoma" w:cs="Tahoma" w:eastAsia="Tahoma"/>
+          <w:b w:val="0"/>
+          <w:sz w:val="18"/>
+        </w:rPr>
+        <w:t xml:space="preserve"> </w:t>
+      </w:r>
+      <w:r>
+        <w:rPr>
+          <w:rFonts w:ascii="Consolas" w:hAnsi="Consolas" w:cs="Consolas" w:eastAsia="Consolas"/>
+          <w:b w:val="0"/>
+          <w:color w:val="A31515"/>
+          <w:sz w:val="18"/>
+          <w:shd w:val="clear" w:color="auto" w:fill="EFEFEF"/>
+        </w:rPr>
+        <w:t>p∨(p∧q) ≡ p</w:t>
+      </w:r>
+      <w:r>
+        <w:rPr>
+          <w:rFonts w:ascii="Tahoma" w:hAnsi="Tahoma" w:cs="Tahoma" w:eastAsia="Tahoma"/>
+          <w:b w:val="0"/>
+          <w:sz w:val="18"/>
+        </w:rPr>
+        <w:t xml:space="preserve"> · </w:t>
+      </w:r>
+      <w:r>
+        <w:rPr>
+          <w:rFonts w:ascii="Tahoma" w:hAnsi="Tahoma" w:cs="Tahoma" w:eastAsia="Tahoma"/>
+          <w:b/>
+          <w:color w:val="C00000"/>
+          <w:sz w:val="18"/>
+        </w:rPr>
+        <w:t>Identity:</w:t>
+      </w:r>
+      <w:r>
+        <w:rPr>
+          <w:rFonts w:ascii="Tahoma" w:hAnsi="Tahoma" w:cs="Tahoma" w:eastAsia="Tahoma"/>
+          <w:b w:val="0"/>
+          <w:sz w:val="18"/>
+        </w:rPr>
+        <w:t xml:space="preserve"> </w:t>
+      </w:r>
+      <w:r>
+        <w:rPr>
+          <w:rFonts w:ascii="Consolas" w:hAnsi="Consolas" w:cs="Consolas" w:eastAsia="Consolas"/>
+          <w:b w:val="0"/>
+          <w:color w:val="A31515"/>
+          <w:sz w:val="18"/>
+          <w:shd w:val="clear" w:color="auto" w:fill="EFEFEF"/>
+        </w:rPr>
+        <w:t>p∧T ≡ p</w:t>
+      </w:r>
+      <w:r>
+        <w:rPr>
+          <w:rFonts w:ascii="Tahoma" w:hAnsi="Tahoma" w:cs="Tahoma" w:eastAsia="Tahoma"/>
+          <w:b w:val="0"/>
+          <w:sz w:val="18"/>
+        </w:rPr>
+        <w:t xml:space="preserve">, </w:t>
+      </w:r>
+      <w:r>
+        <w:rPr>
+          <w:rFonts w:ascii="Consolas" w:hAnsi="Consolas" w:cs="Consolas" w:eastAsia="Consolas"/>
+          <w:b w:val="0"/>
+          <w:color w:val="A31515"/>
+          <w:sz w:val="18"/>
+          <w:shd w:val="clear" w:color="auto" w:fill="EFEFEF"/>
+        </w:rPr>
+        <w:t>p∨F ≡ p</w:t>
+      </w:r>
+    </w:p>
+    <w:p>
+      <w:pPr>
+        <w:spacing w:before="0" w:after="0"/>
+        <w:ind w:left="283"/>
+      </w:pPr>
+      <w:r>
+        <w:rPr>
+          <w:rFonts w:ascii="Tahoma" w:hAnsi="Tahoma" w:cs="Tahoma" w:eastAsia="Tahoma"/>
+          <w:b w:val="0"/>
+          <w:color w:val="888888"/>
+          <w:sz w:val="18"/>
+        </w:rPr>
+        <w:t xml:space="preserve">▪ </w:t>
+      </w:r>
+      <w:r>
+        <w:rPr>
+          <w:rFonts w:ascii="Tahoma" w:hAnsi="Tahoma" w:cs="Tahoma" w:eastAsia="Tahoma"/>
+          <w:b/>
+          <w:color w:val="C00000"/>
+          <w:sz w:val="18"/>
+        </w:rPr>
+        <w:t>Negation:</w:t>
+      </w:r>
+      <w:r>
+        <w:rPr>
+          <w:rFonts w:ascii="Tahoma" w:hAnsi="Tahoma" w:cs="Tahoma" w:eastAsia="Tahoma"/>
+          <w:b w:val="0"/>
+          <w:sz w:val="18"/>
+        </w:rPr>
+        <w:t xml:space="preserve"> </w:t>
+      </w:r>
+      <w:r>
+        <w:rPr>
+          <w:rFonts w:ascii="Consolas" w:hAnsi="Consolas" w:cs="Consolas" w:eastAsia="Consolas"/>
+          <w:b w:val="0"/>
+          <w:color w:val="A31515"/>
+          <w:sz w:val="18"/>
+          <w:shd w:val="clear" w:color="auto" w:fill="EFEFEF"/>
+        </w:rPr>
+        <w:t>p∨¬p ≡ T</w:t>
+      </w:r>
+      <w:r>
+        <w:rPr>
+          <w:rFonts w:ascii="Tahoma" w:hAnsi="Tahoma" w:cs="Tahoma" w:eastAsia="Tahoma"/>
+          <w:b w:val="0"/>
+          <w:sz w:val="18"/>
+        </w:rPr>
+        <w:t xml:space="preserve"> (tautology), </w:t>
+      </w:r>
+      <w:r>
+        <w:rPr>
+          <w:rFonts w:ascii="Consolas" w:hAnsi="Consolas" w:cs="Consolas" w:eastAsia="Consolas"/>
+          <w:b w:val="0"/>
+          <w:color w:val="A31515"/>
+          <w:sz w:val="18"/>
+          <w:shd w:val="clear" w:color="auto" w:fill="EFEFEF"/>
+        </w:rPr>
+        <w:t>p∧¬p ≡ F</w:t>
+      </w:r>
+      <w:r>
+        <w:rPr>
+          <w:rFonts w:ascii="Tahoma" w:hAnsi="Tahoma" w:cs="Tahoma" w:eastAsia="Tahoma"/>
+          <w:b w:val="0"/>
+          <w:sz w:val="18"/>
+        </w:rPr>
+        <w:t xml:space="preserve"> (contradiction)</w:t>
+      </w:r>
+    </w:p>
+    <w:p>
+      <w:pPr>
+        <w:spacing w:before="20" w:after="20"/>
+      </w:pPr>
+      <w:r>
+        <w:rPr>
+          <w:rFonts w:ascii="Tahoma" w:hAnsi="Tahoma" w:cs="Tahoma" w:eastAsia="Tahoma"/>
+          <w:b/>
+          <w:color w:val="C00000"/>
+          <w:sz w:val="18"/>
+        </w:rPr>
+        <w:t>กฎการอนุมาน (Rules of Inference) — ใช้สรุปโจทย์:</w:t>
+      </w:r>
+    </w:p>
+    <w:tbl>
+      <w:tblPr>
+        <w:tblW w:type="auto" w:w="0"/>
+        <w:jc w:val="center"/>
+        <w:tblLook w:firstColumn="1" w:firstRow="1" w:lastColumn="0" w:lastRow="0" w:noHBand="0" w:noVBand="1" w:val="04A0"/>
+        <w:tblBorders>
+          <w:top w:val="single" w:sz="4" w:space="0" w:color="BFBFBF"/>
+          <w:left w:val="single" w:sz="4" w:space="0" w:color="BFBFBF"/>
+          <w:bottom w:val="single" w:sz="4" w:space="0" w:color="BFBFBF"/>
+          <w:right w:val="single" w:sz="4" w:space="0" w:color="BFBFBF"/>
+          <w:insideH w:val="single" w:sz="4" w:space="0" w:color="BFBFBF"/>
+          <w:insideV w:val="single" w:sz="4" w:space="0" w:color="BFBFBF"/>
+        </w:tblBorders>
+      </w:tblPr>
+      <w:tblGrid>
+        <w:gridCol w:w="3477"/>
+        <w:gridCol w:w="3477"/>
+        <w:gridCol w:w="3477"/>
+      </w:tblGrid>
+      <w:tr>
+        <w:tc>
+          <w:tcPr>
+            <w:tcW w:type="dxa" w:w="3477"/>
+            <w:shd w:val="clear" w:color="auto" w:fill="305496"/>
+          </w:tcPr>
+          <w:p>
+            <w:pPr>
+              <w:spacing w:before="20" w:after="20"/>
+            </w:pPr>
+            <w:r>
+              <w:rPr>
+                <w:b/>
+                <w:color w:val="FFFFFF"/>
+              </w:rPr>
+            </w:r>
+            <w:r>
+              <w:rPr>
+                <w:rFonts w:ascii="Tahoma" w:hAnsi="Tahoma" w:cs="Tahoma" w:eastAsia="Tahoma"/>
+                <w:b/>
+                <w:color w:val="FFFFFF"/>
+                <w:sz w:val="17"/>
+              </w:rPr>
+              <w:t>กฎ</w:t>
+            </w:r>
+          </w:p>
+        </w:tc>
+        <w:tc>
+          <w:tcPr>
+            <w:tcW w:type="dxa" w:w="3477"/>
+            <w:shd w:val="clear" w:color="auto" w:fill="305496"/>
+          </w:tcPr>
+          <w:p>
+            <w:pPr>
+              <w:spacing w:before="20" w:after="20"/>
+            </w:pPr>
+            <w:r>
+              <w:rPr>
+                <w:b/>
+                <w:color w:val="FFFFFF"/>
+              </w:rPr>
+            </w:r>
+            <w:r>
+              <w:rPr>
+                <w:rFonts w:ascii="Tahoma" w:hAnsi="Tahoma" w:cs="Tahoma" w:eastAsia="Tahoma"/>
+                <w:b/>
+                <w:color w:val="FFFFFF"/>
+                <w:sz w:val="17"/>
+              </w:rPr>
+              <w:t>เงื่อนไข (Premises)</w:t>
+            </w:r>
+          </w:p>
+        </w:tc>
+        <w:tc>
+          <w:tcPr>
+            <w:tcW w:type="dxa" w:w="3477"/>
+            <w:shd w:val="clear" w:color="auto" w:fill="305496"/>
+          </w:tcPr>
+          <w:p>
+            <w:pPr>
+              <w:spacing w:before="20" w:after="20"/>
+            </w:pPr>
+            <w:r>
+              <w:rPr>
+                <w:b/>
+                <w:color w:val="FFFFFF"/>
+              </w:rPr>
+            </w:r>
+            <w:r>
+              <w:rPr>
+                <w:rFonts w:ascii="Tahoma" w:hAnsi="Tahoma" w:cs="Tahoma" w:eastAsia="Tahoma"/>
+                <w:b/>
+                <w:color w:val="FFFFFF"/>
+                <w:sz w:val="17"/>
+              </w:rPr>
+              <w:t>สรุป</w:t>
+            </w:r>
+          </w:p>
+        </w:tc>
+      </w:tr>
+      <w:tr>
+        <w:tc>
+          <w:tcPr>
+            <w:tcW w:type="dxa" w:w="3477"/>
+          </w:tcPr>
+          <w:p>
+            <w:pPr>
+              <w:spacing w:before="20" w:after="20"/>
+            </w:pPr>
+            <w:r/>
+            <w:r>
+              <w:rPr>
+                <w:rFonts w:ascii="Tahoma" w:hAnsi="Tahoma" w:cs="Tahoma" w:eastAsia="Tahoma"/>
+                <w:b/>
+                <w:color w:val="C00000"/>
+                <w:sz w:val="16"/>
+              </w:rPr>
+              <w:t>Modus Ponens</w:t>
+            </w:r>
+          </w:p>
+        </w:tc>
+        <w:tc>
+          <w:tcPr>
+            <w:tcW w:type="dxa" w:w="3477"/>
+          </w:tcPr>
+          <w:p>
+            <w:pPr>
+              <w:spacing w:before="20" w:after="20"/>
+            </w:pPr>
+            <w:r/>
+            <w:r>
+              <w:rPr>
+                <w:rFonts w:ascii="Tahoma" w:hAnsi="Tahoma" w:cs="Tahoma" w:eastAsia="Tahoma"/>
+                <w:b w:val="0"/>
+                <w:sz w:val="16"/>
+              </w:rPr>
+              <w:t>p→q , p</w:t>
+            </w:r>
+          </w:p>
+        </w:tc>
+        <w:tc>
+          <w:tcPr>
+            <w:tcW w:type="dxa" w:w="3477"/>
+          </w:tcPr>
+          <w:p>
+            <w:pPr>
+              <w:spacing w:before="20" w:after="20"/>
+            </w:pPr>
+            <w:r/>
+            <w:r>
+              <w:rPr>
+                <w:rFonts w:ascii="Tahoma" w:hAnsi="Tahoma" w:cs="Tahoma" w:eastAsia="Tahoma"/>
+                <w:b w:val="0"/>
+                <w:sz w:val="16"/>
+              </w:rPr>
+              <w:t>∴ q</w:t>
+            </w:r>
+          </w:p>
+        </w:tc>
+      </w:tr>
+      <w:tr>
+        <w:tc>
+          <w:tcPr>
+            <w:tcW w:type="dxa" w:w="3477"/>
+            <w:shd w:val="clear" w:color="auto" w:fill="F2F6FC"/>
+          </w:tcPr>
+          <w:p>
+            <w:pPr>
+              <w:spacing w:before="20" w:after="20"/>
+            </w:pPr>
+            <w:r/>
+            <w:r>
+              <w:rPr>
+                <w:rFonts w:ascii="Tahoma" w:hAnsi="Tahoma" w:cs="Tahoma" w:eastAsia="Tahoma"/>
+                <w:b/>
+                <w:color w:val="C00000"/>
+                <w:sz w:val="16"/>
+              </w:rPr>
+              <w:t>Modus Tollens</w:t>
+            </w:r>
+          </w:p>
+        </w:tc>
+        <w:tc>
+          <w:tcPr>
+            <w:tcW w:type="dxa" w:w="3477"/>
+            <w:shd w:val="clear" w:color="auto" w:fill="F2F6FC"/>
+          </w:tcPr>
+          <w:p>
+            <w:pPr>
+              <w:spacing w:before="20" w:after="20"/>
+            </w:pPr>
+            <w:r/>
+            <w:r>
+              <w:rPr>
+                <w:rFonts w:ascii="Tahoma" w:hAnsi="Tahoma" w:cs="Tahoma" w:eastAsia="Tahoma"/>
+                <w:b w:val="0"/>
+                <w:sz w:val="16"/>
+              </w:rPr>
+              <w:t>p→q , ¬q</w:t>
+            </w:r>
+          </w:p>
+        </w:tc>
+        <w:tc>
+          <w:tcPr>
+            <w:tcW w:type="dxa" w:w="3477"/>
+            <w:shd w:val="clear" w:color="auto" w:fill="F2F6FC"/>
+          </w:tcPr>
+          <w:p>
+            <w:pPr>
+              <w:spacing w:before="20" w:after="20"/>
+            </w:pPr>
+            <w:r/>
+            <w:r>
+              <w:rPr>
+                <w:rFonts w:ascii="Tahoma" w:hAnsi="Tahoma" w:cs="Tahoma" w:eastAsia="Tahoma"/>
+                <w:b w:val="0"/>
+                <w:sz w:val="16"/>
+              </w:rPr>
+              <w:t>∴ ¬p</w:t>
+            </w:r>
+          </w:p>
+        </w:tc>
+      </w:tr>
+      <w:tr>
+        <w:tc>
+          <w:tcPr>
+            <w:tcW w:type="dxa" w:w="3477"/>
+          </w:tcPr>
+          <w:p>
+            <w:pPr>
+              <w:spacing w:before="20" w:after="20"/>
+            </w:pPr>
+            <w:r/>
+            <w:r>
+              <w:rPr>
+                <w:rFonts w:ascii="Tahoma" w:hAnsi="Tahoma" w:cs="Tahoma" w:eastAsia="Tahoma"/>
+                <w:b/>
+                <w:color w:val="C00000"/>
+                <w:sz w:val="16"/>
+              </w:rPr>
+              <w:t>Hypothetical Syllogism</w:t>
+            </w:r>
+          </w:p>
+        </w:tc>
+        <w:tc>
+          <w:tcPr>
+            <w:tcW w:type="dxa" w:w="3477"/>
+          </w:tcPr>
+          <w:p>
+            <w:pPr>
+              <w:spacing w:before="20" w:after="20"/>
+            </w:pPr>
+            <w:r/>
+            <w:r>
+              <w:rPr>
+                <w:rFonts w:ascii="Tahoma" w:hAnsi="Tahoma" w:cs="Tahoma" w:eastAsia="Tahoma"/>
+                <w:b w:val="0"/>
+                <w:sz w:val="16"/>
+              </w:rPr>
+              <w:t>p→q , q→r</w:t>
+            </w:r>
+          </w:p>
+        </w:tc>
+        <w:tc>
+          <w:tcPr>
+            <w:tcW w:type="dxa" w:w="3477"/>
+          </w:tcPr>
+          <w:p>
+            <w:pPr>
+              <w:spacing w:before="20" w:after="20"/>
+            </w:pPr>
+            <w:r/>
+            <w:r>
+              <w:rPr>
+                <w:rFonts w:ascii="Tahoma" w:hAnsi="Tahoma" w:cs="Tahoma" w:eastAsia="Tahoma"/>
+                <w:b w:val="0"/>
+                <w:sz w:val="16"/>
+              </w:rPr>
+              <w:t>∴ p→r</w:t>
+            </w:r>
+          </w:p>
+        </w:tc>
+      </w:tr>
+      <w:tr>
+        <w:tc>
+          <w:tcPr>
+            <w:tcW w:type="dxa" w:w="3477"/>
+            <w:shd w:val="clear" w:color="auto" w:fill="F2F6FC"/>
+          </w:tcPr>
+          <w:p>
+            <w:pPr>
+              <w:spacing w:before="20" w:after="20"/>
+            </w:pPr>
+            <w:r/>
+            <w:r>
+              <w:rPr>
+                <w:rFonts w:ascii="Tahoma" w:hAnsi="Tahoma" w:cs="Tahoma" w:eastAsia="Tahoma"/>
+                <w:b/>
+                <w:color w:val="C00000"/>
+                <w:sz w:val="16"/>
+              </w:rPr>
+              <w:t>Disjunctive Syllogism</w:t>
+            </w:r>
+          </w:p>
+        </w:tc>
+        <w:tc>
+          <w:tcPr>
+            <w:tcW w:type="dxa" w:w="3477"/>
+            <w:shd w:val="clear" w:color="auto" w:fill="F2F6FC"/>
+          </w:tcPr>
+          <w:p>
+            <w:pPr>
+              <w:spacing w:before="20" w:after="20"/>
+            </w:pPr>
+            <w:r/>
+            <w:r>
+              <w:rPr>
+                <w:rFonts w:ascii="Tahoma" w:hAnsi="Tahoma" w:cs="Tahoma" w:eastAsia="Tahoma"/>
+                <w:b w:val="0"/>
+                <w:sz w:val="16"/>
+              </w:rPr>
+              <w:t>p∨q , ¬p</w:t>
+            </w:r>
+          </w:p>
+        </w:tc>
+        <w:tc>
+          <w:tcPr>
+            <w:tcW w:type="dxa" w:w="3477"/>
+            <w:shd w:val="clear" w:color="auto" w:fill="F2F6FC"/>
+          </w:tcPr>
+          <w:p>
+            <w:pPr>
+              <w:spacing w:before="20" w:after="20"/>
+            </w:pPr>
+            <w:r/>
+            <w:r>
+              <w:rPr>
+                <w:rFonts w:ascii="Tahoma" w:hAnsi="Tahoma" w:cs="Tahoma" w:eastAsia="Tahoma"/>
+                <w:b w:val="0"/>
+                <w:sz w:val="16"/>
+              </w:rPr>
+              <w:t>∴ q</w:t>
+            </w:r>
+          </w:p>
+        </w:tc>
+      </w:tr>
+      <w:tr>
+        <w:tc>
+          <w:tcPr>
+            <w:tcW w:type="dxa" w:w="3477"/>
+          </w:tcPr>
+          <w:p>
+            <w:pPr>
+              <w:spacing w:before="20" w:after="20"/>
+            </w:pPr>
+            <w:r/>
+            <w:r>
+              <w:rPr>
+                <w:rFonts w:ascii="Tahoma" w:hAnsi="Tahoma" w:cs="Tahoma" w:eastAsia="Tahoma"/>
+                <w:b w:val="0"/>
+                <w:sz w:val="16"/>
+              </w:rPr>
+              <w:t>Addition</w:t>
+            </w:r>
+          </w:p>
+        </w:tc>
+        <w:tc>
+          <w:tcPr>
+            <w:tcW w:type="dxa" w:w="3477"/>
+          </w:tcPr>
+          <w:p>
+            <w:pPr>
+              <w:spacing w:before="20" w:after="20"/>
+            </w:pPr>
+            <w:r/>
+            <w:r>
+              <w:rPr>
+                <w:rFonts w:ascii="Tahoma" w:hAnsi="Tahoma" w:cs="Tahoma" w:eastAsia="Tahoma"/>
+                <w:b w:val="0"/>
+                <w:sz w:val="16"/>
+              </w:rPr>
+              <w:t>p</w:t>
+            </w:r>
+          </w:p>
+        </w:tc>
+        <w:tc>
+          <w:tcPr>
+            <w:tcW w:type="dxa" w:w="3477"/>
+          </w:tcPr>
+          <w:p>
+            <w:pPr>
+              <w:spacing w:before="20" w:after="20"/>
+            </w:pPr>
+            <w:r/>
+            <w:r>
+              <w:rPr>
+                <w:rFonts w:ascii="Tahoma" w:hAnsi="Tahoma" w:cs="Tahoma" w:eastAsia="Tahoma"/>
+                <w:b w:val="0"/>
+                <w:sz w:val="16"/>
+              </w:rPr>
+              <w:t>∴ p∨q</w:t>
+            </w:r>
+          </w:p>
+        </w:tc>
+      </w:tr>
+      <w:tr>
+        <w:tc>
+          <w:tcPr>
+            <w:tcW w:type="dxa" w:w="3477"/>
+            <w:shd w:val="clear" w:color="auto" w:fill="F2F6FC"/>
+          </w:tcPr>
+          <w:p>
+            <w:pPr>
+              <w:spacing w:before="20" w:after="20"/>
+            </w:pPr>
+            <w:r/>
+            <w:r>
+              <w:rPr>
+                <w:rFonts w:ascii="Tahoma" w:hAnsi="Tahoma" w:cs="Tahoma" w:eastAsia="Tahoma"/>
+                <w:b w:val="0"/>
+                <w:sz w:val="16"/>
+              </w:rPr>
+              <w:t>Simplification</w:t>
+            </w:r>
+          </w:p>
+        </w:tc>
+        <w:tc>
+          <w:tcPr>
+            <w:tcW w:type="dxa" w:w="3477"/>
+            <w:shd w:val="clear" w:color="auto" w:fill="F2F6FC"/>
+          </w:tcPr>
+          <w:p>
+            <w:pPr>
+              <w:spacing w:before="20" w:after="20"/>
+            </w:pPr>
+            <w:r/>
+            <w:r>
+              <w:rPr>
+                <w:rFonts w:ascii="Tahoma" w:hAnsi="Tahoma" w:cs="Tahoma" w:eastAsia="Tahoma"/>
+                <w:b w:val="0"/>
+                <w:sz w:val="16"/>
+              </w:rPr>
+              <w:t>p∧q</w:t>
+            </w:r>
+          </w:p>
+        </w:tc>
+        <w:tc>
+          <w:tcPr>
+            <w:tcW w:type="dxa" w:w="3477"/>
+            <w:shd w:val="clear" w:color="auto" w:fill="F2F6FC"/>
+          </w:tcPr>
+          <w:p>
+            <w:pPr>
+              <w:spacing w:before="20" w:after="20"/>
+            </w:pPr>
+            <w:r/>
+            <w:r>
+              <w:rPr>
+                <w:rFonts w:ascii="Tahoma" w:hAnsi="Tahoma" w:cs="Tahoma" w:eastAsia="Tahoma"/>
+                <w:b w:val="0"/>
+                <w:sz w:val="16"/>
+              </w:rPr>
+              <w:t>∴ p</w:t>
+            </w:r>
+          </w:p>
+        </w:tc>
+      </w:tr>
+    </w:tbl>
+    <w:p>
+      <w:pPr>
+        <w:spacing w:after="40"/>
+      </w:pPr>
+    </w:p>
+    <w:p>
+      <w:pPr>
+        <w:spacing w:before="0" w:after="0"/>
+        <w:ind w:left="283"/>
+      </w:pPr>
+      <w:r>
+        <w:rPr>
+          <w:rFonts w:ascii="Tahoma" w:hAnsi="Tahoma" w:cs="Tahoma" w:eastAsia="Tahoma"/>
+          <w:b w:val="0"/>
+          <w:color w:val="888888"/>
+          <w:sz w:val="18"/>
+        </w:rPr>
+        <w:t xml:space="preserve">▪ </w:t>
+      </w:r>
+      <w:r>
+        <w:rPr>
+          <w:rFonts w:ascii="Tahoma" w:hAnsi="Tahoma" w:cs="Tahoma" w:eastAsia="Tahoma"/>
+          <w:b/>
+          <w:color w:val="C00000"/>
+          <w:sz w:val="18"/>
+        </w:rPr>
+        <w:t>นิเสธตัวบ่งปริมาณ:</w:t>
+      </w:r>
+      <w:r>
+        <w:rPr>
+          <w:rFonts w:ascii="Tahoma" w:hAnsi="Tahoma" w:cs="Tahoma" w:eastAsia="Tahoma"/>
+          <w:b w:val="0"/>
+          <w:sz w:val="18"/>
+        </w:rPr>
+        <w:t xml:space="preserve"> </w:t>
+      </w:r>
+      <w:r>
+        <w:rPr>
+          <w:rFonts w:ascii="Consolas" w:hAnsi="Consolas" w:cs="Consolas" w:eastAsia="Consolas"/>
+          <w:b w:val="0"/>
+          <w:color w:val="A31515"/>
+          <w:sz w:val="18"/>
+          <w:shd w:val="clear" w:color="auto" w:fill="EFEFEF"/>
+        </w:rPr>
+        <w:t>¬(∀x P(x)) ≡ ∃x ¬P(x)</w:t>
+      </w:r>
+      <w:r>
+        <w:rPr>
+          <w:rFonts w:ascii="Tahoma" w:hAnsi="Tahoma" w:cs="Tahoma" w:eastAsia="Tahoma"/>
+          <w:b w:val="0"/>
+          <w:sz w:val="18"/>
+        </w:rPr>
+        <w:t xml:space="preserve"> ("ไม่ใช่ทุกตัว" = "มีบางตัวที่ไม่") · </w:t>
+      </w:r>
+      <w:r>
+        <w:rPr>
+          <w:rFonts w:ascii="Consolas" w:hAnsi="Consolas" w:cs="Consolas" w:eastAsia="Consolas"/>
+          <w:b w:val="0"/>
+          <w:color w:val="A31515"/>
+          <w:sz w:val="18"/>
+          <w:shd w:val="clear" w:color="auto" w:fill="EFEFEF"/>
+        </w:rPr>
+        <w:t>¬(∃x P) ≡ ∀x ¬P</w:t>
+      </w:r>
+    </w:p>
+    <w:p>
+      <w:pPr>
+        <w:spacing w:before="0" w:after="0"/>
+        <w:ind w:left="283"/>
+      </w:pPr>
+      <w:r>
+        <w:rPr>
+          <w:rFonts w:ascii="Tahoma" w:hAnsi="Tahoma" w:cs="Tahoma" w:eastAsia="Tahoma"/>
+          <w:b w:val="0"/>
+          <w:color w:val="888888"/>
+          <w:sz w:val="18"/>
+        </w:rPr>
+        <w:t xml:space="preserve">▪ </w:t>
+      </w:r>
+      <w:r>
+        <w:rPr>
+          <w:rFonts w:ascii="Tahoma" w:hAnsi="Tahoma" w:cs="Tahoma" w:eastAsia="Tahoma"/>
+          <w:b/>
+          <w:color w:val="C00000"/>
+          <w:sz w:val="18"/>
+        </w:rPr>
+        <w:t>Syllogism (คำ):</w:t>
+      </w:r>
+      <w:r>
+        <w:rPr>
+          <w:rFonts w:ascii="Tahoma" w:hAnsi="Tahoma" w:cs="Tahoma" w:eastAsia="Tahoma"/>
+          <w:b w:val="0"/>
+          <w:sz w:val="18"/>
+        </w:rPr>
+        <w:t xml:space="preserve"> "ทุก A เป็น B" + "ทุก B เป็น C" → "ทุก A เป็น C" · ⚠️ ระวังคำว่า </w:t>
+      </w:r>
+      <w:r>
+        <w:rPr>
+          <w:rFonts w:ascii="Tahoma" w:hAnsi="Tahoma" w:cs="Tahoma" w:eastAsia="Tahoma"/>
+          <w:b/>
+          <w:color w:val="C00000"/>
+          <w:sz w:val="18"/>
+        </w:rPr>
+        <w:t>"บาง"</w:t>
+      </w:r>
+      <w:r>
+        <w:rPr>
+          <w:rFonts w:ascii="Tahoma" w:hAnsi="Tahoma" w:cs="Tahoma" w:eastAsia="Tahoma"/>
+          <w:b w:val="0"/>
+          <w:sz w:val="18"/>
+        </w:rPr>
+        <w:t xml:space="preserve"> (some) สรุปเกินไม่ได้</w:t>
+      </w:r>
+    </w:p>
+    <w:p>
+      <w:pPr>
+        <w:spacing w:before="0" w:after="0"/>
+        <w:ind w:left="283"/>
+      </w:pPr>
+      <w:r>
+        <w:rPr>
+          <w:rFonts w:ascii="Tahoma" w:hAnsi="Tahoma" w:cs="Tahoma" w:eastAsia="Tahoma"/>
+          <w:b w:val="0"/>
+          <w:color w:val="888888"/>
+          <w:sz w:val="18"/>
+        </w:rPr>
+        <w:t xml:space="preserve">▪ </w:t>
+      </w:r>
+      <w:r>
+        <w:rPr>
+          <w:rFonts w:ascii="Tahoma" w:hAnsi="Tahoma" w:cs="Tahoma" w:eastAsia="Tahoma"/>
+          <w:b/>
+          <w:color w:val="C00000"/>
+          <w:sz w:val="18"/>
+        </w:rPr>
+        <w:t>ตัวอย่างการใช้:</w:t>
+      </w:r>
+      <w:r>
+        <w:rPr>
+          <w:rFonts w:ascii="Tahoma" w:hAnsi="Tahoma" w:cs="Tahoma" w:eastAsia="Tahoma"/>
+          <w:b w:val="0"/>
+          <w:sz w:val="18"/>
+        </w:rPr>
+        <w:t xml:space="preserve"> "ถ้าฝนตกแล้วถนนเปียก" + "ถนนไม่เปียก" → (Modus Tollens) </w:t>
+      </w:r>
+      <w:r>
+        <w:rPr>
+          <w:rFonts w:ascii="Tahoma" w:hAnsi="Tahoma" w:cs="Tahoma" w:eastAsia="Tahoma"/>
+          <w:b/>
+          <w:color w:val="C00000"/>
+          <w:sz w:val="18"/>
+        </w:rPr>
+        <w:t>ฝนไม่ตก</w:t>
       </w:r>
     </w:p>
     <w:p>

--- a/examinfo.docx
+++ b/examinfo.docx
@@ -5159,6 +5159,374 @@
           <w:color w:val="C00000"/>
           <w:sz w:val="18"/>
         </w:rPr>
+        <w:t>วงจร combinational สำคัญ:</w:t>
+      </w:r>
+    </w:p>
+    <w:p>
+      <w:pPr>
+        <w:spacing w:before="0" w:after="0"/>
+        <w:ind w:left="510"/>
+      </w:pPr>
+      <w:r>
+        <w:rPr>
+          <w:rFonts w:ascii="Tahoma" w:hAnsi="Tahoma" w:cs="Tahoma" w:eastAsia="Tahoma"/>
+          <w:b w:val="0"/>
+          <w:color w:val="888888"/>
+          <w:sz w:val="18"/>
+        </w:rPr>
+        <w:t xml:space="preserve">▪ </w:t>
+      </w:r>
+      <w:r>
+        <w:rPr>
+          <w:rFonts w:ascii="Tahoma" w:hAnsi="Tahoma" w:cs="Tahoma" w:eastAsia="Tahoma"/>
+          <w:b/>
+          <w:color w:val="C00000"/>
+          <w:sz w:val="18"/>
+        </w:rPr>
+        <w:t>Half Adder:</w:t>
+      </w:r>
+      <w:r>
+        <w:rPr>
+          <w:rFonts w:ascii="Tahoma" w:hAnsi="Tahoma" w:cs="Tahoma" w:eastAsia="Tahoma"/>
+          <w:b w:val="0"/>
+          <w:sz w:val="18"/>
+        </w:rPr>
+        <w:t xml:space="preserve"> Sum = A⊕B, Carry = A·B · </w:t>
+      </w:r>
+      <w:r>
+        <w:rPr>
+          <w:rFonts w:ascii="Tahoma" w:hAnsi="Tahoma" w:cs="Tahoma" w:eastAsia="Tahoma"/>
+          <w:b/>
+          <w:color w:val="C00000"/>
+          <w:sz w:val="18"/>
+        </w:rPr>
+        <w:t>Full Adder:</w:t>
+      </w:r>
+      <w:r>
+        <w:rPr>
+          <w:rFonts w:ascii="Tahoma" w:hAnsi="Tahoma" w:cs="Tahoma" w:eastAsia="Tahoma"/>
+          <w:b w:val="0"/>
+          <w:sz w:val="18"/>
+        </w:rPr>
+        <w:t xml:space="preserve"> บวก 3 บิต (A,B,Cin)</w:t>
+      </w:r>
+    </w:p>
+    <w:p>
+      <w:pPr>
+        <w:spacing w:before="0" w:after="0"/>
+        <w:ind w:left="510"/>
+      </w:pPr>
+      <w:r>
+        <w:rPr>
+          <w:rFonts w:ascii="Tahoma" w:hAnsi="Tahoma" w:cs="Tahoma" w:eastAsia="Tahoma"/>
+          <w:b w:val="0"/>
+          <w:color w:val="888888"/>
+          <w:sz w:val="18"/>
+        </w:rPr>
+        <w:t xml:space="preserve">▪ </w:t>
+      </w:r>
+      <w:r>
+        <w:rPr>
+          <w:rFonts w:ascii="Tahoma" w:hAnsi="Tahoma" w:cs="Tahoma" w:eastAsia="Tahoma"/>
+          <w:b/>
+          <w:color w:val="C00000"/>
+          <w:sz w:val="18"/>
+        </w:rPr>
+        <w:t>MUX (Multiplexer):</w:t>
+      </w:r>
+      <w:r>
+        <w:rPr>
+          <w:rFonts w:ascii="Tahoma" w:hAnsi="Tahoma" w:cs="Tahoma" w:eastAsia="Tahoma"/>
+          <w:b w:val="0"/>
+          <w:sz w:val="18"/>
+        </w:rPr>
+        <w:t xml:space="preserve"> เลือก 1 จากหลาย input ด้วย n select line → รับได้ 2ⁿ input · </w:t>
+      </w:r>
+      <w:r>
+        <w:rPr>
+          <w:rFonts w:ascii="Tahoma" w:hAnsi="Tahoma" w:cs="Tahoma" w:eastAsia="Tahoma"/>
+          <w:b/>
+          <w:color w:val="C00000"/>
+          <w:sz w:val="18"/>
+        </w:rPr>
+        <w:t>DEMUX</w:t>
+      </w:r>
+      <w:r>
+        <w:rPr>
+          <w:rFonts w:ascii="Tahoma" w:hAnsi="Tahoma" w:cs="Tahoma" w:eastAsia="Tahoma"/>
+          <w:b w:val="0"/>
+          <w:sz w:val="18"/>
+        </w:rPr>
+        <w:t xml:space="preserve"> ตรงข้าม</w:t>
+      </w:r>
+    </w:p>
+    <w:p>
+      <w:pPr>
+        <w:spacing w:before="0" w:after="0"/>
+        <w:ind w:left="510"/>
+      </w:pPr>
+      <w:r>
+        <w:rPr>
+          <w:rFonts w:ascii="Tahoma" w:hAnsi="Tahoma" w:cs="Tahoma" w:eastAsia="Tahoma"/>
+          <w:b w:val="0"/>
+          <w:color w:val="888888"/>
+          <w:sz w:val="18"/>
+        </w:rPr>
+        <w:t xml:space="preserve">▪ </w:t>
+      </w:r>
+      <w:r>
+        <w:rPr>
+          <w:rFonts w:ascii="Tahoma" w:hAnsi="Tahoma" w:cs="Tahoma" w:eastAsia="Tahoma"/>
+          <w:b/>
+          <w:color w:val="C00000"/>
+          <w:sz w:val="18"/>
+        </w:rPr>
+        <w:t>Decoder:</w:t>
+      </w:r>
+      <w:r>
+        <w:rPr>
+          <w:rFonts w:ascii="Tahoma" w:hAnsi="Tahoma" w:cs="Tahoma" w:eastAsia="Tahoma"/>
+          <w:b w:val="0"/>
+          <w:sz w:val="18"/>
+        </w:rPr>
+        <w:t xml:space="preserve"> n input → 2ⁿ output (เปิดทีละเส้น) · </w:t>
+      </w:r>
+      <w:r>
+        <w:rPr>
+          <w:rFonts w:ascii="Tahoma" w:hAnsi="Tahoma" w:cs="Tahoma" w:eastAsia="Tahoma"/>
+          <w:b/>
+          <w:color w:val="C00000"/>
+          <w:sz w:val="18"/>
+        </w:rPr>
+        <w:t>Encoder</w:t>
+      </w:r>
+      <w:r>
+        <w:rPr>
+          <w:rFonts w:ascii="Tahoma" w:hAnsi="Tahoma" w:cs="Tahoma" w:eastAsia="Tahoma"/>
+          <w:b w:val="0"/>
+          <w:sz w:val="18"/>
+        </w:rPr>
+        <w:t xml:space="preserve"> ตรงข้าม (2ⁿ→n)</w:t>
+      </w:r>
+    </w:p>
+    <w:p>
+      <w:pPr>
+        <w:spacing w:before="0" w:after="0"/>
+        <w:ind w:left="283"/>
+      </w:pPr>
+      <w:r>
+        <w:rPr>
+          <w:rFonts w:ascii="Tahoma" w:hAnsi="Tahoma" w:cs="Tahoma" w:eastAsia="Tahoma"/>
+          <w:b w:val="0"/>
+          <w:color w:val="888888"/>
+          <w:sz w:val="18"/>
+        </w:rPr>
+        <w:t xml:space="preserve">▪ </w:t>
+      </w:r>
+      <w:r>
+        <w:rPr>
+          <w:rFonts w:ascii="Tahoma" w:hAnsi="Tahoma" w:cs="Tahoma" w:eastAsia="Tahoma"/>
+          <w:b/>
+          <w:color w:val="C00000"/>
+          <w:sz w:val="18"/>
+        </w:rPr>
+        <w:t>พีชคณิตบูลีน (ลดรูปวงจร):</w:t>
+      </w:r>
+    </w:p>
+    <w:p>
+      <w:pPr>
+        <w:spacing w:before="0" w:after="0"/>
+        <w:ind w:left="510"/>
+      </w:pPr>
+      <w:r>
+        <w:rPr>
+          <w:rFonts w:ascii="Tahoma" w:hAnsi="Tahoma" w:cs="Tahoma" w:eastAsia="Tahoma"/>
+          <w:b w:val="0"/>
+          <w:color w:val="888888"/>
+          <w:sz w:val="18"/>
+        </w:rPr>
+        <w:t xml:space="preserve">▪ </w:t>
+      </w:r>
+      <w:r>
+        <w:rPr>
+          <w:rFonts w:ascii="Tahoma" w:hAnsi="Tahoma" w:cs="Tahoma" w:eastAsia="Tahoma"/>
+          <w:b w:val="0"/>
+          <w:sz w:val="18"/>
+        </w:rPr>
+        <w:t xml:space="preserve">Identity </w:t>
+      </w:r>
+      <w:r>
+        <w:rPr>
+          <w:rFonts w:ascii="Consolas" w:hAnsi="Consolas" w:cs="Consolas" w:eastAsia="Consolas"/>
+          <w:b w:val="0"/>
+          <w:color w:val="A31515"/>
+          <w:sz w:val="18"/>
+          <w:shd w:val="clear" w:color="auto" w:fill="EFEFEF"/>
+        </w:rPr>
+        <w:t>A+0=A, A·1=A</w:t>
+      </w:r>
+      <w:r>
+        <w:rPr>
+          <w:rFonts w:ascii="Tahoma" w:hAnsi="Tahoma" w:cs="Tahoma" w:eastAsia="Tahoma"/>
+          <w:b w:val="0"/>
+          <w:sz w:val="18"/>
+        </w:rPr>
+        <w:t xml:space="preserve"> · Null </w:t>
+      </w:r>
+      <w:r>
+        <w:rPr>
+          <w:rFonts w:ascii="Consolas" w:hAnsi="Consolas" w:cs="Consolas" w:eastAsia="Consolas"/>
+          <w:b w:val="0"/>
+          <w:color w:val="A31515"/>
+          <w:sz w:val="18"/>
+          <w:shd w:val="clear" w:color="auto" w:fill="EFEFEF"/>
+        </w:rPr>
+        <w:t>A+1=1, A·0=0</w:t>
+      </w:r>
+      <w:r>
+        <w:rPr>
+          <w:rFonts w:ascii="Tahoma" w:hAnsi="Tahoma" w:cs="Tahoma" w:eastAsia="Tahoma"/>
+          <w:b w:val="0"/>
+          <w:sz w:val="18"/>
+        </w:rPr>
+        <w:t xml:space="preserve"> · Idempotent </w:t>
+      </w:r>
+      <w:r>
+        <w:rPr>
+          <w:rFonts w:ascii="Consolas" w:hAnsi="Consolas" w:cs="Consolas" w:eastAsia="Consolas"/>
+          <w:b w:val="0"/>
+          <w:color w:val="A31515"/>
+          <w:sz w:val="18"/>
+          <w:shd w:val="clear" w:color="auto" w:fill="EFEFEF"/>
+        </w:rPr>
+        <w:t>A+A=A, A·A=A</w:t>
+      </w:r>
+    </w:p>
+    <w:p>
+      <w:pPr>
+        <w:spacing w:before="0" w:after="0"/>
+        <w:ind w:left="510"/>
+      </w:pPr>
+      <w:r>
+        <w:rPr>
+          <w:rFonts w:ascii="Tahoma" w:hAnsi="Tahoma" w:cs="Tahoma" w:eastAsia="Tahoma"/>
+          <w:b w:val="0"/>
+          <w:color w:val="888888"/>
+          <w:sz w:val="18"/>
+        </w:rPr>
+        <w:t xml:space="preserve">▪ </w:t>
+      </w:r>
+      <w:r>
+        <w:rPr>
+          <w:rFonts w:ascii="Tahoma" w:hAnsi="Tahoma" w:cs="Tahoma" w:eastAsia="Tahoma"/>
+          <w:b w:val="0"/>
+          <w:sz w:val="18"/>
+        </w:rPr>
+        <w:t xml:space="preserve">Complement </w:t>
+      </w:r>
+      <w:r>
+        <w:rPr>
+          <w:rFonts w:ascii="Consolas" w:hAnsi="Consolas" w:cs="Consolas" w:eastAsia="Consolas"/>
+          <w:b w:val="0"/>
+          <w:color w:val="A31515"/>
+          <w:sz w:val="18"/>
+          <w:shd w:val="clear" w:color="auto" w:fill="EFEFEF"/>
+        </w:rPr>
+        <w:t>A+A'=1, A·A'=0</w:t>
+      </w:r>
+      <w:r>
+        <w:rPr>
+          <w:rFonts w:ascii="Tahoma" w:hAnsi="Tahoma" w:cs="Tahoma" w:eastAsia="Tahoma"/>
+          <w:b w:val="0"/>
+          <w:sz w:val="18"/>
+        </w:rPr>
+        <w:t xml:space="preserve"> · Double </w:t>
+      </w:r>
+      <w:r>
+        <w:rPr>
+          <w:rFonts w:ascii="Consolas" w:hAnsi="Consolas" w:cs="Consolas" w:eastAsia="Consolas"/>
+          <w:b w:val="0"/>
+          <w:color w:val="A31515"/>
+          <w:sz w:val="18"/>
+          <w:shd w:val="clear" w:color="auto" w:fill="EFEFEF"/>
+        </w:rPr>
+        <w:t>A''=A</w:t>
+      </w:r>
+      <w:r>
+        <w:rPr>
+          <w:rFonts w:ascii="Tahoma" w:hAnsi="Tahoma" w:cs="Tahoma" w:eastAsia="Tahoma"/>
+          <w:b w:val="0"/>
+          <w:sz w:val="18"/>
+        </w:rPr>
+        <w:t xml:space="preserve"> · </w:t>
+      </w:r>
+      <w:r>
+        <w:rPr>
+          <w:rFonts w:ascii="Tahoma" w:hAnsi="Tahoma" w:cs="Tahoma" w:eastAsia="Tahoma"/>
+          <w:b/>
+          <w:color w:val="C00000"/>
+          <w:sz w:val="18"/>
+        </w:rPr>
+        <w:t>Absorption</w:t>
+      </w:r>
+      <w:r>
+        <w:rPr>
+          <w:rFonts w:ascii="Tahoma" w:hAnsi="Tahoma" w:cs="Tahoma" w:eastAsia="Tahoma"/>
+          <w:b w:val="0"/>
+          <w:sz w:val="18"/>
+        </w:rPr>
+        <w:t xml:space="preserve"> </w:t>
+      </w:r>
+      <w:r>
+        <w:rPr>
+          <w:rFonts w:ascii="Consolas" w:hAnsi="Consolas" w:cs="Consolas" w:eastAsia="Consolas"/>
+          <w:b w:val="0"/>
+          <w:color w:val="A31515"/>
+          <w:sz w:val="18"/>
+          <w:shd w:val="clear" w:color="auto" w:fill="EFEFEF"/>
+        </w:rPr>
+        <w:t>A+A·B=A</w:t>
+      </w:r>
+      <w:r>
+        <w:rPr>
+          <w:rFonts w:ascii="Tahoma" w:hAnsi="Tahoma" w:cs="Tahoma" w:eastAsia="Tahoma"/>
+          <w:b w:val="0"/>
+          <w:sz w:val="18"/>
+        </w:rPr>
+        <w:t xml:space="preserve">, </w:t>
+      </w:r>
+      <w:r>
+        <w:rPr>
+          <w:rFonts w:ascii="Consolas" w:hAnsi="Consolas" w:cs="Consolas" w:eastAsia="Consolas"/>
+          <w:b w:val="0"/>
+          <w:color w:val="A31515"/>
+          <w:sz w:val="18"/>
+          <w:shd w:val="clear" w:color="auto" w:fill="EFEFEF"/>
+        </w:rPr>
+        <w:t>A+A'·B=A+B</w:t>
+      </w:r>
+    </w:p>
+    <w:p>
+      <w:pPr>
+        <w:spacing w:before="0" w:after="0"/>
+        <w:ind w:left="510"/>
+      </w:pPr>
+      <w:r>
+        <w:rPr>
+          <w:rFonts w:ascii="Tahoma" w:hAnsi="Tahoma" w:cs="Tahoma" w:eastAsia="Tahoma"/>
+          <w:b w:val="0"/>
+          <w:color w:val="888888"/>
+          <w:sz w:val="18"/>
+        </w:rPr>
+        <w:t xml:space="preserve">▪ </w:t>
+      </w:r>
+      <w:r>
+        <w:rPr>
+          <w:rFonts w:ascii="Tahoma" w:hAnsi="Tahoma" w:cs="Tahoma" w:eastAsia="Tahoma"/>
+          <w:b/>
+          <w:color w:val="C00000"/>
+          <w:sz w:val="18"/>
+        </w:rPr>
         <w:t>De Morgan:</w:t>
       </w:r>
       <w:r>
@@ -5167,7 +5535,67 @@
           <w:b w:val="0"/>
           <w:sz w:val="18"/>
         </w:rPr>
-        <w:t xml:space="preserve"> (A·B)' = A'+B' ; (A+B)' = A'·B'</w:t>
+        <w:t xml:space="preserve"> </w:t>
+      </w:r>
+      <w:r>
+        <w:rPr>
+          <w:rFonts w:ascii="Consolas" w:hAnsi="Consolas" w:cs="Consolas" w:eastAsia="Consolas"/>
+          <w:b w:val="0"/>
+          <w:color w:val="A31515"/>
+          <w:sz w:val="18"/>
+          <w:shd w:val="clear" w:color="auto" w:fill="EFEFEF"/>
+        </w:rPr>
+        <w:t>(A·B)' = A'+B'</w:t>
+      </w:r>
+      <w:r>
+        <w:rPr>
+          <w:rFonts w:ascii="Tahoma" w:hAnsi="Tahoma" w:cs="Tahoma" w:eastAsia="Tahoma"/>
+          <w:b w:val="0"/>
+          <w:sz w:val="18"/>
+        </w:rPr>
+        <w:t xml:space="preserve"> ; </w:t>
+      </w:r>
+      <w:r>
+        <w:rPr>
+          <w:rFonts w:ascii="Consolas" w:hAnsi="Consolas" w:cs="Consolas" w:eastAsia="Consolas"/>
+          <w:b w:val="0"/>
+          <w:color w:val="A31515"/>
+          <w:sz w:val="18"/>
+          <w:shd w:val="clear" w:color="auto" w:fill="EFEFEF"/>
+        </w:rPr>
+        <w:t>(A+B)' = A'·B'</w:t>
+      </w:r>
+    </w:p>
+    <w:p>
+      <w:pPr>
+        <w:spacing w:before="0" w:after="0"/>
+        <w:ind w:left="283"/>
+      </w:pPr>
+      <w:r>
+        <w:rPr>
+          <w:rFonts w:ascii="Tahoma" w:hAnsi="Tahoma" w:cs="Tahoma" w:eastAsia="Tahoma"/>
+          <w:b w:val="0"/>
+          <w:color w:val="888888"/>
+          <w:sz w:val="18"/>
+        </w:rPr>
+        <w:t xml:space="preserve">▪ </w:t>
+      </w:r>
+      <w:r>
+        <w:rPr>
+          <w:rFonts w:ascii="Tahoma" w:hAnsi="Tahoma" w:cs="Tahoma" w:eastAsia="Tahoma"/>
+          <w:b/>
+          <w:color w:val="C00000"/>
+          <w:sz w:val="18"/>
+        </w:rPr>
+        <w:t>K-map:</w:t>
+      </w:r>
+      <w:r>
+        <w:rPr>
+          <w:rFonts w:ascii="Tahoma" w:hAnsi="Tahoma" w:cs="Tahoma" w:eastAsia="Tahoma"/>
+          <w:b w:val="0"/>
+          <w:sz w:val="18"/>
+        </w:rPr>
+        <w:t xml:space="preserve"> ลดรูป SOP โดยจับกลุ่ม 1 ที่ติดกันเป็นกำลังของ 2 (1,2,4,8) ให้ใหญ่ที่สุด</w:t>
       </w:r>
     </w:p>
     <w:p>
@@ -6616,6 +7044,124 @@
           <w:shd w:val="clear" w:color="auto" w:fill="EFEFEF"/>
         </w:rPr>
         <w:t>0xB7 = 1011 0111 = 267₈ = 183₁₀</w:t>
+      </w:r>
+    </w:p>
+    <w:p>
+      <w:pPr>
+        <w:spacing w:before="0" w:after="0"/>
+        <w:ind w:left="283"/>
+      </w:pPr>
+      <w:r>
+        <w:rPr>
+          <w:rFonts w:ascii="Tahoma" w:hAnsi="Tahoma" w:cs="Tahoma" w:eastAsia="Tahoma"/>
+          <w:b w:val="0"/>
+          <w:color w:val="888888"/>
+          <w:sz w:val="18"/>
+        </w:rPr>
+        <w:t xml:space="preserve">▪ </w:t>
+      </w:r>
+      <w:r>
+        <w:rPr>
+          <w:rFonts w:ascii="Tahoma" w:hAnsi="Tahoma" w:cs="Tahoma" w:eastAsia="Tahoma"/>
+          <w:b/>
+          <w:color w:val="C00000"/>
+          <w:sz w:val="18"/>
+        </w:rPr>
+        <w:t>รหัสอื่น:</w:t>
+      </w:r>
+      <w:r>
+        <w:rPr>
+          <w:rFonts w:ascii="Tahoma" w:hAnsi="Tahoma" w:cs="Tahoma" w:eastAsia="Tahoma"/>
+          <w:b w:val="0"/>
+          <w:sz w:val="18"/>
+        </w:rPr>
+        <w:t xml:space="preserve"> </w:t>
+      </w:r>
+      <w:r>
+        <w:rPr>
+          <w:rFonts w:ascii="Tahoma" w:hAnsi="Tahoma" w:cs="Tahoma" w:eastAsia="Tahoma"/>
+          <w:b/>
+          <w:color w:val="C00000"/>
+          <w:sz w:val="18"/>
+        </w:rPr>
+        <w:t>BCD</w:t>
+      </w:r>
+      <w:r>
+        <w:rPr>
+          <w:rFonts w:ascii="Tahoma" w:hAnsi="Tahoma" w:cs="Tahoma" w:eastAsia="Tahoma"/>
+          <w:b w:val="0"/>
+          <w:sz w:val="18"/>
+        </w:rPr>
+        <w:t xml:space="preserve"> = เข้ารหัสทีละหลักฐานสิบเป็น 4 บิต (เช่น 45 → </w:t>
+      </w:r>
+      <w:r>
+        <w:rPr>
+          <w:rFonts w:ascii="Consolas" w:hAnsi="Consolas" w:cs="Consolas" w:eastAsia="Consolas"/>
+          <w:b w:val="0"/>
+          <w:color w:val="A31515"/>
+          <w:sz w:val="18"/>
+          <w:shd w:val="clear" w:color="auto" w:fill="EFEFEF"/>
+        </w:rPr>
+        <w:t>0100 0101</w:t>
+      </w:r>
+      <w:r>
+        <w:rPr>
+          <w:rFonts w:ascii="Tahoma" w:hAnsi="Tahoma" w:cs="Tahoma" w:eastAsia="Tahoma"/>
+          <w:b w:val="0"/>
+          <w:sz w:val="18"/>
+        </w:rPr>
+        <w:t xml:space="preserve">) · </w:t>
+      </w:r>
+      <w:r>
+        <w:rPr>
+          <w:rFonts w:ascii="Tahoma" w:hAnsi="Tahoma" w:cs="Tahoma" w:eastAsia="Tahoma"/>
+          <w:b/>
+          <w:color w:val="C00000"/>
+          <w:sz w:val="18"/>
+        </w:rPr>
+        <w:t>Gray code</w:t>
+      </w:r>
+      <w:r>
+        <w:rPr>
+          <w:rFonts w:ascii="Tahoma" w:hAnsi="Tahoma" w:cs="Tahoma" w:eastAsia="Tahoma"/>
+          <w:b w:val="0"/>
+          <w:sz w:val="18"/>
+        </w:rPr>
+        <w:t xml:space="preserve"> = ต่างกันทีละ 1 บิตระหว่างค่าติดกัน · </w:t>
+      </w:r>
+      <w:r>
+        <w:rPr>
+          <w:rFonts w:ascii="Tahoma" w:hAnsi="Tahoma" w:cs="Tahoma" w:eastAsia="Tahoma"/>
+          <w:b/>
+          <w:color w:val="C00000"/>
+          <w:sz w:val="18"/>
+        </w:rPr>
+        <w:t>ASCII</w:t>
+      </w:r>
+      <w:r>
+        <w:rPr>
+          <w:rFonts w:ascii="Tahoma" w:hAnsi="Tahoma" w:cs="Tahoma" w:eastAsia="Tahoma"/>
+          <w:b w:val="0"/>
+          <w:sz w:val="18"/>
+        </w:rPr>
+        <w:t xml:space="preserve"> = 7 บิต, </w:t>
+      </w:r>
+      <w:r>
+        <w:rPr>
+          <w:rFonts w:ascii="Tahoma" w:hAnsi="Tahoma" w:cs="Tahoma" w:eastAsia="Tahoma"/>
+          <w:b/>
+          <w:color w:val="C00000"/>
+          <w:sz w:val="18"/>
+        </w:rPr>
+        <w:t>Unicode/UTF-8</w:t>
+      </w:r>
+      <w:r>
+        <w:rPr>
+          <w:rFonts w:ascii="Tahoma" w:hAnsi="Tahoma" w:cs="Tahoma" w:eastAsia="Tahoma"/>
+          <w:b w:val="0"/>
+          <w:sz w:val="18"/>
+        </w:rPr>
+        <w:t xml:space="preserve"> รองรับหลายภาษา</w:t>
       </w:r>
     </w:p>
     <w:p>
@@ -9023,6 +9569,994 @@
     </w:p>
     <w:p>
       <w:pPr>
+        <w:spacing w:before="100" w:after="40"/>
+      </w:pPr>
+      <w:r>
+        <w:rPr>
+          <w:rFonts w:ascii="Tahoma" w:hAnsi="Tahoma" w:cs="Tahoma" w:eastAsia="Tahoma"/>
+          <w:b/>
+          <w:color w:val="1F4E79"/>
+          <w:sz w:val="22"/>
+        </w:rPr>
+        <w:t>3.4 printf/scanf &amp; Format Specifier (ช่วยอ่านข้อ "ทำนายผลลัพธ์")</w:t>
+      </w:r>
+    </w:p>
+    <w:tbl>
+      <w:tblPr>
+        <w:tblW w:type="auto" w:w="0"/>
+        <w:jc w:val="center"/>
+        <w:tblLook w:firstColumn="1" w:firstRow="1" w:lastColumn="0" w:lastRow="0" w:noHBand="0" w:noVBand="1" w:val="04A0"/>
+        <w:tblBorders>
+          <w:top w:val="single" w:sz="4" w:space="0" w:color="BFBFBF"/>
+          <w:left w:val="single" w:sz="4" w:space="0" w:color="BFBFBF"/>
+          <w:bottom w:val="single" w:sz="4" w:space="0" w:color="BFBFBF"/>
+          <w:right w:val="single" w:sz="4" w:space="0" w:color="BFBFBF"/>
+          <w:insideH w:val="single" w:sz="4" w:space="0" w:color="BFBFBF"/>
+          <w:insideV w:val="single" w:sz="4" w:space="0" w:color="BFBFBF"/>
+        </w:tblBorders>
+      </w:tblPr>
+      <w:tblGrid>
+        <w:gridCol w:w="2086"/>
+        <w:gridCol w:w="2086"/>
+        <w:gridCol w:w="2086"/>
+        <w:gridCol w:w="2086"/>
+        <w:gridCol w:w="2086"/>
+      </w:tblGrid>
+      <w:tr>
+        <w:tc>
+          <w:tcPr>
+            <w:tcW w:type="dxa" w:w="2086"/>
+            <w:shd w:val="clear" w:color="auto" w:fill="305496"/>
+          </w:tcPr>
+          <w:p>
+            <w:pPr>
+              <w:spacing w:before="20" w:after="20"/>
+            </w:pPr>
+            <w:r>
+              <w:rPr>
+                <w:b/>
+                <w:color w:val="FFFFFF"/>
+              </w:rPr>
+            </w:r>
+            <w:r>
+              <w:rPr>
+                <w:rFonts w:ascii="Tahoma" w:hAnsi="Tahoma" w:cs="Tahoma" w:eastAsia="Tahoma"/>
+                <w:b/>
+                <w:color w:val="FFFFFF"/>
+                <w:sz w:val="17"/>
+              </w:rPr>
+              <w:t>Specifier</w:t>
+            </w:r>
+          </w:p>
+        </w:tc>
+        <w:tc>
+          <w:tcPr>
+            <w:tcW w:type="dxa" w:w="2086"/>
+            <w:shd w:val="clear" w:color="auto" w:fill="305496"/>
+          </w:tcPr>
+          <w:p>
+            <w:pPr>
+              <w:spacing w:before="20" w:after="20"/>
+            </w:pPr>
+            <w:r>
+              <w:rPr>
+                <w:b/>
+                <w:color w:val="FFFFFF"/>
+              </w:rPr>
+            </w:r>
+            <w:r>
+              <w:rPr>
+                <w:rFonts w:ascii="Tahoma" w:hAnsi="Tahoma" w:cs="Tahoma" w:eastAsia="Tahoma"/>
+                <w:b/>
+                <w:color w:val="FFFFFF"/>
+                <w:sz w:val="17"/>
+              </w:rPr>
+              <w:t>ชนิด</w:t>
+            </w:r>
+          </w:p>
+        </w:tc>
+        <w:tc>
+          <w:tcPr>
+            <w:tcW w:type="dxa" w:w="2086"/>
+            <w:shd w:val="clear" w:color="auto" w:fill="305496"/>
+          </w:tcPr>
+          <w:p>
+            <w:pPr>
+              <w:spacing w:before="20" w:after="20"/>
+            </w:pPr>
+            <w:r>
+              <w:rPr>
+                <w:b/>
+                <w:color w:val="FFFFFF"/>
+              </w:rPr>
+            </w:r>
+          </w:p>
+        </w:tc>
+        <w:tc>
+          <w:tcPr>
+            <w:tcW w:type="dxa" w:w="2086"/>
+            <w:shd w:val="clear" w:color="auto" w:fill="305496"/>
+          </w:tcPr>
+          <w:p>
+            <w:pPr>
+              <w:spacing w:before="20" w:after="20"/>
+            </w:pPr>
+            <w:r>
+              <w:rPr>
+                <w:b/>
+                <w:color w:val="FFFFFF"/>
+              </w:rPr>
+            </w:r>
+            <w:r>
+              <w:rPr>
+                <w:rFonts w:ascii="Tahoma" w:hAnsi="Tahoma" w:cs="Tahoma" w:eastAsia="Tahoma"/>
+                <w:b/>
+                <w:color w:val="FFFFFF"/>
+                <w:sz w:val="17"/>
+              </w:rPr>
+              <w:t>Specifier</w:t>
+            </w:r>
+          </w:p>
+        </w:tc>
+        <w:tc>
+          <w:tcPr>
+            <w:tcW w:type="dxa" w:w="2086"/>
+            <w:shd w:val="clear" w:color="auto" w:fill="305496"/>
+          </w:tcPr>
+          <w:p>
+            <w:pPr>
+              <w:spacing w:before="20" w:after="20"/>
+            </w:pPr>
+            <w:r>
+              <w:rPr>
+                <w:b/>
+                <w:color w:val="FFFFFF"/>
+              </w:rPr>
+            </w:r>
+            <w:r>
+              <w:rPr>
+                <w:rFonts w:ascii="Tahoma" w:hAnsi="Tahoma" w:cs="Tahoma" w:eastAsia="Tahoma"/>
+                <w:b/>
+                <w:color w:val="FFFFFF"/>
+                <w:sz w:val="17"/>
+              </w:rPr>
+              <w:t>ชนิด</w:t>
+            </w:r>
+          </w:p>
+        </w:tc>
+      </w:tr>
+      <w:tr>
+        <w:tc>
+          <w:tcPr>
+            <w:tcW w:type="dxa" w:w="2086"/>
+          </w:tcPr>
+          <w:p>
+            <w:pPr>
+              <w:spacing w:before="20" w:after="20"/>
+            </w:pPr>
+            <w:r/>
+            <w:r>
+              <w:rPr>
+                <w:rFonts w:ascii="Consolas" w:hAnsi="Consolas" w:cs="Consolas" w:eastAsia="Consolas"/>
+                <w:b w:val="0"/>
+                <w:color w:val="A31515"/>
+                <w:sz w:val="16"/>
+                <w:shd w:val="clear" w:color="auto" w:fill="EFEFEF"/>
+              </w:rPr>
+              <w:t>%d</w:t>
+            </w:r>
+            <w:r>
+              <w:rPr>
+                <w:rFonts w:ascii="Tahoma" w:hAnsi="Tahoma" w:cs="Tahoma" w:eastAsia="Tahoma"/>
+                <w:b w:val="0"/>
+                <w:sz w:val="16"/>
+              </w:rPr>
+              <w:t xml:space="preserve"> / </w:t>
+            </w:r>
+            <w:r>
+              <w:rPr>
+                <w:rFonts w:ascii="Consolas" w:hAnsi="Consolas" w:cs="Consolas" w:eastAsia="Consolas"/>
+                <w:b w:val="0"/>
+                <w:color w:val="A31515"/>
+                <w:sz w:val="16"/>
+                <w:shd w:val="clear" w:color="auto" w:fill="EFEFEF"/>
+              </w:rPr>
+              <w:t>%i</w:t>
+            </w:r>
+          </w:p>
+        </w:tc>
+        <w:tc>
+          <w:tcPr>
+            <w:tcW w:type="dxa" w:w="2086"/>
+          </w:tcPr>
+          <w:p>
+            <w:pPr>
+              <w:spacing w:before="20" w:after="20"/>
+            </w:pPr>
+            <w:r/>
+            <w:r>
+              <w:rPr>
+                <w:rFonts w:ascii="Tahoma" w:hAnsi="Tahoma" w:cs="Tahoma" w:eastAsia="Tahoma"/>
+                <w:b w:val="0"/>
+                <w:sz w:val="16"/>
+              </w:rPr>
+              <w:t>int</w:t>
+            </w:r>
+          </w:p>
+        </w:tc>
+        <w:tc>
+          <w:tcPr>
+            <w:tcW w:type="dxa" w:w="2086"/>
+          </w:tcPr>
+          <w:p>
+            <w:pPr>
+              <w:spacing w:before="20" w:after="20"/>
+            </w:pPr>
+            <w:r/>
+          </w:p>
+        </w:tc>
+        <w:tc>
+          <w:tcPr>
+            <w:tcW w:type="dxa" w:w="2086"/>
+          </w:tcPr>
+          <w:p>
+            <w:pPr>
+              <w:spacing w:before="20" w:after="20"/>
+            </w:pPr>
+            <w:r/>
+            <w:r>
+              <w:rPr>
+                <w:rFonts w:ascii="Consolas" w:hAnsi="Consolas" w:cs="Consolas" w:eastAsia="Consolas"/>
+                <w:b w:val="0"/>
+                <w:color w:val="A31515"/>
+                <w:sz w:val="16"/>
+                <w:shd w:val="clear" w:color="auto" w:fill="EFEFEF"/>
+              </w:rPr>
+              <w:t>%x</w:t>
+            </w:r>
+            <w:r>
+              <w:rPr>
+                <w:rFonts w:ascii="Tahoma" w:hAnsi="Tahoma" w:cs="Tahoma" w:eastAsia="Tahoma"/>
+                <w:b w:val="0"/>
+                <w:sz w:val="16"/>
+              </w:rPr>
+              <w:t xml:space="preserve"> / </w:t>
+            </w:r>
+            <w:r>
+              <w:rPr>
+                <w:rFonts w:ascii="Consolas" w:hAnsi="Consolas" w:cs="Consolas" w:eastAsia="Consolas"/>
+                <w:b w:val="0"/>
+                <w:color w:val="A31515"/>
+                <w:sz w:val="16"/>
+                <w:shd w:val="clear" w:color="auto" w:fill="EFEFEF"/>
+              </w:rPr>
+              <w:t>%X</w:t>
+            </w:r>
+          </w:p>
+        </w:tc>
+        <w:tc>
+          <w:tcPr>
+            <w:tcW w:type="dxa" w:w="2086"/>
+          </w:tcPr>
+          <w:p>
+            <w:pPr>
+              <w:spacing w:before="20" w:after="20"/>
+            </w:pPr>
+            <w:r/>
+            <w:r>
+              <w:rPr>
+                <w:rFonts w:ascii="Tahoma" w:hAnsi="Tahoma" w:cs="Tahoma" w:eastAsia="Tahoma"/>
+                <w:b w:val="0"/>
+                <w:sz w:val="16"/>
+              </w:rPr>
+              <w:t>hex</w:t>
+            </w:r>
+          </w:p>
+        </w:tc>
+      </w:tr>
+      <w:tr>
+        <w:tc>
+          <w:tcPr>
+            <w:tcW w:type="dxa" w:w="2086"/>
+            <w:shd w:val="clear" w:color="auto" w:fill="F2F6FC"/>
+          </w:tcPr>
+          <w:p>
+            <w:pPr>
+              <w:spacing w:before="20" w:after="20"/>
+            </w:pPr>
+            <w:r/>
+            <w:r>
+              <w:rPr>
+                <w:rFonts w:ascii="Consolas" w:hAnsi="Consolas" w:cs="Consolas" w:eastAsia="Consolas"/>
+                <w:b w:val="0"/>
+                <w:color w:val="A31515"/>
+                <w:sz w:val="16"/>
+                <w:shd w:val="clear" w:color="auto" w:fill="EFEFEF"/>
+              </w:rPr>
+              <w:t>%u</w:t>
+            </w:r>
+          </w:p>
+        </w:tc>
+        <w:tc>
+          <w:tcPr>
+            <w:tcW w:type="dxa" w:w="2086"/>
+            <w:shd w:val="clear" w:color="auto" w:fill="F2F6FC"/>
+          </w:tcPr>
+          <w:p>
+            <w:pPr>
+              <w:spacing w:before="20" w:after="20"/>
+            </w:pPr>
+            <w:r/>
+            <w:r>
+              <w:rPr>
+                <w:rFonts w:ascii="Tahoma" w:hAnsi="Tahoma" w:cs="Tahoma" w:eastAsia="Tahoma"/>
+                <w:b w:val="0"/>
+                <w:sz w:val="16"/>
+              </w:rPr>
+              <w:t>unsigned</w:t>
+            </w:r>
+          </w:p>
+        </w:tc>
+        <w:tc>
+          <w:tcPr>
+            <w:tcW w:type="dxa" w:w="2086"/>
+            <w:shd w:val="clear" w:color="auto" w:fill="F2F6FC"/>
+          </w:tcPr>
+          <w:p>
+            <w:pPr>
+              <w:spacing w:before="20" w:after="20"/>
+            </w:pPr>
+            <w:r/>
+          </w:p>
+        </w:tc>
+        <w:tc>
+          <w:tcPr>
+            <w:tcW w:type="dxa" w:w="2086"/>
+            <w:shd w:val="clear" w:color="auto" w:fill="F2F6FC"/>
+          </w:tcPr>
+          <w:p>
+            <w:pPr>
+              <w:spacing w:before="20" w:after="20"/>
+            </w:pPr>
+            <w:r/>
+            <w:r>
+              <w:rPr>
+                <w:rFonts w:ascii="Consolas" w:hAnsi="Consolas" w:cs="Consolas" w:eastAsia="Consolas"/>
+                <w:b w:val="0"/>
+                <w:color w:val="A31515"/>
+                <w:sz w:val="16"/>
+                <w:shd w:val="clear" w:color="auto" w:fill="EFEFEF"/>
+              </w:rPr>
+              <w:t>%o</w:t>
+            </w:r>
+          </w:p>
+        </w:tc>
+        <w:tc>
+          <w:tcPr>
+            <w:tcW w:type="dxa" w:w="2086"/>
+            <w:shd w:val="clear" w:color="auto" w:fill="F2F6FC"/>
+          </w:tcPr>
+          <w:p>
+            <w:pPr>
+              <w:spacing w:before="20" w:after="20"/>
+            </w:pPr>
+            <w:r/>
+            <w:r>
+              <w:rPr>
+                <w:rFonts w:ascii="Tahoma" w:hAnsi="Tahoma" w:cs="Tahoma" w:eastAsia="Tahoma"/>
+                <w:b w:val="0"/>
+                <w:sz w:val="16"/>
+              </w:rPr>
+              <w:t>octal</w:t>
+            </w:r>
+          </w:p>
+        </w:tc>
+      </w:tr>
+      <w:tr>
+        <w:tc>
+          <w:tcPr>
+            <w:tcW w:type="dxa" w:w="2086"/>
+          </w:tcPr>
+          <w:p>
+            <w:pPr>
+              <w:spacing w:before="20" w:after="20"/>
+            </w:pPr>
+            <w:r/>
+            <w:r>
+              <w:rPr>
+                <w:rFonts w:ascii="Consolas" w:hAnsi="Consolas" w:cs="Consolas" w:eastAsia="Consolas"/>
+                <w:b w:val="0"/>
+                <w:color w:val="A31515"/>
+                <w:sz w:val="16"/>
+                <w:shd w:val="clear" w:color="auto" w:fill="EFEFEF"/>
+              </w:rPr>
+              <w:t>%f</w:t>
+            </w:r>
+          </w:p>
+        </w:tc>
+        <w:tc>
+          <w:tcPr>
+            <w:tcW w:type="dxa" w:w="2086"/>
+          </w:tcPr>
+          <w:p>
+            <w:pPr>
+              <w:spacing w:before="20" w:after="20"/>
+            </w:pPr>
+            <w:r/>
+            <w:r>
+              <w:rPr>
+                <w:rFonts w:ascii="Tahoma" w:hAnsi="Tahoma" w:cs="Tahoma" w:eastAsia="Tahoma"/>
+                <w:b w:val="0"/>
+                <w:sz w:val="16"/>
+              </w:rPr>
+              <w:t>float/double</w:t>
+            </w:r>
+          </w:p>
+        </w:tc>
+        <w:tc>
+          <w:tcPr>
+            <w:tcW w:type="dxa" w:w="2086"/>
+          </w:tcPr>
+          <w:p>
+            <w:pPr>
+              <w:spacing w:before="20" w:after="20"/>
+            </w:pPr>
+            <w:r/>
+          </w:p>
+        </w:tc>
+        <w:tc>
+          <w:tcPr>
+            <w:tcW w:type="dxa" w:w="2086"/>
+          </w:tcPr>
+          <w:p>
+            <w:pPr>
+              <w:spacing w:before="20" w:after="20"/>
+            </w:pPr>
+            <w:r/>
+            <w:r>
+              <w:rPr>
+                <w:rFonts w:ascii="Consolas" w:hAnsi="Consolas" w:cs="Consolas" w:eastAsia="Consolas"/>
+                <w:b w:val="0"/>
+                <w:color w:val="A31515"/>
+                <w:sz w:val="16"/>
+                <w:shd w:val="clear" w:color="auto" w:fill="EFEFEF"/>
+              </w:rPr>
+              <w:t>%c</w:t>
+            </w:r>
+          </w:p>
+        </w:tc>
+        <w:tc>
+          <w:tcPr>
+            <w:tcW w:type="dxa" w:w="2086"/>
+          </w:tcPr>
+          <w:p>
+            <w:pPr>
+              <w:spacing w:before="20" w:after="20"/>
+            </w:pPr>
+            <w:r/>
+            <w:r>
+              <w:rPr>
+                <w:rFonts w:ascii="Tahoma" w:hAnsi="Tahoma" w:cs="Tahoma" w:eastAsia="Tahoma"/>
+                <w:b w:val="0"/>
+                <w:sz w:val="16"/>
+              </w:rPr>
+              <w:t>char (1 ตัว)</w:t>
+            </w:r>
+          </w:p>
+        </w:tc>
+      </w:tr>
+      <w:tr>
+        <w:tc>
+          <w:tcPr>
+            <w:tcW w:type="dxa" w:w="2086"/>
+            <w:shd w:val="clear" w:color="auto" w:fill="F2F6FC"/>
+          </w:tcPr>
+          <w:p>
+            <w:pPr>
+              <w:spacing w:before="20" w:after="20"/>
+            </w:pPr>
+            <w:r/>
+            <w:r>
+              <w:rPr>
+                <w:rFonts w:ascii="Consolas" w:hAnsi="Consolas" w:cs="Consolas" w:eastAsia="Consolas"/>
+                <w:b w:val="0"/>
+                <w:color w:val="A31515"/>
+                <w:sz w:val="16"/>
+                <w:shd w:val="clear" w:color="auto" w:fill="EFEFEF"/>
+              </w:rPr>
+              <w:t>%e</w:t>
+            </w:r>
+          </w:p>
+        </w:tc>
+        <w:tc>
+          <w:tcPr>
+            <w:tcW w:type="dxa" w:w="2086"/>
+            <w:shd w:val="clear" w:color="auto" w:fill="F2F6FC"/>
+          </w:tcPr>
+          <w:p>
+            <w:pPr>
+              <w:spacing w:before="20" w:after="20"/>
+            </w:pPr>
+            <w:r/>
+            <w:r>
+              <w:rPr>
+                <w:rFonts w:ascii="Tahoma" w:hAnsi="Tahoma" w:cs="Tahoma" w:eastAsia="Tahoma"/>
+                <w:b w:val="0"/>
+                <w:sz w:val="16"/>
+              </w:rPr>
+              <w:t>สัญกรณ์วิทย์</w:t>
+            </w:r>
+          </w:p>
+        </w:tc>
+        <w:tc>
+          <w:tcPr>
+            <w:tcW w:type="dxa" w:w="2086"/>
+            <w:shd w:val="clear" w:color="auto" w:fill="F2F6FC"/>
+          </w:tcPr>
+          <w:p>
+            <w:pPr>
+              <w:spacing w:before="20" w:after="20"/>
+            </w:pPr>
+            <w:r/>
+          </w:p>
+        </w:tc>
+        <w:tc>
+          <w:tcPr>
+            <w:tcW w:type="dxa" w:w="2086"/>
+            <w:shd w:val="clear" w:color="auto" w:fill="F2F6FC"/>
+          </w:tcPr>
+          <w:p>
+            <w:pPr>
+              <w:spacing w:before="20" w:after="20"/>
+            </w:pPr>
+            <w:r/>
+            <w:r>
+              <w:rPr>
+                <w:rFonts w:ascii="Consolas" w:hAnsi="Consolas" w:cs="Consolas" w:eastAsia="Consolas"/>
+                <w:b w:val="0"/>
+                <w:color w:val="A31515"/>
+                <w:sz w:val="16"/>
+                <w:shd w:val="clear" w:color="auto" w:fill="EFEFEF"/>
+              </w:rPr>
+              <w:t>%s</w:t>
+            </w:r>
+          </w:p>
+        </w:tc>
+        <w:tc>
+          <w:tcPr>
+            <w:tcW w:type="dxa" w:w="2086"/>
+            <w:shd w:val="clear" w:color="auto" w:fill="F2F6FC"/>
+          </w:tcPr>
+          <w:p>
+            <w:pPr>
+              <w:spacing w:before="20" w:after="20"/>
+            </w:pPr>
+            <w:r/>
+            <w:r>
+              <w:rPr>
+                <w:rFonts w:ascii="Tahoma" w:hAnsi="Tahoma" w:cs="Tahoma" w:eastAsia="Tahoma"/>
+                <w:b w:val="0"/>
+                <w:sz w:val="16"/>
+              </w:rPr>
+              <w:t>string</w:t>
+            </w:r>
+          </w:p>
+        </w:tc>
+      </w:tr>
+      <w:tr>
+        <w:tc>
+          <w:tcPr>
+            <w:tcW w:type="dxa" w:w="2086"/>
+          </w:tcPr>
+          <w:p>
+            <w:pPr>
+              <w:spacing w:before="20" w:after="20"/>
+            </w:pPr>
+            <w:r/>
+            <w:r>
+              <w:rPr>
+                <w:rFonts w:ascii="Consolas" w:hAnsi="Consolas" w:cs="Consolas" w:eastAsia="Consolas"/>
+                <w:b w:val="0"/>
+                <w:color w:val="A31515"/>
+                <w:sz w:val="16"/>
+                <w:shd w:val="clear" w:color="auto" w:fill="EFEFEF"/>
+              </w:rPr>
+              <w:t>%p</w:t>
+            </w:r>
+          </w:p>
+        </w:tc>
+        <w:tc>
+          <w:tcPr>
+            <w:tcW w:type="dxa" w:w="2086"/>
+          </w:tcPr>
+          <w:p>
+            <w:pPr>
+              <w:spacing w:before="20" w:after="20"/>
+            </w:pPr>
+            <w:r/>
+            <w:r>
+              <w:rPr>
+                <w:rFonts w:ascii="Tahoma" w:hAnsi="Tahoma" w:cs="Tahoma" w:eastAsia="Tahoma"/>
+                <w:b w:val="0"/>
+                <w:sz w:val="16"/>
+              </w:rPr>
+              <w:t>pointer (address)</w:t>
+            </w:r>
+          </w:p>
+        </w:tc>
+        <w:tc>
+          <w:tcPr>
+            <w:tcW w:type="dxa" w:w="2086"/>
+          </w:tcPr>
+          <w:p>
+            <w:pPr>
+              <w:spacing w:before="20" w:after="20"/>
+            </w:pPr>
+            <w:r/>
+          </w:p>
+        </w:tc>
+        <w:tc>
+          <w:tcPr>
+            <w:tcW w:type="dxa" w:w="2086"/>
+          </w:tcPr>
+          <w:p>
+            <w:pPr>
+              <w:spacing w:before="20" w:after="20"/>
+            </w:pPr>
+            <w:r/>
+            <w:r>
+              <w:rPr>
+                <w:rFonts w:ascii="Consolas" w:hAnsi="Consolas" w:cs="Consolas" w:eastAsia="Consolas"/>
+                <w:b w:val="0"/>
+                <w:color w:val="A31515"/>
+                <w:sz w:val="16"/>
+                <w:shd w:val="clear" w:color="auto" w:fill="EFEFEF"/>
+              </w:rPr>
+              <w:t>%%</w:t>
+            </w:r>
+          </w:p>
+        </w:tc>
+        <w:tc>
+          <w:tcPr>
+            <w:tcW w:type="dxa" w:w="2086"/>
+          </w:tcPr>
+          <w:p>
+            <w:pPr>
+              <w:spacing w:before="20" w:after="20"/>
+            </w:pPr>
+            <w:r/>
+            <w:r>
+              <w:rPr>
+                <w:rFonts w:ascii="Tahoma" w:hAnsi="Tahoma" w:cs="Tahoma" w:eastAsia="Tahoma"/>
+                <w:b w:val="0"/>
+                <w:sz w:val="16"/>
+              </w:rPr>
+              <w:t>เครื่องหมาย %</w:t>
+            </w:r>
+          </w:p>
+        </w:tc>
+      </w:tr>
+    </w:tbl>
+    <w:p>
+      <w:pPr>
+        <w:spacing w:after="40"/>
+      </w:pPr>
+    </w:p>
+    <w:p>
+      <w:pPr>
+        <w:spacing w:before="0" w:after="0"/>
+        <w:ind w:left="283"/>
+      </w:pPr>
+      <w:r>
+        <w:rPr>
+          <w:rFonts w:ascii="Tahoma" w:hAnsi="Tahoma" w:cs="Tahoma" w:eastAsia="Tahoma"/>
+          <w:b w:val="0"/>
+          <w:color w:val="888888"/>
+          <w:sz w:val="18"/>
+        </w:rPr>
+        <w:t xml:space="preserve">▪ </w:t>
+      </w:r>
+      <w:r>
+        <w:rPr>
+          <w:rFonts w:ascii="Tahoma" w:hAnsi="Tahoma" w:cs="Tahoma" w:eastAsia="Tahoma"/>
+          <w:b/>
+          <w:color w:val="C00000"/>
+          <w:sz w:val="18"/>
+        </w:rPr>
+        <w:t>Escape:</w:t>
+      </w:r>
+      <w:r>
+        <w:rPr>
+          <w:rFonts w:ascii="Tahoma" w:hAnsi="Tahoma" w:cs="Tahoma" w:eastAsia="Tahoma"/>
+          <w:b w:val="0"/>
+          <w:sz w:val="18"/>
+        </w:rPr>
+        <w:t xml:space="preserve"> </w:t>
+      </w:r>
+      <w:r>
+        <w:rPr>
+          <w:rFonts w:ascii="Consolas" w:hAnsi="Consolas" w:cs="Consolas" w:eastAsia="Consolas"/>
+          <w:b w:val="0"/>
+          <w:color w:val="A31515"/>
+          <w:sz w:val="18"/>
+          <w:shd w:val="clear" w:color="auto" w:fill="EFEFEF"/>
+        </w:rPr>
+        <w:t>\n</w:t>
+      </w:r>
+      <w:r>
+        <w:rPr>
+          <w:rFonts w:ascii="Tahoma" w:hAnsi="Tahoma" w:cs="Tahoma" w:eastAsia="Tahoma"/>
+          <w:b w:val="0"/>
+          <w:sz w:val="18"/>
+        </w:rPr>
+        <w:t xml:space="preserve"> ขึ้นบรรทัด · </w:t>
+      </w:r>
+      <w:r>
+        <w:rPr>
+          <w:rFonts w:ascii="Consolas" w:hAnsi="Consolas" w:cs="Consolas" w:eastAsia="Consolas"/>
+          <w:b w:val="0"/>
+          <w:color w:val="A31515"/>
+          <w:sz w:val="18"/>
+          <w:shd w:val="clear" w:color="auto" w:fill="EFEFEF"/>
+        </w:rPr>
+        <w:t>\t</w:t>
+      </w:r>
+      <w:r>
+        <w:rPr>
+          <w:rFonts w:ascii="Tahoma" w:hAnsi="Tahoma" w:cs="Tahoma" w:eastAsia="Tahoma"/>
+          <w:b w:val="0"/>
+          <w:sz w:val="18"/>
+        </w:rPr>
+        <w:t xml:space="preserve"> แท็บ · </w:t>
+      </w:r>
+      <w:r>
+        <w:rPr>
+          <w:rFonts w:ascii="Consolas" w:hAnsi="Consolas" w:cs="Consolas" w:eastAsia="Consolas"/>
+          <w:b w:val="0"/>
+          <w:color w:val="A31515"/>
+          <w:sz w:val="18"/>
+          <w:shd w:val="clear" w:color="auto" w:fill="EFEFEF"/>
+        </w:rPr>
+        <w:t>\0</w:t>
+      </w:r>
+      <w:r>
+        <w:rPr>
+          <w:rFonts w:ascii="Tahoma" w:hAnsi="Tahoma" w:cs="Tahoma" w:eastAsia="Tahoma"/>
+          <w:b w:val="0"/>
+          <w:sz w:val="18"/>
+        </w:rPr>
+        <w:t xml:space="preserve"> null · </w:t>
+      </w:r>
+      <w:r>
+        <w:rPr>
+          <w:rFonts w:ascii="Consolas" w:hAnsi="Consolas" w:cs="Consolas" w:eastAsia="Consolas"/>
+          <w:b w:val="0"/>
+          <w:color w:val="A31515"/>
+          <w:sz w:val="18"/>
+          <w:shd w:val="clear" w:color="auto" w:fill="EFEFEF"/>
+        </w:rPr>
+        <w:t>\\</w:t>
+      </w:r>
+      <w:r>
+        <w:rPr>
+          <w:rFonts w:ascii="Tahoma" w:hAnsi="Tahoma" w:cs="Tahoma" w:eastAsia="Tahoma"/>
+          <w:b w:val="0"/>
+          <w:sz w:val="18"/>
+        </w:rPr>
+        <w:t xml:space="preserve"> backslash · </w:t>
+      </w:r>
+      <w:r>
+        <w:rPr>
+          <w:rFonts w:ascii="Consolas" w:hAnsi="Consolas" w:cs="Consolas" w:eastAsia="Consolas"/>
+          <w:b w:val="0"/>
+          <w:color w:val="A31515"/>
+          <w:sz w:val="18"/>
+          <w:shd w:val="clear" w:color="auto" w:fill="EFEFEF"/>
+        </w:rPr>
+        <w:t>\"</w:t>
+      </w:r>
+      <w:r>
+        <w:rPr>
+          <w:rFonts w:ascii="Tahoma" w:hAnsi="Tahoma" w:cs="Tahoma" w:eastAsia="Tahoma"/>
+          <w:b w:val="0"/>
+          <w:sz w:val="18"/>
+        </w:rPr>
+        <w:t xml:space="preserve"> อัญประกาศ</w:t>
+      </w:r>
+    </w:p>
+    <w:p>
+      <w:pPr>
+        <w:spacing w:before="0" w:after="0"/>
+        <w:ind w:left="283"/>
+      </w:pPr>
+      <w:r>
+        <w:rPr>
+          <w:rFonts w:ascii="Tahoma" w:hAnsi="Tahoma" w:cs="Tahoma" w:eastAsia="Tahoma"/>
+          <w:b w:val="0"/>
+          <w:color w:val="888888"/>
+          <w:sz w:val="18"/>
+        </w:rPr>
+        <w:t xml:space="preserve">▪ </w:t>
+      </w:r>
+      <w:r>
+        <w:rPr>
+          <w:rFonts w:ascii="Tahoma" w:hAnsi="Tahoma" w:cs="Tahoma" w:eastAsia="Tahoma"/>
+          <w:b/>
+          <w:color w:val="C00000"/>
+          <w:sz w:val="18"/>
+        </w:rPr>
+        <w:t>ความกว้าง/ทศนิยม:</w:t>
+      </w:r>
+      <w:r>
+        <w:rPr>
+          <w:rFonts w:ascii="Tahoma" w:hAnsi="Tahoma" w:cs="Tahoma" w:eastAsia="Tahoma"/>
+          <w:b w:val="0"/>
+          <w:sz w:val="18"/>
+        </w:rPr>
+        <w:t xml:space="preserve"> </w:t>
+      </w:r>
+      <w:r>
+        <w:rPr>
+          <w:rFonts w:ascii="Consolas" w:hAnsi="Consolas" w:cs="Consolas" w:eastAsia="Consolas"/>
+          <w:b w:val="0"/>
+          <w:color w:val="A31515"/>
+          <w:sz w:val="18"/>
+          <w:shd w:val="clear" w:color="auto" w:fill="EFEFEF"/>
+        </w:rPr>
+        <w:t>%5d</w:t>
+      </w:r>
+      <w:r>
+        <w:rPr>
+          <w:rFonts w:ascii="Tahoma" w:hAnsi="Tahoma" w:cs="Tahoma" w:eastAsia="Tahoma"/>
+          <w:b w:val="0"/>
+          <w:sz w:val="18"/>
+        </w:rPr>
+        <w:t xml:space="preserve"> (กว้าง 5), </w:t>
+      </w:r>
+      <w:r>
+        <w:rPr>
+          <w:rFonts w:ascii="Consolas" w:hAnsi="Consolas" w:cs="Consolas" w:eastAsia="Consolas"/>
+          <w:b w:val="0"/>
+          <w:color w:val="A31515"/>
+          <w:sz w:val="18"/>
+          <w:shd w:val="clear" w:color="auto" w:fill="EFEFEF"/>
+        </w:rPr>
+        <w:t>%.2f</w:t>
+      </w:r>
+      <w:r>
+        <w:rPr>
+          <w:rFonts w:ascii="Tahoma" w:hAnsi="Tahoma" w:cs="Tahoma" w:eastAsia="Tahoma"/>
+          <w:b w:val="0"/>
+          <w:sz w:val="18"/>
+        </w:rPr>
+        <w:t xml:space="preserve"> (ทศนิยม 2 ตำแหน่ง), </w:t>
+      </w:r>
+      <w:r>
+        <w:rPr>
+          <w:rFonts w:ascii="Consolas" w:hAnsi="Consolas" w:cs="Consolas" w:eastAsia="Consolas"/>
+          <w:b w:val="0"/>
+          <w:color w:val="A31515"/>
+          <w:sz w:val="18"/>
+          <w:shd w:val="clear" w:color="auto" w:fill="EFEFEF"/>
+        </w:rPr>
+        <w:t>%-5d</w:t>
+      </w:r>
+      <w:r>
+        <w:rPr>
+          <w:rFonts w:ascii="Tahoma" w:hAnsi="Tahoma" w:cs="Tahoma" w:eastAsia="Tahoma"/>
+          <w:b w:val="0"/>
+          <w:sz w:val="18"/>
+        </w:rPr>
+        <w:t xml:space="preserve"> (ชิดซ้าย)</w:t>
+      </w:r>
+    </w:p>
+    <w:p>
+      <w:pPr>
+        <w:spacing w:before="0" w:after="0"/>
+        <w:ind w:left="283"/>
+      </w:pPr>
+      <w:r>
+        <w:rPr>
+          <w:rFonts w:ascii="Tahoma" w:hAnsi="Tahoma" w:cs="Tahoma" w:eastAsia="Tahoma"/>
+          <w:b w:val="0"/>
+          <w:color w:val="888888"/>
+          <w:sz w:val="18"/>
+        </w:rPr>
+        <w:t xml:space="preserve">▪ </w:t>
+      </w:r>
+      <w:r>
+        <w:rPr>
+          <w:rFonts w:ascii="Tahoma" w:hAnsi="Tahoma" w:cs="Tahoma" w:eastAsia="Tahoma"/>
+          <w:b w:val="0"/>
+          <w:sz w:val="18"/>
+        </w:rPr>
+        <w:t xml:space="preserve">⚠️ พิมพ์ </w:t>
+      </w:r>
+      <w:r>
+        <w:rPr>
+          <w:rFonts w:ascii="Consolas" w:hAnsi="Consolas" w:cs="Consolas" w:eastAsia="Consolas"/>
+          <w:b w:val="0"/>
+          <w:color w:val="A31515"/>
+          <w:sz w:val="18"/>
+          <w:shd w:val="clear" w:color="auto" w:fill="EFEFEF"/>
+        </w:rPr>
+        <w:t>char</w:t>
+      </w:r>
+      <w:r>
+        <w:rPr>
+          <w:rFonts w:ascii="Tahoma" w:hAnsi="Tahoma" w:cs="Tahoma" w:eastAsia="Tahoma"/>
+          <w:b w:val="0"/>
+          <w:sz w:val="18"/>
+        </w:rPr>
+        <w:t xml:space="preserve"> ด้วย </w:t>
+      </w:r>
+      <w:r>
+        <w:rPr>
+          <w:rFonts w:ascii="Consolas" w:hAnsi="Consolas" w:cs="Consolas" w:eastAsia="Consolas"/>
+          <w:b w:val="0"/>
+          <w:color w:val="A31515"/>
+          <w:sz w:val="18"/>
+          <w:shd w:val="clear" w:color="auto" w:fill="EFEFEF"/>
+        </w:rPr>
+        <w:t>%d</w:t>
+      </w:r>
+      <w:r>
+        <w:rPr>
+          <w:rFonts w:ascii="Tahoma" w:hAnsi="Tahoma" w:cs="Tahoma" w:eastAsia="Tahoma"/>
+          <w:b w:val="0"/>
+          <w:sz w:val="18"/>
+        </w:rPr>
+        <w:t xml:space="preserve"> ได้ค่า ASCII (เช่น </w:t>
+      </w:r>
+      <w:r>
+        <w:rPr>
+          <w:rFonts w:ascii="Consolas" w:hAnsi="Consolas" w:cs="Consolas" w:eastAsia="Consolas"/>
+          <w:b w:val="0"/>
+          <w:color w:val="A31515"/>
+          <w:sz w:val="18"/>
+          <w:shd w:val="clear" w:color="auto" w:fill="EFEFEF"/>
+        </w:rPr>
+        <w:t>'A'</w:t>
+      </w:r>
+      <w:r>
+        <w:rPr>
+          <w:rFonts w:ascii="Tahoma" w:hAnsi="Tahoma" w:cs="Tahoma" w:eastAsia="Tahoma"/>
+          <w:b w:val="0"/>
+          <w:sz w:val="18"/>
+        </w:rPr>
+        <w:t xml:space="preserve"> → 65) · </w:t>
+      </w:r>
+      <w:r>
+        <w:rPr>
+          <w:rFonts w:ascii="Consolas" w:hAnsi="Consolas" w:cs="Consolas" w:eastAsia="Consolas"/>
+          <w:b w:val="0"/>
+          <w:color w:val="A31515"/>
+          <w:sz w:val="18"/>
+          <w:shd w:val="clear" w:color="auto" w:fill="EFEFEF"/>
+        </w:rPr>
+        <w:t>scanf("%d",&amp;x)</w:t>
+      </w:r>
+      <w:r>
+        <w:rPr>
+          <w:rFonts w:ascii="Tahoma" w:hAnsi="Tahoma" w:cs="Tahoma" w:eastAsia="Tahoma"/>
+          <w:b w:val="0"/>
+          <w:sz w:val="18"/>
+        </w:rPr>
+        <w:t xml:space="preserve"> ต้องมี </w:t>
+      </w:r>
+      <w:r>
+        <w:rPr>
+          <w:rFonts w:ascii="Consolas" w:hAnsi="Consolas" w:cs="Consolas" w:eastAsia="Consolas"/>
+          <w:b w:val="0"/>
+          <w:color w:val="A31515"/>
+          <w:sz w:val="18"/>
+          <w:shd w:val="clear" w:color="auto" w:fill="EFEFEF"/>
+        </w:rPr>
+        <w:t>&amp;</w:t>
+      </w:r>
+    </w:p>
+    <w:p>
+      <w:pPr>
         <w:spacing w:before="20" w:after="20"/>
       </w:pPr>
     </w:p>
@@ -10349,6 +11883,459 @@
           <w:sz w:val="18"/>
         </w:rPr>
         <w:t xml:space="preserve"> = ทิศที่ข้อมูลกระจายมากที่สุด · PC ตั้งฉากกัน (orthogonal)</w:t>
+      </w:r>
+    </w:p>
+    <w:p>
+      <w:pPr>
+        <w:spacing w:before="100" w:after="40"/>
+      </w:pPr>
+      <w:r>
+        <w:rPr>
+          <w:rFonts w:ascii="Tahoma" w:hAnsi="Tahoma" w:cs="Tahoma" w:eastAsia="Tahoma"/>
+          <w:b/>
+          <w:color w:val="1F4E79"/>
+          <w:sz w:val="22"/>
+        </w:rPr>
+        <w:t>4.6 เมทริกซ์ · ลอการิทึม · เซต (เครื่องมือช่วยคำนวณ)</w:t>
+      </w:r>
+    </w:p>
+    <w:p>
+      <w:pPr>
+        <w:spacing w:before="0" w:after="0"/>
+        <w:ind w:left="283"/>
+      </w:pPr>
+      <w:r>
+        <w:rPr>
+          <w:rFonts w:ascii="Tahoma" w:hAnsi="Tahoma" w:cs="Tahoma" w:eastAsia="Tahoma"/>
+          <w:b w:val="0"/>
+          <w:color w:val="888888"/>
+          <w:sz w:val="18"/>
+        </w:rPr>
+        <w:t xml:space="preserve">▪ </w:t>
+      </w:r>
+      <w:r>
+        <w:rPr>
+          <w:rFonts w:ascii="Tahoma" w:hAnsi="Tahoma" w:cs="Tahoma" w:eastAsia="Tahoma"/>
+          <w:b/>
+          <w:color w:val="C00000"/>
+          <w:sz w:val="18"/>
+        </w:rPr>
+        <w:t>เมทริกซ์:</w:t>
+      </w:r>
+      <w:r>
+        <w:rPr>
+          <w:rFonts w:ascii="Tahoma" w:hAnsi="Tahoma" w:cs="Tahoma" w:eastAsia="Tahoma"/>
+          <w:b w:val="0"/>
+          <w:sz w:val="18"/>
+        </w:rPr>
+        <w:t xml:space="preserve"> det 2×2 </w:t>
+      </w:r>
+      <w:r>
+        <w:rPr>
+          <w:rFonts w:ascii="Consolas" w:hAnsi="Consolas" w:cs="Consolas" w:eastAsia="Consolas"/>
+          <w:b w:val="0"/>
+          <w:color w:val="A31515"/>
+          <w:sz w:val="18"/>
+          <w:shd w:val="clear" w:color="auto" w:fill="EFEFEF"/>
+        </w:rPr>
+        <w:t>[[a,b],[c,d]]</w:t>
+      </w:r>
+      <w:r>
+        <w:rPr>
+          <w:rFonts w:ascii="Tahoma" w:hAnsi="Tahoma" w:cs="Tahoma" w:eastAsia="Tahoma"/>
+          <w:b w:val="0"/>
+          <w:sz w:val="18"/>
+        </w:rPr>
+        <w:t xml:space="preserve"> = </w:t>
+      </w:r>
+      <w:r>
+        <w:rPr>
+          <w:rFonts w:ascii="Consolas" w:hAnsi="Consolas" w:cs="Consolas" w:eastAsia="Consolas"/>
+          <w:b w:val="0"/>
+          <w:color w:val="A31515"/>
+          <w:sz w:val="18"/>
+          <w:shd w:val="clear" w:color="auto" w:fill="EFEFEF"/>
+        </w:rPr>
+        <w:t>ad − bc</w:t>
+      </w:r>
+      <w:r>
+        <w:rPr>
+          <w:rFonts w:ascii="Tahoma" w:hAnsi="Tahoma" w:cs="Tahoma" w:eastAsia="Tahoma"/>
+          <w:b w:val="0"/>
+          <w:sz w:val="18"/>
+        </w:rPr>
+        <w:t xml:space="preserve"> · คูณได้เมื่อ (m×n)·(n×p) = m×p · identity </w:t>
+      </w:r>
+      <w:r>
+        <w:rPr>
+          <w:rFonts w:ascii="Consolas" w:hAnsi="Consolas" w:cs="Consolas" w:eastAsia="Consolas"/>
+          <w:b w:val="0"/>
+          <w:color w:val="A31515"/>
+          <w:sz w:val="18"/>
+          <w:shd w:val="clear" w:color="auto" w:fill="EFEFEF"/>
+        </w:rPr>
+        <w:t>I</w:t>
+      </w:r>
+      <w:r>
+        <w:rPr>
+          <w:rFonts w:ascii="Tahoma" w:hAnsi="Tahoma" w:cs="Tahoma" w:eastAsia="Tahoma"/>
+          <w:b w:val="0"/>
+          <w:sz w:val="18"/>
+        </w:rPr>
+        <w:t xml:space="preserve"> (แนวทแยง=1)</w:t>
+      </w:r>
+    </w:p>
+    <w:p>
+      <w:pPr>
+        <w:spacing w:before="0" w:after="0"/>
+        <w:ind w:left="283"/>
+      </w:pPr>
+      <w:r>
+        <w:rPr>
+          <w:rFonts w:ascii="Tahoma" w:hAnsi="Tahoma" w:cs="Tahoma" w:eastAsia="Tahoma"/>
+          <w:b w:val="0"/>
+          <w:color w:val="888888"/>
+          <w:sz w:val="18"/>
+        </w:rPr>
+        <w:t xml:space="preserve">▪ </w:t>
+      </w:r>
+      <w:r>
+        <w:rPr>
+          <w:rFonts w:ascii="Tahoma" w:hAnsi="Tahoma" w:cs="Tahoma" w:eastAsia="Tahoma"/>
+          <w:b/>
+          <w:color w:val="C00000"/>
+          <w:sz w:val="18"/>
+        </w:rPr>
+        <w:t>กฎลอการิทึม</w:t>
+      </w:r>
+      <w:r>
+        <w:rPr>
+          <w:rFonts w:ascii="Tahoma" w:hAnsi="Tahoma" w:cs="Tahoma" w:eastAsia="Tahoma"/>
+          <w:b w:val="0"/>
+          <w:sz w:val="18"/>
+        </w:rPr>
+        <w:t xml:space="preserve"> (ใช้กับ Big-O/entropy): </w:t>
+      </w:r>
+      <w:r>
+        <w:rPr>
+          <w:rFonts w:ascii="Consolas" w:hAnsi="Consolas" w:cs="Consolas" w:eastAsia="Consolas"/>
+          <w:b w:val="0"/>
+          <w:color w:val="A31515"/>
+          <w:sz w:val="18"/>
+          <w:shd w:val="clear" w:color="auto" w:fill="EFEFEF"/>
+        </w:rPr>
+        <w:t>log(xy)=log x+log y</w:t>
+      </w:r>
+      <w:r>
+        <w:rPr>
+          <w:rFonts w:ascii="Tahoma" w:hAnsi="Tahoma" w:cs="Tahoma" w:eastAsia="Tahoma"/>
+          <w:b w:val="0"/>
+          <w:sz w:val="18"/>
+        </w:rPr>
+        <w:t xml:space="preserve"> · </w:t>
+      </w:r>
+      <w:r>
+        <w:rPr>
+          <w:rFonts w:ascii="Consolas" w:hAnsi="Consolas" w:cs="Consolas" w:eastAsia="Consolas"/>
+          <w:b w:val="0"/>
+          <w:color w:val="A31515"/>
+          <w:sz w:val="18"/>
+          <w:shd w:val="clear" w:color="auto" w:fill="EFEFEF"/>
+        </w:rPr>
+        <w:t>log(x/y)=log x−log y</w:t>
+      </w:r>
+      <w:r>
+        <w:rPr>
+          <w:rFonts w:ascii="Tahoma" w:hAnsi="Tahoma" w:cs="Tahoma" w:eastAsia="Tahoma"/>
+          <w:b w:val="0"/>
+          <w:sz w:val="18"/>
+        </w:rPr>
+        <w:t xml:space="preserve"> · </w:t>
+      </w:r>
+      <w:r>
+        <w:rPr>
+          <w:rFonts w:ascii="Consolas" w:hAnsi="Consolas" w:cs="Consolas" w:eastAsia="Consolas"/>
+          <w:b w:val="0"/>
+          <w:color w:val="A31515"/>
+          <w:sz w:val="18"/>
+          <w:shd w:val="clear" w:color="auto" w:fill="EFEFEF"/>
+        </w:rPr>
+        <w:t>log(xⁿ)=n·log x</w:t>
+      </w:r>
+      <w:r>
+        <w:rPr>
+          <w:rFonts w:ascii="Tahoma" w:hAnsi="Tahoma" w:cs="Tahoma" w:eastAsia="Tahoma"/>
+          <w:b w:val="0"/>
+          <w:sz w:val="18"/>
+        </w:rPr>
+        <w:t xml:space="preserve"> · </w:t>
+      </w:r>
+      <w:r>
+        <w:rPr>
+          <w:rFonts w:ascii="Consolas" w:hAnsi="Consolas" w:cs="Consolas" w:eastAsia="Consolas"/>
+          <w:b w:val="0"/>
+          <w:color w:val="A31515"/>
+          <w:sz w:val="18"/>
+          <w:shd w:val="clear" w:color="auto" w:fill="EFEFEF"/>
+        </w:rPr>
+        <w:t>log_b x = log x / log b</w:t>
+      </w:r>
+      <w:r>
+        <w:rPr>
+          <w:rFonts w:ascii="Tahoma" w:hAnsi="Tahoma" w:cs="Tahoma" w:eastAsia="Tahoma"/>
+          <w:b w:val="0"/>
+          <w:sz w:val="18"/>
+        </w:rPr>
+        <w:t xml:space="preserve"> · </w:t>
+      </w:r>
+      <w:r>
+        <w:rPr>
+          <w:rFonts w:ascii="Consolas" w:hAnsi="Consolas" w:cs="Consolas" w:eastAsia="Consolas"/>
+          <w:b w:val="0"/>
+          <w:color w:val="A31515"/>
+          <w:sz w:val="18"/>
+          <w:shd w:val="clear" w:color="auto" w:fill="EFEFEF"/>
+        </w:rPr>
+        <w:t>log₂1024 = 10</w:t>
+      </w:r>
+    </w:p>
+    <w:p>
+      <w:pPr>
+        <w:spacing w:before="0" w:after="0"/>
+        <w:ind w:left="283"/>
+      </w:pPr>
+      <w:r>
+        <w:rPr>
+          <w:rFonts w:ascii="Tahoma" w:hAnsi="Tahoma" w:cs="Tahoma" w:eastAsia="Tahoma"/>
+          <w:b w:val="0"/>
+          <w:color w:val="888888"/>
+          <w:sz w:val="18"/>
+        </w:rPr>
+        <w:t xml:space="preserve">▪ </w:t>
+      </w:r>
+      <w:r>
+        <w:rPr>
+          <w:rFonts w:ascii="Tahoma" w:hAnsi="Tahoma" w:cs="Tahoma" w:eastAsia="Tahoma"/>
+          <w:b/>
+          <w:color w:val="C00000"/>
+          <w:sz w:val="18"/>
+        </w:rPr>
+        <w:t>การดำเนินการเซต:</w:t>
+      </w:r>
+      <w:r>
+        <w:rPr>
+          <w:rFonts w:ascii="Tahoma" w:hAnsi="Tahoma" w:cs="Tahoma" w:eastAsia="Tahoma"/>
+          <w:b w:val="0"/>
+          <w:sz w:val="18"/>
+        </w:rPr>
+        <w:t xml:space="preserve"> </w:t>
+      </w:r>
+      <w:r>
+        <w:rPr>
+          <w:rFonts w:ascii="Consolas" w:hAnsi="Consolas" w:cs="Consolas" w:eastAsia="Consolas"/>
+          <w:b w:val="0"/>
+          <w:color w:val="A31515"/>
+          <w:sz w:val="18"/>
+          <w:shd w:val="clear" w:color="auto" w:fill="EFEFEF"/>
+        </w:rPr>
+        <w:t>A∪B</w:t>
+      </w:r>
+      <w:r>
+        <w:rPr>
+          <w:rFonts w:ascii="Tahoma" w:hAnsi="Tahoma" w:cs="Tahoma" w:eastAsia="Tahoma"/>
+          <w:b w:val="0"/>
+          <w:sz w:val="18"/>
+        </w:rPr>
+        <w:t xml:space="preserve"> (union), </w:t>
+      </w:r>
+      <w:r>
+        <w:rPr>
+          <w:rFonts w:ascii="Consolas" w:hAnsi="Consolas" w:cs="Consolas" w:eastAsia="Consolas"/>
+          <w:b w:val="0"/>
+          <w:color w:val="A31515"/>
+          <w:sz w:val="18"/>
+          <w:shd w:val="clear" w:color="auto" w:fill="EFEFEF"/>
+        </w:rPr>
+        <w:t>A∩B</w:t>
+      </w:r>
+      <w:r>
+        <w:rPr>
+          <w:rFonts w:ascii="Tahoma" w:hAnsi="Tahoma" w:cs="Tahoma" w:eastAsia="Tahoma"/>
+          <w:b w:val="0"/>
+          <w:sz w:val="18"/>
+        </w:rPr>
+        <w:t xml:space="preserve"> (intersection), </w:t>
+      </w:r>
+      <w:r>
+        <w:rPr>
+          <w:rFonts w:ascii="Consolas" w:hAnsi="Consolas" w:cs="Consolas" w:eastAsia="Consolas"/>
+          <w:b w:val="0"/>
+          <w:color w:val="A31515"/>
+          <w:sz w:val="18"/>
+          <w:shd w:val="clear" w:color="auto" w:fill="EFEFEF"/>
+        </w:rPr>
+        <w:t>A−B</w:t>
+      </w:r>
+      <w:r>
+        <w:rPr>
+          <w:rFonts w:ascii="Tahoma" w:hAnsi="Tahoma" w:cs="Tahoma" w:eastAsia="Tahoma"/>
+          <w:b w:val="0"/>
+          <w:sz w:val="18"/>
+        </w:rPr>
+        <w:t xml:space="preserve"> (ต่าง), </w:t>
+      </w:r>
+      <w:r>
+        <w:rPr>
+          <w:rFonts w:ascii="Consolas" w:hAnsi="Consolas" w:cs="Consolas" w:eastAsia="Consolas"/>
+          <w:b w:val="0"/>
+          <w:color w:val="A31515"/>
+          <w:sz w:val="18"/>
+          <w:shd w:val="clear" w:color="auto" w:fill="EFEFEF"/>
+        </w:rPr>
+        <w:t>A'</w:t>
+      </w:r>
+      <w:r>
+        <w:rPr>
+          <w:rFonts w:ascii="Tahoma" w:hAnsi="Tahoma" w:cs="Tahoma" w:eastAsia="Tahoma"/>
+          <w:b w:val="0"/>
+          <w:sz w:val="18"/>
+        </w:rPr>
+        <w:t xml:space="preserve"> (complement)</w:t>
+      </w:r>
+    </w:p>
+    <w:p>
+      <w:pPr>
+        <w:spacing w:before="0" w:after="0"/>
+        <w:ind w:left="510"/>
+      </w:pPr>
+      <w:r>
+        <w:rPr>
+          <w:rFonts w:ascii="Tahoma" w:hAnsi="Tahoma" w:cs="Tahoma" w:eastAsia="Tahoma"/>
+          <w:b w:val="0"/>
+          <w:color w:val="888888"/>
+          <w:sz w:val="18"/>
+        </w:rPr>
+        <w:t xml:space="preserve">▪ </w:t>
+      </w:r>
+      <w:r>
+        <w:rPr>
+          <w:rFonts w:ascii="Tahoma" w:hAnsi="Tahoma" w:cs="Tahoma" w:eastAsia="Tahoma"/>
+          <w:b/>
+          <w:color w:val="C00000"/>
+          <w:sz w:val="18"/>
+        </w:rPr>
+        <w:t>De Morgan (เซต):</w:t>
+      </w:r>
+      <w:r>
+        <w:rPr>
+          <w:rFonts w:ascii="Tahoma" w:hAnsi="Tahoma" w:cs="Tahoma" w:eastAsia="Tahoma"/>
+          <w:b w:val="0"/>
+          <w:sz w:val="18"/>
+        </w:rPr>
+        <w:t xml:space="preserve"> </w:t>
+      </w:r>
+      <w:r>
+        <w:rPr>
+          <w:rFonts w:ascii="Consolas" w:hAnsi="Consolas" w:cs="Consolas" w:eastAsia="Consolas"/>
+          <w:b w:val="0"/>
+          <w:color w:val="A31515"/>
+          <w:sz w:val="18"/>
+          <w:shd w:val="clear" w:color="auto" w:fill="EFEFEF"/>
+        </w:rPr>
+        <w:t>(A∪B)' = A'∩B'</w:t>
+      </w:r>
+      <w:r>
+        <w:rPr>
+          <w:rFonts w:ascii="Tahoma" w:hAnsi="Tahoma" w:cs="Tahoma" w:eastAsia="Tahoma"/>
+          <w:b w:val="0"/>
+          <w:sz w:val="18"/>
+        </w:rPr>
+        <w:t xml:space="preserve"> · </w:t>
+      </w:r>
+      <w:r>
+        <w:rPr>
+          <w:rFonts w:ascii="Consolas" w:hAnsi="Consolas" w:cs="Consolas" w:eastAsia="Consolas"/>
+          <w:b w:val="0"/>
+          <w:color w:val="A31515"/>
+          <w:sz w:val="18"/>
+          <w:shd w:val="clear" w:color="auto" w:fill="EFEFEF"/>
+        </w:rPr>
+        <w:t>(A∩B)' = A'∪B'</w:t>
+      </w:r>
+    </w:p>
+    <w:p>
+      <w:pPr>
+        <w:spacing w:before="0" w:after="0"/>
+        <w:ind w:left="510"/>
+      </w:pPr>
+      <w:r>
+        <w:rPr>
+          <w:rFonts w:ascii="Tahoma" w:hAnsi="Tahoma" w:cs="Tahoma" w:eastAsia="Tahoma"/>
+          <w:b w:val="0"/>
+          <w:color w:val="888888"/>
+          <w:sz w:val="18"/>
+        </w:rPr>
+        <w:t xml:space="preserve">▪ </w:t>
+      </w:r>
+      <w:r>
+        <w:rPr>
+          <w:rFonts w:ascii="Tahoma" w:hAnsi="Tahoma" w:cs="Tahoma" w:eastAsia="Tahoma"/>
+          <w:b/>
+          <w:color w:val="C00000"/>
+          <w:sz w:val="18"/>
+        </w:rPr>
+        <w:t>Inclusion-Exclusion 3 เซต:</w:t>
+      </w:r>
+      <w:r>
+        <w:rPr>
+          <w:rFonts w:ascii="Tahoma" w:hAnsi="Tahoma" w:cs="Tahoma" w:eastAsia="Tahoma"/>
+          <w:b w:val="0"/>
+          <w:sz w:val="18"/>
+        </w:rPr>
+        <w:t xml:space="preserve"> </w:t>
+      </w:r>
+      <w:r>
+        <w:rPr>
+          <w:rFonts w:ascii="Consolas" w:hAnsi="Consolas" w:cs="Consolas" w:eastAsia="Consolas"/>
+          <w:b w:val="0"/>
+          <w:color w:val="A31515"/>
+          <w:sz w:val="18"/>
+          <w:shd w:val="clear" w:color="auto" w:fill="EFEFEF"/>
+        </w:rPr>
+        <w:t>|A∪B∪C| = |A|+|B|+|C| − |A∩B| − |A∩C| − |B∩C| + |A∩B∩C|</w:t>
+      </w:r>
+    </w:p>
+    <w:p>
+      <w:pPr>
+        <w:spacing w:before="0" w:after="0"/>
+        <w:ind w:left="510"/>
+      </w:pPr>
+      <w:r>
+        <w:rPr>
+          <w:rFonts w:ascii="Tahoma" w:hAnsi="Tahoma" w:cs="Tahoma" w:eastAsia="Tahoma"/>
+          <w:b w:val="0"/>
+          <w:color w:val="888888"/>
+          <w:sz w:val="18"/>
+        </w:rPr>
+        <w:t xml:space="preserve">▪ </w:t>
+      </w:r>
+      <w:r>
+        <w:rPr>
+          <w:rFonts w:ascii="Tahoma" w:hAnsi="Tahoma" w:cs="Tahoma" w:eastAsia="Tahoma"/>
+          <w:b w:val="0"/>
+          <w:sz w:val="18"/>
+        </w:rPr>
+        <w:t xml:space="preserve">จำนวนสับเซตของเซตขนาด n = </w:t>
+      </w:r>
+      <w:r>
+        <w:rPr>
+          <w:rFonts w:ascii="Consolas" w:hAnsi="Consolas" w:cs="Consolas" w:eastAsia="Consolas"/>
+          <w:b w:val="0"/>
+          <w:color w:val="A31515"/>
+          <w:sz w:val="18"/>
+          <w:shd w:val="clear" w:color="auto" w:fill="EFEFEF"/>
+        </w:rPr>
+        <w:t>2ⁿ</w:t>
       </w:r>
     </w:p>
     <w:p>
@@ -12424,21 +14411,7 @@
           <w:b w:val="0"/>
           <w:sz w:val="18"/>
         </w:rPr>
-        <w:t xml:space="preserve"> Twisted pair (Cat5e/6), Fiber (เร็ว ไกล ไม่โดนสัญญาณรบกวน), Coaxial</w:t>
-      </w:r>
-    </w:p>
-    <w:p>
-      <w:pPr>
-        <w:spacing w:before="100" w:after="40"/>
-      </w:pPr>
-      <w:r>
-        <w:rPr>
-          <w:rFonts w:ascii="Tahoma" w:hAnsi="Tahoma" w:cs="Tahoma" w:eastAsia="Tahoma"/>
-          <w:b/>
-          <w:color w:val="1F4E79"/>
-          <w:sz w:val="22"/>
-        </w:rPr>
-        <w:t>5.3 Wireless Network</w:t>
+        <w:t xml:space="preserve"> Twisted pair (Cat5e/6), Fiber (เร็ว ไกล ไม่โดนสัญญาณรบกวน — single-mode ไกลกว่า multi-mode), Coaxial</w:t>
       </w:r>
     </w:p>
     <w:p>
@@ -12462,15 +14435,168 @@
           <w:color w:val="C00000"/>
           <w:sz w:val="18"/>
         </w:rPr>
-        <w:t>มาตรฐาน 802.11:</w:t>
-      </w:r>
-      <w:r>
-        <w:rPr>
-          <w:rFonts w:ascii="Tahoma" w:hAnsi="Tahoma" w:cs="Tahoma" w:eastAsia="Tahoma"/>
-          <w:b w:val="0"/>
-          <w:sz w:val="18"/>
-        </w:rPr>
-        <w:t xml:space="preserve"> a/b/g/n (Wi-Fi 4) / ac (Wi-Fi 5) / ax (Wi-Fi 6) · ย่าน 2.4 GHz (ไกล ทะลุดี ช้า) vs 5 GHz (เร็ว ใกล้)</w:t>
+        <w:t>สายทองแดง (จำ!):</w:t>
+      </w:r>
+    </w:p>
+    <w:p>
+      <w:pPr>
+        <w:spacing w:before="0" w:after="0"/>
+        <w:ind w:left="510"/>
+      </w:pPr>
+      <w:r>
+        <w:rPr>
+          <w:rFonts w:ascii="Tahoma" w:hAnsi="Tahoma" w:cs="Tahoma" w:eastAsia="Tahoma"/>
+          <w:b w:val="0"/>
+          <w:color w:val="888888"/>
+          <w:sz w:val="18"/>
+        </w:rPr>
+        <w:t xml:space="preserve">▪ </w:t>
+      </w:r>
+      <w:r>
+        <w:rPr>
+          <w:rFonts w:ascii="Tahoma" w:hAnsi="Tahoma" w:cs="Tahoma" w:eastAsia="Tahoma"/>
+          <w:b/>
+          <w:color w:val="C00000"/>
+          <w:sz w:val="18"/>
+        </w:rPr>
+        <w:t>Straight-through</w:t>
+      </w:r>
+      <w:r>
+        <w:rPr>
+          <w:rFonts w:ascii="Tahoma" w:hAnsi="Tahoma" w:cs="Tahoma" w:eastAsia="Tahoma"/>
+          <w:b w:val="0"/>
+          <w:sz w:val="18"/>
+        </w:rPr>
+        <w:t xml:space="preserve"> → เชื่อม </w:t>
+      </w:r>
+      <w:r>
+        <w:rPr>
+          <w:rFonts w:ascii="Tahoma" w:hAnsi="Tahoma" w:cs="Tahoma" w:eastAsia="Tahoma"/>
+          <w:b/>
+          <w:color w:val="C00000"/>
+          <w:sz w:val="18"/>
+        </w:rPr>
+        <w:t>อุปกรณ์ต่างชนิด</w:t>
+      </w:r>
+      <w:r>
+        <w:rPr>
+          <w:rFonts w:ascii="Tahoma" w:hAnsi="Tahoma" w:cs="Tahoma" w:eastAsia="Tahoma"/>
+          <w:b w:val="0"/>
+          <w:sz w:val="18"/>
+        </w:rPr>
+        <w:t xml:space="preserve"> (PC↔Switch, Switch↔Router)</w:t>
+      </w:r>
+    </w:p>
+    <w:p>
+      <w:pPr>
+        <w:spacing w:before="0" w:after="0"/>
+        <w:ind w:left="510"/>
+      </w:pPr>
+      <w:r>
+        <w:rPr>
+          <w:rFonts w:ascii="Tahoma" w:hAnsi="Tahoma" w:cs="Tahoma" w:eastAsia="Tahoma"/>
+          <w:b w:val="0"/>
+          <w:color w:val="888888"/>
+          <w:sz w:val="18"/>
+        </w:rPr>
+        <w:t xml:space="preserve">▪ </w:t>
+      </w:r>
+      <w:r>
+        <w:rPr>
+          <w:rFonts w:ascii="Tahoma" w:hAnsi="Tahoma" w:cs="Tahoma" w:eastAsia="Tahoma"/>
+          <w:b/>
+          <w:color w:val="C00000"/>
+          <w:sz w:val="18"/>
+        </w:rPr>
+        <w:t>Crossover</w:t>
+      </w:r>
+      <w:r>
+        <w:rPr>
+          <w:rFonts w:ascii="Tahoma" w:hAnsi="Tahoma" w:cs="Tahoma" w:eastAsia="Tahoma"/>
+          <w:b w:val="0"/>
+          <w:sz w:val="18"/>
+        </w:rPr>
+        <w:t xml:space="preserve"> → เชื่อม </w:t>
+      </w:r>
+      <w:r>
+        <w:rPr>
+          <w:rFonts w:ascii="Tahoma" w:hAnsi="Tahoma" w:cs="Tahoma" w:eastAsia="Tahoma"/>
+          <w:b/>
+          <w:color w:val="C00000"/>
+          <w:sz w:val="18"/>
+        </w:rPr>
+        <w:t>อุปกรณ์ชนิดเดียวกัน</w:t>
+      </w:r>
+      <w:r>
+        <w:rPr>
+          <w:rFonts w:ascii="Tahoma" w:hAnsi="Tahoma" w:cs="Tahoma" w:eastAsia="Tahoma"/>
+          <w:b w:val="0"/>
+          <w:sz w:val="18"/>
+        </w:rPr>
+        <w:t xml:space="preserve"> (PC↔PC, Switch↔Switch, PC↔Router)</w:t>
+      </w:r>
+    </w:p>
+    <w:p>
+      <w:pPr>
+        <w:spacing w:before="0" w:after="0"/>
+        <w:ind w:left="510"/>
+      </w:pPr>
+      <w:r>
+        <w:rPr>
+          <w:rFonts w:ascii="Tahoma" w:hAnsi="Tahoma" w:cs="Tahoma" w:eastAsia="Tahoma"/>
+          <w:b w:val="0"/>
+          <w:color w:val="888888"/>
+          <w:sz w:val="18"/>
+        </w:rPr>
+        <w:t xml:space="preserve">▪ </w:t>
+      </w:r>
+      <w:r>
+        <w:rPr>
+          <w:rFonts w:ascii="Tahoma" w:hAnsi="Tahoma" w:cs="Tahoma" w:eastAsia="Tahoma"/>
+          <w:b/>
+          <w:color w:val="C00000"/>
+          <w:sz w:val="18"/>
+        </w:rPr>
+        <w:t>Rollover/Console</w:t>
+      </w:r>
+      <w:r>
+        <w:rPr>
+          <w:rFonts w:ascii="Tahoma" w:hAnsi="Tahoma" w:cs="Tahoma" w:eastAsia="Tahoma"/>
+          <w:b w:val="0"/>
+          <w:sz w:val="18"/>
+        </w:rPr>
+        <w:t xml:space="preserve"> → ต่อพอร์ต console เพื่อตั้งค่าอุปกรณ์ · มาตรฐาน </w:t>
+      </w:r>
+      <w:r>
+        <w:rPr>
+          <w:rFonts w:ascii="Tahoma" w:hAnsi="Tahoma" w:cs="Tahoma" w:eastAsia="Tahoma"/>
+          <w:b/>
+          <w:color w:val="C00000"/>
+          <w:sz w:val="18"/>
+        </w:rPr>
+        <w:t>T568A/T568B</w:t>
+      </w:r>
+      <w:r>
+        <w:rPr>
+          <w:rFonts w:ascii="Tahoma" w:hAnsi="Tahoma" w:cs="Tahoma" w:eastAsia="Tahoma"/>
+          <w:b w:val="0"/>
+          <w:sz w:val="18"/>
+        </w:rPr>
+        <w:t xml:space="preserve"> · ปัจจุบันมี Auto-MDIX ปรับให้เอง</w:t>
+      </w:r>
+    </w:p>
+    <w:p>
+      <w:pPr>
+        <w:spacing w:before="100" w:after="40"/>
+      </w:pPr>
+      <w:r>
+        <w:rPr>
+          <w:rFonts w:ascii="Tahoma" w:hAnsi="Tahoma" w:cs="Tahoma" w:eastAsia="Tahoma"/>
+          <w:b/>
+          <w:color w:val="1F4E79"/>
+          <w:sz w:val="22"/>
+        </w:rPr>
+        <w:t>5.3 Wireless Network</w:t>
       </w:r>
     </w:p>
     <w:p>
@@ -12494,32 +14620,15 @@
           <w:color w:val="C00000"/>
           <w:sz w:val="18"/>
         </w:rPr>
-        <w:t>Topology:</w:t>
-      </w:r>
-      <w:r>
-        <w:rPr>
-          <w:rFonts w:ascii="Tahoma" w:hAnsi="Tahoma" w:cs="Tahoma" w:eastAsia="Tahoma"/>
-          <w:b w:val="0"/>
-          <w:sz w:val="18"/>
-        </w:rPr>
-        <w:t xml:space="preserve"> Infrastructure (ผ่าน AP), Ad-hoc, </w:t>
-      </w:r>
-      <w:r>
-        <w:rPr>
-          <w:rFonts w:ascii="Tahoma" w:hAnsi="Tahoma" w:cs="Tahoma" w:eastAsia="Tahoma"/>
-          <w:b/>
-          <w:color w:val="C00000"/>
-          <w:sz w:val="18"/>
-        </w:rPr>
-        <w:t>Mesh</w:t>
-      </w:r>
-      <w:r>
-        <w:rPr>
-          <w:rFonts w:ascii="Tahoma" w:hAnsi="Tahoma" w:cs="Tahoma" w:eastAsia="Tahoma"/>
-          <w:b w:val="0"/>
-          <w:sz w:val="18"/>
-        </w:rPr>
-        <w:t xml:space="preserve"> (แต่ละโหนดส่งต่อกันได้หลายเส้นทาง ทนทาน ขยายง่าย)</w:t>
+        <w:t>มาตรฐาน 802.11:</w:t>
+      </w:r>
+      <w:r>
+        <w:rPr>
+          <w:rFonts w:ascii="Tahoma" w:hAnsi="Tahoma" w:cs="Tahoma" w:eastAsia="Tahoma"/>
+          <w:b w:val="0"/>
+          <w:sz w:val="18"/>
+        </w:rPr>
+        <w:t xml:space="preserve"> a/b/g/n (Wi-Fi 4) / ac (Wi-Fi 5) / ax (Wi-Fi 6) · ย่าน 2.4 GHz (ไกล ทะลุดี ช้า) vs 5 GHz (เร็ว ใกล้)</w:t>
       </w:r>
     </w:p>
     <w:p>
@@ -12543,15 +14652,15 @@
           <w:color w:val="C00000"/>
           <w:sz w:val="18"/>
         </w:rPr>
-        <w:t>ความปลอดภัย:</w:t>
-      </w:r>
-      <w:r>
-        <w:rPr>
-          <w:rFonts w:ascii="Tahoma" w:hAnsi="Tahoma" w:cs="Tahoma" w:eastAsia="Tahoma"/>
-          <w:b w:val="0"/>
-          <w:sz w:val="18"/>
-        </w:rPr>
-        <w:t xml:space="preserve"> WEP (แตกง่าย) &lt; WPA &lt; WPA2 (AES) &lt; WPA3 · </w:t>
+        <w:t>Topology:</w:t>
+      </w:r>
+      <w:r>
+        <w:rPr>
+          <w:rFonts w:ascii="Tahoma" w:hAnsi="Tahoma" w:cs="Tahoma" w:eastAsia="Tahoma"/>
+          <w:b w:val="0"/>
+          <w:sz w:val="18"/>
+        </w:rPr>
+        <w:t xml:space="preserve"> Infrastructure (ผ่าน AP), Ad-hoc, </w:t>
       </w:r>
       <w:r>
         <w:rPr>
@@ -12560,15 +14669,15 @@
           <w:color w:val="C00000"/>
           <w:sz w:val="18"/>
         </w:rPr>
-        <w:t>SSID</w:t>
-      </w:r>
-      <w:r>
-        <w:rPr>
-          <w:rFonts w:ascii="Tahoma" w:hAnsi="Tahoma" w:cs="Tahoma" w:eastAsia="Tahoma"/>
-          <w:b w:val="0"/>
-          <w:sz w:val="18"/>
-        </w:rPr>
-        <w:t xml:space="preserve"> = ชื่อเครือข่าย</w:t>
+        <w:t>Mesh</w:t>
+      </w:r>
+      <w:r>
+        <w:rPr>
+          <w:rFonts w:ascii="Tahoma" w:hAnsi="Tahoma" w:cs="Tahoma" w:eastAsia="Tahoma"/>
+          <w:b w:val="0"/>
+          <w:sz w:val="18"/>
+        </w:rPr>
+        <w:t xml:space="preserve"> (แต่ละโหนดส่งต่อกันได้หลายเส้นทาง ทนทาน ขยายง่าย)</w:t>
       </w:r>
     </w:p>
     <w:p>
@@ -12592,15 +14701,15 @@
           <w:color w:val="C00000"/>
           <w:sz w:val="18"/>
         </w:rPr>
-        <w:t>CSMA/CA</w:t>
-      </w:r>
-      <w:r>
-        <w:rPr>
-          <w:rFonts w:ascii="Tahoma" w:hAnsi="Tahoma" w:cs="Tahoma" w:eastAsia="Tahoma"/>
-          <w:b w:val="0"/>
-          <w:sz w:val="18"/>
-        </w:rPr>
-        <w:t xml:space="preserve"> (Wi-Fi หลีกเลี่ยงชนกัน) vs </w:t>
+        <w:t>ความปลอดภัย:</w:t>
+      </w:r>
+      <w:r>
+        <w:rPr>
+          <w:rFonts w:ascii="Tahoma" w:hAnsi="Tahoma" w:cs="Tahoma" w:eastAsia="Tahoma"/>
+          <w:b w:val="0"/>
+          <w:sz w:val="18"/>
+        </w:rPr>
+        <w:t xml:space="preserve"> WEP (แตกง่าย) &lt; WPA &lt; WPA2 (AES) &lt; WPA3 · </w:t>
       </w:r>
       <w:r>
         <w:rPr>
@@ -12609,29 +14718,15 @@
           <w:color w:val="C00000"/>
           <w:sz w:val="18"/>
         </w:rPr>
-        <w:t>CSMA/CD</w:t>
-      </w:r>
-      <w:r>
-        <w:rPr>
-          <w:rFonts w:ascii="Tahoma" w:hAnsi="Tahoma" w:cs="Tahoma" w:eastAsia="Tahoma"/>
-          <w:b w:val="0"/>
-          <w:sz w:val="18"/>
-        </w:rPr>
-        <w:t xml:space="preserve"> (Ethernet เดิม ตรวจจับชน)</w:t>
-      </w:r>
-    </w:p>
-    <w:p>
-      <w:pPr>
-        <w:spacing w:before="100" w:after="40"/>
-      </w:pPr>
-      <w:r>
-        <w:rPr>
-          <w:rFonts w:ascii="Tahoma" w:hAnsi="Tahoma" w:cs="Tahoma" w:eastAsia="Tahoma"/>
-          <w:b/>
-          <w:color w:val="1F4E79"/>
-          <w:sz w:val="22"/>
-        </w:rPr>
-        <w:t>5.4 Public / Private IP Address</w:t>
+        <w:t>SSID</w:t>
+      </w:r>
+      <w:r>
+        <w:rPr>
+          <w:rFonts w:ascii="Tahoma" w:hAnsi="Tahoma" w:cs="Tahoma" w:eastAsia="Tahoma"/>
+          <w:b w:val="0"/>
+          <w:sz w:val="18"/>
+        </w:rPr>
+        <w:t xml:space="preserve"> = ชื่อเครือข่าย</w:t>
       </w:r>
     </w:p>
     <w:p>
@@ -12655,61 +14750,46 @@
           <w:color w:val="C00000"/>
           <w:sz w:val="18"/>
         </w:rPr>
-        <w:t>Private (RFC1918):</w:t>
-      </w:r>
-      <w:r>
-        <w:rPr>
-          <w:rFonts w:ascii="Tahoma" w:hAnsi="Tahoma" w:cs="Tahoma" w:eastAsia="Tahoma"/>
-          <w:b w:val="0"/>
-          <w:sz w:val="18"/>
-        </w:rPr>
-        <w:t xml:space="preserve"> </w:t>
-      </w:r>
-      <w:r>
-        <w:rPr>
-          <w:rFonts w:ascii="Consolas" w:hAnsi="Consolas" w:cs="Consolas" w:eastAsia="Consolas"/>
-          <w:b w:val="0"/>
-          <w:color w:val="A31515"/>
-          <w:sz w:val="18"/>
-          <w:shd w:val="clear" w:color="auto" w:fill="EFEFEF"/>
-        </w:rPr>
-        <w:t>10.0.0.0/8</w:t>
-      </w:r>
-      <w:r>
-        <w:rPr>
-          <w:rFonts w:ascii="Tahoma" w:hAnsi="Tahoma" w:cs="Tahoma" w:eastAsia="Tahoma"/>
-          <w:b w:val="0"/>
-          <w:sz w:val="18"/>
-        </w:rPr>
-        <w:t xml:space="preserve"> · </w:t>
-      </w:r>
-      <w:r>
-        <w:rPr>
-          <w:rFonts w:ascii="Consolas" w:hAnsi="Consolas" w:cs="Consolas" w:eastAsia="Consolas"/>
-          <w:b w:val="0"/>
-          <w:color w:val="A31515"/>
-          <w:sz w:val="18"/>
-          <w:shd w:val="clear" w:color="auto" w:fill="EFEFEF"/>
-        </w:rPr>
-        <w:t>172.16.0.0/12</w:t>
-      </w:r>
-      <w:r>
-        <w:rPr>
-          <w:rFonts w:ascii="Tahoma" w:hAnsi="Tahoma" w:cs="Tahoma" w:eastAsia="Tahoma"/>
-          <w:b w:val="0"/>
-          <w:sz w:val="18"/>
-        </w:rPr>
-        <w:t xml:space="preserve"> (172.16–172.31) · </w:t>
-      </w:r>
-      <w:r>
-        <w:rPr>
-          <w:rFonts w:ascii="Consolas" w:hAnsi="Consolas" w:cs="Consolas" w:eastAsia="Consolas"/>
-          <w:b w:val="0"/>
-          <w:color w:val="A31515"/>
-          <w:sz w:val="18"/>
-          <w:shd w:val="clear" w:color="auto" w:fill="EFEFEF"/>
-        </w:rPr>
-        <w:t>192.168.0.0/16</w:t>
+        <w:t>CSMA/CA</w:t>
+      </w:r>
+      <w:r>
+        <w:rPr>
+          <w:rFonts w:ascii="Tahoma" w:hAnsi="Tahoma" w:cs="Tahoma" w:eastAsia="Tahoma"/>
+          <w:b w:val="0"/>
+          <w:sz w:val="18"/>
+        </w:rPr>
+        <w:t xml:space="preserve"> (Wi-Fi หลีกเลี่ยงชนกัน) vs </w:t>
+      </w:r>
+      <w:r>
+        <w:rPr>
+          <w:rFonts w:ascii="Tahoma" w:hAnsi="Tahoma" w:cs="Tahoma" w:eastAsia="Tahoma"/>
+          <w:b/>
+          <w:color w:val="C00000"/>
+          <w:sz w:val="18"/>
+        </w:rPr>
+        <w:t>CSMA/CD</w:t>
+      </w:r>
+      <w:r>
+        <w:rPr>
+          <w:rFonts w:ascii="Tahoma" w:hAnsi="Tahoma" w:cs="Tahoma" w:eastAsia="Tahoma"/>
+          <w:b w:val="0"/>
+          <w:sz w:val="18"/>
+        </w:rPr>
+        <w:t xml:space="preserve"> (Ethernet เดิม ตรวจจับชน)</w:t>
+      </w:r>
+    </w:p>
+    <w:p>
+      <w:pPr>
+        <w:spacing w:before="100" w:after="40"/>
+      </w:pPr>
+      <w:r>
+        <w:rPr>
+          <w:rFonts w:ascii="Tahoma" w:hAnsi="Tahoma" w:cs="Tahoma" w:eastAsia="Tahoma"/>
+          <w:b/>
+          <w:color w:val="1F4E79"/>
+          <w:sz w:val="22"/>
+        </w:rPr>
+        <w:t>5.4 Public / Private IP Address</w:t>
       </w:r>
     </w:p>
     <w:p>
@@ -12733,15 +14813,15 @@
           <w:color w:val="C00000"/>
           <w:sz w:val="18"/>
         </w:rPr>
-        <w:t>พิเศษ:</w:t>
-      </w:r>
-      <w:r>
-        <w:rPr>
-          <w:rFonts w:ascii="Tahoma" w:hAnsi="Tahoma" w:cs="Tahoma" w:eastAsia="Tahoma"/>
-          <w:b w:val="0"/>
-          <w:sz w:val="18"/>
-        </w:rPr>
-        <w:t xml:space="preserve"> Loopback </w:t>
+        <w:t>Private (RFC1918):</w:t>
+      </w:r>
+      <w:r>
+        <w:rPr>
+          <w:rFonts w:ascii="Tahoma" w:hAnsi="Tahoma" w:cs="Tahoma" w:eastAsia="Tahoma"/>
+          <w:b w:val="0"/>
+          <w:sz w:val="18"/>
+        </w:rPr>
+        <w:t xml:space="preserve"> </w:t>
       </w:r>
       <w:r>
         <w:rPr>
@@ -12751,15 +14831,15 @@
           <w:sz w:val="18"/>
           <w:shd w:val="clear" w:color="auto" w:fill="EFEFEF"/>
         </w:rPr>
-        <w:t>127.0.0.0/8</w:t>
-      </w:r>
-      <w:r>
-        <w:rPr>
-          <w:rFonts w:ascii="Tahoma" w:hAnsi="Tahoma" w:cs="Tahoma" w:eastAsia="Tahoma"/>
-          <w:b w:val="0"/>
-          <w:sz w:val="18"/>
-        </w:rPr>
-        <w:t xml:space="preserve"> · APIPA/Link-local </w:t>
+        <w:t>10.0.0.0/8</w:t>
+      </w:r>
+      <w:r>
+        <w:rPr>
+          <w:rFonts w:ascii="Tahoma" w:hAnsi="Tahoma" w:cs="Tahoma" w:eastAsia="Tahoma"/>
+          <w:b w:val="0"/>
+          <w:sz w:val="18"/>
+        </w:rPr>
+        <w:t xml:space="preserve"> · </w:t>
       </w:r>
       <w:r>
         <w:rPr>
@@ -12769,15 +14849,15 @@
           <w:sz w:val="18"/>
           <w:shd w:val="clear" w:color="auto" w:fill="EFEFEF"/>
         </w:rPr>
-        <w:t>169.254.0.0/16</w:t>
-      </w:r>
-      <w:r>
-        <w:rPr>
-          <w:rFonts w:ascii="Tahoma" w:hAnsi="Tahoma" w:cs="Tahoma" w:eastAsia="Tahoma"/>
-          <w:b w:val="0"/>
-          <w:sz w:val="18"/>
-        </w:rPr>
-        <w:t xml:space="preserve"> · Default route </w:t>
+        <w:t>172.16.0.0/12</w:t>
+      </w:r>
+      <w:r>
+        <w:rPr>
+          <w:rFonts w:ascii="Tahoma" w:hAnsi="Tahoma" w:cs="Tahoma" w:eastAsia="Tahoma"/>
+          <w:b w:val="0"/>
+          <w:sz w:val="18"/>
+        </w:rPr>
+        <w:t xml:space="preserve"> (172.16–172.31) · </w:t>
       </w:r>
       <w:r>
         <w:rPr>
@@ -12787,25 +14867,7 @@
           <w:sz w:val="18"/>
           <w:shd w:val="clear" w:color="auto" w:fill="EFEFEF"/>
         </w:rPr>
-        <w:t>0.0.0.0</w:t>
-      </w:r>
-      <w:r>
-        <w:rPr>
-          <w:rFonts w:ascii="Tahoma" w:hAnsi="Tahoma" w:cs="Tahoma" w:eastAsia="Tahoma"/>
-          <w:b w:val="0"/>
-          <w:sz w:val="18"/>
-        </w:rPr>
-        <w:t xml:space="preserve"> · Broadcast </w:t>
-      </w:r>
-      <w:r>
-        <w:rPr>
-          <w:rFonts w:ascii="Consolas" w:hAnsi="Consolas" w:cs="Consolas" w:eastAsia="Consolas"/>
-          <w:b w:val="0"/>
-          <w:color w:val="A31515"/>
-          <w:sz w:val="18"/>
-          <w:shd w:val="clear" w:color="auto" w:fill="EFEFEF"/>
-        </w:rPr>
-        <w:t>255.255.255.255</w:t>
+        <w:t>192.168.0.0/16</w:t>
       </w:r>
     </w:p>
     <w:p>
@@ -12829,15 +14891,79 @@
           <w:color w:val="C00000"/>
           <w:sz w:val="18"/>
         </w:rPr>
-        <w:t>IP Class:</w:t>
-      </w:r>
-      <w:r>
-        <w:rPr>
-          <w:rFonts w:ascii="Tahoma" w:hAnsi="Tahoma" w:cs="Tahoma" w:eastAsia="Tahoma"/>
-          <w:b w:val="0"/>
-          <w:sz w:val="18"/>
-        </w:rPr>
-        <w:t xml:space="preserve"> A (1–126, /8) · B (128–191, /16) · C (192–223, /24) · D (224–239 multicast) · E (240–255 ทดลอง)</w:t>
+        <w:t>พิเศษ:</w:t>
+      </w:r>
+      <w:r>
+        <w:rPr>
+          <w:rFonts w:ascii="Tahoma" w:hAnsi="Tahoma" w:cs="Tahoma" w:eastAsia="Tahoma"/>
+          <w:b w:val="0"/>
+          <w:sz w:val="18"/>
+        </w:rPr>
+        <w:t xml:space="preserve"> Loopback </w:t>
+      </w:r>
+      <w:r>
+        <w:rPr>
+          <w:rFonts w:ascii="Consolas" w:hAnsi="Consolas" w:cs="Consolas" w:eastAsia="Consolas"/>
+          <w:b w:val="0"/>
+          <w:color w:val="A31515"/>
+          <w:sz w:val="18"/>
+          <w:shd w:val="clear" w:color="auto" w:fill="EFEFEF"/>
+        </w:rPr>
+        <w:t>127.0.0.0/8</w:t>
+      </w:r>
+      <w:r>
+        <w:rPr>
+          <w:rFonts w:ascii="Tahoma" w:hAnsi="Tahoma" w:cs="Tahoma" w:eastAsia="Tahoma"/>
+          <w:b w:val="0"/>
+          <w:sz w:val="18"/>
+        </w:rPr>
+        <w:t xml:space="preserve"> · APIPA/Link-local </w:t>
+      </w:r>
+      <w:r>
+        <w:rPr>
+          <w:rFonts w:ascii="Consolas" w:hAnsi="Consolas" w:cs="Consolas" w:eastAsia="Consolas"/>
+          <w:b w:val="0"/>
+          <w:color w:val="A31515"/>
+          <w:sz w:val="18"/>
+          <w:shd w:val="clear" w:color="auto" w:fill="EFEFEF"/>
+        </w:rPr>
+        <w:t>169.254.0.0/16</w:t>
+      </w:r>
+      <w:r>
+        <w:rPr>
+          <w:rFonts w:ascii="Tahoma" w:hAnsi="Tahoma" w:cs="Tahoma" w:eastAsia="Tahoma"/>
+          <w:b w:val="0"/>
+          <w:sz w:val="18"/>
+        </w:rPr>
+        <w:t xml:space="preserve"> · Default route </w:t>
+      </w:r>
+      <w:r>
+        <w:rPr>
+          <w:rFonts w:ascii="Consolas" w:hAnsi="Consolas" w:cs="Consolas" w:eastAsia="Consolas"/>
+          <w:b w:val="0"/>
+          <w:color w:val="A31515"/>
+          <w:sz w:val="18"/>
+          <w:shd w:val="clear" w:color="auto" w:fill="EFEFEF"/>
+        </w:rPr>
+        <w:t>0.0.0.0</w:t>
+      </w:r>
+      <w:r>
+        <w:rPr>
+          <w:rFonts w:ascii="Tahoma" w:hAnsi="Tahoma" w:cs="Tahoma" w:eastAsia="Tahoma"/>
+          <w:b w:val="0"/>
+          <w:sz w:val="18"/>
+        </w:rPr>
+        <w:t xml:space="preserve"> · Broadcast </w:t>
+      </w:r>
+      <w:r>
+        <w:rPr>
+          <w:rFonts w:ascii="Consolas" w:hAnsi="Consolas" w:cs="Consolas" w:eastAsia="Consolas"/>
+          <w:b w:val="0"/>
+          <w:color w:val="A31515"/>
+          <w:sz w:val="18"/>
+          <w:shd w:val="clear" w:color="auto" w:fill="EFEFEF"/>
+        </w:rPr>
+        <w:t>255.255.255.255</w:t>
       </w:r>
     </w:p>
     <w:p>
@@ -12861,6 +14987,38 @@
           <w:color w:val="C00000"/>
           <w:sz w:val="18"/>
         </w:rPr>
+        <w:t>IP Class:</w:t>
+      </w:r>
+      <w:r>
+        <w:rPr>
+          <w:rFonts w:ascii="Tahoma" w:hAnsi="Tahoma" w:cs="Tahoma" w:eastAsia="Tahoma"/>
+          <w:b w:val="0"/>
+          <w:sz w:val="18"/>
+        </w:rPr>
+        <w:t xml:space="preserve"> A (1–126, /8) · B (128–191, /16) · C (192–223, /24) · D (224–239 multicast) · E (240–255 ทดลอง)</w:t>
+      </w:r>
+    </w:p>
+    <w:p>
+      <w:pPr>
+        <w:spacing w:before="0" w:after="0"/>
+        <w:ind w:left="283"/>
+      </w:pPr>
+      <w:r>
+        <w:rPr>
+          <w:rFonts w:ascii="Tahoma" w:hAnsi="Tahoma" w:cs="Tahoma" w:eastAsia="Tahoma"/>
+          <w:b w:val="0"/>
+          <w:color w:val="888888"/>
+          <w:sz w:val="18"/>
+        </w:rPr>
+        <w:t xml:space="preserve">▪ </w:t>
+      </w:r>
+      <w:r>
+        <w:rPr>
+          <w:rFonts w:ascii="Tahoma" w:hAnsi="Tahoma" w:cs="Tahoma" w:eastAsia="Tahoma"/>
+          <w:b/>
+          <w:color w:val="C00000"/>
+          <w:sz w:val="18"/>
+        </w:rPr>
         <w:t>IPv6:</w:t>
       </w:r>
       <w:r>
@@ -12916,6 +15074,83 @@
           <w:shd w:val="clear" w:color="auto" w:fill="EFEFEF"/>
         </w:rPr>
         <w:t>fe80::/10</w:t>
+      </w:r>
+    </w:p>
+    <w:p>
+      <w:pPr>
+        <w:spacing w:before="0" w:after="0"/>
+        <w:ind w:left="510"/>
+      </w:pPr>
+      <w:r>
+        <w:rPr>
+          <w:rFonts w:ascii="Tahoma" w:hAnsi="Tahoma" w:cs="Tahoma" w:eastAsia="Tahoma"/>
+          <w:b w:val="0"/>
+          <w:color w:val="888888"/>
+          <w:sz w:val="18"/>
+        </w:rPr>
+        <w:t xml:space="preserve">▪ </w:t>
+      </w:r>
+      <w:r>
+        <w:rPr>
+          <w:rFonts w:ascii="Tahoma" w:hAnsi="Tahoma" w:cs="Tahoma" w:eastAsia="Tahoma"/>
+          <w:b/>
+          <w:color w:val="C00000"/>
+          <w:sz w:val="18"/>
+        </w:rPr>
+        <w:t>ชนิด IPv6:</w:t>
+      </w:r>
+      <w:r>
+        <w:rPr>
+          <w:rFonts w:ascii="Tahoma" w:hAnsi="Tahoma" w:cs="Tahoma" w:eastAsia="Tahoma"/>
+          <w:b w:val="0"/>
+          <w:sz w:val="18"/>
+        </w:rPr>
+        <w:t xml:space="preserve"> Unicast (เจาะจง 1 โหนด) · Multicast </w:t>
+      </w:r>
+      <w:r>
+        <w:rPr>
+          <w:rFonts w:ascii="Consolas" w:hAnsi="Consolas" w:cs="Consolas" w:eastAsia="Consolas"/>
+          <w:b w:val="0"/>
+          <w:color w:val="A31515"/>
+          <w:sz w:val="18"/>
+          <w:shd w:val="clear" w:color="auto" w:fill="EFEFEF"/>
+        </w:rPr>
+        <w:t>ff00::/8</w:t>
+      </w:r>
+      <w:r>
+        <w:rPr>
+          <w:rFonts w:ascii="Tahoma" w:hAnsi="Tahoma" w:cs="Tahoma" w:eastAsia="Tahoma"/>
+          <w:b w:val="0"/>
+          <w:sz w:val="18"/>
+        </w:rPr>
+        <w:t xml:space="preserve"> · Anycast (โหนดใกล้สุด) · </w:t>
+      </w:r>
+      <w:r>
+        <w:rPr>
+          <w:rFonts w:ascii="Tahoma" w:hAnsi="Tahoma" w:cs="Tahoma" w:eastAsia="Tahoma"/>
+          <w:b/>
+          <w:color w:val="C00000"/>
+          <w:sz w:val="18"/>
+        </w:rPr>
+        <w:t>ไม่มี broadcast</w:t>
+      </w:r>
+      <w:r>
+        <w:rPr>
+          <w:rFonts w:ascii="Tahoma" w:hAnsi="Tahoma" w:cs="Tahoma" w:eastAsia="Tahoma"/>
+          <w:b w:val="0"/>
+          <w:sz w:val="18"/>
+        </w:rPr>
+        <w:t xml:space="preserve"> · Global unicast </w:t>
+      </w:r>
+      <w:r>
+        <w:rPr>
+          <w:rFonts w:ascii="Consolas" w:hAnsi="Consolas" w:cs="Consolas" w:eastAsia="Consolas"/>
+          <w:b w:val="0"/>
+          <w:color w:val="A31515"/>
+          <w:sz w:val="18"/>
+          <w:shd w:val="clear" w:color="auto" w:fill="EFEFEF"/>
+        </w:rPr>
+        <w:t>2000::/3</w:t>
       </w:r>
     </w:p>
     <w:p>
@@ -13365,24 +15600,15 @@
           <w:color w:val="C00000"/>
           <w:sz w:val="18"/>
         </w:rPr>
-        <w:t>VLSM (Variable-Length):</w:t>
-      </w:r>
-      <w:r>
-        <w:rPr>
-          <w:rFonts w:ascii="Tahoma" w:hAnsi="Tahoma" w:cs="Tahoma" w:eastAsia="Tahoma"/>
-          <w:b w:val="0"/>
-          <w:sz w:val="18"/>
-        </w:rPr>
-        <w:t xml:space="preserve"> subnet ขนาดต่างกันตามจำนวน host — </w:t>
-      </w:r>
-      <w:r>
-        <w:rPr>
-          <w:rFonts w:ascii="Tahoma" w:hAnsi="Tahoma" w:cs="Tahoma" w:eastAsia="Tahoma"/>
-          <w:b/>
-          <w:color w:val="C00000"/>
-          <w:sz w:val="18"/>
-        </w:rPr>
-        <w:t>จัดวงใหญ่ก่อน</w:t>
+        <w:t>⚡ Magic Number (คิดในหัวเร็ว):</w:t>
+      </w:r>
+      <w:r>
+        <w:rPr>
+          <w:rFonts w:ascii="Tahoma" w:hAnsi="Tahoma" w:cs="Tahoma" w:eastAsia="Tahoma"/>
+          <w:b w:val="0"/>
+          <w:sz w:val="18"/>
+        </w:rPr>
+        <w:t xml:space="preserve"> magic = 256 − ค่า mask octet = block size → network address เป็นพหุคูณของ magic ที่ ≤ ค่า octet ของ IP</w:t>
       </w:r>
     </w:p>
     <w:p>
@@ -13405,6 +15631,82 @@
           <w:b w:val="0"/>
           <w:sz w:val="18"/>
         </w:rPr>
+        <w:t>เช่น /26 → mask .192 → magic 64 → ขอบเขต 0, 64, 128, 192 · IP .130 → ตกในบล็อก 128</w:t>
+      </w:r>
+    </w:p>
+    <w:p>
+      <w:pPr>
+        <w:spacing w:before="20" w:after="20"/>
+      </w:pPr>
+      <w:r>
+        <w:rPr>
+          <w:rFonts w:ascii="Tahoma" w:hAnsi="Tahoma" w:cs="Tahoma" w:eastAsia="Tahoma"/>
+          <w:b/>
+          <w:color w:val="C00000"/>
+          <w:sz w:val="18"/>
+        </w:rPr>
+        <w:t>FLSM (Fixed-Length):</w:t>
+      </w:r>
+      <w:r>
+        <w:rPr>
+          <w:rFonts w:ascii="Tahoma" w:hAnsi="Tahoma" w:cs="Tahoma" w:eastAsia="Tahoma"/>
+          <w:b w:val="0"/>
+          <w:sz w:val="18"/>
+        </w:rPr>
+        <w:t xml:space="preserve"> ทุก subnet ขนาดเท่ากัน — แบ่ง /24 เป็น 4 subnet ใช้ /26 (ยืม 2 บิต, 2²=4 วง วงละ 62 host)</w:t>
+      </w:r>
+    </w:p>
+    <w:p>
+      <w:pPr>
+        <w:spacing w:before="20" w:after="20"/>
+      </w:pPr>
+      <w:r>
+        <w:rPr>
+          <w:rFonts w:ascii="Tahoma" w:hAnsi="Tahoma" w:cs="Tahoma" w:eastAsia="Tahoma"/>
+          <w:b/>
+          <w:color w:val="C00000"/>
+          <w:sz w:val="18"/>
+        </w:rPr>
+        <w:t>VLSM (Variable-Length):</w:t>
+      </w:r>
+      <w:r>
+        <w:rPr>
+          <w:rFonts w:ascii="Tahoma" w:hAnsi="Tahoma" w:cs="Tahoma" w:eastAsia="Tahoma"/>
+          <w:b w:val="0"/>
+          <w:sz w:val="18"/>
+        </w:rPr>
+        <w:t xml:space="preserve"> subnet ขนาดต่างกันตามจำนวน host — </w:t>
+      </w:r>
+      <w:r>
+        <w:rPr>
+          <w:rFonts w:ascii="Tahoma" w:hAnsi="Tahoma" w:cs="Tahoma" w:eastAsia="Tahoma"/>
+          <w:b/>
+          <w:color w:val="C00000"/>
+          <w:sz w:val="18"/>
+        </w:rPr>
+        <w:t>จัดวงใหญ่ก่อน</w:t>
+      </w:r>
+    </w:p>
+    <w:p>
+      <w:pPr>
+        <w:spacing w:before="0" w:after="0"/>
+        <w:ind w:left="283"/>
+      </w:pPr>
+      <w:r>
+        <w:rPr>
+          <w:rFonts w:ascii="Tahoma" w:hAnsi="Tahoma" w:cs="Tahoma" w:eastAsia="Tahoma"/>
+          <w:b w:val="0"/>
+          <w:color w:val="888888"/>
+          <w:sz w:val="18"/>
+        </w:rPr>
+        <w:t xml:space="preserve">▪ </w:t>
+      </w:r>
+      <w:r>
+        <w:rPr>
+          <w:rFonts w:ascii="Tahoma" w:hAnsi="Tahoma" w:cs="Tahoma" w:eastAsia="Tahoma"/>
+          <w:b w:val="0"/>
+          <w:sz w:val="18"/>
+        </w:rPr>
         <w:t>ต้องการ host N → host bits = ⌈log₂(N+2)⌉ → prefix = 32 − host bits</w:t>
       </w:r>
     </w:p>
@@ -13452,30 +15754,15 @@
           <w:color w:val="C00000"/>
           <w:sz w:val="18"/>
         </w:rPr>
-        <w:t>Route summarization (supernet):</w:t>
-      </w:r>
-      <w:r>
-        <w:rPr>
-          <w:rFonts w:ascii="Tahoma" w:hAnsi="Tahoma" w:cs="Tahoma" w:eastAsia="Tahoma"/>
-          <w:b w:val="0"/>
-          <w:sz w:val="18"/>
-        </w:rPr>
-        <w:t xml:space="preserve"> รวมหลาย network เป็น prefix เดียว</w:t>
-      </w:r>
-    </w:p>
-    <w:p>
-      <w:pPr>
-        <w:spacing w:before="0" w:after="0"/>
-        <w:ind w:left="510"/>
-      </w:pPr>
-      <w:r>
-        <w:rPr>
-          <w:rFonts w:ascii="Tahoma" w:hAnsi="Tahoma" w:cs="Tahoma" w:eastAsia="Tahoma"/>
-          <w:b w:val="0"/>
-          <w:color w:val="888888"/>
-          <w:sz w:val="18"/>
-        </w:rPr>
-        <w:t xml:space="preserve">▪ </w:t>
+        <w:t>ตัวอย่าง VLSM เต็ม:</w:t>
+      </w:r>
+      <w:r>
+        <w:rPr>
+          <w:rFonts w:ascii="Tahoma" w:hAnsi="Tahoma" w:cs="Tahoma" w:eastAsia="Tahoma"/>
+          <w:b w:val="0"/>
+          <w:sz w:val="18"/>
+        </w:rPr>
+        <w:t xml:space="preserve"> แบ่ง </w:t>
       </w:r>
       <w:r>
         <w:rPr>
@@ -13485,208 +15772,15 @@
           <w:sz w:val="18"/>
           <w:shd w:val="clear" w:color="auto" w:fill="EFEFEF"/>
         </w:rPr>
-        <w:t>192.168.4.0/24 – .7.0/24</w:t>
-      </w:r>
-      <w:r>
-        <w:rPr>
-          <w:rFonts w:ascii="Tahoma" w:hAnsi="Tahoma" w:cs="Tahoma" w:eastAsia="Tahoma"/>
-          <w:b w:val="0"/>
-          <w:sz w:val="18"/>
-        </w:rPr>
-        <w:t xml:space="preserve"> (4 วงต่อเนื่อง) → </w:t>
-      </w:r>
-      <w:r>
-        <w:rPr>
-          <w:rFonts w:ascii="Consolas" w:hAnsi="Consolas" w:cs="Consolas" w:eastAsia="Consolas"/>
-          <w:b w:val="0"/>
-          <w:color w:val="A31515"/>
-          <w:sz w:val="18"/>
-          <w:shd w:val="clear" w:color="auto" w:fill="EFEFEF"/>
-        </w:rPr>
-        <w:t>192.168.4.0/22</w:t>
-      </w:r>
-    </w:p>
-    <w:p>
-      <w:pPr>
-        <w:spacing w:before="100" w:after="40"/>
-      </w:pPr>
-      <w:r>
-        <w:rPr>
-          <w:rFonts w:ascii="Tahoma" w:hAnsi="Tahoma" w:cs="Tahoma" w:eastAsia="Tahoma"/>
-          <w:b/>
-          <w:color w:val="1F4E79"/>
-          <w:sz w:val="22"/>
-        </w:rPr>
-        <w:t>5.6 NAT (Network Address Translation)</w:t>
-      </w:r>
-    </w:p>
-    <w:p>
-      <w:pPr>
-        <w:spacing w:before="0" w:after="0"/>
-        <w:ind w:left="283"/>
-      </w:pPr>
-      <w:r>
-        <w:rPr>
-          <w:rFonts w:ascii="Tahoma" w:hAnsi="Tahoma" w:cs="Tahoma" w:eastAsia="Tahoma"/>
-          <w:b w:val="0"/>
-          <w:color w:val="888888"/>
-          <w:sz w:val="18"/>
-        </w:rPr>
-        <w:t xml:space="preserve">▪ </w:t>
-      </w:r>
-      <w:r>
-        <w:rPr>
-          <w:rFonts w:ascii="Tahoma" w:hAnsi="Tahoma" w:cs="Tahoma" w:eastAsia="Tahoma"/>
-          <w:b w:val="0"/>
-          <w:sz w:val="18"/>
-        </w:rPr>
-        <w:t xml:space="preserve">แปลง </w:t>
-      </w:r>
-      <w:r>
-        <w:rPr>
-          <w:rFonts w:ascii="Tahoma" w:hAnsi="Tahoma" w:cs="Tahoma" w:eastAsia="Tahoma"/>
-          <w:b/>
-          <w:color w:val="C00000"/>
-          <w:sz w:val="18"/>
-        </w:rPr>
-        <w:t>private IP → public IP</w:t>
-      </w:r>
-      <w:r>
-        <w:rPr>
-          <w:rFonts w:ascii="Tahoma" w:hAnsi="Tahoma" w:cs="Tahoma" w:eastAsia="Tahoma"/>
-          <w:b w:val="0"/>
-          <w:sz w:val="18"/>
-        </w:rPr>
-        <w:t xml:space="preserve"> (แก้ปัญหา IPv4 หมด)</w:t>
-      </w:r>
-    </w:p>
-    <w:p>
-      <w:pPr>
-        <w:spacing w:before="0" w:after="0"/>
-        <w:ind w:left="283"/>
-      </w:pPr>
-      <w:r>
-        <w:rPr>
-          <w:rFonts w:ascii="Tahoma" w:hAnsi="Tahoma" w:cs="Tahoma" w:eastAsia="Tahoma"/>
-          <w:b w:val="0"/>
-          <w:color w:val="888888"/>
-          <w:sz w:val="18"/>
-        </w:rPr>
-        <w:t xml:space="preserve">▪ </w:t>
-      </w:r>
-      <w:r>
-        <w:rPr>
-          <w:rFonts w:ascii="Tahoma" w:hAnsi="Tahoma" w:cs="Tahoma" w:eastAsia="Tahoma"/>
-          <w:b/>
-          <w:color w:val="C00000"/>
-          <w:sz w:val="18"/>
-        </w:rPr>
-        <w:t>Static NAT</w:t>
-      </w:r>
-      <w:r>
-        <w:rPr>
-          <w:rFonts w:ascii="Tahoma" w:hAnsi="Tahoma" w:cs="Tahoma" w:eastAsia="Tahoma"/>
-          <w:b w:val="0"/>
-          <w:sz w:val="18"/>
-        </w:rPr>
-        <w:t xml:space="preserve"> (1:1) · </w:t>
-      </w:r>
-      <w:r>
-        <w:rPr>
-          <w:rFonts w:ascii="Tahoma" w:hAnsi="Tahoma" w:cs="Tahoma" w:eastAsia="Tahoma"/>
-          <w:b/>
-          <w:color w:val="C00000"/>
-          <w:sz w:val="18"/>
-        </w:rPr>
-        <w:t>Dynamic NAT</w:t>
-      </w:r>
-      <w:r>
-        <w:rPr>
-          <w:rFonts w:ascii="Tahoma" w:hAnsi="Tahoma" w:cs="Tahoma" w:eastAsia="Tahoma"/>
-          <w:b w:val="0"/>
-          <w:sz w:val="18"/>
-        </w:rPr>
-        <w:t xml:space="preserve"> (pool) · </w:t>
-      </w:r>
-      <w:r>
-        <w:rPr>
-          <w:rFonts w:ascii="Tahoma" w:hAnsi="Tahoma" w:cs="Tahoma" w:eastAsia="Tahoma"/>
-          <w:b/>
-          <w:color w:val="C00000"/>
-          <w:sz w:val="18"/>
-        </w:rPr>
-        <w:t>PAT/NAT Overload</w:t>
-      </w:r>
-      <w:r>
-        <w:rPr>
-          <w:rFonts w:ascii="Tahoma" w:hAnsi="Tahoma" w:cs="Tahoma" w:eastAsia="Tahoma"/>
-          <w:b w:val="0"/>
-          <w:sz w:val="18"/>
-        </w:rPr>
-        <w:t xml:space="preserve"> (หลายเครื่องใช้ 1 public IP แยกด้วย port — พบบ่อยสุด)</w:t>
-      </w:r>
-    </w:p>
-    <w:p>
-      <w:pPr>
-        <w:spacing w:before="0" w:after="0"/>
-        <w:ind w:left="283"/>
-      </w:pPr>
-      <w:r>
-        <w:rPr>
-          <w:rFonts w:ascii="Tahoma" w:hAnsi="Tahoma" w:cs="Tahoma" w:eastAsia="Tahoma"/>
-          <w:b w:val="0"/>
-          <w:color w:val="888888"/>
-          <w:sz w:val="18"/>
-        </w:rPr>
-        <w:t xml:space="preserve">▪ </w:t>
-      </w:r>
-      <w:r>
-        <w:rPr>
-          <w:rFonts w:ascii="Tahoma" w:hAnsi="Tahoma" w:cs="Tahoma" w:eastAsia="Tahoma"/>
-          <w:b/>
-          <w:color w:val="C00000"/>
-          <w:sz w:val="18"/>
-        </w:rPr>
-        <w:t>SNAT</w:t>
-      </w:r>
-      <w:r>
-        <w:rPr>
-          <w:rFonts w:ascii="Tahoma" w:hAnsi="Tahoma" w:cs="Tahoma" w:eastAsia="Tahoma"/>
-          <w:b w:val="0"/>
-          <w:sz w:val="18"/>
-        </w:rPr>
-        <w:t xml:space="preserve"> (แก้ต้นทาง, ขาออก) vs </w:t>
-      </w:r>
-      <w:r>
-        <w:rPr>
-          <w:rFonts w:ascii="Tahoma" w:hAnsi="Tahoma" w:cs="Tahoma" w:eastAsia="Tahoma"/>
-          <w:b/>
-          <w:color w:val="C00000"/>
-          <w:sz w:val="18"/>
-        </w:rPr>
-        <w:t>DNAT</w:t>
-      </w:r>
-      <w:r>
-        <w:rPr>
-          <w:rFonts w:ascii="Tahoma" w:hAnsi="Tahoma" w:cs="Tahoma" w:eastAsia="Tahoma"/>
-          <w:b w:val="0"/>
-          <w:sz w:val="18"/>
-        </w:rPr>
-        <w:t xml:space="preserve"> (แก้ปลายทาง, port forwarding เข้ามา)</w:t>
-      </w:r>
-    </w:p>
-    <w:p>
-      <w:pPr>
-        <w:spacing w:before="100" w:after="40"/>
-      </w:pPr>
-      <w:r>
-        <w:rPr>
-          <w:rFonts w:ascii="Tahoma" w:hAnsi="Tahoma" w:cs="Tahoma" w:eastAsia="Tahoma"/>
-          <w:b/>
-          <w:color w:val="1F4E79"/>
-          <w:sz w:val="22"/>
-        </w:rPr>
-        <w:t>5.7 Routing Protocol</w:t>
+        <w:t>192.168.1.0/24</w:t>
+      </w:r>
+      <w:r>
+        <w:rPr>
+          <w:rFonts w:ascii="Tahoma" w:hAnsi="Tahoma" w:cs="Tahoma" w:eastAsia="Tahoma"/>
+          <w:b w:val="0"/>
+          <w:sz w:val="18"/>
+        </w:rPr>
+        <w:t xml:space="preserve"> ให้ A=100, B=50, C=25, D=2 (WAN)</w:t>
       </w:r>
     </w:p>
     <w:tbl>
@@ -13732,7 +15826,7 @@
                 <w:color w:val="FFFFFF"/>
                 <w:sz w:val="17"/>
               </w:rPr>
-              <w:t>Protocol</w:t>
+              <w:t>แผนก</w:t>
             </w:r>
           </w:p>
         </w:tc>
@@ -13758,7 +15852,7 @@
                 <w:color w:val="FFFFFF"/>
                 <w:sz w:val="17"/>
               </w:rPr>
-              <w:t>ชนิด</w:t>
+              <w:t>host</w:t>
             </w:r>
           </w:p>
         </w:tc>
@@ -13784,7 +15878,7 @@
                 <w:color w:val="FFFFFF"/>
                 <w:sz w:val="17"/>
               </w:rPr>
-              <w:t>Metric</w:t>
+              <w:t>prefix</w:t>
             </w:r>
           </w:p>
         </w:tc>
@@ -13810,7 +15904,7 @@
                 <w:color w:val="FFFFFF"/>
                 <w:sz w:val="17"/>
               </w:rPr>
-              <w:t>AD</w:t>
+              <w:t>ช่วง network</w:t>
             </w:r>
           </w:p>
         </w:tc>
@@ -13831,7 +15925,7 @@
                 <w:b w:val="0"/>
                 <w:sz w:val="16"/>
               </w:rPr>
-              <w:t>RIP</w:t>
+              <w:t>A (100)</w:t>
             </w:r>
           </w:p>
         </w:tc>
@@ -13850,7 +15944,7 @@
                 <w:b w:val="0"/>
                 <w:sz w:val="16"/>
               </w:rPr>
-              <w:t>Distance Vector</w:t>
+              <w:t>≥126</w:t>
             </w:r>
           </w:p>
         </w:tc>
@@ -13869,7 +15963,7 @@
                 <w:b w:val="0"/>
                 <w:sz w:val="16"/>
               </w:rPr>
-              <w:t>hop count (max 15)</w:t>
+              <w:t>/25</w:t>
             </w:r>
           </w:p>
         </w:tc>
@@ -13888,7 +15982,7 @@
                 <w:b w:val="0"/>
                 <w:sz w:val="16"/>
               </w:rPr>
-              <w:t>120</w:t>
+              <w:t>192.168.1.0 – .127</w:t>
             </w:r>
           </w:p>
         </w:tc>
@@ -13910,7 +16004,7 @@
                 <w:b w:val="0"/>
                 <w:sz w:val="16"/>
               </w:rPr>
-              <w:t>OSPF</w:t>
+              <w:t>B (50)</w:t>
             </w:r>
           </w:p>
         </w:tc>
@@ -13930,7 +16024,7 @@
                 <w:b w:val="0"/>
                 <w:sz w:val="16"/>
               </w:rPr>
-              <w:t>Link State</w:t>
+              <w:t>≥62</w:t>
             </w:r>
           </w:p>
         </w:tc>
@@ -13950,7 +16044,7 @@
                 <w:b w:val="0"/>
                 <w:sz w:val="16"/>
               </w:rPr>
-              <w:t>cost (=1/bandwidth)</w:t>
+              <w:t>/26</w:t>
             </w:r>
           </w:p>
         </w:tc>
@@ -13970,7 +16064,7 @@
                 <w:b w:val="0"/>
                 <w:sz w:val="16"/>
               </w:rPr>
-              <w:t>110</w:t>
+              <w:t>192.168.1.128 – .191</w:t>
             </w:r>
           </w:p>
         </w:tc>
@@ -13991,7 +16085,7 @@
                 <w:b w:val="0"/>
                 <w:sz w:val="16"/>
               </w:rPr>
-              <w:t>EIGRP</w:t>
+              <w:t>C (25)</w:t>
             </w:r>
           </w:p>
         </w:tc>
@@ -14010,7 +16104,7 @@
                 <w:b w:val="0"/>
                 <w:sz w:val="16"/>
               </w:rPr>
-              <w:t>Hybrid (Cisco)</w:t>
+              <w:t>≥30</w:t>
             </w:r>
           </w:p>
         </w:tc>
@@ -14029,7 +16123,7 @@
                 <w:b w:val="0"/>
                 <w:sz w:val="16"/>
               </w:rPr>
-              <w:t>bandwidth+delay</w:t>
+              <w:t>/27</w:t>
             </w:r>
           </w:p>
         </w:tc>
@@ -14048,7 +16142,7 @@
                 <w:b w:val="0"/>
                 <w:sz w:val="16"/>
               </w:rPr>
-              <w:t>90</w:t>
+              <w:t>192.168.1.192 – .223</w:t>
             </w:r>
           </w:p>
         </w:tc>
@@ -14070,7 +16164,7 @@
                 <w:b w:val="0"/>
                 <w:sz w:val="16"/>
               </w:rPr>
-              <w:t>BGP</w:t>
+              <w:t>D (2)</w:t>
             </w:r>
           </w:p>
         </w:tc>
@@ -14090,7 +16184,7 @@
                 <w:b w:val="0"/>
                 <w:sz w:val="16"/>
               </w:rPr>
-              <w:t>Path Vector</w:t>
+              <w:t>≥2</w:t>
             </w:r>
           </w:p>
         </w:tc>
@@ -14110,7 +16204,7 @@
                 <w:b w:val="0"/>
                 <w:sz w:val="16"/>
               </w:rPr>
-              <w:t>AS-path (ระหว่าง AS)</w:t>
+              <w:t>/30</w:t>
             </w:r>
           </w:p>
         </w:tc>
@@ -14130,7 +16224,7 @@
                 <w:b w:val="0"/>
                 <w:sz w:val="16"/>
               </w:rPr>
-              <w:t>20/200</w:t>
+              <w:t>192.168.1.224 – .227</w:t>
             </w:r>
           </w:p>
         </w:tc>
@@ -14162,49 +16256,72 @@
           <w:color w:val="C00000"/>
           <w:sz w:val="18"/>
         </w:rPr>
-        <w:t>Static</w:t>
-      </w:r>
-      <w:r>
-        <w:rPr>
-          <w:rFonts w:ascii="Tahoma" w:hAnsi="Tahoma" w:cs="Tahoma" w:eastAsia="Tahoma"/>
-          <w:b w:val="0"/>
-          <w:sz w:val="18"/>
-        </w:rPr>
-        <w:t xml:space="preserve"> (AD 1) vs </w:t>
-      </w:r>
+        <w:t>Route summarization (supernet):</w:t>
+      </w:r>
+      <w:r>
+        <w:rPr>
+          <w:rFonts w:ascii="Tahoma" w:hAnsi="Tahoma" w:cs="Tahoma" w:eastAsia="Tahoma"/>
+          <w:b w:val="0"/>
+          <w:sz w:val="18"/>
+        </w:rPr>
+        <w:t xml:space="preserve"> รวมหลาย network เป็น prefix เดียว</w:t>
+      </w:r>
+    </w:p>
+    <w:p>
+      <w:pPr>
+        <w:spacing w:before="0" w:after="0"/>
+        <w:ind w:left="510"/>
+      </w:pPr>
+      <w:r>
+        <w:rPr>
+          <w:rFonts w:ascii="Tahoma" w:hAnsi="Tahoma" w:cs="Tahoma" w:eastAsia="Tahoma"/>
+          <w:b w:val="0"/>
+          <w:color w:val="888888"/>
+          <w:sz w:val="18"/>
+        </w:rPr>
+        <w:t xml:space="preserve">▪ </w:t>
+      </w:r>
+      <w:r>
+        <w:rPr>
+          <w:rFonts w:ascii="Consolas" w:hAnsi="Consolas" w:cs="Consolas" w:eastAsia="Consolas"/>
+          <w:b w:val="0"/>
+          <w:color w:val="A31515"/>
+          <w:sz w:val="18"/>
+          <w:shd w:val="clear" w:color="auto" w:fill="EFEFEF"/>
+        </w:rPr>
+        <w:t>192.168.4.0/24 – .7.0/24</w:t>
+      </w:r>
+      <w:r>
+        <w:rPr>
+          <w:rFonts w:ascii="Tahoma" w:hAnsi="Tahoma" w:cs="Tahoma" w:eastAsia="Tahoma"/>
+          <w:b w:val="0"/>
+          <w:sz w:val="18"/>
+        </w:rPr>
+        <w:t xml:space="preserve"> (4 วงต่อเนื่อง) → </w:t>
+      </w:r>
+      <w:r>
+        <w:rPr>
+          <w:rFonts w:ascii="Consolas" w:hAnsi="Consolas" w:cs="Consolas" w:eastAsia="Consolas"/>
+          <w:b w:val="0"/>
+          <w:color w:val="A31515"/>
+          <w:sz w:val="18"/>
+          <w:shd w:val="clear" w:color="auto" w:fill="EFEFEF"/>
+        </w:rPr>
+        <w:t>192.168.4.0/22</w:t>
+      </w:r>
+    </w:p>
+    <w:p>
+      <w:pPr>
+        <w:spacing w:before="100" w:after="40"/>
+      </w:pPr>
       <w:r>
         <w:rPr>
           <w:rFonts w:ascii="Tahoma" w:hAnsi="Tahoma" w:cs="Tahoma" w:eastAsia="Tahoma"/>
           <w:b/>
-          <w:color w:val="C00000"/>
-          <w:sz w:val="18"/>
-        </w:rPr>
-        <w:t>Dynamic</w:t>
-      </w:r>
-      <w:r>
-        <w:rPr>
-          <w:rFonts w:ascii="Tahoma" w:hAnsi="Tahoma" w:cs="Tahoma" w:eastAsia="Tahoma"/>
-          <w:b w:val="0"/>
-          <w:sz w:val="18"/>
-        </w:rPr>
-        <w:t xml:space="preserve"> · </w:t>
-      </w:r>
-      <w:r>
-        <w:rPr>
-          <w:rFonts w:ascii="Tahoma" w:hAnsi="Tahoma" w:cs="Tahoma" w:eastAsia="Tahoma"/>
-          <w:b/>
-          <w:color w:val="C00000"/>
-          <w:sz w:val="18"/>
-        </w:rPr>
-        <w:t>Directly connected</w:t>
-      </w:r>
-      <w:r>
-        <w:rPr>
-          <w:rFonts w:ascii="Tahoma" w:hAnsi="Tahoma" w:cs="Tahoma" w:eastAsia="Tahoma"/>
-          <w:b w:val="0"/>
-          <w:sz w:val="18"/>
-        </w:rPr>
-        <w:t xml:space="preserve"> AD 0</w:t>
+          <w:color w:val="1F4E79"/>
+          <w:sz w:val="22"/>
+        </w:rPr>
+        <w:t>5.6 NAT (Network Address Translation)</w:t>
       </w:r>
     </w:p>
     <w:p>
@@ -14224,36 +16341,27 @@
       <w:r>
         <w:rPr>
           <w:rFonts w:ascii="Tahoma" w:hAnsi="Tahoma" w:cs="Tahoma" w:eastAsia="Tahoma"/>
+          <w:b w:val="0"/>
+          <w:sz w:val="18"/>
+        </w:rPr>
+        <w:t xml:space="preserve">แปลง </w:t>
+      </w:r>
+      <w:r>
+        <w:rPr>
+          <w:rFonts w:ascii="Tahoma" w:hAnsi="Tahoma" w:cs="Tahoma" w:eastAsia="Tahoma"/>
           <w:b/>
           <w:color w:val="C00000"/>
           <w:sz w:val="18"/>
         </w:rPr>
-        <w:t>Distance Vector</w:t>
-      </w:r>
-      <w:r>
-        <w:rPr>
-          <w:rFonts w:ascii="Tahoma" w:hAnsi="Tahoma" w:cs="Tahoma" w:eastAsia="Tahoma"/>
-          <w:b w:val="0"/>
-          <w:sz w:val="18"/>
-        </w:rPr>
-        <w:t xml:space="preserve"> (บอกเพื่อนบ้านทั้งตาราง เช่น RIP — เสี่ยง loop, ใช้ split horizon) vs </w:t>
-      </w:r>
-      <w:r>
-        <w:rPr>
-          <w:rFonts w:ascii="Tahoma" w:hAnsi="Tahoma" w:cs="Tahoma" w:eastAsia="Tahoma"/>
-          <w:b/>
-          <w:color w:val="C00000"/>
-          <w:sz w:val="18"/>
-        </w:rPr>
-        <w:t>Link State</w:t>
-      </w:r>
-      <w:r>
-        <w:rPr>
-          <w:rFonts w:ascii="Tahoma" w:hAnsi="Tahoma" w:cs="Tahoma" w:eastAsia="Tahoma"/>
-          <w:b w:val="0"/>
-          <w:sz w:val="18"/>
-        </w:rPr>
-        <w:t xml:space="preserve"> (รู้ topology ทั้งหมด เช่น OSPF ใช้ Dijkstra)</w:t>
+        <w:t>private IP → public IP</w:t>
+      </w:r>
+      <w:r>
+        <w:rPr>
+          <w:rFonts w:ascii="Tahoma" w:hAnsi="Tahoma" w:cs="Tahoma" w:eastAsia="Tahoma"/>
+          <w:b w:val="0"/>
+          <w:sz w:val="18"/>
+        </w:rPr>
+        <w:t xml:space="preserve"> (แก้ปัญหา IPv4 หมด)</w:t>
       </w:r>
     </w:p>
     <w:p>
@@ -14277,15 +16385,15 @@
           <w:color w:val="C00000"/>
           <w:sz w:val="18"/>
         </w:rPr>
-        <w:t>Longest prefix match:</w:t>
-      </w:r>
-      <w:r>
-        <w:rPr>
-          <w:rFonts w:ascii="Tahoma" w:hAnsi="Tahoma" w:cs="Tahoma" w:eastAsia="Tahoma"/>
-          <w:b w:val="0"/>
-          <w:sz w:val="18"/>
-        </w:rPr>
-        <w:t xml:space="preserve"> router เลือกเส้นทางที่ prefix ยาวสุด · </w:t>
+        <w:t>Static NAT</w:t>
+      </w:r>
+      <w:r>
+        <w:rPr>
+          <w:rFonts w:ascii="Tahoma" w:hAnsi="Tahoma" w:cs="Tahoma" w:eastAsia="Tahoma"/>
+          <w:b w:val="0"/>
+          <w:sz w:val="18"/>
+        </w:rPr>
+        <w:t xml:space="preserve"> (1:1) · </w:t>
       </w:r>
       <w:r>
         <w:rPr>
@@ -14294,25 +16402,81 @@
           <w:color w:val="C00000"/>
           <w:sz w:val="18"/>
         </w:rPr>
-        <w:t>Default gateway</w:t>
-      </w:r>
-      <w:r>
-        <w:rPr>
-          <w:rFonts w:ascii="Tahoma" w:hAnsi="Tahoma" w:cs="Tahoma" w:eastAsia="Tahoma"/>
-          <w:b w:val="0"/>
-          <w:sz w:val="18"/>
-        </w:rPr>
-        <w:t xml:space="preserve"> = </w:t>
-      </w:r>
-      <w:r>
-        <w:rPr>
-          <w:rFonts w:ascii="Consolas" w:hAnsi="Consolas" w:cs="Consolas" w:eastAsia="Consolas"/>
-          <w:b w:val="0"/>
-          <w:color w:val="A31515"/>
-          <w:sz w:val="18"/>
-          <w:shd w:val="clear" w:color="auto" w:fill="EFEFEF"/>
-        </w:rPr>
-        <w:t>0.0.0.0/0</w:t>
+        <w:t>Dynamic NAT</w:t>
+      </w:r>
+      <w:r>
+        <w:rPr>
+          <w:rFonts w:ascii="Tahoma" w:hAnsi="Tahoma" w:cs="Tahoma" w:eastAsia="Tahoma"/>
+          <w:b w:val="0"/>
+          <w:sz w:val="18"/>
+        </w:rPr>
+        <w:t xml:space="preserve"> (pool) · </w:t>
+      </w:r>
+      <w:r>
+        <w:rPr>
+          <w:rFonts w:ascii="Tahoma" w:hAnsi="Tahoma" w:cs="Tahoma" w:eastAsia="Tahoma"/>
+          <w:b/>
+          <w:color w:val="C00000"/>
+          <w:sz w:val="18"/>
+        </w:rPr>
+        <w:t>PAT/NAT Overload</w:t>
+      </w:r>
+      <w:r>
+        <w:rPr>
+          <w:rFonts w:ascii="Tahoma" w:hAnsi="Tahoma" w:cs="Tahoma" w:eastAsia="Tahoma"/>
+          <w:b w:val="0"/>
+          <w:sz w:val="18"/>
+        </w:rPr>
+        <w:t xml:space="preserve"> (หลายเครื่องใช้ 1 public IP แยกด้วย port — พบบ่อยสุด)</w:t>
+      </w:r>
+    </w:p>
+    <w:p>
+      <w:pPr>
+        <w:spacing w:before="0" w:after="0"/>
+        <w:ind w:left="283"/>
+      </w:pPr>
+      <w:r>
+        <w:rPr>
+          <w:rFonts w:ascii="Tahoma" w:hAnsi="Tahoma" w:cs="Tahoma" w:eastAsia="Tahoma"/>
+          <w:b w:val="0"/>
+          <w:color w:val="888888"/>
+          <w:sz w:val="18"/>
+        </w:rPr>
+        <w:t xml:space="preserve">▪ </w:t>
+      </w:r>
+      <w:r>
+        <w:rPr>
+          <w:rFonts w:ascii="Tahoma" w:hAnsi="Tahoma" w:cs="Tahoma" w:eastAsia="Tahoma"/>
+          <w:b/>
+          <w:color w:val="C00000"/>
+          <w:sz w:val="18"/>
+        </w:rPr>
+        <w:t>SNAT</w:t>
+      </w:r>
+      <w:r>
+        <w:rPr>
+          <w:rFonts w:ascii="Tahoma" w:hAnsi="Tahoma" w:cs="Tahoma" w:eastAsia="Tahoma"/>
+          <w:b w:val="0"/>
+          <w:sz w:val="18"/>
+        </w:rPr>
+        <w:t xml:space="preserve"> (แก้ต้นทาง, ขาออก) vs </w:t>
+      </w:r>
+      <w:r>
+        <w:rPr>
+          <w:rFonts w:ascii="Tahoma" w:hAnsi="Tahoma" w:cs="Tahoma" w:eastAsia="Tahoma"/>
+          <w:b/>
+          <w:color w:val="C00000"/>
+          <w:sz w:val="18"/>
+        </w:rPr>
+        <w:t>DNAT</w:t>
+      </w:r>
+      <w:r>
+        <w:rPr>
+          <w:rFonts w:ascii="Tahoma" w:hAnsi="Tahoma" w:cs="Tahoma" w:eastAsia="Tahoma"/>
+          <w:b w:val="0"/>
+          <w:sz w:val="18"/>
+        </w:rPr>
+        <w:t xml:space="preserve"> (แก้ปลายทาง, port forwarding เข้ามา)</w:t>
       </w:r>
     </w:p>
     <w:p>
@@ -14326,7 +16490,971 @@
           <w:color w:val="1F4E79"/>
           <w:sz w:val="22"/>
         </w:rPr>
-        <w:t>5.8 Application Layer Protocol &amp; พอร์ต</w:t>
+        <w:t>5.7 Routing Protocol (⭐ RIP vs OSPF vs BGP)</w:t>
+      </w:r>
+    </w:p>
+    <w:tbl>
+      <w:tblPr>
+        <w:tblW w:type="auto" w:w="0"/>
+        <w:jc w:val="center"/>
+        <w:tblLook w:firstColumn="1" w:firstRow="1" w:lastColumn="0" w:lastRow="0" w:noHBand="0" w:noVBand="1" w:val="04A0"/>
+        <w:tblBorders>
+          <w:top w:val="single" w:sz="4" w:space="0" w:color="BFBFBF"/>
+          <w:left w:val="single" w:sz="4" w:space="0" w:color="BFBFBF"/>
+          <w:bottom w:val="single" w:sz="4" w:space="0" w:color="BFBFBF"/>
+          <w:right w:val="single" w:sz="4" w:space="0" w:color="BFBFBF"/>
+          <w:insideH w:val="single" w:sz="4" w:space="0" w:color="BFBFBF"/>
+          <w:insideV w:val="single" w:sz="4" w:space="0" w:color="BFBFBF"/>
+        </w:tblBorders>
+      </w:tblPr>
+      <w:tblGrid>
+        <w:gridCol w:w="1739"/>
+        <w:gridCol w:w="1739"/>
+        <w:gridCol w:w="1739"/>
+        <w:gridCol w:w="1739"/>
+        <w:gridCol w:w="1739"/>
+        <w:gridCol w:w="1739"/>
+      </w:tblGrid>
+      <w:tr>
+        <w:tc>
+          <w:tcPr>
+            <w:tcW w:type="dxa" w:w="1739"/>
+            <w:shd w:val="clear" w:color="auto" w:fill="305496"/>
+          </w:tcPr>
+          <w:p>
+            <w:pPr>
+              <w:spacing w:before="20" w:after="20"/>
+            </w:pPr>
+            <w:r>
+              <w:rPr>
+                <w:b/>
+                <w:color w:val="FFFFFF"/>
+              </w:rPr>
+            </w:r>
+            <w:r>
+              <w:rPr>
+                <w:rFonts w:ascii="Tahoma" w:hAnsi="Tahoma" w:cs="Tahoma" w:eastAsia="Tahoma"/>
+                <w:b/>
+                <w:color w:val="FFFFFF"/>
+                <w:sz w:val="17"/>
+              </w:rPr>
+              <w:t>Protocol</w:t>
+            </w:r>
+          </w:p>
+        </w:tc>
+        <w:tc>
+          <w:tcPr>
+            <w:tcW w:type="dxa" w:w="1739"/>
+            <w:shd w:val="clear" w:color="auto" w:fill="305496"/>
+          </w:tcPr>
+          <w:p>
+            <w:pPr>
+              <w:spacing w:before="20" w:after="20"/>
+            </w:pPr>
+            <w:r>
+              <w:rPr>
+                <w:b/>
+                <w:color w:val="FFFFFF"/>
+              </w:rPr>
+            </w:r>
+            <w:r>
+              <w:rPr>
+                <w:rFonts w:ascii="Tahoma" w:hAnsi="Tahoma" w:cs="Tahoma" w:eastAsia="Tahoma"/>
+                <w:b/>
+                <w:color w:val="FFFFFF"/>
+                <w:sz w:val="17"/>
+              </w:rPr>
+              <w:t>ชนิด</w:t>
+            </w:r>
+          </w:p>
+        </w:tc>
+        <w:tc>
+          <w:tcPr>
+            <w:tcW w:type="dxa" w:w="1739"/>
+            <w:shd w:val="clear" w:color="auto" w:fill="305496"/>
+          </w:tcPr>
+          <w:p>
+            <w:pPr>
+              <w:spacing w:before="20" w:after="20"/>
+            </w:pPr>
+            <w:r>
+              <w:rPr>
+                <w:b/>
+                <w:color w:val="FFFFFF"/>
+              </w:rPr>
+            </w:r>
+            <w:r>
+              <w:rPr>
+                <w:rFonts w:ascii="Tahoma" w:hAnsi="Tahoma" w:cs="Tahoma" w:eastAsia="Tahoma"/>
+                <w:b/>
+                <w:color w:val="FFFFFF"/>
+                <w:sz w:val="17"/>
+              </w:rPr>
+              <w:t>Metric</w:t>
+            </w:r>
+          </w:p>
+        </w:tc>
+        <w:tc>
+          <w:tcPr>
+            <w:tcW w:type="dxa" w:w="1739"/>
+            <w:shd w:val="clear" w:color="auto" w:fill="305496"/>
+          </w:tcPr>
+          <w:p>
+            <w:pPr>
+              <w:spacing w:before="20" w:after="20"/>
+            </w:pPr>
+            <w:r>
+              <w:rPr>
+                <w:b/>
+                <w:color w:val="FFFFFF"/>
+              </w:rPr>
+            </w:r>
+            <w:r>
+              <w:rPr>
+                <w:rFonts w:ascii="Tahoma" w:hAnsi="Tahoma" w:cs="Tahoma" w:eastAsia="Tahoma"/>
+                <w:b/>
+                <w:color w:val="FFFFFF"/>
+                <w:sz w:val="17"/>
+              </w:rPr>
+              <w:t>AD</w:t>
+            </w:r>
+          </w:p>
+        </w:tc>
+        <w:tc>
+          <w:tcPr>
+            <w:tcW w:type="dxa" w:w="1739"/>
+            <w:shd w:val="clear" w:color="auto" w:fill="305496"/>
+          </w:tcPr>
+          <w:p>
+            <w:pPr>
+              <w:spacing w:before="20" w:after="20"/>
+            </w:pPr>
+            <w:r>
+              <w:rPr>
+                <w:b/>
+                <w:color w:val="FFFFFF"/>
+              </w:rPr>
+            </w:r>
+            <w:r>
+              <w:rPr>
+                <w:rFonts w:ascii="Tahoma" w:hAnsi="Tahoma" w:cs="Tahoma" w:eastAsia="Tahoma"/>
+                <w:b/>
+                <w:color w:val="FFFFFF"/>
+                <w:sz w:val="17"/>
+              </w:rPr>
+              <w:t>ขอบเขต</w:t>
+            </w:r>
+          </w:p>
+        </w:tc>
+        <w:tc>
+          <w:tcPr>
+            <w:tcW w:type="dxa" w:w="1739"/>
+            <w:shd w:val="clear" w:color="auto" w:fill="305496"/>
+          </w:tcPr>
+          <w:p>
+            <w:pPr>
+              <w:spacing w:before="20" w:after="20"/>
+            </w:pPr>
+            <w:r>
+              <w:rPr>
+                <w:b/>
+                <w:color w:val="FFFFFF"/>
+              </w:rPr>
+            </w:r>
+            <w:r>
+              <w:rPr>
+                <w:rFonts w:ascii="Tahoma" w:hAnsi="Tahoma" w:cs="Tahoma" w:eastAsia="Tahoma"/>
+                <w:b/>
+                <w:color w:val="FFFFFF"/>
+                <w:sz w:val="17"/>
+              </w:rPr>
+              <w:t>หมายเหตุ</w:t>
+            </w:r>
+          </w:p>
+        </w:tc>
+      </w:tr>
+      <w:tr>
+        <w:tc>
+          <w:tcPr>
+            <w:tcW w:type="dxa" w:w="1739"/>
+          </w:tcPr>
+          <w:p>
+            <w:pPr>
+              <w:spacing w:before="20" w:after="20"/>
+            </w:pPr>
+            <w:r/>
+            <w:r>
+              <w:rPr>
+                <w:rFonts w:ascii="Tahoma" w:hAnsi="Tahoma" w:cs="Tahoma" w:eastAsia="Tahoma"/>
+                <w:b/>
+                <w:color w:val="C00000"/>
+                <w:sz w:val="16"/>
+              </w:rPr>
+              <w:t>RIP</w:t>
+            </w:r>
+          </w:p>
+        </w:tc>
+        <w:tc>
+          <w:tcPr>
+            <w:tcW w:type="dxa" w:w="1739"/>
+          </w:tcPr>
+          <w:p>
+            <w:pPr>
+              <w:spacing w:before="20" w:after="20"/>
+            </w:pPr>
+            <w:r/>
+            <w:r>
+              <w:rPr>
+                <w:rFonts w:ascii="Tahoma" w:hAnsi="Tahoma" w:cs="Tahoma" w:eastAsia="Tahoma"/>
+                <w:b w:val="0"/>
+                <w:sz w:val="16"/>
+              </w:rPr>
+              <w:t>Distance Vector</w:t>
+            </w:r>
+          </w:p>
+        </w:tc>
+        <w:tc>
+          <w:tcPr>
+            <w:tcW w:type="dxa" w:w="1739"/>
+          </w:tcPr>
+          <w:p>
+            <w:pPr>
+              <w:spacing w:before="20" w:after="20"/>
+            </w:pPr>
+            <w:r/>
+            <w:r>
+              <w:rPr>
+                <w:rFonts w:ascii="Tahoma" w:hAnsi="Tahoma" w:cs="Tahoma" w:eastAsia="Tahoma"/>
+                <w:b w:val="0"/>
+                <w:sz w:val="16"/>
+              </w:rPr>
+              <w:t xml:space="preserve">hop count (max </w:t>
+            </w:r>
+            <w:r>
+              <w:rPr>
+                <w:rFonts w:ascii="Tahoma" w:hAnsi="Tahoma" w:cs="Tahoma" w:eastAsia="Tahoma"/>
+                <w:b/>
+                <w:color w:val="C00000"/>
+                <w:sz w:val="16"/>
+              </w:rPr>
+              <w:t>15</w:t>
+            </w:r>
+            <w:r>
+              <w:rPr>
+                <w:rFonts w:ascii="Tahoma" w:hAnsi="Tahoma" w:cs="Tahoma" w:eastAsia="Tahoma"/>
+                <w:b w:val="0"/>
+                <w:sz w:val="16"/>
+              </w:rPr>
+              <w:t>, 16=ไปไม่ถึง)</w:t>
+            </w:r>
+          </w:p>
+        </w:tc>
+        <w:tc>
+          <w:tcPr>
+            <w:tcW w:type="dxa" w:w="1739"/>
+          </w:tcPr>
+          <w:p>
+            <w:pPr>
+              <w:spacing w:before="20" w:after="20"/>
+            </w:pPr>
+            <w:r/>
+            <w:r>
+              <w:rPr>
+                <w:rFonts w:ascii="Tahoma" w:hAnsi="Tahoma" w:cs="Tahoma" w:eastAsia="Tahoma"/>
+                <w:b/>
+                <w:color w:val="C00000"/>
+                <w:sz w:val="16"/>
+              </w:rPr>
+              <w:t>120</w:t>
+            </w:r>
+          </w:p>
+        </w:tc>
+        <w:tc>
+          <w:tcPr>
+            <w:tcW w:type="dxa" w:w="1739"/>
+          </w:tcPr>
+          <w:p>
+            <w:pPr>
+              <w:spacing w:before="20" w:after="20"/>
+            </w:pPr>
+            <w:r/>
+            <w:r>
+              <w:rPr>
+                <w:rFonts w:ascii="Tahoma" w:hAnsi="Tahoma" w:cs="Tahoma" w:eastAsia="Tahoma"/>
+                <w:b w:val="0"/>
+                <w:sz w:val="16"/>
+              </w:rPr>
+              <w:t>ภายใน (IGP) เล็ก</w:t>
+            </w:r>
+          </w:p>
+        </w:tc>
+        <w:tc>
+          <w:tcPr>
+            <w:tcW w:type="dxa" w:w="1739"/>
+          </w:tcPr>
+          <w:p>
+            <w:pPr>
+              <w:spacing w:before="20" w:after="20"/>
+            </w:pPr>
+            <w:r/>
+            <w:r>
+              <w:rPr>
+                <w:rFonts w:ascii="Tahoma" w:hAnsi="Tahoma" w:cs="Tahoma" w:eastAsia="Tahoma"/>
+                <w:b w:val="0"/>
+                <w:sz w:val="16"/>
+              </w:rPr>
+              <w:t>ง่าย แต่ช้า/สเกลไม่ดี</w:t>
+            </w:r>
+          </w:p>
+        </w:tc>
+      </w:tr>
+      <w:tr>
+        <w:tc>
+          <w:tcPr>
+            <w:tcW w:type="dxa" w:w="1739"/>
+            <w:shd w:val="clear" w:color="auto" w:fill="F2F6FC"/>
+          </w:tcPr>
+          <w:p>
+            <w:pPr>
+              <w:spacing w:before="20" w:after="20"/>
+            </w:pPr>
+            <w:r/>
+            <w:r>
+              <w:rPr>
+                <w:rFonts w:ascii="Tahoma" w:hAnsi="Tahoma" w:cs="Tahoma" w:eastAsia="Tahoma"/>
+                <w:b/>
+                <w:color w:val="C00000"/>
+                <w:sz w:val="16"/>
+              </w:rPr>
+              <w:t>OSPF</w:t>
+            </w:r>
+          </w:p>
+        </w:tc>
+        <w:tc>
+          <w:tcPr>
+            <w:tcW w:type="dxa" w:w="1739"/>
+            <w:shd w:val="clear" w:color="auto" w:fill="F2F6FC"/>
+          </w:tcPr>
+          <w:p>
+            <w:pPr>
+              <w:spacing w:before="20" w:after="20"/>
+            </w:pPr>
+            <w:r/>
+            <w:r>
+              <w:rPr>
+                <w:rFonts w:ascii="Tahoma" w:hAnsi="Tahoma" w:cs="Tahoma" w:eastAsia="Tahoma"/>
+                <w:b w:val="0"/>
+                <w:sz w:val="16"/>
+              </w:rPr>
+              <w:t>Link State</w:t>
+            </w:r>
+          </w:p>
+        </w:tc>
+        <w:tc>
+          <w:tcPr>
+            <w:tcW w:type="dxa" w:w="1739"/>
+            <w:shd w:val="clear" w:color="auto" w:fill="F2F6FC"/>
+          </w:tcPr>
+          <w:p>
+            <w:pPr>
+              <w:spacing w:before="20" w:after="20"/>
+            </w:pPr>
+            <w:r/>
+            <w:r>
+              <w:rPr>
+                <w:rFonts w:ascii="Tahoma" w:hAnsi="Tahoma" w:cs="Tahoma" w:eastAsia="Tahoma"/>
+                <w:b/>
+                <w:color w:val="C00000"/>
+                <w:sz w:val="16"/>
+              </w:rPr>
+              <w:t>cost</w:t>
+            </w:r>
+            <w:r>
+              <w:rPr>
+                <w:rFonts w:ascii="Tahoma" w:hAnsi="Tahoma" w:cs="Tahoma" w:eastAsia="Tahoma"/>
+                <w:b w:val="0"/>
+                <w:sz w:val="16"/>
+              </w:rPr>
+              <w:t xml:space="preserve"> = 10⁸/bandwidth</w:t>
+            </w:r>
+          </w:p>
+        </w:tc>
+        <w:tc>
+          <w:tcPr>
+            <w:tcW w:type="dxa" w:w="1739"/>
+            <w:shd w:val="clear" w:color="auto" w:fill="F2F6FC"/>
+          </w:tcPr>
+          <w:p>
+            <w:pPr>
+              <w:spacing w:before="20" w:after="20"/>
+            </w:pPr>
+            <w:r/>
+            <w:r>
+              <w:rPr>
+                <w:rFonts w:ascii="Tahoma" w:hAnsi="Tahoma" w:cs="Tahoma" w:eastAsia="Tahoma"/>
+                <w:b/>
+                <w:color w:val="C00000"/>
+                <w:sz w:val="16"/>
+              </w:rPr>
+              <w:t>110</w:t>
+            </w:r>
+          </w:p>
+        </w:tc>
+        <w:tc>
+          <w:tcPr>
+            <w:tcW w:type="dxa" w:w="1739"/>
+            <w:shd w:val="clear" w:color="auto" w:fill="F2F6FC"/>
+          </w:tcPr>
+          <w:p>
+            <w:pPr>
+              <w:spacing w:before="20" w:after="20"/>
+            </w:pPr>
+            <w:r/>
+            <w:r>
+              <w:rPr>
+                <w:rFonts w:ascii="Tahoma" w:hAnsi="Tahoma" w:cs="Tahoma" w:eastAsia="Tahoma"/>
+                <w:b w:val="0"/>
+                <w:sz w:val="16"/>
+              </w:rPr>
+              <w:t>ภายใน (IGP) กลาง-ใหญ่</w:t>
+            </w:r>
+          </w:p>
+        </w:tc>
+        <w:tc>
+          <w:tcPr>
+            <w:tcW w:type="dxa" w:w="1739"/>
+            <w:shd w:val="clear" w:color="auto" w:fill="F2F6FC"/>
+          </w:tcPr>
+          <w:p>
+            <w:pPr>
+              <w:spacing w:before="20" w:after="20"/>
+            </w:pPr>
+            <w:r/>
+            <w:r>
+              <w:rPr>
+                <w:rFonts w:ascii="Tahoma" w:hAnsi="Tahoma" w:cs="Tahoma" w:eastAsia="Tahoma"/>
+                <w:b w:val="0"/>
+                <w:sz w:val="16"/>
+              </w:rPr>
+              <w:t>open standard, เร็ว</w:t>
+            </w:r>
+          </w:p>
+        </w:tc>
+      </w:tr>
+      <w:tr>
+        <w:tc>
+          <w:tcPr>
+            <w:tcW w:type="dxa" w:w="1739"/>
+          </w:tcPr>
+          <w:p>
+            <w:pPr>
+              <w:spacing w:before="20" w:after="20"/>
+            </w:pPr>
+            <w:r/>
+            <w:r>
+              <w:rPr>
+                <w:rFonts w:ascii="Tahoma" w:hAnsi="Tahoma" w:cs="Tahoma" w:eastAsia="Tahoma"/>
+                <w:b/>
+                <w:color w:val="C00000"/>
+                <w:sz w:val="16"/>
+              </w:rPr>
+              <w:t>EIGRP</w:t>
+            </w:r>
+          </w:p>
+        </w:tc>
+        <w:tc>
+          <w:tcPr>
+            <w:tcW w:type="dxa" w:w="1739"/>
+          </w:tcPr>
+          <w:p>
+            <w:pPr>
+              <w:spacing w:before="20" w:after="20"/>
+            </w:pPr>
+            <w:r/>
+            <w:r>
+              <w:rPr>
+                <w:rFonts w:ascii="Tahoma" w:hAnsi="Tahoma" w:cs="Tahoma" w:eastAsia="Tahoma"/>
+                <w:b w:val="0"/>
+                <w:sz w:val="16"/>
+              </w:rPr>
+              <w:t>Advanced DV (Cisco)</w:t>
+            </w:r>
+          </w:p>
+        </w:tc>
+        <w:tc>
+          <w:tcPr>
+            <w:tcW w:type="dxa" w:w="1739"/>
+          </w:tcPr>
+          <w:p>
+            <w:pPr>
+              <w:spacing w:before="20" w:after="20"/>
+            </w:pPr>
+            <w:r/>
+            <w:r>
+              <w:rPr>
+                <w:rFonts w:ascii="Tahoma" w:hAnsi="Tahoma" w:cs="Tahoma" w:eastAsia="Tahoma"/>
+                <w:b w:val="0"/>
+                <w:sz w:val="16"/>
+              </w:rPr>
+              <w:t>bandwidth+delay</w:t>
+            </w:r>
+          </w:p>
+        </w:tc>
+        <w:tc>
+          <w:tcPr>
+            <w:tcW w:type="dxa" w:w="1739"/>
+          </w:tcPr>
+          <w:p>
+            <w:pPr>
+              <w:spacing w:before="20" w:after="20"/>
+            </w:pPr>
+            <w:r/>
+            <w:r>
+              <w:rPr>
+                <w:rFonts w:ascii="Tahoma" w:hAnsi="Tahoma" w:cs="Tahoma" w:eastAsia="Tahoma"/>
+                <w:b/>
+                <w:color w:val="C00000"/>
+                <w:sz w:val="16"/>
+              </w:rPr>
+              <w:t>90</w:t>
+            </w:r>
+            <w:r>
+              <w:rPr>
+                <w:rFonts w:ascii="Tahoma" w:hAnsi="Tahoma" w:cs="Tahoma" w:eastAsia="Tahoma"/>
+                <w:b w:val="0"/>
+                <w:sz w:val="16"/>
+              </w:rPr>
+              <w:t xml:space="preserve"> (in) /170 (ext)</w:t>
+            </w:r>
+          </w:p>
+        </w:tc>
+        <w:tc>
+          <w:tcPr>
+            <w:tcW w:type="dxa" w:w="1739"/>
+          </w:tcPr>
+          <w:p>
+            <w:pPr>
+              <w:spacing w:before="20" w:after="20"/>
+            </w:pPr>
+            <w:r/>
+            <w:r>
+              <w:rPr>
+                <w:rFonts w:ascii="Tahoma" w:hAnsi="Tahoma" w:cs="Tahoma" w:eastAsia="Tahoma"/>
+                <w:b w:val="0"/>
+                <w:sz w:val="16"/>
+              </w:rPr>
+              <w:t>ภายใน (IGP)</w:t>
+            </w:r>
+          </w:p>
+        </w:tc>
+        <w:tc>
+          <w:tcPr>
+            <w:tcW w:type="dxa" w:w="1739"/>
+          </w:tcPr>
+          <w:p>
+            <w:pPr>
+              <w:spacing w:before="20" w:after="20"/>
+            </w:pPr>
+            <w:r/>
+            <w:r>
+              <w:rPr>
+                <w:rFonts w:ascii="Tahoma" w:hAnsi="Tahoma" w:cs="Tahoma" w:eastAsia="Tahoma"/>
+                <w:b w:val="0"/>
+                <w:sz w:val="16"/>
+              </w:rPr>
+              <w:t>ของ Cisco, DUAL</w:t>
+            </w:r>
+          </w:p>
+        </w:tc>
+      </w:tr>
+      <w:tr>
+        <w:tc>
+          <w:tcPr>
+            <w:tcW w:type="dxa" w:w="1739"/>
+            <w:shd w:val="clear" w:color="auto" w:fill="F2F6FC"/>
+          </w:tcPr>
+          <w:p>
+            <w:pPr>
+              <w:spacing w:before="20" w:after="20"/>
+            </w:pPr>
+            <w:r/>
+            <w:r>
+              <w:rPr>
+                <w:rFonts w:ascii="Tahoma" w:hAnsi="Tahoma" w:cs="Tahoma" w:eastAsia="Tahoma"/>
+                <w:b/>
+                <w:color w:val="C00000"/>
+                <w:sz w:val="16"/>
+              </w:rPr>
+              <w:t>BGP</w:t>
+            </w:r>
+          </w:p>
+        </w:tc>
+        <w:tc>
+          <w:tcPr>
+            <w:tcW w:type="dxa" w:w="1739"/>
+            <w:shd w:val="clear" w:color="auto" w:fill="F2F6FC"/>
+          </w:tcPr>
+          <w:p>
+            <w:pPr>
+              <w:spacing w:before="20" w:after="20"/>
+            </w:pPr>
+            <w:r/>
+            <w:r>
+              <w:rPr>
+                <w:rFonts w:ascii="Tahoma" w:hAnsi="Tahoma" w:cs="Tahoma" w:eastAsia="Tahoma"/>
+                <w:b w:val="0"/>
+                <w:sz w:val="16"/>
+              </w:rPr>
+              <w:t>Path Vector</w:t>
+            </w:r>
+          </w:p>
+        </w:tc>
+        <w:tc>
+          <w:tcPr>
+            <w:tcW w:type="dxa" w:w="1739"/>
+            <w:shd w:val="clear" w:color="auto" w:fill="F2F6FC"/>
+          </w:tcPr>
+          <w:p>
+            <w:pPr>
+              <w:spacing w:before="20" w:after="20"/>
+            </w:pPr>
+            <w:r/>
+            <w:r>
+              <w:rPr>
+                <w:rFonts w:ascii="Tahoma" w:hAnsi="Tahoma" w:cs="Tahoma" w:eastAsia="Tahoma"/>
+                <w:b w:val="0"/>
+                <w:sz w:val="16"/>
+              </w:rPr>
+              <w:t>AS-path + policy</w:t>
+            </w:r>
+          </w:p>
+        </w:tc>
+        <w:tc>
+          <w:tcPr>
+            <w:tcW w:type="dxa" w:w="1739"/>
+            <w:shd w:val="clear" w:color="auto" w:fill="F2F6FC"/>
+          </w:tcPr>
+          <w:p>
+            <w:pPr>
+              <w:spacing w:before="20" w:after="20"/>
+            </w:pPr>
+            <w:r/>
+            <w:r>
+              <w:rPr>
+                <w:rFonts w:ascii="Tahoma" w:hAnsi="Tahoma" w:cs="Tahoma" w:eastAsia="Tahoma"/>
+                <w:b/>
+                <w:color w:val="C00000"/>
+                <w:sz w:val="16"/>
+              </w:rPr>
+              <w:t>eBGP 20 / iBGP 200</w:t>
+            </w:r>
+          </w:p>
+        </w:tc>
+        <w:tc>
+          <w:tcPr>
+            <w:tcW w:type="dxa" w:w="1739"/>
+            <w:shd w:val="clear" w:color="auto" w:fill="F2F6FC"/>
+          </w:tcPr>
+          <w:p>
+            <w:pPr>
+              <w:spacing w:before="20" w:after="20"/>
+            </w:pPr>
+            <w:r/>
+            <w:r>
+              <w:rPr>
+                <w:rFonts w:ascii="Tahoma" w:hAnsi="Tahoma" w:cs="Tahoma" w:eastAsia="Tahoma"/>
+                <w:b w:val="0"/>
+                <w:sz w:val="16"/>
+              </w:rPr>
+              <w:t>ระหว่าง AS (EGP)</w:t>
+            </w:r>
+          </w:p>
+        </w:tc>
+        <w:tc>
+          <w:tcPr>
+            <w:tcW w:type="dxa" w:w="1739"/>
+            <w:shd w:val="clear" w:color="auto" w:fill="F2F6FC"/>
+          </w:tcPr>
+          <w:p>
+            <w:pPr>
+              <w:spacing w:before="20" w:after="20"/>
+            </w:pPr>
+            <w:r/>
+            <w:r>
+              <w:rPr>
+                <w:rFonts w:ascii="Tahoma" w:hAnsi="Tahoma" w:cs="Tahoma" w:eastAsia="Tahoma"/>
+                <w:b w:val="0"/>
+                <w:sz w:val="16"/>
+              </w:rPr>
+              <w:t>โปรโตคอลของอินเทอร์เน็ต, TCP/179</w:t>
+            </w:r>
+          </w:p>
+        </w:tc>
+      </w:tr>
+    </w:tbl>
+    <w:p>
+      <w:pPr>
+        <w:spacing w:after="40"/>
+      </w:pPr>
+    </w:p>
+    <w:p>
+      <w:pPr>
+        <w:spacing w:before="20" w:after="20"/>
+      </w:pPr>
+      <w:r>
+        <w:rPr>
+          <w:rFonts w:ascii="Tahoma" w:hAnsi="Tahoma" w:cs="Tahoma" w:eastAsia="Tahoma"/>
+          <w:b/>
+          <w:color w:val="C00000"/>
+          <w:sz w:val="18"/>
+        </w:rPr>
+        <w:t>ทำงานอย่างไร:</w:t>
+      </w:r>
+    </w:p>
+    <w:p>
+      <w:pPr>
+        <w:spacing w:before="0" w:after="0"/>
+        <w:ind w:left="283"/>
+      </w:pPr>
+      <w:r>
+        <w:rPr>
+          <w:rFonts w:ascii="Tahoma" w:hAnsi="Tahoma" w:cs="Tahoma" w:eastAsia="Tahoma"/>
+          <w:b w:val="0"/>
+          <w:color w:val="888888"/>
+          <w:sz w:val="18"/>
+        </w:rPr>
+        <w:t xml:space="preserve">▪ </w:t>
+      </w:r>
+      <w:r>
+        <w:rPr>
+          <w:rFonts w:ascii="Tahoma" w:hAnsi="Tahoma" w:cs="Tahoma" w:eastAsia="Tahoma"/>
+          <w:b/>
+          <w:color w:val="C00000"/>
+          <w:sz w:val="18"/>
+        </w:rPr>
+        <w:t>RIP</w:t>
+      </w:r>
+      <w:r>
+        <w:rPr>
+          <w:rFonts w:ascii="Tahoma" w:hAnsi="Tahoma" w:cs="Tahoma" w:eastAsia="Tahoma"/>
+          <w:b w:val="0"/>
+          <w:sz w:val="18"/>
+        </w:rPr>
+        <w:t xml:space="preserve"> — แต่ละ router </w:t>
+      </w:r>
+      <w:r>
+        <w:rPr>
+          <w:rFonts w:ascii="Tahoma" w:hAnsi="Tahoma" w:cs="Tahoma" w:eastAsia="Tahoma"/>
+          <w:b/>
+          <w:color w:val="C00000"/>
+          <w:sz w:val="18"/>
+        </w:rPr>
+        <w:t>ส่งตารางเส้นทางทั้งหมดให้เพื่อนบ้าน</w:t>
+      </w:r>
+      <w:r>
+        <w:rPr>
+          <w:rFonts w:ascii="Tahoma" w:hAnsi="Tahoma" w:cs="Tahoma" w:eastAsia="Tahoma"/>
+          <w:b w:val="0"/>
+          <w:sz w:val="18"/>
+        </w:rPr>
+        <w:t xml:space="preserve">ทุก 30 วิ, วัดระยะด้วยจำนวน hop, เลือกเส้นที่ hop น้อยสุด · convergence ช้า, เสี่ยง loop → กันด้วย </w:t>
+      </w:r>
+      <w:r>
+        <w:rPr>
+          <w:rFonts w:ascii="Tahoma" w:hAnsi="Tahoma" w:cs="Tahoma" w:eastAsia="Tahoma"/>
+          <w:b/>
+          <w:color w:val="C00000"/>
+          <w:sz w:val="18"/>
+        </w:rPr>
+        <w:t>split horizon, poison reverse, hold-down timer</w:t>
+      </w:r>
+      <w:r>
+        <w:rPr>
+          <w:rFonts w:ascii="Tahoma" w:hAnsi="Tahoma" w:cs="Tahoma" w:eastAsia="Tahoma"/>
+          <w:b w:val="0"/>
+          <w:sz w:val="18"/>
+        </w:rPr>
+        <w:t xml:space="preserve"> · RIPv2 รองรับ VLSM (classless)</w:t>
+      </w:r>
+    </w:p>
+    <w:p>
+      <w:pPr>
+        <w:spacing w:before="0" w:after="0"/>
+        <w:ind w:left="283"/>
+      </w:pPr>
+      <w:r>
+        <w:rPr>
+          <w:rFonts w:ascii="Tahoma" w:hAnsi="Tahoma" w:cs="Tahoma" w:eastAsia="Tahoma"/>
+          <w:b w:val="0"/>
+          <w:color w:val="888888"/>
+          <w:sz w:val="18"/>
+        </w:rPr>
+        <w:t xml:space="preserve">▪ </w:t>
+      </w:r>
+      <w:r>
+        <w:rPr>
+          <w:rFonts w:ascii="Tahoma" w:hAnsi="Tahoma" w:cs="Tahoma" w:eastAsia="Tahoma"/>
+          <w:b/>
+          <w:color w:val="C00000"/>
+          <w:sz w:val="18"/>
+        </w:rPr>
+        <w:t>OSPF</w:t>
+      </w:r>
+      <w:r>
+        <w:rPr>
+          <w:rFonts w:ascii="Tahoma" w:hAnsi="Tahoma" w:cs="Tahoma" w:eastAsia="Tahoma"/>
+          <w:b w:val="0"/>
+          <w:sz w:val="18"/>
+        </w:rPr>
+        <w:t xml:space="preserve"> — แต่ละ router </w:t>
+      </w:r>
+      <w:r>
+        <w:rPr>
+          <w:rFonts w:ascii="Tahoma" w:hAnsi="Tahoma" w:cs="Tahoma" w:eastAsia="Tahoma"/>
+          <w:b/>
+          <w:color w:val="C00000"/>
+          <w:sz w:val="18"/>
+        </w:rPr>
+        <w:t>รู้ topology ทั้งหมด</w:t>
+      </w:r>
+      <w:r>
+        <w:rPr>
+          <w:rFonts w:ascii="Tahoma" w:hAnsi="Tahoma" w:cs="Tahoma" w:eastAsia="Tahoma"/>
+          <w:b w:val="0"/>
+          <w:sz w:val="18"/>
+        </w:rPr>
+        <w:t xml:space="preserve"> (แลก LSA + hello), คำนวณเส้นสั้นสุดด้วย </w:t>
+      </w:r>
+      <w:r>
+        <w:rPr>
+          <w:rFonts w:ascii="Tahoma" w:hAnsi="Tahoma" w:cs="Tahoma" w:eastAsia="Tahoma"/>
+          <w:b/>
+          <w:color w:val="C00000"/>
+          <w:sz w:val="18"/>
+        </w:rPr>
+        <w:t>Dijkstra (SPF)</w:t>
+      </w:r>
+      <w:r>
+        <w:rPr>
+          <w:rFonts w:ascii="Tahoma" w:hAnsi="Tahoma" w:cs="Tahoma" w:eastAsia="Tahoma"/>
+          <w:b w:val="0"/>
+          <w:sz w:val="18"/>
+        </w:rPr>
+        <w:t xml:space="preserve">, แบ่งเป็น </w:t>
+      </w:r>
+      <w:r>
+        <w:rPr>
+          <w:rFonts w:ascii="Tahoma" w:hAnsi="Tahoma" w:cs="Tahoma" w:eastAsia="Tahoma"/>
+          <w:b/>
+          <w:color w:val="C00000"/>
+          <w:sz w:val="18"/>
+        </w:rPr>
+        <w:t>area</w:t>
+      </w:r>
+      <w:r>
+        <w:rPr>
+          <w:rFonts w:ascii="Tahoma" w:hAnsi="Tahoma" w:cs="Tahoma" w:eastAsia="Tahoma"/>
+          <w:b w:val="0"/>
+          <w:sz w:val="18"/>
+        </w:rPr>
+        <w:t xml:space="preserve"> (area 0 = backbone) · convergence เร็ว, สเกลดี · เลือกเส้นที่ </w:t>
+      </w:r>
+      <w:r>
+        <w:rPr>
+          <w:rFonts w:ascii="Tahoma" w:hAnsi="Tahoma" w:cs="Tahoma" w:eastAsia="Tahoma"/>
+          <w:b/>
+          <w:color w:val="C00000"/>
+          <w:sz w:val="18"/>
+        </w:rPr>
+        <w:t>cost รวมต่ำสุด</w:t>
+      </w:r>
+      <w:r>
+        <w:rPr>
+          <w:rFonts w:ascii="Tahoma" w:hAnsi="Tahoma" w:cs="Tahoma" w:eastAsia="Tahoma"/>
+          <w:b w:val="0"/>
+          <w:sz w:val="18"/>
+        </w:rPr>
+        <w:t xml:space="preserve"> (cost แปรผกผันกับ bandwidth)</w:t>
+      </w:r>
+    </w:p>
+    <w:p>
+      <w:pPr>
+        <w:spacing w:before="0" w:after="0"/>
+        <w:ind w:left="283"/>
+      </w:pPr>
+      <w:r>
+        <w:rPr>
+          <w:rFonts w:ascii="Tahoma" w:hAnsi="Tahoma" w:cs="Tahoma" w:eastAsia="Tahoma"/>
+          <w:b w:val="0"/>
+          <w:color w:val="888888"/>
+          <w:sz w:val="18"/>
+        </w:rPr>
+        <w:t xml:space="preserve">▪ </w:t>
+      </w:r>
+      <w:r>
+        <w:rPr>
+          <w:rFonts w:ascii="Tahoma" w:hAnsi="Tahoma" w:cs="Tahoma" w:eastAsia="Tahoma"/>
+          <w:b/>
+          <w:color w:val="C00000"/>
+          <w:sz w:val="18"/>
+        </w:rPr>
+        <w:t>BGP</w:t>
+      </w:r>
+      <w:r>
+        <w:rPr>
+          <w:rFonts w:ascii="Tahoma" w:hAnsi="Tahoma" w:cs="Tahoma" w:eastAsia="Tahoma"/>
+          <w:b w:val="0"/>
+          <w:sz w:val="18"/>
+        </w:rPr>
+        <w:t xml:space="preserve"> — ใช้</w:t>
+      </w:r>
+      <w:r>
+        <w:rPr>
+          <w:rFonts w:ascii="Tahoma" w:hAnsi="Tahoma" w:cs="Tahoma" w:eastAsia="Tahoma"/>
+          <w:b/>
+          <w:color w:val="C00000"/>
+          <w:sz w:val="18"/>
+        </w:rPr>
+        <w:t>ระหว่าง Autonomous System</w:t>
+      </w:r>
+      <w:r>
+        <w:rPr>
+          <w:rFonts w:ascii="Tahoma" w:hAnsi="Tahoma" w:cs="Tahoma" w:eastAsia="Tahoma"/>
+          <w:b w:val="0"/>
+          <w:sz w:val="18"/>
+        </w:rPr>
+        <w:t xml:space="preserve"> (เชื่อมอินเทอร์เน็ต), ตัดสินด้วย </w:t>
+      </w:r>
+      <w:r>
+        <w:rPr>
+          <w:rFonts w:ascii="Tahoma" w:hAnsi="Tahoma" w:cs="Tahoma" w:eastAsia="Tahoma"/>
+          <w:b/>
+          <w:color w:val="C00000"/>
+          <w:sz w:val="18"/>
+        </w:rPr>
+        <w:t>AS-path</w:t>
+      </w:r>
+      <w:r>
+        <w:rPr>
+          <w:rFonts w:ascii="Tahoma" w:hAnsi="Tahoma" w:cs="Tahoma" w:eastAsia="Tahoma"/>
+          <w:b w:val="0"/>
+          <w:sz w:val="18"/>
+        </w:rPr>
+        <w:t xml:space="preserve"> ที่สั้นสุด + นโยบาย (attribute) · เชื่อถือได้ผ่าน TCP/179, สเกลใหญ่มากแต่ convergence ช้า</w:t>
+      </w:r>
+    </w:p>
+    <w:p>
+      <w:pPr>
+        <w:spacing w:before="20" w:after="20"/>
+      </w:pPr>
+      <w:r>
+        <w:rPr>
+          <w:rFonts w:ascii="Tahoma" w:hAnsi="Tahoma" w:cs="Tahoma" w:eastAsia="Tahoma"/>
+          <w:b/>
+          <w:color w:val="C00000"/>
+          <w:sz w:val="18"/>
+        </w:rPr>
+        <w:t>Administrative Distance (AD) — "ความน่าเชื่อถือ, ยิ่งน้อยยิ่งได้สิทธิ์ก่อน":</w:t>
       </w:r>
     </w:p>
     <w:tbl>
@@ -14373,7 +17501,7 @@
                 <w:color w:val="FFFFFF"/>
                 <w:sz w:val="17"/>
               </w:rPr>
-              <w:t>Port</w:t>
+              <w:t>แหล่งเส้นทาง</w:t>
             </w:r>
           </w:p>
         </w:tc>
@@ -14399,7 +17527,7 @@
                 <w:color w:val="FFFFFF"/>
                 <w:sz w:val="17"/>
               </w:rPr>
-              <w:t>Protocol</w:t>
+              <w:t>AD</w:t>
             </w:r>
           </w:p>
         </w:tc>
@@ -14442,7 +17570,7 @@
                 <w:color w:val="FFFFFF"/>
                 <w:sz w:val="17"/>
               </w:rPr>
-              <w:t>Port</w:t>
+              <w:t>แหล่งเส้นทาง</w:t>
             </w:r>
           </w:p>
         </w:tc>
@@ -14468,7 +17596,7 @@
                 <w:color w:val="FFFFFF"/>
                 <w:sz w:val="17"/>
               </w:rPr>
-              <w:t>Protocol</w:t>
+              <w:t>AD</w:t>
             </w:r>
           </w:p>
         </w:tc>
@@ -14489,7 +17617,7 @@
                 <w:b w:val="0"/>
                 <w:sz w:val="16"/>
               </w:rPr>
-              <w:t>20/21</w:t>
+              <w:t>Connected (ต่อตรง)</w:t>
             </w:r>
           </w:p>
         </w:tc>
@@ -14505,10 +17633,11 @@
             <w:r>
               <w:rPr>
                 <w:rFonts w:ascii="Tahoma" w:hAnsi="Tahoma" w:cs="Tahoma" w:eastAsia="Tahoma"/>
-                <w:b w:val="0"/>
-                <w:sz w:val="16"/>
-              </w:rPr>
-              <w:t>FTP</w:t>
+                <w:b/>
+                <w:color w:val="C00000"/>
+                <w:sz w:val="16"/>
+              </w:rPr>
+              <w:t>0</w:t>
             </w:r>
           </w:p>
         </w:tc>
@@ -14538,7 +17667,7 @@
                 <w:b w:val="0"/>
                 <w:sz w:val="16"/>
               </w:rPr>
-              <w:t>143</w:t>
+              <w:t>OSPF</w:t>
             </w:r>
           </w:p>
         </w:tc>
@@ -14557,7 +17686,7 @@
                 <w:b w:val="0"/>
                 <w:sz w:val="16"/>
               </w:rPr>
-              <w:t>IMAP</w:t>
+              <w:t>110</w:t>
             </w:r>
           </w:p>
         </w:tc>
@@ -14579,7 +17708,7 @@
                 <w:b w:val="0"/>
                 <w:sz w:val="16"/>
               </w:rPr>
-              <w:t>22</w:t>
+              <w:t>Static</w:t>
             </w:r>
           </w:p>
         </w:tc>
@@ -14596,10 +17725,11 @@
             <w:r>
               <w:rPr>
                 <w:rFonts w:ascii="Tahoma" w:hAnsi="Tahoma" w:cs="Tahoma" w:eastAsia="Tahoma"/>
-                <w:b w:val="0"/>
-                <w:sz w:val="16"/>
-              </w:rPr>
-              <w:t>SSH/SFTP</w:t>
+                <w:b/>
+                <w:color w:val="C00000"/>
+                <w:sz w:val="16"/>
+              </w:rPr>
+              <w:t>1</w:t>
             </w:r>
           </w:p>
         </w:tc>
@@ -14631,7 +17761,7 @@
                 <w:b w:val="0"/>
                 <w:sz w:val="16"/>
               </w:rPr>
-              <w:t>161/162</w:t>
+              <w:t>IS-IS</w:t>
             </w:r>
           </w:p>
         </w:tc>
@@ -14651,7 +17781,7 @@
                 <w:b w:val="0"/>
                 <w:sz w:val="16"/>
               </w:rPr>
-              <w:t>SNMP</w:t>
+              <w:t>115</w:t>
             </w:r>
           </w:p>
         </w:tc>
@@ -14672,7 +17802,7 @@
                 <w:b w:val="0"/>
                 <w:sz w:val="16"/>
               </w:rPr>
-              <w:t>23</w:t>
+              <w:t>eBGP</w:t>
             </w:r>
           </w:p>
         </w:tc>
@@ -14691,7 +17821,7 @@
                 <w:b w:val="0"/>
                 <w:sz w:val="16"/>
               </w:rPr>
-              <w:t>Telnet</w:t>
+              <w:t>20</w:t>
             </w:r>
           </w:p>
         </w:tc>
@@ -14721,7 +17851,7 @@
                 <w:b w:val="0"/>
                 <w:sz w:val="16"/>
               </w:rPr>
-              <w:t>389</w:t>
+              <w:t>RIP</w:t>
             </w:r>
           </w:p>
         </w:tc>
@@ -14740,7 +17870,7 @@
                 <w:b w:val="0"/>
                 <w:sz w:val="16"/>
               </w:rPr>
-              <w:t>LDAP</w:t>
+              <w:t>120</w:t>
             </w:r>
           </w:p>
         </w:tc>
@@ -14762,7 +17892,7 @@
                 <w:b w:val="0"/>
                 <w:sz w:val="16"/>
               </w:rPr>
-              <w:t>25</w:t>
+              <w:t>EIGRP (internal)</w:t>
             </w:r>
           </w:p>
         </w:tc>
@@ -14782,7 +17912,7 @@
                 <w:b w:val="0"/>
                 <w:sz w:val="16"/>
               </w:rPr>
-              <w:t>SMTP</w:t>
+              <w:t>90</w:t>
             </w:r>
           </w:p>
         </w:tc>
@@ -14814,7 +17944,7 @@
                 <w:b w:val="0"/>
                 <w:sz w:val="16"/>
               </w:rPr>
-              <w:t>443</w:t>
+              <w:t>EIGRP (external)</w:t>
             </w:r>
           </w:p>
         </w:tc>
@@ -14831,11 +17961,10 @@
             <w:r>
               <w:rPr>
                 <w:rFonts w:ascii="Tahoma" w:hAnsi="Tahoma" w:cs="Tahoma" w:eastAsia="Tahoma"/>
-                <w:b/>
-                <w:color w:val="C00000"/>
-                <w:sz w:val="16"/>
-              </w:rPr>
-              <w:t>HTTPS</w:t>
+                <w:b w:val="0"/>
+                <w:sz w:val="16"/>
+              </w:rPr>
+              <w:t>170</w:t>
             </w:r>
           </w:p>
         </w:tc>
@@ -14850,14 +17979,6 @@
               <w:spacing w:before="20" w:after="20"/>
             </w:pPr>
             <w:r/>
-            <w:r>
-              <w:rPr>
-                <w:rFonts w:ascii="Tahoma" w:hAnsi="Tahoma" w:cs="Tahoma" w:eastAsia="Tahoma"/>
-                <w:b w:val="0"/>
-                <w:sz w:val="16"/>
-              </w:rPr>
-              <w:t>53</w:t>
-            </w:r>
           </w:p>
         </w:tc>
         <w:tc>
@@ -14869,15 +17990,6 @@
               <w:spacing w:before="20" w:after="20"/>
             </w:pPr>
             <w:r/>
-            <w:r>
-              <w:rPr>
-                <w:rFonts w:ascii="Tahoma" w:hAnsi="Tahoma" w:cs="Tahoma" w:eastAsia="Tahoma"/>
-                <w:b/>
-                <w:color w:val="C00000"/>
-                <w:sz w:val="16"/>
-              </w:rPr>
-              <w:t>DNS</w:t>
-            </w:r>
           </w:p>
         </w:tc>
         <w:tc>
@@ -14906,7 +18018,7 @@
                 <w:b w:val="0"/>
                 <w:sz w:val="16"/>
               </w:rPr>
-              <w:t>587</w:t>
+              <w:t>iBGP</w:t>
             </w:r>
           </w:p>
         </w:tc>
@@ -14925,468 +18037,7 @@
                 <w:b w:val="0"/>
                 <w:sz w:val="16"/>
               </w:rPr>
-              <w:t>SMTP (submission)</w:t>
-            </w:r>
-          </w:p>
-        </w:tc>
-      </w:tr>
-      <w:tr>
-        <w:tc>
-          <w:tcPr>
-            <w:tcW w:type="dxa" w:w="2086"/>
-            <w:shd w:val="clear" w:color="auto" w:fill="F2F6FC"/>
-          </w:tcPr>
-          <w:p>
-            <w:pPr>
-              <w:spacing w:before="20" w:after="20"/>
-            </w:pPr>
-            <w:r/>
-            <w:r>
-              <w:rPr>
-                <w:rFonts w:ascii="Tahoma" w:hAnsi="Tahoma" w:cs="Tahoma" w:eastAsia="Tahoma"/>
-                <w:b w:val="0"/>
-                <w:sz w:val="16"/>
-              </w:rPr>
-              <w:t>67/68</w:t>
-            </w:r>
-          </w:p>
-        </w:tc>
-        <w:tc>
-          <w:tcPr>
-            <w:tcW w:type="dxa" w:w="2086"/>
-            <w:shd w:val="clear" w:color="auto" w:fill="F2F6FC"/>
-          </w:tcPr>
-          <w:p>
-            <w:pPr>
-              <w:spacing w:before="20" w:after="20"/>
-            </w:pPr>
-            <w:r/>
-            <w:r>
-              <w:rPr>
-                <w:rFonts w:ascii="Tahoma" w:hAnsi="Tahoma" w:cs="Tahoma" w:eastAsia="Tahoma"/>
-                <w:b w:val="0"/>
-                <w:sz w:val="16"/>
-              </w:rPr>
-              <w:t>DHCP</w:t>
-            </w:r>
-          </w:p>
-        </w:tc>
-        <w:tc>
-          <w:tcPr>
-            <w:tcW w:type="dxa" w:w="2086"/>
-            <w:shd w:val="clear" w:color="auto" w:fill="F2F6FC"/>
-          </w:tcPr>
-          <w:p>
-            <w:pPr>
-              <w:spacing w:before="20" w:after="20"/>
-            </w:pPr>
-            <w:r/>
-          </w:p>
-        </w:tc>
-        <w:tc>
-          <w:tcPr>
-            <w:tcW w:type="dxa" w:w="2086"/>
-            <w:shd w:val="clear" w:color="auto" w:fill="F2F6FC"/>
-          </w:tcPr>
-          <w:p>
-            <w:pPr>
-              <w:spacing w:before="20" w:after="20"/>
-            </w:pPr>
-            <w:r/>
-            <w:r>
-              <w:rPr>
-                <w:rFonts w:ascii="Tahoma" w:hAnsi="Tahoma" w:cs="Tahoma" w:eastAsia="Tahoma"/>
-                <w:b w:val="0"/>
-                <w:sz w:val="16"/>
-              </w:rPr>
-              <w:t>993</w:t>
-            </w:r>
-          </w:p>
-        </w:tc>
-        <w:tc>
-          <w:tcPr>
-            <w:tcW w:type="dxa" w:w="2086"/>
-            <w:shd w:val="clear" w:color="auto" w:fill="F2F6FC"/>
-          </w:tcPr>
-          <w:p>
-            <w:pPr>
-              <w:spacing w:before="20" w:after="20"/>
-            </w:pPr>
-            <w:r/>
-            <w:r>
-              <w:rPr>
-                <w:rFonts w:ascii="Tahoma" w:hAnsi="Tahoma" w:cs="Tahoma" w:eastAsia="Tahoma"/>
-                <w:b w:val="0"/>
-                <w:sz w:val="16"/>
-              </w:rPr>
-              <w:t>IMAPS</w:t>
-            </w:r>
-          </w:p>
-        </w:tc>
-      </w:tr>
-      <w:tr>
-        <w:tc>
-          <w:tcPr>
-            <w:tcW w:type="dxa" w:w="2086"/>
-          </w:tcPr>
-          <w:p>
-            <w:pPr>
-              <w:spacing w:before="20" w:after="20"/>
-            </w:pPr>
-            <w:r/>
-            <w:r>
-              <w:rPr>
-                <w:rFonts w:ascii="Tahoma" w:hAnsi="Tahoma" w:cs="Tahoma" w:eastAsia="Tahoma"/>
-                <w:b w:val="0"/>
-                <w:sz w:val="16"/>
-              </w:rPr>
-              <w:t>69</w:t>
-            </w:r>
-          </w:p>
-        </w:tc>
-        <w:tc>
-          <w:tcPr>
-            <w:tcW w:type="dxa" w:w="2086"/>
-          </w:tcPr>
-          <w:p>
-            <w:pPr>
-              <w:spacing w:before="20" w:after="20"/>
-            </w:pPr>
-            <w:r/>
-            <w:r>
-              <w:rPr>
-                <w:rFonts w:ascii="Tahoma" w:hAnsi="Tahoma" w:cs="Tahoma" w:eastAsia="Tahoma"/>
-                <w:b w:val="0"/>
-                <w:sz w:val="16"/>
-              </w:rPr>
-              <w:t>TFTP</w:t>
-            </w:r>
-          </w:p>
-        </w:tc>
-        <w:tc>
-          <w:tcPr>
-            <w:tcW w:type="dxa" w:w="2086"/>
-          </w:tcPr>
-          <w:p>
-            <w:pPr>
-              <w:spacing w:before="20" w:after="20"/>
-            </w:pPr>
-            <w:r/>
-          </w:p>
-        </w:tc>
-        <w:tc>
-          <w:tcPr>
-            <w:tcW w:type="dxa" w:w="2086"/>
-          </w:tcPr>
-          <w:p>
-            <w:pPr>
-              <w:spacing w:before="20" w:after="20"/>
-            </w:pPr>
-            <w:r/>
-            <w:r>
-              <w:rPr>
-                <w:rFonts w:ascii="Tahoma" w:hAnsi="Tahoma" w:cs="Tahoma" w:eastAsia="Tahoma"/>
-                <w:b w:val="0"/>
-                <w:sz w:val="16"/>
-              </w:rPr>
-              <w:t>3306</w:t>
-            </w:r>
-          </w:p>
-        </w:tc>
-        <w:tc>
-          <w:tcPr>
-            <w:tcW w:type="dxa" w:w="2086"/>
-          </w:tcPr>
-          <w:p>
-            <w:pPr>
-              <w:spacing w:before="20" w:after="20"/>
-            </w:pPr>
-            <w:r/>
-            <w:r>
-              <w:rPr>
-                <w:rFonts w:ascii="Tahoma" w:hAnsi="Tahoma" w:cs="Tahoma" w:eastAsia="Tahoma"/>
-                <w:b w:val="0"/>
-                <w:sz w:val="16"/>
-              </w:rPr>
-              <w:t>MySQL</w:t>
-            </w:r>
-          </w:p>
-        </w:tc>
-      </w:tr>
-      <w:tr>
-        <w:tc>
-          <w:tcPr>
-            <w:tcW w:type="dxa" w:w="2086"/>
-            <w:shd w:val="clear" w:color="auto" w:fill="F2F6FC"/>
-          </w:tcPr>
-          <w:p>
-            <w:pPr>
-              <w:spacing w:before="20" w:after="20"/>
-            </w:pPr>
-            <w:r/>
-            <w:r>
-              <w:rPr>
-                <w:rFonts w:ascii="Tahoma" w:hAnsi="Tahoma" w:cs="Tahoma" w:eastAsia="Tahoma"/>
-                <w:b w:val="0"/>
-                <w:sz w:val="16"/>
-              </w:rPr>
-              <w:t>80</w:t>
-            </w:r>
-          </w:p>
-        </w:tc>
-        <w:tc>
-          <w:tcPr>
-            <w:tcW w:type="dxa" w:w="2086"/>
-            <w:shd w:val="clear" w:color="auto" w:fill="F2F6FC"/>
-          </w:tcPr>
-          <w:p>
-            <w:pPr>
-              <w:spacing w:before="20" w:after="20"/>
-            </w:pPr>
-            <w:r/>
-            <w:r>
-              <w:rPr>
-                <w:rFonts w:ascii="Tahoma" w:hAnsi="Tahoma" w:cs="Tahoma" w:eastAsia="Tahoma"/>
-                <w:b/>
-                <w:color w:val="C00000"/>
-                <w:sz w:val="16"/>
-              </w:rPr>
-              <w:t>HTTP</w:t>
-            </w:r>
-          </w:p>
-        </w:tc>
-        <w:tc>
-          <w:tcPr>
-            <w:tcW w:type="dxa" w:w="2086"/>
-            <w:shd w:val="clear" w:color="auto" w:fill="F2F6FC"/>
-          </w:tcPr>
-          <w:p>
-            <w:pPr>
-              <w:spacing w:before="20" w:after="20"/>
-            </w:pPr>
-            <w:r/>
-          </w:p>
-        </w:tc>
-        <w:tc>
-          <w:tcPr>
-            <w:tcW w:type="dxa" w:w="2086"/>
-            <w:shd w:val="clear" w:color="auto" w:fill="F2F6FC"/>
-          </w:tcPr>
-          <w:p>
-            <w:pPr>
-              <w:spacing w:before="20" w:after="20"/>
-            </w:pPr>
-            <w:r/>
-            <w:r>
-              <w:rPr>
-                <w:rFonts w:ascii="Tahoma" w:hAnsi="Tahoma" w:cs="Tahoma" w:eastAsia="Tahoma"/>
-                <w:b w:val="0"/>
-                <w:sz w:val="16"/>
-              </w:rPr>
-              <w:t>3389</w:t>
-            </w:r>
-          </w:p>
-        </w:tc>
-        <w:tc>
-          <w:tcPr>
-            <w:tcW w:type="dxa" w:w="2086"/>
-            <w:shd w:val="clear" w:color="auto" w:fill="F2F6FC"/>
-          </w:tcPr>
-          <w:p>
-            <w:pPr>
-              <w:spacing w:before="20" w:after="20"/>
-            </w:pPr>
-            <w:r/>
-            <w:r>
-              <w:rPr>
-                <w:rFonts w:ascii="Tahoma" w:hAnsi="Tahoma" w:cs="Tahoma" w:eastAsia="Tahoma"/>
-                <w:b w:val="0"/>
-                <w:sz w:val="16"/>
-              </w:rPr>
-              <w:t>RDP</w:t>
-            </w:r>
-          </w:p>
-        </w:tc>
-      </w:tr>
-      <w:tr>
-        <w:tc>
-          <w:tcPr>
-            <w:tcW w:type="dxa" w:w="2086"/>
-          </w:tcPr>
-          <w:p>
-            <w:pPr>
-              <w:spacing w:before="20" w:after="20"/>
-            </w:pPr>
-            <w:r/>
-            <w:r>
-              <w:rPr>
-                <w:rFonts w:ascii="Tahoma" w:hAnsi="Tahoma" w:cs="Tahoma" w:eastAsia="Tahoma"/>
-                <w:b w:val="0"/>
-                <w:sz w:val="16"/>
-              </w:rPr>
-              <w:t>110</w:t>
-            </w:r>
-          </w:p>
-        </w:tc>
-        <w:tc>
-          <w:tcPr>
-            <w:tcW w:type="dxa" w:w="2086"/>
-          </w:tcPr>
-          <w:p>
-            <w:pPr>
-              <w:spacing w:before="20" w:after="20"/>
-            </w:pPr>
-            <w:r/>
-            <w:r>
-              <w:rPr>
-                <w:rFonts w:ascii="Tahoma" w:hAnsi="Tahoma" w:cs="Tahoma" w:eastAsia="Tahoma"/>
-                <w:b w:val="0"/>
-                <w:sz w:val="16"/>
-              </w:rPr>
-              <w:t>POP3</w:t>
-            </w:r>
-          </w:p>
-        </w:tc>
-        <w:tc>
-          <w:tcPr>
-            <w:tcW w:type="dxa" w:w="2086"/>
-          </w:tcPr>
-          <w:p>
-            <w:pPr>
-              <w:spacing w:before="20" w:after="20"/>
-            </w:pPr>
-            <w:r/>
-          </w:p>
-        </w:tc>
-        <w:tc>
-          <w:tcPr>
-            <w:tcW w:type="dxa" w:w="2086"/>
-          </w:tcPr>
-          <w:p>
-            <w:pPr>
-              <w:spacing w:before="20" w:after="20"/>
-            </w:pPr>
-            <w:r/>
-            <w:r>
-              <w:rPr>
-                <w:rFonts w:ascii="Tahoma" w:hAnsi="Tahoma" w:cs="Tahoma" w:eastAsia="Tahoma"/>
-                <w:b w:val="0"/>
-                <w:sz w:val="16"/>
-              </w:rPr>
-              <w:t>5432</w:t>
-            </w:r>
-          </w:p>
-        </w:tc>
-        <w:tc>
-          <w:tcPr>
-            <w:tcW w:type="dxa" w:w="2086"/>
-          </w:tcPr>
-          <w:p>
-            <w:pPr>
-              <w:spacing w:before="20" w:after="20"/>
-            </w:pPr>
-            <w:r/>
-            <w:r>
-              <w:rPr>
-                <w:rFonts w:ascii="Tahoma" w:hAnsi="Tahoma" w:cs="Tahoma" w:eastAsia="Tahoma"/>
-                <w:b w:val="0"/>
-                <w:sz w:val="16"/>
-              </w:rPr>
-              <w:t>PostgreSQL</w:t>
-            </w:r>
-          </w:p>
-        </w:tc>
-      </w:tr>
-      <w:tr>
-        <w:tc>
-          <w:tcPr>
-            <w:tcW w:type="dxa" w:w="2086"/>
-            <w:shd w:val="clear" w:color="auto" w:fill="F2F6FC"/>
-          </w:tcPr>
-          <w:p>
-            <w:pPr>
-              <w:spacing w:before="20" w:after="20"/>
-            </w:pPr>
-            <w:r/>
-            <w:r>
-              <w:rPr>
-                <w:rFonts w:ascii="Tahoma" w:hAnsi="Tahoma" w:cs="Tahoma" w:eastAsia="Tahoma"/>
-                <w:b w:val="0"/>
-                <w:sz w:val="16"/>
-              </w:rPr>
-              <w:t>123</w:t>
-            </w:r>
-          </w:p>
-        </w:tc>
-        <w:tc>
-          <w:tcPr>
-            <w:tcW w:type="dxa" w:w="2086"/>
-            <w:shd w:val="clear" w:color="auto" w:fill="F2F6FC"/>
-          </w:tcPr>
-          <w:p>
-            <w:pPr>
-              <w:spacing w:before="20" w:after="20"/>
-            </w:pPr>
-            <w:r/>
-            <w:r>
-              <w:rPr>
-                <w:rFonts w:ascii="Tahoma" w:hAnsi="Tahoma" w:cs="Tahoma" w:eastAsia="Tahoma"/>
-                <w:b w:val="0"/>
-                <w:sz w:val="16"/>
-              </w:rPr>
-              <w:t>NTP</w:t>
-            </w:r>
-          </w:p>
-        </w:tc>
-        <w:tc>
-          <w:tcPr>
-            <w:tcW w:type="dxa" w:w="2086"/>
-            <w:shd w:val="clear" w:color="auto" w:fill="F2F6FC"/>
-          </w:tcPr>
-          <w:p>
-            <w:pPr>
-              <w:spacing w:before="20" w:after="20"/>
-            </w:pPr>
-            <w:r/>
-          </w:p>
-        </w:tc>
-        <w:tc>
-          <w:tcPr>
-            <w:tcW w:type="dxa" w:w="2086"/>
-            <w:shd w:val="clear" w:color="auto" w:fill="F2F6FC"/>
-          </w:tcPr>
-          <w:p>
-            <w:pPr>
-              <w:spacing w:before="20" w:after="20"/>
-            </w:pPr>
-            <w:r/>
-            <w:r>
-              <w:rPr>
-                <w:rFonts w:ascii="Tahoma" w:hAnsi="Tahoma" w:cs="Tahoma" w:eastAsia="Tahoma"/>
-                <w:b w:val="0"/>
-                <w:sz w:val="16"/>
-              </w:rPr>
-              <w:t>8080</w:t>
-            </w:r>
-          </w:p>
-        </w:tc>
-        <w:tc>
-          <w:tcPr>
-            <w:tcW w:type="dxa" w:w="2086"/>
-            <w:shd w:val="clear" w:color="auto" w:fill="F2F6FC"/>
-          </w:tcPr>
-          <w:p>
-            <w:pPr>
-              <w:spacing w:before="20" w:after="20"/>
-            </w:pPr>
-            <w:r/>
-            <w:r>
-              <w:rPr>
-                <w:rFonts w:ascii="Tahoma" w:hAnsi="Tahoma" w:cs="Tahoma" w:eastAsia="Tahoma"/>
-                <w:b w:val="0"/>
-                <w:sz w:val="16"/>
-              </w:rPr>
-              <w:t>HTTP-alt</w:t>
+              <w:t>200 · Unknown 255</w:t>
             </w:r>
           </w:p>
         </w:tc>
@@ -15418,15 +18069,15 @@
           <w:color w:val="C00000"/>
           <w:sz w:val="18"/>
         </w:rPr>
-        <w:t>DNS record:</w:t>
-      </w:r>
-      <w:r>
-        <w:rPr>
-          <w:rFonts w:ascii="Tahoma" w:hAnsi="Tahoma" w:cs="Tahoma" w:eastAsia="Tahoma"/>
-          <w:b w:val="0"/>
-          <w:sz w:val="18"/>
-        </w:rPr>
-        <w:t xml:space="preserve"> A (→IPv4), AAAA (→IPv6), CNAME (alias), MX (mail), NS, PTR (reverse), TXT, SOA · DNS ใช้ </w:t>
+        <w:t>ลำดับการเลือกเส้นทางของ router:</w:t>
+      </w:r>
+      <w:r>
+        <w:rPr>
+          <w:rFonts w:ascii="Tahoma" w:hAnsi="Tahoma" w:cs="Tahoma" w:eastAsia="Tahoma"/>
+          <w:b w:val="0"/>
+          <w:sz w:val="18"/>
+        </w:rPr>
+        <w:t xml:space="preserve"> ① </w:t>
       </w:r>
       <w:r>
         <w:rPr>
@@ -15435,15 +18086,41 @@
           <w:color w:val="C00000"/>
           <w:sz w:val="18"/>
         </w:rPr>
-        <w:t>UDP/53</w:t>
-      </w:r>
-      <w:r>
-        <w:rPr>
-          <w:rFonts w:ascii="Tahoma" w:hAnsi="Tahoma" w:cs="Tahoma" w:eastAsia="Tahoma"/>
-          <w:b w:val="0"/>
-          <w:sz w:val="18"/>
-        </w:rPr>
-        <w:t xml:space="preserve"> (query สั้น), TCP/53 (zone transfer)</w:t>
+        <w:t>Longest Prefix Match</w:t>
+      </w:r>
+      <w:r>
+        <w:rPr>
+          <w:rFonts w:ascii="Tahoma" w:hAnsi="Tahoma" w:cs="Tahoma" w:eastAsia="Tahoma"/>
+          <w:b w:val="0"/>
+          <w:sz w:val="18"/>
+        </w:rPr>
+        <w:t xml:space="preserve"> (prefix ยาวสุดชนะก่อนเสมอ) → ② ถ้า prefix เท่ากันเลือก </w:t>
+      </w:r>
+      <w:r>
+        <w:rPr>
+          <w:rFonts w:ascii="Tahoma" w:hAnsi="Tahoma" w:cs="Tahoma" w:eastAsia="Tahoma"/>
+          <w:b/>
+          <w:color w:val="C00000"/>
+          <w:sz w:val="18"/>
+        </w:rPr>
+        <w:t>AD ต่ำสุด</w:t>
+      </w:r>
+      <w:r>
+        <w:rPr>
+          <w:rFonts w:ascii="Tahoma" w:hAnsi="Tahoma" w:cs="Tahoma" w:eastAsia="Tahoma"/>
+          <w:b w:val="0"/>
+          <w:sz w:val="18"/>
+        </w:rPr>
+        <w:t xml:space="preserve"> → ③ ถ้าโปรโตคอลเดียวกันเลือก </w:t>
+      </w:r>
+      <w:r>
+        <w:rPr>
+          <w:rFonts w:ascii="Tahoma" w:hAnsi="Tahoma" w:cs="Tahoma" w:eastAsia="Tahoma"/>
+          <w:b/>
+          <w:color w:val="C00000"/>
+          <w:sz w:val="18"/>
+        </w:rPr>
+        <w:t>metric ต่ำสุด</w:t>
       </w:r>
     </w:p>
     <w:p>
@@ -15463,19 +18140,27 @@
       <w:r>
         <w:rPr>
           <w:rFonts w:ascii="Tahoma" w:hAnsi="Tahoma" w:cs="Tahoma" w:eastAsia="Tahoma"/>
+          <w:b w:val="0"/>
+          <w:sz w:val="18"/>
+        </w:rPr>
+        <w:t xml:space="preserve">🔑 เช่น เส้นทางเดียวกันมาจาก OSPF (AD 110) และ RIP (AD 120) → router เชื่อ </w:t>
+      </w:r>
+      <w:r>
+        <w:rPr>
+          <w:rFonts w:ascii="Tahoma" w:hAnsi="Tahoma" w:cs="Tahoma" w:eastAsia="Tahoma"/>
           <w:b/>
           <w:color w:val="C00000"/>
           <w:sz w:val="18"/>
         </w:rPr>
-        <w:t>DHCP DORA:</w:t>
-      </w:r>
-      <w:r>
-        <w:rPr>
-          <w:rFonts w:ascii="Tahoma" w:hAnsi="Tahoma" w:cs="Tahoma" w:eastAsia="Tahoma"/>
-          <w:b w:val="0"/>
-          <w:sz w:val="18"/>
-        </w:rPr>
-        <w:t xml:space="preserve"> Discover → Offer → Request → Acknowledge</w:t>
+        <w:t>OSPF</w:t>
+      </w:r>
+      <w:r>
+        <w:rPr>
+          <w:rFonts w:ascii="Tahoma" w:hAnsi="Tahoma" w:cs="Tahoma" w:eastAsia="Tahoma"/>
+          <w:b w:val="0"/>
+          <w:sz w:val="18"/>
+        </w:rPr>
+        <w:t xml:space="preserve"> · Static (1) ชนะทั้งคู่</w:t>
       </w:r>
     </w:p>
     <w:p>
@@ -15499,15 +18184,67 @@
           <w:color w:val="C00000"/>
           <w:sz w:val="18"/>
         </w:rPr>
-        <w:t>TCP vs UDP:</w:t>
-      </w:r>
-      <w:r>
-        <w:rPr>
-          <w:rFonts w:ascii="Tahoma" w:hAnsi="Tahoma" w:cs="Tahoma" w:eastAsia="Tahoma"/>
-          <w:b w:val="0"/>
-          <w:sz w:val="18"/>
-        </w:rPr>
-        <w:t xml:space="preserve"> TCP = เชื่อถือได้, มี handshake, จัดลำดับ, flow/congestion control (HTTP, SSH, FTP) · UDP = เร็ว ไม่รับประกัน (DNS, VoIP, streaming, DHCP)</w:t>
+        <w:t>Static</w:t>
+      </w:r>
+      <w:r>
+        <w:rPr>
+          <w:rFonts w:ascii="Tahoma" w:hAnsi="Tahoma" w:cs="Tahoma" w:eastAsia="Tahoma"/>
+          <w:b w:val="0"/>
+          <w:sz w:val="18"/>
+        </w:rPr>
+        <w:t xml:space="preserve"> (ตั้งมือ) vs </w:t>
+      </w:r>
+      <w:r>
+        <w:rPr>
+          <w:rFonts w:ascii="Tahoma" w:hAnsi="Tahoma" w:cs="Tahoma" w:eastAsia="Tahoma"/>
+          <w:b/>
+          <w:color w:val="C00000"/>
+          <w:sz w:val="18"/>
+        </w:rPr>
+        <w:t>Dynamic</w:t>
+      </w:r>
+      <w:r>
+        <w:rPr>
+          <w:rFonts w:ascii="Tahoma" w:hAnsi="Tahoma" w:cs="Tahoma" w:eastAsia="Tahoma"/>
+          <w:b w:val="0"/>
+          <w:sz w:val="18"/>
+        </w:rPr>
+        <w:t xml:space="preserve"> (โปรโตคอลเรียนรู้เอง) · </w:t>
+      </w:r>
+      <w:r>
+        <w:rPr>
+          <w:rFonts w:ascii="Tahoma" w:hAnsi="Tahoma" w:cs="Tahoma" w:eastAsia="Tahoma"/>
+          <w:b/>
+          <w:color w:val="C00000"/>
+          <w:sz w:val="18"/>
+        </w:rPr>
+        <w:t>Default gateway/route</w:t>
+      </w:r>
+      <w:r>
+        <w:rPr>
+          <w:rFonts w:ascii="Tahoma" w:hAnsi="Tahoma" w:cs="Tahoma" w:eastAsia="Tahoma"/>
+          <w:b w:val="0"/>
+          <w:sz w:val="18"/>
+        </w:rPr>
+        <w:t xml:space="preserve"> = </w:t>
+      </w:r>
+      <w:r>
+        <w:rPr>
+          <w:rFonts w:ascii="Consolas" w:hAnsi="Consolas" w:cs="Consolas" w:eastAsia="Consolas"/>
+          <w:b w:val="0"/>
+          <w:color w:val="A31515"/>
+          <w:sz w:val="18"/>
+          <w:shd w:val="clear" w:color="auto" w:fill="EFEFEF"/>
+        </w:rPr>
+        <w:t>0.0.0.0/0</w:t>
+      </w:r>
+      <w:r>
+        <w:rPr>
+          <w:rFonts w:ascii="Tahoma" w:hAnsi="Tahoma" w:cs="Tahoma" w:eastAsia="Tahoma"/>
+          <w:b w:val="0"/>
+          <w:sz w:val="18"/>
+        </w:rPr>
+        <w:t xml:space="preserve"> (ใช้เมื่อไม่ตรงเส้นอื่น)</w:t>
       </w:r>
     </w:p>
     <w:p>
@@ -15531,16 +18268,1115 @@
           <w:color w:val="C00000"/>
           <w:sz w:val="18"/>
         </w:rPr>
-        <w:t>TCP 3-way handshake:</w:t>
-      </w:r>
-      <w:r>
-        <w:rPr>
-          <w:rFonts w:ascii="Tahoma" w:hAnsi="Tahoma" w:cs="Tahoma" w:eastAsia="Tahoma"/>
-          <w:b w:val="0"/>
-          <w:sz w:val="18"/>
-        </w:rPr>
-        <w:t xml:space="preserve"> SYN → SYN-ACK → ACK · ปิด 4-way (FIN/ACK)</w:t>
-      </w:r>
+        <w:t>IGP</w:t>
+      </w:r>
+      <w:r>
+        <w:rPr>
+          <w:rFonts w:ascii="Tahoma" w:hAnsi="Tahoma" w:cs="Tahoma" w:eastAsia="Tahoma"/>
+          <w:b w:val="0"/>
+          <w:sz w:val="18"/>
+        </w:rPr>
+        <w:t xml:space="preserve"> (ภายใน AS: RIP/OSPF/EIGRP) vs </w:t>
+      </w:r>
+      <w:r>
+        <w:rPr>
+          <w:rFonts w:ascii="Tahoma" w:hAnsi="Tahoma" w:cs="Tahoma" w:eastAsia="Tahoma"/>
+          <w:b/>
+          <w:color w:val="C00000"/>
+          <w:sz w:val="18"/>
+        </w:rPr>
+        <w:t>EGP</w:t>
+      </w:r>
+      <w:r>
+        <w:rPr>
+          <w:rFonts w:ascii="Tahoma" w:hAnsi="Tahoma" w:cs="Tahoma" w:eastAsia="Tahoma"/>
+          <w:b w:val="0"/>
+          <w:sz w:val="18"/>
+        </w:rPr>
+        <w:t xml:space="preserve"> (ระหว่าง AS: BGP)</w:t>
+      </w:r>
+    </w:p>
+    <w:p>
+      <w:pPr>
+        <w:spacing w:before="100" w:after="40"/>
+      </w:pPr>
+      <w:r>
+        <w:rPr>
+          <w:rFonts w:ascii="Tahoma" w:hAnsi="Tahoma" w:cs="Tahoma" w:eastAsia="Tahoma"/>
+          <w:b/>
+          <w:color w:val="1F4E79"/>
+          <w:sz w:val="22"/>
+        </w:rPr>
+        <w:t>5.8 Application Layer Protocol &amp; พอร์ต</w:t>
+      </w:r>
+    </w:p>
+    <w:tbl>
+      <w:tblPr>
+        <w:tblW w:type="auto" w:w="0"/>
+        <w:jc w:val="center"/>
+        <w:tblLook w:firstColumn="1" w:firstRow="1" w:lastColumn="0" w:lastRow="0" w:noHBand="0" w:noVBand="1" w:val="04A0"/>
+        <w:tblBorders>
+          <w:top w:val="single" w:sz="4" w:space="0" w:color="BFBFBF"/>
+          <w:left w:val="single" w:sz="4" w:space="0" w:color="BFBFBF"/>
+          <w:bottom w:val="single" w:sz="4" w:space="0" w:color="BFBFBF"/>
+          <w:right w:val="single" w:sz="4" w:space="0" w:color="BFBFBF"/>
+          <w:insideH w:val="single" w:sz="4" w:space="0" w:color="BFBFBF"/>
+          <w:insideV w:val="single" w:sz="4" w:space="0" w:color="BFBFBF"/>
+        </w:tblBorders>
+      </w:tblPr>
+      <w:tblGrid>
+        <w:gridCol w:w="2086"/>
+        <w:gridCol w:w="2086"/>
+        <w:gridCol w:w="2086"/>
+        <w:gridCol w:w="2086"/>
+        <w:gridCol w:w="2086"/>
+      </w:tblGrid>
+      <w:tr>
+        <w:tc>
+          <w:tcPr>
+            <w:tcW w:type="dxa" w:w="2086"/>
+            <w:shd w:val="clear" w:color="auto" w:fill="305496"/>
+          </w:tcPr>
+          <w:p>
+            <w:pPr>
+              <w:spacing w:before="20" w:after="20"/>
+            </w:pPr>
+            <w:r>
+              <w:rPr>
+                <w:b/>
+                <w:color w:val="FFFFFF"/>
+              </w:rPr>
+            </w:r>
+            <w:r>
+              <w:rPr>
+                <w:rFonts w:ascii="Tahoma" w:hAnsi="Tahoma" w:cs="Tahoma" w:eastAsia="Tahoma"/>
+                <w:b/>
+                <w:color w:val="FFFFFF"/>
+                <w:sz w:val="17"/>
+              </w:rPr>
+              <w:t>Port</w:t>
+            </w:r>
+          </w:p>
+        </w:tc>
+        <w:tc>
+          <w:tcPr>
+            <w:tcW w:type="dxa" w:w="2086"/>
+            <w:shd w:val="clear" w:color="auto" w:fill="305496"/>
+          </w:tcPr>
+          <w:p>
+            <w:pPr>
+              <w:spacing w:before="20" w:after="20"/>
+            </w:pPr>
+            <w:r>
+              <w:rPr>
+                <w:b/>
+                <w:color w:val="FFFFFF"/>
+              </w:rPr>
+            </w:r>
+            <w:r>
+              <w:rPr>
+                <w:rFonts w:ascii="Tahoma" w:hAnsi="Tahoma" w:cs="Tahoma" w:eastAsia="Tahoma"/>
+                <w:b/>
+                <w:color w:val="FFFFFF"/>
+                <w:sz w:val="17"/>
+              </w:rPr>
+              <w:t>Protocol</w:t>
+            </w:r>
+          </w:p>
+        </w:tc>
+        <w:tc>
+          <w:tcPr>
+            <w:tcW w:type="dxa" w:w="2086"/>
+            <w:shd w:val="clear" w:color="auto" w:fill="305496"/>
+          </w:tcPr>
+          <w:p>
+            <w:pPr>
+              <w:spacing w:before="20" w:after="20"/>
+            </w:pPr>
+            <w:r>
+              <w:rPr>
+                <w:b/>
+                <w:color w:val="FFFFFF"/>
+              </w:rPr>
+            </w:r>
+          </w:p>
+        </w:tc>
+        <w:tc>
+          <w:tcPr>
+            <w:tcW w:type="dxa" w:w="2086"/>
+            <w:shd w:val="clear" w:color="auto" w:fill="305496"/>
+          </w:tcPr>
+          <w:p>
+            <w:pPr>
+              <w:spacing w:before="20" w:after="20"/>
+            </w:pPr>
+            <w:r>
+              <w:rPr>
+                <w:b/>
+                <w:color w:val="FFFFFF"/>
+              </w:rPr>
+            </w:r>
+            <w:r>
+              <w:rPr>
+                <w:rFonts w:ascii="Tahoma" w:hAnsi="Tahoma" w:cs="Tahoma" w:eastAsia="Tahoma"/>
+                <w:b/>
+                <w:color w:val="FFFFFF"/>
+                <w:sz w:val="17"/>
+              </w:rPr>
+              <w:t>Port</w:t>
+            </w:r>
+          </w:p>
+        </w:tc>
+        <w:tc>
+          <w:tcPr>
+            <w:tcW w:type="dxa" w:w="2086"/>
+            <w:shd w:val="clear" w:color="auto" w:fill="305496"/>
+          </w:tcPr>
+          <w:p>
+            <w:pPr>
+              <w:spacing w:before="20" w:after="20"/>
+            </w:pPr>
+            <w:r>
+              <w:rPr>
+                <w:b/>
+                <w:color w:val="FFFFFF"/>
+              </w:rPr>
+            </w:r>
+            <w:r>
+              <w:rPr>
+                <w:rFonts w:ascii="Tahoma" w:hAnsi="Tahoma" w:cs="Tahoma" w:eastAsia="Tahoma"/>
+                <w:b/>
+                <w:color w:val="FFFFFF"/>
+                <w:sz w:val="17"/>
+              </w:rPr>
+              <w:t>Protocol</w:t>
+            </w:r>
+          </w:p>
+        </w:tc>
+      </w:tr>
+      <w:tr>
+        <w:tc>
+          <w:tcPr>
+            <w:tcW w:type="dxa" w:w="2086"/>
+          </w:tcPr>
+          <w:p>
+            <w:pPr>
+              <w:spacing w:before="20" w:after="20"/>
+            </w:pPr>
+            <w:r/>
+            <w:r>
+              <w:rPr>
+                <w:rFonts w:ascii="Tahoma" w:hAnsi="Tahoma" w:cs="Tahoma" w:eastAsia="Tahoma"/>
+                <w:b w:val="0"/>
+                <w:sz w:val="16"/>
+              </w:rPr>
+              <w:t>20/21</w:t>
+            </w:r>
+          </w:p>
+        </w:tc>
+        <w:tc>
+          <w:tcPr>
+            <w:tcW w:type="dxa" w:w="2086"/>
+          </w:tcPr>
+          <w:p>
+            <w:pPr>
+              <w:spacing w:before="20" w:after="20"/>
+            </w:pPr>
+            <w:r/>
+            <w:r>
+              <w:rPr>
+                <w:rFonts w:ascii="Tahoma" w:hAnsi="Tahoma" w:cs="Tahoma" w:eastAsia="Tahoma"/>
+                <w:b w:val="0"/>
+                <w:sz w:val="16"/>
+              </w:rPr>
+              <w:t>FTP</w:t>
+            </w:r>
+          </w:p>
+        </w:tc>
+        <w:tc>
+          <w:tcPr>
+            <w:tcW w:type="dxa" w:w="2086"/>
+          </w:tcPr>
+          <w:p>
+            <w:pPr>
+              <w:spacing w:before="20" w:after="20"/>
+            </w:pPr>
+            <w:r/>
+          </w:p>
+        </w:tc>
+        <w:tc>
+          <w:tcPr>
+            <w:tcW w:type="dxa" w:w="2086"/>
+          </w:tcPr>
+          <w:p>
+            <w:pPr>
+              <w:spacing w:before="20" w:after="20"/>
+            </w:pPr>
+            <w:r/>
+            <w:r>
+              <w:rPr>
+                <w:rFonts w:ascii="Tahoma" w:hAnsi="Tahoma" w:cs="Tahoma" w:eastAsia="Tahoma"/>
+                <w:b w:val="0"/>
+                <w:sz w:val="16"/>
+              </w:rPr>
+              <w:t>143</w:t>
+            </w:r>
+          </w:p>
+        </w:tc>
+        <w:tc>
+          <w:tcPr>
+            <w:tcW w:type="dxa" w:w="2086"/>
+          </w:tcPr>
+          <w:p>
+            <w:pPr>
+              <w:spacing w:before="20" w:after="20"/>
+            </w:pPr>
+            <w:r/>
+            <w:r>
+              <w:rPr>
+                <w:rFonts w:ascii="Tahoma" w:hAnsi="Tahoma" w:cs="Tahoma" w:eastAsia="Tahoma"/>
+                <w:b w:val="0"/>
+                <w:sz w:val="16"/>
+              </w:rPr>
+              <w:t>IMAP</w:t>
+            </w:r>
+          </w:p>
+        </w:tc>
+      </w:tr>
+      <w:tr>
+        <w:tc>
+          <w:tcPr>
+            <w:tcW w:type="dxa" w:w="2086"/>
+            <w:shd w:val="clear" w:color="auto" w:fill="F2F6FC"/>
+          </w:tcPr>
+          <w:p>
+            <w:pPr>
+              <w:spacing w:before="20" w:after="20"/>
+            </w:pPr>
+            <w:r/>
+            <w:r>
+              <w:rPr>
+                <w:rFonts w:ascii="Tahoma" w:hAnsi="Tahoma" w:cs="Tahoma" w:eastAsia="Tahoma"/>
+                <w:b w:val="0"/>
+                <w:sz w:val="16"/>
+              </w:rPr>
+              <w:t>22</w:t>
+            </w:r>
+          </w:p>
+        </w:tc>
+        <w:tc>
+          <w:tcPr>
+            <w:tcW w:type="dxa" w:w="2086"/>
+            <w:shd w:val="clear" w:color="auto" w:fill="F2F6FC"/>
+          </w:tcPr>
+          <w:p>
+            <w:pPr>
+              <w:spacing w:before="20" w:after="20"/>
+            </w:pPr>
+            <w:r/>
+            <w:r>
+              <w:rPr>
+                <w:rFonts w:ascii="Tahoma" w:hAnsi="Tahoma" w:cs="Tahoma" w:eastAsia="Tahoma"/>
+                <w:b w:val="0"/>
+                <w:sz w:val="16"/>
+              </w:rPr>
+              <w:t>SSH/SFTP</w:t>
+            </w:r>
+          </w:p>
+        </w:tc>
+        <w:tc>
+          <w:tcPr>
+            <w:tcW w:type="dxa" w:w="2086"/>
+            <w:shd w:val="clear" w:color="auto" w:fill="F2F6FC"/>
+          </w:tcPr>
+          <w:p>
+            <w:pPr>
+              <w:spacing w:before="20" w:after="20"/>
+            </w:pPr>
+            <w:r/>
+          </w:p>
+        </w:tc>
+        <w:tc>
+          <w:tcPr>
+            <w:tcW w:type="dxa" w:w="2086"/>
+            <w:shd w:val="clear" w:color="auto" w:fill="F2F6FC"/>
+          </w:tcPr>
+          <w:p>
+            <w:pPr>
+              <w:spacing w:before="20" w:after="20"/>
+            </w:pPr>
+            <w:r/>
+            <w:r>
+              <w:rPr>
+                <w:rFonts w:ascii="Tahoma" w:hAnsi="Tahoma" w:cs="Tahoma" w:eastAsia="Tahoma"/>
+                <w:b w:val="0"/>
+                <w:sz w:val="16"/>
+              </w:rPr>
+              <w:t>161/162</w:t>
+            </w:r>
+          </w:p>
+        </w:tc>
+        <w:tc>
+          <w:tcPr>
+            <w:tcW w:type="dxa" w:w="2086"/>
+            <w:shd w:val="clear" w:color="auto" w:fill="F2F6FC"/>
+          </w:tcPr>
+          <w:p>
+            <w:pPr>
+              <w:spacing w:before="20" w:after="20"/>
+            </w:pPr>
+            <w:r/>
+            <w:r>
+              <w:rPr>
+                <w:rFonts w:ascii="Tahoma" w:hAnsi="Tahoma" w:cs="Tahoma" w:eastAsia="Tahoma"/>
+                <w:b w:val="0"/>
+                <w:sz w:val="16"/>
+              </w:rPr>
+              <w:t>SNMP</w:t>
+            </w:r>
+          </w:p>
+        </w:tc>
+      </w:tr>
+      <w:tr>
+        <w:tc>
+          <w:tcPr>
+            <w:tcW w:type="dxa" w:w="2086"/>
+          </w:tcPr>
+          <w:p>
+            <w:pPr>
+              <w:spacing w:before="20" w:after="20"/>
+            </w:pPr>
+            <w:r/>
+            <w:r>
+              <w:rPr>
+                <w:rFonts w:ascii="Tahoma" w:hAnsi="Tahoma" w:cs="Tahoma" w:eastAsia="Tahoma"/>
+                <w:b w:val="0"/>
+                <w:sz w:val="16"/>
+              </w:rPr>
+              <w:t>23</w:t>
+            </w:r>
+          </w:p>
+        </w:tc>
+        <w:tc>
+          <w:tcPr>
+            <w:tcW w:type="dxa" w:w="2086"/>
+          </w:tcPr>
+          <w:p>
+            <w:pPr>
+              <w:spacing w:before="20" w:after="20"/>
+            </w:pPr>
+            <w:r/>
+            <w:r>
+              <w:rPr>
+                <w:rFonts w:ascii="Tahoma" w:hAnsi="Tahoma" w:cs="Tahoma" w:eastAsia="Tahoma"/>
+                <w:b w:val="0"/>
+                <w:sz w:val="16"/>
+              </w:rPr>
+              <w:t>Telnet</w:t>
+            </w:r>
+          </w:p>
+        </w:tc>
+        <w:tc>
+          <w:tcPr>
+            <w:tcW w:type="dxa" w:w="2086"/>
+          </w:tcPr>
+          <w:p>
+            <w:pPr>
+              <w:spacing w:before="20" w:after="20"/>
+            </w:pPr>
+            <w:r/>
+          </w:p>
+        </w:tc>
+        <w:tc>
+          <w:tcPr>
+            <w:tcW w:type="dxa" w:w="2086"/>
+          </w:tcPr>
+          <w:p>
+            <w:pPr>
+              <w:spacing w:before="20" w:after="20"/>
+            </w:pPr>
+            <w:r/>
+            <w:r>
+              <w:rPr>
+                <w:rFonts w:ascii="Tahoma" w:hAnsi="Tahoma" w:cs="Tahoma" w:eastAsia="Tahoma"/>
+                <w:b w:val="0"/>
+                <w:sz w:val="16"/>
+              </w:rPr>
+              <w:t>389</w:t>
+            </w:r>
+          </w:p>
+        </w:tc>
+        <w:tc>
+          <w:tcPr>
+            <w:tcW w:type="dxa" w:w="2086"/>
+          </w:tcPr>
+          <w:p>
+            <w:pPr>
+              <w:spacing w:before="20" w:after="20"/>
+            </w:pPr>
+            <w:r/>
+            <w:r>
+              <w:rPr>
+                <w:rFonts w:ascii="Tahoma" w:hAnsi="Tahoma" w:cs="Tahoma" w:eastAsia="Tahoma"/>
+                <w:b w:val="0"/>
+                <w:sz w:val="16"/>
+              </w:rPr>
+              <w:t>LDAP</w:t>
+            </w:r>
+          </w:p>
+        </w:tc>
+      </w:tr>
+      <w:tr>
+        <w:tc>
+          <w:tcPr>
+            <w:tcW w:type="dxa" w:w="2086"/>
+            <w:shd w:val="clear" w:color="auto" w:fill="F2F6FC"/>
+          </w:tcPr>
+          <w:p>
+            <w:pPr>
+              <w:spacing w:before="20" w:after="20"/>
+            </w:pPr>
+            <w:r/>
+            <w:r>
+              <w:rPr>
+                <w:rFonts w:ascii="Tahoma" w:hAnsi="Tahoma" w:cs="Tahoma" w:eastAsia="Tahoma"/>
+                <w:b w:val="0"/>
+                <w:sz w:val="16"/>
+              </w:rPr>
+              <w:t>25</w:t>
+            </w:r>
+          </w:p>
+        </w:tc>
+        <w:tc>
+          <w:tcPr>
+            <w:tcW w:type="dxa" w:w="2086"/>
+            <w:shd w:val="clear" w:color="auto" w:fill="F2F6FC"/>
+          </w:tcPr>
+          <w:p>
+            <w:pPr>
+              <w:spacing w:before="20" w:after="20"/>
+            </w:pPr>
+            <w:r/>
+            <w:r>
+              <w:rPr>
+                <w:rFonts w:ascii="Tahoma" w:hAnsi="Tahoma" w:cs="Tahoma" w:eastAsia="Tahoma"/>
+                <w:b w:val="0"/>
+                <w:sz w:val="16"/>
+              </w:rPr>
+              <w:t>SMTP</w:t>
+            </w:r>
+          </w:p>
+        </w:tc>
+        <w:tc>
+          <w:tcPr>
+            <w:tcW w:type="dxa" w:w="2086"/>
+            <w:shd w:val="clear" w:color="auto" w:fill="F2F6FC"/>
+          </w:tcPr>
+          <w:p>
+            <w:pPr>
+              <w:spacing w:before="20" w:after="20"/>
+            </w:pPr>
+            <w:r/>
+          </w:p>
+        </w:tc>
+        <w:tc>
+          <w:tcPr>
+            <w:tcW w:type="dxa" w:w="2086"/>
+            <w:shd w:val="clear" w:color="auto" w:fill="F2F6FC"/>
+          </w:tcPr>
+          <w:p>
+            <w:pPr>
+              <w:spacing w:before="20" w:after="20"/>
+            </w:pPr>
+            <w:r/>
+            <w:r>
+              <w:rPr>
+                <w:rFonts w:ascii="Tahoma" w:hAnsi="Tahoma" w:cs="Tahoma" w:eastAsia="Tahoma"/>
+                <w:b w:val="0"/>
+                <w:sz w:val="16"/>
+              </w:rPr>
+              <w:t>443</w:t>
+            </w:r>
+          </w:p>
+        </w:tc>
+        <w:tc>
+          <w:tcPr>
+            <w:tcW w:type="dxa" w:w="2086"/>
+            <w:shd w:val="clear" w:color="auto" w:fill="F2F6FC"/>
+          </w:tcPr>
+          <w:p>
+            <w:pPr>
+              <w:spacing w:before="20" w:after="20"/>
+            </w:pPr>
+            <w:r/>
+            <w:r>
+              <w:rPr>
+                <w:rFonts w:ascii="Tahoma" w:hAnsi="Tahoma" w:cs="Tahoma" w:eastAsia="Tahoma"/>
+                <w:b/>
+                <w:color w:val="C00000"/>
+                <w:sz w:val="16"/>
+              </w:rPr>
+              <w:t>HTTPS</w:t>
+            </w:r>
+          </w:p>
+        </w:tc>
+      </w:tr>
+      <w:tr>
+        <w:tc>
+          <w:tcPr>
+            <w:tcW w:type="dxa" w:w="2086"/>
+          </w:tcPr>
+          <w:p>
+            <w:pPr>
+              <w:spacing w:before="20" w:after="20"/>
+            </w:pPr>
+            <w:r/>
+            <w:r>
+              <w:rPr>
+                <w:rFonts w:ascii="Tahoma" w:hAnsi="Tahoma" w:cs="Tahoma" w:eastAsia="Tahoma"/>
+                <w:b w:val="0"/>
+                <w:sz w:val="16"/>
+              </w:rPr>
+              <w:t>53</w:t>
+            </w:r>
+          </w:p>
+        </w:tc>
+        <w:tc>
+          <w:tcPr>
+            <w:tcW w:type="dxa" w:w="2086"/>
+          </w:tcPr>
+          <w:p>
+            <w:pPr>
+              <w:spacing w:before="20" w:after="20"/>
+            </w:pPr>
+            <w:r/>
+            <w:r>
+              <w:rPr>
+                <w:rFonts w:ascii="Tahoma" w:hAnsi="Tahoma" w:cs="Tahoma" w:eastAsia="Tahoma"/>
+                <w:b/>
+                <w:color w:val="C00000"/>
+                <w:sz w:val="16"/>
+              </w:rPr>
+              <w:t>DNS</w:t>
+            </w:r>
+          </w:p>
+        </w:tc>
+        <w:tc>
+          <w:tcPr>
+            <w:tcW w:type="dxa" w:w="2086"/>
+          </w:tcPr>
+          <w:p>
+            <w:pPr>
+              <w:spacing w:before="20" w:after="20"/>
+            </w:pPr>
+            <w:r/>
+          </w:p>
+        </w:tc>
+        <w:tc>
+          <w:tcPr>
+            <w:tcW w:type="dxa" w:w="2086"/>
+          </w:tcPr>
+          <w:p>
+            <w:pPr>
+              <w:spacing w:before="20" w:after="20"/>
+            </w:pPr>
+            <w:r/>
+            <w:r>
+              <w:rPr>
+                <w:rFonts w:ascii="Tahoma" w:hAnsi="Tahoma" w:cs="Tahoma" w:eastAsia="Tahoma"/>
+                <w:b w:val="0"/>
+                <w:sz w:val="16"/>
+              </w:rPr>
+              <w:t>587</w:t>
+            </w:r>
+          </w:p>
+        </w:tc>
+        <w:tc>
+          <w:tcPr>
+            <w:tcW w:type="dxa" w:w="2086"/>
+          </w:tcPr>
+          <w:p>
+            <w:pPr>
+              <w:spacing w:before="20" w:after="20"/>
+            </w:pPr>
+            <w:r/>
+            <w:r>
+              <w:rPr>
+                <w:rFonts w:ascii="Tahoma" w:hAnsi="Tahoma" w:cs="Tahoma" w:eastAsia="Tahoma"/>
+                <w:b w:val="0"/>
+                <w:sz w:val="16"/>
+              </w:rPr>
+              <w:t>SMTP (submission)</w:t>
+            </w:r>
+          </w:p>
+        </w:tc>
+      </w:tr>
+      <w:tr>
+        <w:tc>
+          <w:tcPr>
+            <w:tcW w:type="dxa" w:w="2086"/>
+            <w:shd w:val="clear" w:color="auto" w:fill="F2F6FC"/>
+          </w:tcPr>
+          <w:p>
+            <w:pPr>
+              <w:spacing w:before="20" w:after="20"/>
+            </w:pPr>
+            <w:r/>
+            <w:r>
+              <w:rPr>
+                <w:rFonts w:ascii="Tahoma" w:hAnsi="Tahoma" w:cs="Tahoma" w:eastAsia="Tahoma"/>
+                <w:b w:val="0"/>
+                <w:sz w:val="16"/>
+              </w:rPr>
+              <w:t>67/68</w:t>
+            </w:r>
+          </w:p>
+        </w:tc>
+        <w:tc>
+          <w:tcPr>
+            <w:tcW w:type="dxa" w:w="2086"/>
+            <w:shd w:val="clear" w:color="auto" w:fill="F2F6FC"/>
+          </w:tcPr>
+          <w:p>
+            <w:pPr>
+              <w:spacing w:before="20" w:after="20"/>
+            </w:pPr>
+            <w:r/>
+            <w:r>
+              <w:rPr>
+                <w:rFonts w:ascii="Tahoma" w:hAnsi="Tahoma" w:cs="Tahoma" w:eastAsia="Tahoma"/>
+                <w:b w:val="0"/>
+                <w:sz w:val="16"/>
+              </w:rPr>
+              <w:t>DHCP</w:t>
+            </w:r>
+          </w:p>
+        </w:tc>
+        <w:tc>
+          <w:tcPr>
+            <w:tcW w:type="dxa" w:w="2086"/>
+            <w:shd w:val="clear" w:color="auto" w:fill="F2F6FC"/>
+          </w:tcPr>
+          <w:p>
+            <w:pPr>
+              <w:spacing w:before="20" w:after="20"/>
+            </w:pPr>
+            <w:r/>
+          </w:p>
+        </w:tc>
+        <w:tc>
+          <w:tcPr>
+            <w:tcW w:type="dxa" w:w="2086"/>
+            <w:shd w:val="clear" w:color="auto" w:fill="F2F6FC"/>
+          </w:tcPr>
+          <w:p>
+            <w:pPr>
+              <w:spacing w:before="20" w:after="20"/>
+            </w:pPr>
+            <w:r/>
+            <w:r>
+              <w:rPr>
+                <w:rFonts w:ascii="Tahoma" w:hAnsi="Tahoma" w:cs="Tahoma" w:eastAsia="Tahoma"/>
+                <w:b w:val="0"/>
+                <w:sz w:val="16"/>
+              </w:rPr>
+              <w:t>993</w:t>
+            </w:r>
+          </w:p>
+        </w:tc>
+        <w:tc>
+          <w:tcPr>
+            <w:tcW w:type="dxa" w:w="2086"/>
+            <w:shd w:val="clear" w:color="auto" w:fill="F2F6FC"/>
+          </w:tcPr>
+          <w:p>
+            <w:pPr>
+              <w:spacing w:before="20" w:after="20"/>
+            </w:pPr>
+            <w:r/>
+            <w:r>
+              <w:rPr>
+                <w:rFonts w:ascii="Tahoma" w:hAnsi="Tahoma" w:cs="Tahoma" w:eastAsia="Tahoma"/>
+                <w:b w:val="0"/>
+                <w:sz w:val="16"/>
+              </w:rPr>
+              <w:t>IMAPS</w:t>
+            </w:r>
+          </w:p>
+        </w:tc>
+      </w:tr>
+      <w:tr>
+        <w:tc>
+          <w:tcPr>
+            <w:tcW w:type="dxa" w:w="2086"/>
+          </w:tcPr>
+          <w:p>
+            <w:pPr>
+              <w:spacing w:before="20" w:after="20"/>
+            </w:pPr>
+            <w:r/>
+            <w:r>
+              <w:rPr>
+                <w:rFonts w:ascii="Tahoma" w:hAnsi="Tahoma" w:cs="Tahoma" w:eastAsia="Tahoma"/>
+                <w:b w:val="0"/>
+                <w:sz w:val="16"/>
+              </w:rPr>
+              <w:t>69</w:t>
+            </w:r>
+          </w:p>
+        </w:tc>
+        <w:tc>
+          <w:tcPr>
+            <w:tcW w:type="dxa" w:w="2086"/>
+          </w:tcPr>
+          <w:p>
+            <w:pPr>
+              <w:spacing w:before="20" w:after="20"/>
+            </w:pPr>
+            <w:r/>
+            <w:r>
+              <w:rPr>
+                <w:rFonts w:ascii="Tahoma" w:hAnsi="Tahoma" w:cs="Tahoma" w:eastAsia="Tahoma"/>
+                <w:b w:val="0"/>
+                <w:sz w:val="16"/>
+              </w:rPr>
+              <w:t>TFTP</w:t>
+            </w:r>
+          </w:p>
+        </w:tc>
+        <w:tc>
+          <w:tcPr>
+            <w:tcW w:type="dxa" w:w="2086"/>
+          </w:tcPr>
+          <w:p>
+            <w:pPr>
+              <w:spacing w:before="20" w:after="20"/>
+            </w:pPr>
+            <w:r/>
+          </w:p>
+        </w:tc>
+        <w:tc>
+          <w:tcPr>
+            <w:tcW w:type="dxa" w:w="2086"/>
+          </w:tcPr>
+          <w:p>
+            <w:pPr>
+              <w:spacing w:before="20" w:after="20"/>
+            </w:pPr>
+            <w:r/>
+            <w:r>
+              <w:rPr>
+                <w:rFonts w:ascii="Tahoma" w:hAnsi="Tahoma" w:cs="Tahoma" w:eastAsia="Tahoma"/>
+                <w:b w:val="0"/>
+                <w:sz w:val="16"/>
+              </w:rPr>
+              <w:t>3306</w:t>
+            </w:r>
+          </w:p>
+        </w:tc>
+        <w:tc>
+          <w:tcPr>
+            <w:tcW w:type="dxa" w:w="2086"/>
+          </w:tcPr>
+          <w:p>
+            <w:pPr>
+              <w:spacing w:before="20" w:after="20"/>
+            </w:pPr>
+            <w:r/>
+            <w:r>
+              <w:rPr>
+                <w:rFonts w:ascii="Tahoma" w:hAnsi="Tahoma" w:cs="Tahoma" w:eastAsia="Tahoma"/>
+                <w:b w:val="0"/>
+                <w:sz w:val="16"/>
+              </w:rPr>
+              <w:t>MySQL</w:t>
+            </w:r>
+          </w:p>
+        </w:tc>
+      </w:tr>
+      <w:tr>
+        <w:tc>
+          <w:tcPr>
+            <w:tcW w:type="dxa" w:w="2086"/>
+            <w:shd w:val="clear" w:color="auto" w:fill="F2F6FC"/>
+          </w:tcPr>
+          <w:p>
+            <w:pPr>
+              <w:spacing w:before="20" w:after="20"/>
+            </w:pPr>
+            <w:r/>
+            <w:r>
+              <w:rPr>
+                <w:rFonts w:ascii="Tahoma" w:hAnsi="Tahoma" w:cs="Tahoma" w:eastAsia="Tahoma"/>
+                <w:b w:val="0"/>
+                <w:sz w:val="16"/>
+              </w:rPr>
+              <w:t>80</w:t>
+            </w:r>
+          </w:p>
+        </w:tc>
+        <w:tc>
+          <w:tcPr>
+            <w:tcW w:type="dxa" w:w="2086"/>
+            <w:shd w:val="clear" w:color="auto" w:fill="F2F6FC"/>
+          </w:tcPr>
+          <w:p>
+            <w:pPr>
+              <w:spacing w:before="20" w:after="20"/>
+            </w:pPr>
+            <w:r/>
+            <w:r>
+              <w:rPr>
+                <w:rFonts w:ascii="Tahoma" w:hAnsi="Tahoma" w:cs="Tahoma" w:eastAsia="Tahoma"/>
+                <w:b/>
+                <w:color w:val="C00000"/>
+                <w:sz w:val="16"/>
+              </w:rPr>
+              <w:t>HTTP</w:t>
+            </w:r>
+          </w:p>
+        </w:tc>
+        <w:tc>
+          <w:tcPr>
+            <w:tcW w:type="dxa" w:w="2086"/>
+            <w:shd w:val="clear" w:color="auto" w:fill="F2F6FC"/>
+          </w:tcPr>
+          <w:p>
+            <w:pPr>
+              <w:spacing w:before="20" w:after="20"/>
+            </w:pPr>
+            <w:r/>
+          </w:p>
+        </w:tc>
+        <w:tc>
+          <w:tcPr>
+            <w:tcW w:type="dxa" w:w="2086"/>
+            <w:shd w:val="clear" w:color="auto" w:fill="F2F6FC"/>
+          </w:tcPr>
+          <w:p>
+            <w:pPr>
+              <w:spacing w:before="20" w:after="20"/>
+            </w:pPr>
+            <w:r/>
+            <w:r>
+              <w:rPr>
+                <w:rFonts w:ascii="Tahoma" w:hAnsi="Tahoma" w:cs="Tahoma" w:eastAsia="Tahoma"/>
+                <w:b w:val="0"/>
+                <w:sz w:val="16"/>
+              </w:rPr>
+              <w:t>3389</w:t>
+            </w:r>
+          </w:p>
+        </w:tc>
+        <w:tc>
+          <w:tcPr>
+            <w:tcW w:type="dxa" w:w="2086"/>
+            <w:shd w:val="clear" w:color="auto" w:fill="F2F6FC"/>
+          </w:tcPr>
+          <w:p>
+            <w:pPr>
+              <w:spacing w:before="20" w:after="20"/>
+            </w:pPr>
+            <w:r/>
+            <w:r>
+              <w:rPr>
+                <w:rFonts w:ascii="Tahoma" w:hAnsi="Tahoma" w:cs="Tahoma" w:eastAsia="Tahoma"/>
+                <w:b w:val="0"/>
+                <w:sz w:val="16"/>
+              </w:rPr>
+              <w:t>RDP</w:t>
+            </w:r>
+          </w:p>
+        </w:tc>
+      </w:tr>
+      <w:tr>
+        <w:tc>
+          <w:tcPr>
+            <w:tcW w:type="dxa" w:w="2086"/>
+          </w:tcPr>
+          <w:p>
+            <w:pPr>
+              <w:spacing w:before="20" w:after="20"/>
+            </w:pPr>
+            <w:r/>
+            <w:r>
+              <w:rPr>
+                <w:rFonts w:ascii="Tahoma" w:hAnsi="Tahoma" w:cs="Tahoma" w:eastAsia="Tahoma"/>
+                <w:b w:val="0"/>
+                <w:sz w:val="16"/>
+              </w:rPr>
+              <w:t>110</w:t>
+            </w:r>
+          </w:p>
+        </w:tc>
+        <w:tc>
+          <w:tcPr>
+            <w:tcW w:type="dxa" w:w="2086"/>
+          </w:tcPr>
+          <w:p>
+            <w:pPr>
+              <w:spacing w:before="20" w:after="20"/>
+            </w:pPr>
+            <w:r/>
+            <w:r>
+              <w:rPr>
+                <w:rFonts w:ascii="Tahoma" w:hAnsi="Tahoma" w:cs="Tahoma" w:eastAsia="Tahoma"/>
+                <w:b w:val="0"/>
+                <w:sz w:val="16"/>
+              </w:rPr>
+              <w:t>POP3</w:t>
+            </w:r>
+          </w:p>
+        </w:tc>
+        <w:tc>
+          <w:tcPr>
+            <w:tcW w:type="dxa" w:w="2086"/>
+          </w:tcPr>
+          <w:p>
+            <w:pPr>
+              <w:spacing w:before="20" w:after="20"/>
+            </w:pPr>
+            <w:r/>
+          </w:p>
+        </w:tc>
+        <w:tc>
+          <w:tcPr>
+            <w:tcW w:type="dxa" w:w="2086"/>
+          </w:tcPr>
+          <w:p>
+            <w:pPr>
+              <w:spacing w:before="20" w:after="20"/>
+            </w:pPr>
+            <w:r/>
+            <w:r>
+              <w:rPr>
+                <w:rFonts w:ascii="Tahoma" w:hAnsi="Tahoma" w:cs="Tahoma" w:eastAsia="Tahoma"/>
+                <w:b w:val="0"/>
+                <w:sz w:val="16"/>
+              </w:rPr>
+              <w:t>5432</w:t>
+            </w:r>
+          </w:p>
+        </w:tc>
+        <w:tc>
+          <w:tcPr>
+            <w:tcW w:type="dxa" w:w="2086"/>
+          </w:tcPr>
+          <w:p>
+            <w:pPr>
+              <w:spacing w:before="20" w:after="20"/>
+            </w:pPr>
+            <w:r/>
+            <w:r>
+              <w:rPr>
+                <w:rFonts w:ascii="Tahoma" w:hAnsi="Tahoma" w:cs="Tahoma" w:eastAsia="Tahoma"/>
+                <w:b w:val="0"/>
+                <w:sz w:val="16"/>
+              </w:rPr>
+              <w:t>PostgreSQL</w:t>
+            </w:r>
+          </w:p>
+        </w:tc>
+      </w:tr>
+      <w:tr>
+        <w:tc>
+          <w:tcPr>
+            <w:tcW w:type="dxa" w:w="2086"/>
+            <w:shd w:val="clear" w:color="auto" w:fill="F2F6FC"/>
+          </w:tcPr>
+          <w:p>
+            <w:pPr>
+              <w:spacing w:before="20" w:after="20"/>
+            </w:pPr>
+            <w:r/>
+            <w:r>
+              <w:rPr>
+                <w:rFonts w:ascii="Tahoma" w:hAnsi="Tahoma" w:cs="Tahoma" w:eastAsia="Tahoma"/>
+                <w:b w:val="0"/>
+                <w:sz w:val="16"/>
+              </w:rPr>
+              <w:t>123</w:t>
+            </w:r>
+          </w:p>
+        </w:tc>
+        <w:tc>
+          <w:tcPr>
+            <w:tcW w:type="dxa" w:w="2086"/>
+            <w:shd w:val="clear" w:color="auto" w:fill="F2F6FC"/>
+          </w:tcPr>
+          <w:p>
+            <w:pPr>
+              <w:spacing w:before="20" w:after="20"/>
+            </w:pPr>
+            <w:r/>
+            <w:r>
+              <w:rPr>
+                <w:rFonts w:ascii="Tahoma" w:hAnsi="Tahoma" w:cs="Tahoma" w:eastAsia="Tahoma"/>
+                <w:b w:val="0"/>
+                <w:sz w:val="16"/>
+              </w:rPr>
+              <w:t>NTP</w:t>
+            </w:r>
+          </w:p>
+        </w:tc>
+        <w:tc>
+          <w:tcPr>
+            <w:tcW w:type="dxa" w:w="2086"/>
+            <w:shd w:val="clear" w:color="auto" w:fill="F2F6FC"/>
+          </w:tcPr>
+          <w:p>
+            <w:pPr>
+              <w:spacing w:before="20" w:after="20"/>
+            </w:pPr>
+            <w:r/>
+          </w:p>
+        </w:tc>
+        <w:tc>
+          <w:tcPr>
+            <w:tcW w:type="dxa" w:w="2086"/>
+            <w:shd w:val="clear" w:color="auto" w:fill="F2F6FC"/>
+          </w:tcPr>
+          <w:p>
+            <w:pPr>
+              <w:spacing w:before="20" w:after="20"/>
+            </w:pPr>
+            <w:r/>
+            <w:r>
+              <w:rPr>
+                <w:rFonts w:ascii="Tahoma" w:hAnsi="Tahoma" w:cs="Tahoma" w:eastAsia="Tahoma"/>
+                <w:b w:val="0"/>
+                <w:sz w:val="16"/>
+              </w:rPr>
+              <w:t>8080</w:t>
+            </w:r>
+          </w:p>
+        </w:tc>
+        <w:tc>
+          <w:tcPr>
+            <w:tcW w:type="dxa" w:w="2086"/>
+            <w:shd w:val="clear" w:color="auto" w:fill="F2F6FC"/>
+          </w:tcPr>
+          <w:p>
+            <w:pPr>
+              <w:spacing w:before="20" w:after="20"/>
+            </w:pPr>
+            <w:r/>
+            <w:r>
+              <w:rPr>
+                <w:rFonts w:ascii="Tahoma" w:hAnsi="Tahoma" w:cs="Tahoma" w:eastAsia="Tahoma"/>
+                <w:b w:val="0"/>
+                <w:sz w:val="16"/>
+              </w:rPr>
+              <w:t>HTTP-alt</w:t>
+            </w:r>
+          </w:p>
+        </w:tc>
+      </w:tr>
+    </w:tbl>
+    <w:p>
+      <w:pPr>
+        <w:spacing w:after="40"/>
+      </w:pPr>
     </w:p>
     <w:p>
       <w:pPr>
@@ -15563,6 +19399,151 @@
           <w:color w:val="C00000"/>
           <w:sz w:val="18"/>
         </w:rPr>
+        <w:t>DNS record:</w:t>
+      </w:r>
+      <w:r>
+        <w:rPr>
+          <w:rFonts w:ascii="Tahoma" w:hAnsi="Tahoma" w:cs="Tahoma" w:eastAsia="Tahoma"/>
+          <w:b w:val="0"/>
+          <w:sz w:val="18"/>
+        </w:rPr>
+        <w:t xml:space="preserve"> A (→IPv4), AAAA (→IPv6), CNAME (alias), MX (mail), NS, PTR (reverse), TXT, SOA · DNS ใช้ </w:t>
+      </w:r>
+      <w:r>
+        <w:rPr>
+          <w:rFonts w:ascii="Tahoma" w:hAnsi="Tahoma" w:cs="Tahoma" w:eastAsia="Tahoma"/>
+          <w:b/>
+          <w:color w:val="C00000"/>
+          <w:sz w:val="18"/>
+        </w:rPr>
+        <w:t>UDP/53</w:t>
+      </w:r>
+      <w:r>
+        <w:rPr>
+          <w:rFonts w:ascii="Tahoma" w:hAnsi="Tahoma" w:cs="Tahoma" w:eastAsia="Tahoma"/>
+          <w:b w:val="0"/>
+          <w:sz w:val="18"/>
+        </w:rPr>
+        <w:t xml:space="preserve"> (query สั้น), TCP/53 (zone transfer)</w:t>
+      </w:r>
+    </w:p>
+    <w:p>
+      <w:pPr>
+        <w:spacing w:before="0" w:after="0"/>
+        <w:ind w:left="283"/>
+      </w:pPr>
+      <w:r>
+        <w:rPr>
+          <w:rFonts w:ascii="Tahoma" w:hAnsi="Tahoma" w:cs="Tahoma" w:eastAsia="Tahoma"/>
+          <w:b w:val="0"/>
+          <w:color w:val="888888"/>
+          <w:sz w:val="18"/>
+        </w:rPr>
+        <w:t xml:space="preserve">▪ </w:t>
+      </w:r>
+      <w:r>
+        <w:rPr>
+          <w:rFonts w:ascii="Tahoma" w:hAnsi="Tahoma" w:cs="Tahoma" w:eastAsia="Tahoma"/>
+          <w:b/>
+          <w:color w:val="C00000"/>
+          <w:sz w:val="18"/>
+        </w:rPr>
+        <w:t>DHCP DORA:</w:t>
+      </w:r>
+      <w:r>
+        <w:rPr>
+          <w:rFonts w:ascii="Tahoma" w:hAnsi="Tahoma" w:cs="Tahoma" w:eastAsia="Tahoma"/>
+          <w:b w:val="0"/>
+          <w:sz w:val="18"/>
+        </w:rPr>
+        <w:t xml:space="preserve"> Discover → Offer → Request → Acknowledge</w:t>
+      </w:r>
+    </w:p>
+    <w:p>
+      <w:pPr>
+        <w:spacing w:before="0" w:after="0"/>
+        <w:ind w:left="283"/>
+      </w:pPr>
+      <w:r>
+        <w:rPr>
+          <w:rFonts w:ascii="Tahoma" w:hAnsi="Tahoma" w:cs="Tahoma" w:eastAsia="Tahoma"/>
+          <w:b w:val="0"/>
+          <w:color w:val="888888"/>
+          <w:sz w:val="18"/>
+        </w:rPr>
+        <w:t xml:space="preserve">▪ </w:t>
+      </w:r>
+      <w:r>
+        <w:rPr>
+          <w:rFonts w:ascii="Tahoma" w:hAnsi="Tahoma" w:cs="Tahoma" w:eastAsia="Tahoma"/>
+          <w:b/>
+          <w:color w:val="C00000"/>
+          <w:sz w:val="18"/>
+        </w:rPr>
+        <w:t>TCP vs UDP:</w:t>
+      </w:r>
+      <w:r>
+        <w:rPr>
+          <w:rFonts w:ascii="Tahoma" w:hAnsi="Tahoma" w:cs="Tahoma" w:eastAsia="Tahoma"/>
+          <w:b w:val="0"/>
+          <w:sz w:val="18"/>
+        </w:rPr>
+        <w:t xml:space="preserve"> TCP = เชื่อถือได้, มี handshake, จัดลำดับ, flow/congestion control (HTTP, SSH, FTP) · UDP = เร็ว ไม่รับประกัน (DNS, VoIP, streaming, DHCP)</w:t>
+      </w:r>
+    </w:p>
+    <w:p>
+      <w:pPr>
+        <w:spacing w:before="0" w:after="0"/>
+        <w:ind w:left="283"/>
+      </w:pPr>
+      <w:r>
+        <w:rPr>
+          <w:rFonts w:ascii="Tahoma" w:hAnsi="Tahoma" w:cs="Tahoma" w:eastAsia="Tahoma"/>
+          <w:b w:val="0"/>
+          <w:color w:val="888888"/>
+          <w:sz w:val="18"/>
+        </w:rPr>
+        <w:t xml:space="preserve">▪ </w:t>
+      </w:r>
+      <w:r>
+        <w:rPr>
+          <w:rFonts w:ascii="Tahoma" w:hAnsi="Tahoma" w:cs="Tahoma" w:eastAsia="Tahoma"/>
+          <w:b/>
+          <w:color w:val="C00000"/>
+          <w:sz w:val="18"/>
+        </w:rPr>
+        <w:t>TCP 3-way handshake:</w:t>
+      </w:r>
+      <w:r>
+        <w:rPr>
+          <w:rFonts w:ascii="Tahoma" w:hAnsi="Tahoma" w:cs="Tahoma" w:eastAsia="Tahoma"/>
+          <w:b w:val="0"/>
+          <w:sz w:val="18"/>
+        </w:rPr>
+        <w:t xml:space="preserve"> SYN → SYN-ACK → ACK · ปิด 4-way (FIN/ACK)</w:t>
+      </w:r>
+    </w:p>
+    <w:p>
+      <w:pPr>
+        <w:spacing w:before="0" w:after="0"/>
+        <w:ind w:left="283"/>
+      </w:pPr>
+      <w:r>
+        <w:rPr>
+          <w:rFonts w:ascii="Tahoma" w:hAnsi="Tahoma" w:cs="Tahoma" w:eastAsia="Tahoma"/>
+          <w:b w:val="0"/>
+          <w:color w:val="888888"/>
+          <w:sz w:val="18"/>
+        </w:rPr>
+        <w:t xml:space="preserve">▪ </w:t>
+      </w:r>
+      <w:r>
+        <w:rPr>
+          <w:rFonts w:ascii="Tahoma" w:hAnsi="Tahoma" w:cs="Tahoma" w:eastAsia="Tahoma"/>
+          <w:b/>
+          <w:color w:val="C00000"/>
+          <w:sz w:val="18"/>
+        </w:rPr>
         <w:t>TCP flags:</w:t>
       </w:r>
       <w:r>
@@ -15571,7 +19552,224 @@
           <w:b w:val="0"/>
           <w:sz w:val="18"/>
         </w:rPr>
-        <w:t xml:space="preserve"> SYN, ACK, FIN, RST, PSH, URG</w:t>
+        <w:t xml:space="preserve"> </w:t>
+      </w:r>
+      <w:r>
+        <w:rPr>
+          <w:rFonts w:ascii="Tahoma" w:hAnsi="Tahoma" w:cs="Tahoma" w:eastAsia="Tahoma"/>
+          <w:b/>
+          <w:color w:val="C00000"/>
+          <w:sz w:val="18"/>
+        </w:rPr>
+        <w:t>SYN</w:t>
+      </w:r>
+      <w:r>
+        <w:rPr>
+          <w:rFonts w:ascii="Tahoma" w:hAnsi="Tahoma" w:cs="Tahoma" w:eastAsia="Tahoma"/>
+          <w:b w:val="0"/>
+          <w:sz w:val="18"/>
+        </w:rPr>
+        <w:t xml:space="preserve"> (เริ่มเชื่อมต่อ) · </w:t>
+      </w:r>
+      <w:r>
+        <w:rPr>
+          <w:rFonts w:ascii="Tahoma" w:hAnsi="Tahoma" w:cs="Tahoma" w:eastAsia="Tahoma"/>
+          <w:b/>
+          <w:color w:val="C00000"/>
+          <w:sz w:val="18"/>
+        </w:rPr>
+        <w:t>ACK</w:t>
+      </w:r>
+      <w:r>
+        <w:rPr>
+          <w:rFonts w:ascii="Tahoma" w:hAnsi="Tahoma" w:cs="Tahoma" w:eastAsia="Tahoma"/>
+          <w:b w:val="0"/>
+          <w:sz w:val="18"/>
+        </w:rPr>
+        <w:t xml:space="preserve"> (ยืนยัน) · </w:t>
+      </w:r>
+      <w:r>
+        <w:rPr>
+          <w:rFonts w:ascii="Tahoma" w:hAnsi="Tahoma" w:cs="Tahoma" w:eastAsia="Tahoma"/>
+          <w:b/>
+          <w:color w:val="C00000"/>
+          <w:sz w:val="18"/>
+        </w:rPr>
+        <w:t>FIN</w:t>
+      </w:r>
+      <w:r>
+        <w:rPr>
+          <w:rFonts w:ascii="Tahoma" w:hAnsi="Tahoma" w:cs="Tahoma" w:eastAsia="Tahoma"/>
+          <w:b w:val="0"/>
+          <w:sz w:val="18"/>
+        </w:rPr>
+        <w:t xml:space="preserve"> (ขอปิด) · </w:t>
+      </w:r>
+      <w:r>
+        <w:rPr>
+          <w:rFonts w:ascii="Tahoma" w:hAnsi="Tahoma" w:cs="Tahoma" w:eastAsia="Tahoma"/>
+          <w:b/>
+          <w:color w:val="C00000"/>
+          <w:sz w:val="18"/>
+        </w:rPr>
+        <w:t>RST</w:t>
+      </w:r>
+      <w:r>
+        <w:rPr>
+          <w:rFonts w:ascii="Tahoma" w:hAnsi="Tahoma" w:cs="Tahoma" w:eastAsia="Tahoma"/>
+          <w:b w:val="0"/>
+          <w:sz w:val="18"/>
+        </w:rPr>
+        <w:t xml:space="preserve"> (รีเซ็ต/ปฏิเสธ) · </w:t>
+      </w:r>
+      <w:r>
+        <w:rPr>
+          <w:rFonts w:ascii="Tahoma" w:hAnsi="Tahoma" w:cs="Tahoma" w:eastAsia="Tahoma"/>
+          <w:b/>
+          <w:color w:val="C00000"/>
+          <w:sz w:val="18"/>
+        </w:rPr>
+        <w:t>PSH</w:t>
+      </w:r>
+      <w:r>
+        <w:rPr>
+          <w:rFonts w:ascii="Tahoma" w:hAnsi="Tahoma" w:cs="Tahoma" w:eastAsia="Tahoma"/>
+          <w:b w:val="0"/>
+          <w:sz w:val="18"/>
+        </w:rPr>
+        <w:t xml:space="preserve"> (ส่งทันที) · </w:t>
+      </w:r>
+      <w:r>
+        <w:rPr>
+          <w:rFonts w:ascii="Tahoma" w:hAnsi="Tahoma" w:cs="Tahoma" w:eastAsia="Tahoma"/>
+          <w:b/>
+          <w:color w:val="C00000"/>
+          <w:sz w:val="18"/>
+        </w:rPr>
+        <w:t>URG</w:t>
+      </w:r>
+      <w:r>
+        <w:rPr>
+          <w:rFonts w:ascii="Tahoma" w:hAnsi="Tahoma" w:cs="Tahoma" w:eastAsia="Tahoma"/>
+          <w:b w:val="0"/>
+          <w:sz w:val="18"/>
+        </w:rPr>
+        <w:t xml:space="preserve"> (ด่วน)</w:t>
+      </w:r>
+    </w:p>
+    <w:p>
+      <w:pPr>
+        <w:spacing w:before="0" w:after="0"/>
+        <w:ind w:left="283"/>
+      </w:pPr>
+      <w:r>
+        <w:rPr>
+          <w:rFonts w:ascii="Tahoma" w:hAnsi="Tahoma" w:cs="Tahoma" w:eastAsia="Tahoma"/>
+          <w:b w:val="0"/>
+          <w:color w:val="888888"/>
+          <w:sz w:val="18"/>
+        </w:rPr>
+        <w:t xml:space="preserve">▪ </w:t>
+      </w:r>
+      <w:r>
+        <w:rPr>
+          <w:rFonts w:ascii="Tahoma" w:hAnsi="Tahoma" w:cs="Tahoma" w:eastAsia="Tahoma"/>
+          <w:b/>
+          <w:color w:val="C00000"/>
+          <w:sz w:val="18"/>
+        </w:rPr>
+        <w:t>TCP header (ฟิลด์สำคัญ):</w:t>
+      </w:r>
+      <w:r>
+        <w:rPr>
+          <w:rFonts w:ascii="Tahoma" w:hAnsi="Tahoma" w:cs="Tahoma" w:eastAsia="Tahoma"/>
+          <w:b w:val="0"/>
+          <w:sz w:val="18"/>
+        </w:rPr>
+        <w:t xml:space="preserve"> Source/Dest Port, Sequence #, Acknowledgment #, Flags, Window size (flow control), Checksum · </w:t>
+      </w:r>
+      <w:r>
+        <w:rPr>
+          <w:rFonts w:ascii="Tahoma" w:hAnsi="Tahoma" w:cs="Tahoma" w:eastAsia="Tahoma"/>
+          <w:b/>
+          <w:color w:val="C00000"/>
+          <w:sz w:val="18"/>
+        </w:rPr>
+        <w:t>UDP header</w:t>
+      </w:r>
+      <w:r>
+        <w:rPr>
+          <w:rFonts w:ascii="Tahoma" w:hAnsi="Tahoma" w:cs="Tahoma" w:eastAsia="Tahoma"/>
+          <w:b w:val="0"/>
+          <w:sz w:val="18"/>
+        </w:rPr>
+        <w:t xml:space="preserve"> เล็กกว่า (มีแค่ port, length, checksum — ไม่มี seq/ack)</w:t>
+      </w:r>
+    </w:p>
+    <w:p>
+      <w:pPr>
+        <w:spacing w:before="0" w:after="0"/>
+        <w:ind w:left="283"/>
+      </w:pPr>
+      <w:r>
+        <w:rPr>
+          <w:rFonts w:ascii="Tahoma" w:hAnsi="Tahoma" w:cs="Tahoma" w:eastAsia="Tahoma"/>
+          <w:b w:val="0"/>
+          <w:color w:val="888888"/>
+          <w:sz w:val="18"/>
+        </w:rPr>
+        <w:t xml:space="preserve">▪ </w:t>
+      </w:r>
+      <w:r>
+        <w:rPr>
+          <w:rFonts w:ascii="Tahoma" w:hAnsi="Tahoma" w:cs="Tahoma" w:eastAsia="Tahoma"/>
+          <w:b/>
+          <w:color w:val="C00000"/>
+          <w:sz w:val="18"/>
+        </w:rPr>
+        <w:t>ICMP types (วินิจฉัยเครือข่าย):</w:t>
+      </w:r>
+      <w:r>
+        <w:rPr>
+          <w:rFonts w:ascii="Tahoma" w:hAnsi="Tahoma" w:cs="Tahoma" w:eastAsia="Tahoma"/>
+          <w:b w:val="0"/>
+          <w:sz w:val="18"/>
+        </w:rPr>
+        <w:t xml:space="preserve"> Echo Request(8)/Reply(0) = </w:t>
+      </w:r>
+      <w:r>
+        <w:rPr>
+          <w:rFonts w:ascii="Tahoma" w:hAnsi="Tahoma" w:cs="Tahoma" w:eastAsia="Tahoma"/>
+          <w:b/>
+          <w:color w:val="C00000"/>
+          <w:sz w:val="18"/>
+        </w:rPr>
+        <w:t>ping</w:t>
+      </w:r>
+      <w:r>
+        <w:rPr>
+          <w:rFonts w:ascii="Tahoma" w:hAnsi="Tahoma" w:cs="Tahoma" w:eastAsia="Tahoma"/>
+          <w:b w:val="0"/>
+          <w:sz w:val="18"/>
+        </w:rPr>
+        <w:t xml:space="preserve"> · Destination Unreachable(3) · Time Exceeded(11) = </w:t>
+      </w:r>
+      <w:r>
+        <w:rPr>
+          <w:rFonts w:ascii="Tahoma" w:hAnsi="Tahoma" w:cs="Tahoma" w:eastAsia="Tahoma"/>
+          <w:b/>
+          <w:color w:val="C00000"/>
+          <w:sz w:val="18"/>
+        </w:rPr>
+        <w:t>traceroute/TTL หมด</w:t>
+      </w:r>
+      <w:r>
+        <w:rPr>
+          <w:rFonts w:ascii="Tahoma" w:hAnsi="Tahoma" w:cs="Tahoma" w:eastAsia="Tahoma"/>
+          <w:b w:val="0"/>
+          <w:sz w:val="18"/>
+        </w:rPr>
+        <w:t xml:space="preserve"> · Redirect(5)</w:t>
       </w:r>
     </w:p>
     <w:p>
@@ -18574,6 +22772,768 @@
           <w:sz w:val="18"/>
         </w:rPr>
         <w:t xml:space="preserve"> (รีโมต SSH)</w:t>
+      </w:r>
+    </w:p>
+    <w:p>
+      <w:pPr>
+        <w:spacing w:before="100" w:after="40"/>
+      </w:pPr>
+      <w:r>
+        <w:rPr>
+          <w:rFonts w:ascii="Tahoma" w:hAnsi="Tahoma" w:cs="Tahoma" w:eastAsia="Tahoma"/>
+          <w:b/>
+          <w:color w:val="1F4E79"/>
+          <w:sz w:val="22"/>
+        </w:rPr>
+        <w:t>5.12 มาตรฐาน IEEE 802 ที่เกี่ยวกับเครือข่าย (จำกลุ่มหลัก)</w:t>
+      </w:r>
+    </w:p>
+    <w:tbl>
+      <w:tblPr>
+        <w:tblW w:type="auto" w:w="0"/>
+        <w:jc w:val="center"/>
+        <w:tblLook w:firstColumn="1" w:firstRow="1" w:lastColumn="0" w:lastRow="0" w:noHBand="0" w:noVBand="1" w:val="04A0"/>
+        <w:tblBorders>
+          <w:top w:val="single" w:sz="4" w:space="0" w:color="BFBFBF"/>
+          <w:left w:val="single" w:sz="4" w:space="0" w:color="BFBFBF"/>
+          <w:bottom w:val="single" w:sz="4" w:space="0" w:color="BFBFBF"/>
+          <w:right w:val="single" w:sz="4" w:space="0" w:color="BFBFBF"/>
+          <w:insideH w:val="single" w:sz="4" w:space="0" w:color="BFBFBF"/>
+          <w:insideV w:val="single" w:sz="4" w:space="0" w:color="BFBFBF"/>
+        </w:tblBorders>
+      </w:tblPr>
+      <w:tblGrid>
+        <w:gridCol w:w="3477"/>
+        <w:gridCol w:w="3477"/>
+        <w:gridCol w:w="3477"/>
+      </w:tblGrid>
+      <w:tr>
+        <w:tc>
+          <w:tcPr>
+            <w:tcW w:type="dxa" w:w="3477"/>
+            <w:shd w:val="clear" w:color="auto" w:fill="305496"/>
+          </w:tcPr>
+          <w:p>
+            <w:pPr>
+              <w:spacing w:before="20" w:after="20"/>
+            </w:pPr>
+            <w:r>
+              <w:rPr>
+                <w:b/>
+                <w:color w:val="FFFFFF"/>
+              </w:rPr>
+            </w:r>
+            <w:r>
+              <w:rPr>
+                <w:rFonts w:ascii="Tahoma" w:hAnsi="Tahoma" w:cs="Tahoma" w:eastAsia="Tahoma"/>
+                <w:b/>
+                <w:color w:val="FFFFFF"/>
+                <w:sz w:val="17"/>
+              </w:rPr>
+              <w:t>มาตรฐาน</w:t>
+            </w:r>
+          </w:p>
+        </w:tc>
+        <w:tc>
+          <w:tcPr>
+            <w:tcW w:type="dxa" w:w="3477"/>
+            <w:shd w:val="clear" w:color="auto" w:fill="305496"/>
+          </w:tcPr>
+          <w:p>
+            <w:pPr>
+              <w:spacing w:before="20" w:after="20"/>
+            </w:pPr>
+            <w:r>
+              <w:rPr>
+                <w:b/>
+                <w:color w:val="FFFFFF"/>
+              </w:rPr>
+            </w:r>
+            <w:r>
+              <w:rPr>
+                <w:rFonts w:ascii="Tahoma" w:hAnsi="Tahoma" w:cs="Tahoma" w:eastAsia="Tahoma"/>
+                <w:b/>
+                <w:color w:val="FFFFFF"/>
+                <w:sz w:val="17"/>
+              </w:rPr>
+              <w:t>เรื่อง</w:t>
+            </w:r>
+          </w:p>
+        </w:tc>
+        <w:tc>
+          <w:tcPr>
+            <w:tcW w:type="dxa" w:w="3477"/>
+            <w:shd w:val="clear" w:color="auto" w:fill="305496"/>
+          </w:tcPr>
+          <w:p>
+            <w:pPr>
+              <w:spacing w:before="20" w:after="20"/>
+            </w:pPr>
+            <w:r>
+              <w:rPr>
+                <w:b/>
+                <w:color w:val="FFFFFF"/>
+              </w:rPr>
+            </w:r>
+            <w:r>
+              <w:rPr>
+                <w:rFonts w:ascii="Tahoma" w:hAnsi="Tahoma" w:cs="Tahoma" w:eastAsia="Tahoma"/>
+                <w:b/>
+                <w:color w:val="FFFFFF"/>
+                <w:sz w:val="17"/>
+              </w:rPr>
+              <w:t>รายละเอียด</w:t>
+            </w:r>
+          </w:p>
+        </w:tc>
+      </w:tr>
+      <w:tr>
+        <w:tc>
+          <w:tcPr>
+            <w:tcW w:type="dxa" w:w="3477"/>
+          </w:tcPr>
+          <w:p>
+            <w:pPr>
+              <w:spacing w:before="20" w:after="20"/>
+            </w:pPr>
+            <w:r/>
+            <w:r>
+              <w:rPr>
+                <w:rFonts w:ascii="Tahoma" w:hAnsi="Tahoma" w:cs="Tahoma" w:eastAsia="Tahoma"/>
+                <w:b/>
+                <w:color w:val="C00000"/>
+                <w:sz w:val="16"/>
+              </w:rPr>
+              <w:t>802.1</w:t>
+            </w:r>
+          </w:p>
+        </w:tc>
+        <w:tc>
+          <w:tcPr>
+            <w:tcW w:type="dxa" w:w="3477"/>
+          </w:tcPr>
+          <w:p>
+            <w:pPr>
+              <w:spacing w:before="20" w:after="20"/>
+            </w:pPr>
+            <w:r/>
+            <w:r>
+              <w:rPr>
+                <w:rFonts w:ascii="Tahoma" w:hAnsi="Tahoma" w:cs="Tahoma" w:eastAsia="Tahoma"/>
+                <w:b w:val="0"/>
+                <w:sz w:val="16"/>
+              </w:rPr>
+              <w:t>Bridging/Architecture</w:t>
+            </w:r>
+          </w:p>
+        </w:tc>
+        <w:tc>
+          <w:tcPr>
+            <w:tcW w:type="dxa" w:w="3477"/>
+          </w:tcPr>
+          <w:p>
+            <w:pPr>
+              <w:spacing w:before="20" w:after="20"/>
+            </w:pPr>
+            <w:r/>
+            <w:r>
+              <w:rPr>
+                <w:rFonts w:ascii="Tahoma" w:hAnsi="Tahoma" w:cs="Tahoma" w:eastAsia="Tahoma"/>
+                <w:b/>
+                <w:color w:val="C00000"/>
+                <w:sz w:val="16"/>
+              </w:rPr>
+              <w:t>802.1Q</w:t>
+            </w:r>
+            <w:r>
+              <w:rPr>
+                <w:rFonts w:ascii="Tahoma" w:hAnsi="Tahoma" w:cs="Tahoma" w:eastAsia="Tahoma"/>
+                <w:b w:val="0"/>
+                <w:sz w:val="16"/>
+              </w:rPr>
+              <w:t xml:space="preserve"> = VLAN tagging (trunk) · </w:t>
+            </w:r>
+            <w:r>
+              <w:rPr>
+                <w:rFonts w:ascii="Tahoma" w:hAnsi="Tahoma" w:cs="Tahoma" w:eastAsia="Tahoma"/>
+                <w:b/>
+                <w:color w:val="C00000"/>
+                <w:sz w:val="16"/>
+              </w:rPr>
+              <w:t>802.1D</w:t>
+            </w:r>
+            <w:r>
+              <w:rPr>
+                <w:rFonts w:ascii="Tahoma" w:hAnsi="Tahoma" w:cs="Tahoma" w:eastAsia="Tahoma"/>
+                <w:b w:val="0"/>
+                <w:sz w:val="16"/>
+              </w:rPr>
+              <w:t xml:space="preserve"> = STP (กัน loop) · </w:t>
+            </w:r>
+            <w:r>
+              <w:rPr>
+                <w:rFonts w:ascii="Tahoma" w:hAnsi="Tahoma" w:cs="Tahoma" w:eastAsia="Tahoma"/>
+                <w:b/>
+                <w:color w:val="C00000"/>
+                <w:sz w:val="16"/>
+              </w:rPr>
+              <w:t>802.1w</w:t>
+            </w:r>
+            <w:r>
+              <w:rPr>
+                <w:rFonts w:ascii="Tahoma" w:hAnsi="Tahoma" w:cs="Tahoma" w:eastAsia="Tahoma"/>
+                <w:b w:val="0"/>
+                <w:sz w:val="16"/>
+              </w:rPr>
+              <w:t xml:space="preserve"> = RSTP (เร็วขึ้น) · </w:t>
+            </w:r>
+            <w:r>
+              <w:rPr>
+                <w:rFonts w:ascii="Tahoma" w:hAnsi="Tahoma" w:cs="Tahoma" w:eastAsia="Tahoma"/>
+                <w:b/>
+                <w:color w:val="C00000"/>
+                <w:sz w:val="16"/>
+              </w:rPr>
+              <w:t>802.1X</w:t>
+            </w:r>
+            <w:r>
+              <w:rPr>
+                <w:rFonts w:ascii="Tahoma" w:hAnsi="Tahoma" w:cs="Tahoma" w:eastAsia="Tahoma"/>
+                <w:b w:val="0"/>
+                <w:sz w:val="16"/>
+              </w:rPr>
+              <w:t xml:space="preserve"> = port-based authentication (NAC)</w:t>
+            </w:r>
+          </w:p>
+        </w:tc>
+      </w:tr>
+      <w:tr>
+        <w:tc>
+          <w:tcPr>
+            <w:tcW w:type="dxa" w:w="3477"/>
+            <w:shd w:val="clear" w:color="auto" w:fill="F2F6FC"/>
+          </w:tcPr>
+          <w:p>
+            <w:pPr>
+              <w:spacing w:before="20" w:after="20"/>
+            </w:pPr>
+            <w:r/>
+            <w:r>
+              <w:rPr>
+                <w:rFonts w:ascii="Tahoma" w:hAnsi="Tahoma" w:cs="Tahoma" w:eastAsia="Tahoma"/>
+                <w:b/>
+                <w:color w:val="C00000"/>
+                <w:sz w:val="16"/>
+              </w:rPr>
+              <w:t>802.2</w:t>
+            </w:r>
+          </w:p>
+        </w:tc>
+        <w:tc>
+          <w:tcPr>
+            <w:tcW w:type="dxa" w:w="3477"/>
+            <w:shd w:val="clear" w:color="auto" w:fill="F2F6FC"/>
+          </w:tcPr>
+          <w:p>
+            <w:pPr>
+              <w:spacing w:before="20" w:after="20"/>
+            </w:pPr>
+            <w:r/>
+            <w:r>
+              <w:rPr>
+                <w:rFonts w:ascii="Tahoma" w:hAnsi="Tahoma" w:cs="Tahoma" w:eastAsia="Tahoma"/>
+                <w:b w:val="0"/>
+                <w:sz w:val="16"/>
+              </w:rPr>
+              <w:t>LLC</w:t>
+            </w:r>
+          </w:p>
+        </w:tc>
+        <w:tc>
+          <w:tcPr>
+            <w:tcW w:type="dxa" w:w="3477"/>
+            <w:shd w:val="clear" w:color="auto" w:fill="F2F6FC"/>
+          </w:tcPr>
+          <w:p>
+            <w:pPr>
+              <w:spacing w:before="20" w:after="20"/>
+            </w:pPr>
+            <w:r/>
+            <w:r>
+              <w:rPr>
+                <w:rFonts w:ascii="Tahoma" w:hAnsi="Tahoma" w:cs="Tahoma" w:eastAsia="Tahoma"/>
+                <w:b w:val="0"/>
+                <w:sz w:val="16"/>
+              </w:rPr>
+              <w:t>Logical Link Control (ชั้นย่อยบนของ Data Link)</w:t>
+            </w:r>
+          </w:p>
+        </w:tc>
+      </w:tr>
+      <w:tr>
+        <w:tc>
+          <w:tcPr>
+            <w:tcW w:type="dxa" w:w="3477"/>
+          </w:tcPr>
+          <w:p>
+            <w:pPr>
+              <w:spacing w:before="20" w:after="20"/>
+            </w:pPr>
+            <w:r/>
+            <w:r>
+              <w:rPr>
+                <w:rFonts w:ascii="Tahoma" w:hAnsi="Tahoma" w:cs="Tahoma" w:eastAsia="Tahoma"/>
+                <w:b/>
+                <w:color w:val="C00000"/>
+                <w:sz w:val="16"/>
+              </w:rPr>
+              <w:t>802.3</w:t>
+            </w:r>
+          </w:p>
+        </w:tc>
+        <w:tc>
+          <w:tcPr>
+            <w:tcW w:type="dxa" w:w="3477"/>
+          </w:tcPr>
+          <w:p>
+            <w:pPr>
+              <w:spacing w:before="20" w:after="20"/>
+            </w:pPr>
+            <w:r/>
+            <w:r>
+              <w:rPr>
+                <w:rFonts w:ascii="Tahoma" w:hAnsi="Tahoma" w:cs="Tahoma" w:eastAsia="Tahoma"/>
+                <w:b/>
+                <w:color w:val="C00000"/>
+                <w:sz w:val="16"/>
+              </w:rPr>
+              <w:t>Ethernet (มีสาย)</w:t>
+            </w:r>
+          </w:p>
+        </w:tc>
+        <w:tc>
+          <w:tcPr>
+            <w:tcW w:type="dxa" w:w="3477"/>
+          </w:tcPr>
+          <w:p>
+            <w:pPr>
+              <w:spacing w:before="20" w:after="20"/>
+            </w:pPr>
+            <w:r/>
+            <w:r>
+              <w:rPr>
+                <w:rFonts w:ascii="Tahoma" w:hAnsi="Tahoma" w:cs="Tahoma" w:eastAsia="Tahoma"/>
+                <w:b w:val="0"/>
+                <w:sz w:val="16"/>
+              </w:rPr>
+              <w:t xml:space="preserve">802.3u = Fast Ethernet 100 Mbps · 802.3ab = Gigabit (copper) · 802.3ae = 10 GbE · </w:t>
+            </w:r>
+            <w:r>
+              <w:rPr>
+                <w:rFonts w:ascii="Tahoma" w:hAnsi="Tahoma" w:cs="Tahoma" w:eastAsia="Tahoma"/>
+                <w:b/>
+                <w:color w:val="C00000"/>
+                <w:sz w:val="16"/>
+              </w:rPr>
+              <w:t>802.3af/at = PoE / PoE+</w:t>
+            </w:r>
+            <w:r>
+              <w:rPr>
+                <w:rFonts w:ascii="Tahoma" w:hAnsi="Tahoma" w:cs="Tahoma" w:eastAsia="Tahoma"/>
+                <w:b w:val="0"/>
+                <w:sz w:val="16"/>
+              </w:rPr>
+              <w:t xml:space="preserve"> (จ่ายไฟผ่านสาย LAN)</w:t>
+            </w:r>
+          </w:p>
+        </w:tc>
+      </w:tr>
+      <w:tr>
+        <w:tc>
+          <w:tcPr>
+            <w:tcW w:type="dxa" w:w="3477"/>
+            <w:shd w:val="clear" w:color="auto" w:fill="F2F6FC"/>
+          </w:tcPr>
+          <w:p>
+            <w:pPr>
+              <w:spacing w:before="20" w:after="20"/>
+            </w:pPr>
+            <w:r/>
+            <w:r>
+              <w:rPr>
+                <w:rFonts w:ascii="Tahoma" w:hAnsi="Tahoma" w:cs="Tahoma" w:eastAsia="Tahoma"/>
+                <w:b/>
+                <w:color w:val="C00000"/>
+                <w:sz w:val="16"/>
+              </w:rPr>
+              <w:t>802.5</w:t>
+            </w:r>
+          </w:p>
+        </w:tc>
+        <w:tc>
+          <w:tcPr>
+            <w:tcW w:type="dxa" w:w="3477"/>
+            <w:shd w:val="clear" w:color="auto" w:fill="F2F6FC"/>
+          </w:tcPr>
+          <w:p>
+            <w:pPr>
+              <w:spacing w:before="20" w:after="20"/>
+            </w:pPr>
+            <w:r/>
+            <w:r>
+              <w:rPr>
+                <w:rFonts w:ascii="Tahoma" w:hAnsi="Tahoma" w:cs="Tahoma" w:eastAsia="Tahoma"/>
+                <w:b w:val="0"/>
+                <w:sz w:val="16"/>
+              </w:rPr>
+              <w:t>Token Ring</w:t>
+            </w:r>
+          </w:p>
+        </w:tc>
+        <w:tc>
+          <w:tcPr>
+            <w:tcW w:type="dxa" w:w="3477"/>
+            <w:shd w:val="clear" w:color="auto" w:fill="F2F6FC"/>
+          </w:tcPr>
+          <w:p>
+            <w:pPr>
+              <w:spacing w:before="20" w:after="20"/>
+            </w:pPr>
+            <w:r/>
+            <w:r>
+              <w:rPr>
+                <w:rFonts w:ascii="Tahoma" w:hAnsi="Tahoma" w:cs="Tahoma" w:eastAsia="Tahoma"/>
+                <w:b w:val="0"/>
+                <w:sz w:val="16"/>
+              </w:rPr>
+              <w:t>(เก่า/เลิกใช้แล้ว)</w:t>
+            </w:r>
+          </w:p>
+        </w:tc>
+      </w:tr>
+      <w:tr>
+        <w:tc>
+          <w:tcPr>
+            <w:tcW w:type="dxa" w:w="3477"/>
+          </w:tcPr>
+          <w:p>
+            <w:pPr>
+              <w:spacing w:before="20" w:after="20"/>
+            </w:pPr>
+            <w:r/>
+            <w:r>
+              <w:rPr>
+                <w:rFonts w:ascii="Tahoma" w:hAnsi="Tahoma" w:cs="Tahoma" w:eastAsia="Tahoma"/>
+                <w:b/>
+                <w:color w:val="C00000"/>
+                <w:sz w:val="16"/>
+              </w:rPr>
+              <w:t>802.11</w:t>
+            </w:r>
+          </w:p>
+        </w:tc>
+        <w:tc>
+          <w:tcPr>
+            <w:tcW w:type="dxa" w:w="3477"/>
+          </w:tcPr>
+          <w:p>
+            <w:pPr>
+              <w:spacing w:before="20" w:after="20"/>
+            </w:pPr>
+            <w:r/>
+            <w:r>
+              <w:rPr>
+                <w:rFonts w:ascii="Tahoma" w:hAnsi="Tahoma" w:cs="Tahoma" w:eastAsia="Tahoma"/>
+                <w:b/>
+                <w:color w:val="C00000"/>
+                <w:sz w:val="16"/>
+              </w:rPr>
+              <w:t>Wi-Fi (ไร้สาย)</w:t>
+            </w:r>
+          </w:p>
+        </w:tc>
+        <w:tc>
+          <w:tcPr>
+            <w:tcW w:type="dxa" w:w="3477"/>
+          </w:tcPr>
+          <w:p>
+            <w:pPr>
+              <w:spacing w:before="20" w:after="20"/>
+            </w:pPr>
+            <w:r/>
+            <w:r>
+              <w:rPr>
+                <w:rFonts w:ascii="Tahoma" w:hAnsi="Tahoma" w:cs="Tahoma" w:eastAsia="Tahoma"/>
+                <w:b w:val="0"/>
+                <w:sz w:val="16"/>
+              </w:rPr>
+              <w:t xml:space="preserve">b/g (2.4G) · a (5G) · n=Wi-Fi 4 · ac=Wi-Fi 5 · ax=Wi-Fi 6 · </w:t>
+            </w:r>
+            <w:r>
+              <w:rPr>
+                <w:rFonts w:ascii="Tahoma" w:hAnsi="Tahoma" w:cs="Tahoma" w:eastAsia="Tahoma"/>
+                <w:b/>
+                <w:color w:val="C00000"/>
+                <w:sz w:val="16"/>
+              </w:rPr>
+              <w:t>802.11i</w:t>
+            </w:r>
+            <w:r>
+              <w:rPr>
+                <w:rFonts w:ascii="Tahoma" w:hAnsi="Tahoma" w:cs="Tahoma" w:eastAsia="Tahoma"/>
+                <w:b w:val="0"/>
+                <w:sz w:val="16"/>
+              </w:rPr>
+              <w:t xml:space="preserve"> = WPA2 security</w:t>
+            </w:r>
+          </w:p>
+        </w:tc>
+      </w:tr>
+      <w:tr>
+        <w:tc>
+          <w:tcPr>
+            <w:tcW w:type="dxa" w:w="3477"/>
+            <w:shd w:val="clear" w:color="auto" w:fill="F2F6FC"/>
+          </w:tcPr>
+          <w:p>
+            <w:pPr>
+              <w:spacing w:before="20" w:after="20"/>
+            </w:pPr>
+            <w:r/>
+            <w:r>
+              <w:rPr>
+                <w:rFonts w:ascii="Tahoma" w:hAnsi="Tahoma" w:cs="Tahoma" w:eastAsia="Tahoma"/>
+                <w:b/>
+                <w:color w:val="C00000"/>
+                <w:sz w:val="16"/>
+              </w:rPr>
+              <w:t>802.15</w:t>
+            </w:r>
+          </w:p>
+        </w:tc>
+        <w:tc>
+          <w:tcPr>
+            <w:tcW w:type="dxa" w:w="3477"/>
+            <w:shd w:val="clear" w:color="auto" w:fill="F2F6FC"/>
+          </w:tcPr>
+          <w:p>
+            <w:pPr>
+              <w:spacing w:before="20" w:after="20"/>
+            </w:pPr>
+            <w:r/>
+            <w:r>
+              <w:rPr>
+                <w:rFonts w:ascii="Tahoma" w:hAnsi="Tahoma" w:cs="Tahoma" w:eastAsia="Tahoma"/>
+                <w:b w:val="0"/>
+                <w:sz w:val="16"/>
+              </w:rPr>
+              <w:t>WPAN (ระยะสั้น)</w:t>
+            </w:r>
+          </w:p>
+        </w:tc>
+        <w:tc>
+          <w:tcPr>
+            <w:tcW w:type="dxa" w:w="3477"/>
+            <w:shd w:val="clear" w:color="auto" w:fill="F2F6FC"/>
+          </w:tcPr>
+          <w:p>
+            <w:pPr>
+              <w:spacing w:before="20" w:after="20"/>
+            </w:pPr>
+            <w:r/>
+            <w:r>
+              <w:rPr>
+                <w:rFonts w:ascii="Tahoma" w:hAnsi="Tahoma" w:cs="Tahoma" w:eastAsia="Tahoma"/>
+                <w:b/>
+                <w:color w:val="C00000"/>
+                <w:sz w:val="16"/>
+              </w:rPr>
+              <w:t>802.15.1 = Bluetooth</w:t>
+            </w:r>
+            <w:r>
+              <w:rPr>
+                <w:rFonts w:ascii="Tahoma" w:hAnsi="Tahoma" w:cs="Tahoma" w:eastAsia="Tahoma"/>
+                <w:b w:val="0"/>
+                <w:sz w:val="16"/>
+              </w:rPr>
+              <w:t xml:space="preserve"> · </w:t>
+            </w:r>
+            <w:r>
+              <w:rPr>
+                <w:rFonts w:ascii="Tahoma" w:hAnsi="Tahoma" w:cs="Tahoma" w:eastAsia="Tahoma"/>
+                <w:b/>
+                <w:color w:val="C00000"/>
+                <w:sz w:val="16"/>
+              </w:rPr>
+              <w:t>802.15.4 = Zigbee</w:t>
+            </w:r>
+          </w:p>
+        </w:tc>
+      </w:tr>
+      <w:tr>
+        <w:tc>
+          <w:tcPr>
+            <w:tcW w:type="dxa" w:w="3477"/>
+          </w:tcPr>
+          <w:p>
+            <w:pPr>
+              <w:spacing w:before="20" w:after="20"/>
+            </w:pPr>
+            <w:r/>
+            <w:r>
+              <w:rPr>
+                <w:rFonts w:ascii="Tahoma" w:hAnsi="Tahoma" w:cs="Tahoma" w:eastAsia="Tahoma"/>
+                <w:b/>
+                <w:color w:val="C00000"/>
+                <w:sz w:val="16"/>
+              </w:rPr>
+              <w:t>802.16</w:t>
+            </w:r>
+          </w:p>
+        </w:tc>
+        <w:tc>
+          <w:tcPr>
+            <w:tcW w:type="dxa" w:w="3477"/>
+          </w:tcPr>
+          <w:p>
+            <w:pPr>
+              <w:spacing w:before="20" w:after="20"/>
+            </w:pPr>
+            <w:r/>
+            <w:r>
+              <w:rPr>
+                <w:rFonts w:ascii="Tahoma" w:hAnsi="Tahoma" w:cs="Tahoma" w:eastAsia="Tahoma"/>
+                <w:b w:val="0"/>
+                <w:sz w:val="16"/>
+              </w:rPr>
+              <w:t>WiMAX</w:t>
+            </w:r>
+          </w:p>
+        </w:tc>
+        <w:tc>
+          <w:tcPr>
+            <w:tcW w:type="dxa" w:w="3477"/>
+          </w:tcPr>
+          <w:p>
+            <w:pPr>
+              <w:spacing w:before="20" w:after="20"/>
+            </w:pPr>
+            <w:r/>
+            <w:r>
+              <w:rPr>
+                <w:rFonts w:ascii="Tahoma" w:hAnsi="Tahoma" w:cs="Tahoma" w:eastAsia="Tahoma"/>
+                <w:b w:val="0"/>
+                <w:sz w:val="16"/>
+              </w:rPr>
+              <w:t>บรอดแบนด์ไร้สายระยะไกล</w:t>
+            </w:r>
+          </w:p>
+        </w:tc>
+      </w:tr>
+    </w:tbl>
+    <w:p>
+      <w:pPr>
+        <w:spacing w:after="40"/>
+      </w:pPr>
+    </w:p>
+    <w:p>
+      <w:pPr>
+        <w:spacing w:before="0" w:after="0"/>
+        <w:ind w:left="283"/>
+      </w:pPr>
+      <w:r>
+        <w:rPr>
+          <w:rFonts w:ascii="Tahoma" w:hAnsi="Tahoma" w:cs="Tahoma" w:eastAsia="Tahoma"/>
+          <w:b w:val="0"/>
+          <w:color w:val="888888"/>
+          <w:sz w:val="18"/>
+        </w:rPr>
+        <w:t xml:space="preserve">▪ </w:t>
+      </w:r>
+      <w:r>
+        <w:rPr>
+          <w:rFonts w:ascii="Tahoma" w:hAnsi="Tahoma" w:cs="Tahoma" w:eastAsia="Tahoma"/>
+          <w:b w:val="0"/>
+          <w:sz w:val="18"/>
+        </w:rPr>
+        <w:t xml:space="preserve">🔑 จำแกน: </w:t>
+      </w:r>
+      <w:r>
+        <w:rPr>
+          <w:rFonts w:ascii="Tahoma" w:hAnsi="Tahoma" w:cs="Tahoma" w:eastAsia="Tahoma"/>
+          <w:b/>
+          <w:color w:val="C00000"/>
+          <w:sz w:val="18"/>
+        </w:rPr>
+        <w:t>802.3 = สาย (Ethernet)</w:t>
+      </w:r>
+      <w:r>
+        <w:rPr>
+          <w:rFonts w:ascii="Tahoma" w:hAnsi="Tahoma" w:cs="Tahoma" w:eastAsia="Tahoma"/>
+          <w:b w:val="0"/>
+          <w:sz w:val="18"/>
+        </w:rPr>
+        <w:t xml:space="preserve"> · </w:t>
+      </w:r>
+      <w:r>
+        <w:rPr>
+          <w:rFonts w:ascii="Tahoma" w:hAnsi="Tahoma" w:cs="Tahoma" w:eastAsia="Tahoma"/>
+          <w:b/>
+          <w:color w:val="C00000"/>
+          <w:sz w:val="18"/>
+        </w:rPr>
+        <w:t>802.11 = ไร้สาย (Wi-Fi)</w:t>
+      </w:r>
+      <w:r>
+        <w:rPr>
+          <w:rFonts w:ascii="Tahoma" w:hAnsi="Tahoma" w:cs="Tahoma" w:eastAsia="Tahoma"/>
+          <w:b w:val="0"/>
+          <w:sz w:val="18"/>
+        </w:rPr>
+        <w:t xml:space="preserve"> · </w:t>
+      </w:r>
+      <w:r>
+        <w:rPr>
+          <w:rFonts w:ascii="Tahoma" w:hAnsi="Tahoma" w:cs="Tahoma" w:eastAsia="Tahoma"/>
+          <w:b/>
+          <w:color w:val="C00000"/>
+          <w:sz w:val="18"/>
+        </w:rPr>
+        <w:t>802.1Q = VLAN</w:t>
+      </w:r>
+      <w:r>
+        <w:rPr>
+          <w:rFonts w:ascii="Tahoma" w:hAnsi="Tahoma" w:cs="Tahoma" w:eastAsia="Tahoma"/>
+          <w:b w:val="0"/>
+          <w:sz w:val="18"/>
+        </w:rPr>
+        <w:t xml:space="preserve"> · </w:t>
+      </w:r>
+      <w:r>
+        <w:rPr>
+          <w:rFonts w:ascii="Tahoma" w:hAnsi="Tahoma" w:cs="Tahoma" w:eastAsia="Tahoma"/>
+          <w:b/>
+          <w:color w:val="C00000"/>
+          <w:sz w:val="18"/>
+        </w:rPr>
+        <w:t>802.1X = auth</w:t>
+      </w:r>
+      <w:r>
+        <w:rPr>
+          <w:rFonts w:ascii="Tahoma" w:hAnsi="Tahoma" w:cs="Tahoma" w:eastAsia="Tahoma"/>
+          <w:b w:val="0"/>
+          <w:sz w:val="18"/>
+        </w:rPr>
+        <w:t xml:space="preserve"> · </w:t>
+      </w:r>
+      <w:r>
+        <w:rPr>
+          <w:rFonts w:ascii="Tahoma" w:hAnsi="Tahoma" w:cs="Tahoma" w:eastAsia="Tahoma"/>
+          <w:b/>
+          <w:color w:val="C00000"/>
+          <w:sz w:val="18"/>
+        </w:rPr>
+        <w:t>802.15.1 = Bluetooth</w:t>
       </w:r>
     </w:p>
     <w:p>
@@ -26556,6 +31516,279 @@
           <w:sz w:val="18"/>
         </w:rPr>
         <w:t xml:space="preserve"> "แซงที่ 2 = ได้ที่ 2" · "ตี n ครั้ง มี n−1 ช่วง"</w:t>
+      </w:r>
+    </w:p>
+    <w:p>
+      <w:pPr>
+        <w:spacing w:before="100" w:after="40"/>
+      </w:pPr>
+      <w:r>
+        <w:rPr>
+          <w:rFonts w:ascii="Tahoma" w:hAnsi="Tahoma" w:cs="Tahoma" w:eastAsia="Tahoma"/>
+          <w:b/>
+          <w:color w:val="1F4E79"/>
+          <w:sz w:val="22"/>
+        </w:rPr>
+        <w:t>8.4 ประเภทโจทย์เชาว์ที่พบบ่อย (จำวิธี)</w:t>
+      </w:r>
+    </w:p>
+    <w:p>
+      <w:pPr>
+        <w:spacing w:before="0" w:after="0"/>
+        <w:ind w:left="283"/>
+      </w:pPr>
+      <w:r>
+        <w:rPr>
+          <w:rFonts w:ascii="Tahoma" w:hAnsi="Tahoma" w:cs="Tahoma" w:eastAsia="Tahoma"/>
+          <w:b w:val="0"/>
+          <w:color w:val="888888"/>
+          <w:sz w:val="18"/>
+        </w:rPr>
+        <w:t xml:space="preserve">▪ </w:t>
+      </w:r>
+      <w:r>
+        <w:rPr>
+          <w:rFonts w:ascii="Tahoma" w:hAnsi="Tahoma" w:cs="Tahoma" w:eastAsia="Tahoma"/>
+          <w:b/>
+          <w:color w:val="C00000"/>
+          <w:sz w:val="18"/>
+        </w:rPr>
+        <w:t>มุมเข็มนาฬิกา:</w:t>
+      </w:r>
+      <w:r>
+        <w:rPr>
+          <w:rFonts w:ascii="Tahoma" w:hAnsi="Tahoma" w:cs="Tahoma" w:eastAsia="Tahoma"/>
+          <w:b w:val="0"/>
+          <w:sz w:val="18"/>
+        </w:rPr>
+        <w:t xml:space="preserve"> </w:t>
+      </w:r>
+      <w:r>
+        <w:rPr>
+          <w:rFonts w:ascii="Consolas" w:hAnsi="Consolas" w:cs="Consolas" w:eastAsia="Consolas"/>
+          <w:b w:val="0"/>
+          <w:color w:val="A31515"/>
+          <w:sz w:val="18"/>
+          <w:shd w:val="clear" w:color="auto" w:fill="EFEFEF"/>
+        </w:rPr>
+        <w:t>|30·H − 5.5·M|</w:t>
+      </w:r>
+      <w:r>
+        <w:rPr>
+          <w:rFonts w:ascii="Tahoma" w:hAnsi="Tahoma" w:cs="Tahoma" w:eastAsia="Tahoma"/>
+          <w:b w:val="0"/>
+          <w:sz w:val="18"/>
+        </w:rPr>
+        <w:t xml:space="preserve"> องศา (ถ้า &gt;180 ใช้ 360 − ค่านั้น) · เช่น 3:00 = 90°</w:t>
+      </w:r>
+    </w:p>
+    <w:p>
+      <w:pPr>
+        <w:spacing w:before="0" w:after="0"/>
+        <w:ind w:left="283"/>
+      </w:pPr>
+      <w:r>
+        <w:rPr>
+          <w:rFonts w:ascii="Tahoma" w:hAnsi="Tahoma" w:cs="Tahoma" w:eastAsia="Tahoma"/>
+          <w:b w:val="0"/>
+          <w:color w:val="888888"/>
+          <w:sz w:val="18"/>
+        </w:rPr>
+        <w:t xml:space="preserve">▪ </w:t>
+      </w:r>
+      <w:r>
+        <w:rPr>
+          <w:rFonts w:ascii="Tahoma" w:hAnsi="Tahoma" w:cs="Tahoma" w:eastAsia="Tahoma"/>
+          <w:b/>
+          <w:color w:val="C00000"/>
+          <w:sz w:val="18"/>
+        </w:rPr>
+        <w:t>Coding-Decoding:</w:t>
+      </w:r>
+      <w:r>
+        <w:rPr>
+          <w:rFonts w:ascii="Tahoma" w:hAnsi="Tahoma" w:cs="Tahoma" w:eastAsia="Tahoma"/>
+          <w:b w:val="0"/>
+          <w:sz w:val="18"/>
+        </w:rPr>
+        <w:t xml:space="preserve"> แทนตัวอักษรด้วยเลข (A=1…Z=26) หรือเลื่อนตำแหน่ง เช่น +1: CAT→DBU</w:t>
+      </w:r>
+    </w:p>
+    <w:p>
+      <w:pPr>
+        <w:spacing w:before="0" w:after="0"/>
+        <w:ind w:left="283"/>
+      </w:pPr>
+      <w:r>
+        <w:rPr>
+          <w:rFonts w:ascii="Tahoma" w:hAnsi="Tahoma" w:cs="Tahoma" w:eastAsia="Tahoma"/>
+          <w:b w:val="0"/>
+          <w:color w:val="888888"/>
+          <w:sz w:val="18"/>
+        </w:rPr>
+        <w:t xml:space="preserve">▪ </w:t>
+      </w:r>
+      <w:r>
+        <w:rPr>
+          <w:rFonts w:ascii="Tahoma" w:hAnsi="Tahoma" w:cs="Tahoma" w:eastAsia="Tahoma"/>
+          <w:b/>
+          <w:color w:val="C00000"/>
+          <w:sz w:val="18"/>
+        </w:rPr>
+        <w:t>Direction Sense (ทิศทาง):</w:t>
+      </w:r>
+      <w:r>
+        <w:rPr>
+          <w:rFonts w:ascii="Tahoma" w:hAnsi="Tahoma" w:cs="Tahoma" w:eastAsia="Tahoma"/>
+          <w:b w:val="0"/>
+          <w:sz w:val="18"/>
+        </w:rPr>
+        <w:t xml:space="preserve"> วาดเส้นทาง แล้วใช้พีทาโกรัสหาระยะตรงจากจุดเริ่ม</w:t>
+      </w:r>
+    </w:p>
+    <w:p>
+      <w:pPr>
+        <w:spacing w:before="0" w:after="0"/>
+        <w:ind w:left="283"/>
+      </w:pPr>
+      <w:r>
+        <w:rPr>
+          <w:rFonts w:ascii="Tahoma" w:hAnsi="Tahoma" w:cs="Tahoma" w:eastAsia="Tahoma"/>
+          <w:b w:val="0"/>
+          <w:color w:val="888888"/>
+          <w:sz w:val="18"/>
+        </w:rPr>
+        <w:t xml:space="preserve">▪ </w:t>
+      </w:r>
+      <w:r>
+        <w:rPr>
+          <w:rFonts w:ascii="Tahoma" w:hAnsi="Tahoma" w:cs="Tahoma" w:eastAsia="Tahoma"/>
+          <w:b/>
+          <w:color w:val="C00000"/>
+          <w:sz w:val="18"/>
+        </w:rPr>
+        <w:t>Blood Relations (เครือญาติ):</w:t>
+      </w:r>
+      <w:r>
+        <w:rPr>
+          <w:rFonts w:ascii="Tahoma" w:hAnsi="Tahoma" w:cs="Tahoma" w:eastAsia="Tahoma"/>
+          <w:b w:val="0"/>
+          <w:sz w:val="18"/>
+        </w:rPr>
+        <w:t xml:space="preserve"> วาดผังครอบครัว · "ลูกชายของพ่อฉัน" = พี่/น้องชาย</w:t>
+      </w:r>
+    </w:p>
+    <w:p>
+      <w:pPr>
+        <w:spacing w:before="0" w:after="0"/>
+        <w:ind w:left="283"/>
+      </w:pPr>
+      <w:r>
+        <w:rPr>
+          <w:rFonts w:ascii="Tahoma" w:hAnsi="Tahoma" w:cs="Tahoma" w:eastAsia="Tahoma"/>
+          <w:b w:val="0"/>
+          <w:color w:val="888888"/>
+          <w:sz w:val="18"/>
+        </w:rPr>
+        <w:t xml:space="preserve">▪ </w:t>
+      </w:r>
+      <w:r>
+        <w:rPr>
+          <w:rFonts w:ascii="Tahoma" w:hAnsi="Tahoma" w:cs="Tahoma" w:eastAsia="Tahoma"/>
+          <w:b/>
+          <w:color w:val="C00000"/>
+          <w:sz w:val="18"/>
+        </w:rPr>
+        <w:t>Calendar (ปฏิทิน):</w:t>
+      </w:r>
+      <w:r>
+        <w:rPr>
+          <w:rFonts w:ascii="Tahoma" w:hAnsi="Tahoma" w:cs="Tahoma" w:eastAsia="Tahoma"/>
+          <w:b w:val="0"/>
+          <w:sz w:val="18"/>
+        </w:rPr>
+        <w:t xml:space="preserve"> 1 ปีปกติ = 52 สัปดาห์ + 1 วัน (odd day) · ปีอธิกสุรทิน +2 วัน</w:t>
+      </w:r>
+    </w:p>
+    <w:p>
+      <w:pPr>
+        <w:spacing w:before="0" w:after="0"/>
+        <w:ind w:left="283"/>
+      </w:pPr>
+      <w:r>
+        <w:rPr>
+          <w:rFonts w:ascii="Tahoma" w:hAnsi="Tahoma" w:cs="Tahoma" w:eastAsia="Tahoma"/>
+          <w:b w:val="0"/>
+          <w:color w:val="888888"/>
+          <w:sz w:val="18"/>
+        </w:rPr>
+        <w:t xml:space="preserve">▪ </w:t>
+      </w:r>
+      <w:r>
+        <w:rPr>
+          <w:rFonts w:ascii="Tahoma" w:hAnsi="Tahoma" w:cs="Tahoma" w:eastAsia="Tahoma"/>
+          <w:b/>
+          <w:color w:val="C00000"/>
+          <w:sz w:val="18"/>
+        </w:rPr>
+        <w:t>Venn Diagram:</w:t>
+      </w:r>
+      <w:r>
+        <w:rPr>
+          <w:rFonts w:ascii="Tahoma" w:hAnsi="Tahoma" w:cs="Tahoma" w:eastAsia="Tahoma"/>
+          <w:b w:val="0"/>
+          <w:sz w:val="18"/>
+        </w:rPr>
+        <w:t xml:space="preserve"> ใช้ inclusion-exclusion นับจำนวนแต่ละส่วน (เรียนกี่วิชา/ชอบกี่อย่าง)</w:t>
+      </w:r>
+    </w:p>
+    <w:p>
+      <w:pPr>
+        <w:spacing w:before="0" w:after="0"/>
+        <w:ind w:left="283"/>
+      </w:pPr>
+      <w:r>
+        <w:rPr>
+          <w:rFonts w:ascii="Tahoma" w:hAnsi="Tahoma" w:cs="Tahoma" w:eastAsia="Tahoma"/>
+          <w:b w:val="0"/>
+          <w:color w:val="888888"/>
+          <w:sz w:val="18"/>
+        </w:rPr>
+        <w:t xml:space="preserve">▪ </w:t>
+      </w:r>
+      <w:r>
+        <w:rPr>
+          <w:rFonts w:ascii="Tahoma" w:hAnsi="Tahoma" w:cs="Tahoma" w:eastAsia="Tahoma"/>
+          <w:b/>
+          <w:color w:val="C00000"/>
+          <w:sz w:val="18"/>
+        </w:rPr>
+        <w:t>Analogy (อุปมา):</w:t>
+      </w:r>
+      <w:r>
+        <w:rPr>
+          <w:rFonts w:ascii="Tahoma" w:hAnsi="Tahoma" w:cs="Tahoma" w:eastAsia="Tahoma"/>
+          <w:b w:val="0"/>
+          <w:sz w:val="18"/>
+        </w:rPr>
+        <w:t xml:space="preserve"> หาความสัมพันธ์ A:B แล้วเทียบ C:? · </w:t>
+      </w:r>
+      <w:r>
+        <w:rPr>
+          <w:rFonts w:ascii="Tahoma" w:hAnsi="Tahoma" w:cs="Tahoma" w:eastAsia="Tahoma"/>
+          <w:b/>
+          <w:color w:val="C00000"/>
+          <w:sz w:val="18"/>
+        </w:rPr>
+        <w:t>Odd one out:</w:t>
+      </w:r>
+      <w:r>
+        <w:rPr>
+          <w:rFonts w:ascii="Tahoma" w:hAnsi="Tahoma" w:cs="Tahoma" w:eastAsia="Tahoma"/>
+          <w:b w:val="0"/>
+          <w:sz w:val="18"/>
+        </w:rPr>
+        <w:t xml:space="preserve"> หาตัวที่ต่างกลุ่ม</w:t>
       </w:r>
     </w:p>
     <w:p>
